--- a/phieu_hoc_tap/Phiếu học tập CSS - BTTH02 - K66.docx
+++ b/phieu_hoc_tap/Phiếu học tập CSS - BTTH02 - K66.docx
@@ -302,6 +302,7 @@
           <w:rFonts w:hint="default" w:ascii="Calibri" w:hAnsi="Calibri" w:cs="Calibri"/>
           <w:sz w:val="24"/>
           <w:szCs w:val="24"/>
+          <w:lang w:val="en-US"/>
         </w:rPr>
       </w:pPr>
       <w:r>
@@ -313,6 +314,17 @@
           <w:szCs w:val="24"/>
         </w:rPr>
         <w:t>Tài liệu đã xem (Link):</w:t>
+      </w:r>
+      <w:r>
+        <w:rPr>
+          <w:rFonts w:hint="default" w:ascii="Calibri" w:hAnsi="Calibri" w:eastAsia="inter" w:cs="Calibri"/>
+          <w:b/>
+          <w:color w:val="000000"/>
+          <w:sz w:val="24"/>
+          <w:szCs w:val="24"/>
+          <w:lang w:val="en-US"/>
+        </w:rPr>
+        <w:t xml:space="preserve"> https://vietcodedi.com/pluginfile.php/4682/mod_resource/content/1/CSS%201.pdf</w:t>
       </w:r>
     </w:p>
     <w:p>
@@ -596,7 +608,7 @@
       </w:pPr>
       <w:r>
         <w:rPr>
-          <w:rStyle w:val="4"/>
+          <w:rStyle w:val="5"/>
           <w:rFonts w:hint="default" w:ascii="Calibri" w:hAnsi="Calibri" w:eastAsia="IBM Plex Mono" w:cs="Calibri"/>
           <w:color w:val="000000"/>
           <w:sz w:val="24"/>
@@ -606,17 +618,17 @@
       </w:r>
       <w:r>
         <w:rPr>
-          <w:rStyle w:val="4"/>
-          <w:rFonts w:hint="default" w:ascii="Calibri" w:hAnsi="Calibri" w:eastAsia="IBM Plex Mono" w:cs="Calibri"/>
-          <w:color w:val="000000"/>
-          <w:sz w:val="24"/>
-          <w:szCs w:val="24"/>
-        </w:rPr>
-        <w:br w:type="textWrapping"/>
-      </w:r>
-      <w:r>
-        <w:rPr>
-          <w:rStyle w:val="4"/>
+          <w:rStyle w:val="5"/>
+          <w:rFonts w:hint="default" w:ascii="Calibri" w:hAnsi="Calibri" w:eastAsia="IBM Plex Mono" w:cs="Calibri"/>
+          <w:color w:val="000000"/>
+          <w:sz w:val="24"/>
+          <w:szCs w:val="24"/>
+        </w:rPr>
+        <w:br w:type="textWrapping"/>
+      </w:r>
+      <w:r>
+        <w:rPr>
+          <w:rStyle w:val="5"/>
           <w:rFonts w:hint="default" w:ascii="Calibri" w:hAnsi="Calibri" w:eastAsia="IBM Plex Mono" w:cs="Calibri"/>
           <w:color w:val="000000"/>
           <w:sz w:val="24"/>
@@ -626,17 +638,17 @@
       </w:r>
       <w:r>
         <w:rPr>
-          <w:rStyle w:val="4"/>
-          <w:rFonts w:hint="default" w:ascii="Calibri" w:hAnsi="Calibri" w:eastAsia="IBM Plex Mono" w:cs="Calibri"/>
-          <w:color w:val="000000"/>
-          <w:sz w:val="24"/>
-          <w:szCs w:val="24"/>
-        </w:rPr>
-        <w:br w:type="textWrapping"/>
-      </w:r>
-      <w:r>
-        <w:rPr>
-          <w:rStyle w:val="4"/>
+          <w:rStyle w:val="5"/>
+          <w:rFonts w:hint="default" w:ascii="Calibri" w:hAnsi="Calibri" w:eastAsia="IBM Plex Mono" w:cs="Calibri"/>
+          <w:color w:val="000000"/>
+          <w:sz w:val="24"/>
+          <w:szCs w:val="24"/>
+        </w:rPr>
+        <w:br w:type="textWrapping"/>
+      </w:r>
+      <w:r>
+        <w:rPr>
+          <w:rStyle w:val="5"/>
           <w:rFonts w:hint="default" w:ascii="Calibri" w:hAnsi="Calibri" w:eastAsia="IBM Plex Mono" w:cs="Calibri"/>
           <w:color w:val="000000"/>
           <w:sz w:val="24"/>
@@ -646,7 +658,7 @@
       </w:r>
       <w:r>
         <w:rPr>
-          <w:rStyle w:val="4"/>
+          <w:rStyle w:val="5"/>
           <w:rFonts w:hint="default" w:ascii="Calibri" w:hAnsi="Calibri" w:eastAsia="IBM Plex Mono" w:cs="Calibri"/>
           <w:color w:val="000000"/>
           <w:sz w:val="24"/>
@@ -868,7 +880,7 @@
     </w:p>
     <w:tbl>
       <w:tblPr>
-        <w:tblStyle w:val="5"/>
+        <w:tblStyle w:val="6"/>
         <w:tblW w:w="0" w:type="auto"/>
         <w:jc w:val="center"/>
         <w:tblCellSpacing w:w="0" w:type="dxa"/>
@@ -1556,7 +1568,7 @@
     </w:p>
     <w:tbl>
       <w:tblPr>
-        <w:tblStyle w:val="5"/>
+        <w:tblStyle w:val="6"/>
         <w:tblW w:w="0" w:type="auto"/>
         <w:jc w:val="center"/>
         <w:tblCellSpacing w:w="0" w:type="dxa"/>
@@ -1796,7 +1808,7 @@
             </w:pPr>
             <w:r>
               <w:rPr>
-                <w:rStyle w:val="4"/>
+                <w:rStyle w:val="5"/>
                 <w:rFonts w:hint="default" w:ascii="Calibri" w:hAnsi="Calibri" w:eastAsia="IBM Plex Mono" w:cs="Calibri"/>
                 <w:color w:val="000000"/>
                 <w:sz w:val="24"/>
@@ -1827,7 +1839,7 @@
             </w:pPr>
             <w:r>
               <w:rPr>
-                <w:rStyle w:val="4"/>
+                <w:rStyle w:val="5"/>
                 <w:rFonts w:hint="default" w:ascii="Calibri" w:hAnsi="Calibri" w:eastAsia="IBM Plex Mono" w:cs="Calibri"/>
                 <w:color w:val="000000"/>
                 <w:sz w:val="24"/>
@@ -1940,7 +1952,7 @@
             </w:pPr>
             <w:r>
               <w:rPr>
-                <w:rStyle w:val="4"/>
+                <w:rStyle w:val="5"/>
                 <w:rFonts w:hint="default" w:ascii="Calibri" w:hAnsi="Calibri" w:eastAsia="IBM Plex Mono" w:cs="Calibri"/>
                 <w:color w:val="000000"/>
                 <w:sz w:val="24"/>
@@ -1971,7 +1983,7 @@
             </w:pPr>
             <w:r>
               <w:rPr>
-                <w:rStyle w:val="4"/>
+                <w:rStyle w:val="5"/>
                 <w:rFonts w:hint="default" w:ascii="Calibri" w:hAnsi="Calibri" w:eastAsia="IBM Plex Mono" w:cs="Calibri"/>
                 <w:color w:val="000000"/>
                 <w:sz w:val="24"/>
@@ -2084,7 +2096,7 @@
             </w:pPr>
             <w:r>
               <w:rPr>
-                <w:rStyle w:val="4"/>
+                <w:rStyle w:val="5"/>
                 <w:rFonts w:hint="default" w:ascii="Calibri" w:hAnsi="Calibri" w:eastAsia="IBM Plex Mono" w:cs="Calibri"/>
                 <w:color w:val="000000"/>
                 <w:sz w:val="24"/>
@@ -2115,7 +2127,7 @@
             </w:pPr>
             <w:r>
               <w:rPr>
-                <w:rStyle w:val="4"/>
+                <w:rStyle w:val="5"/>
                 <w:rFonts w:hint="default" w:ascii="Calibri" w:hAnsi="Calibri" w:eastAsia="IBM Plex Mono" w:cs="Calibri"/>
                 <w:color w:val="000000"/>
                 <w:sz w:val="24"/>
@@ -2228,7 +2240,7 @@
             </w:pPr>
             <w:r>
               <w:rPr>
-                <w:rStyle w:val="4"/>
+                <w:rStyle w:val="5"/>
                 <w:rFonts w:hint="default" w:ascii="Calibri" w:hAnsi="Calibri" w:eastAsia="IBM Plex Mono" w:cs="Calibri"/>
                 <w:color w:val="000000"/>
                 <w:sz w:val="24"/>
@@ -2259,7 +2271,7 @@
             </w:pPr>
             <w:r>
               <w:rPr>
-                <w:rStyle w:val="4"/>
+                <w:rStyle w:val="5"/>
                 <w:rFonts w:hint="default" w:ascii="Calibri" w:hAnsi="Calibri" w:eastAsia="IBM Plex Mono" w:cs="Calibri"/>
                 <w:color w:val="000000"/>
                 <w:sz w:val="24"/>
@@ -2372,7 +2384,7 @@
             </w:pPr>
             <w:r>
               <w:rPr>
-                <w:rStyle w:val="4"/>
+                <w:rStyle w:val="5"/>
                 <w:rFonts w:hint="default" w:ascii="Calibri" w:hAnsi="Calibri" w:eastAsia="IBM Plex Mono" w:cs="Calibri"/>
                 <w:color w:val="000000"/>
                 <w:sz w:val="24"/>
@@ -2403,7 +2415,7 @@
             </w:pPr>
             <w:r>
               <w:rPr>
-                <w:rStyle w:val="4"/>
+                <w:rStyle w:val="5"/>
                 <w:rFonts w:hint="default" w:ascii="Calibri" w:hAnsi="Calibri" w:eastAsia="IBM Plex Mono" w:cs="Calibri"/>
                 <w:color w:val="000000"/>
                 <w:sz w:val="24"/>
@@ -2516,7 +2528,7 @@
             </w:pPr>
             <w:r>
               <w:rPr>
-                <w:rStyle w:val="4"/>
+                <w:rStyle w:val="5"/>
                 <w:rFonts w:hint="default" w:ascii="Calibri" w:hAnsi="Calibri" w:eastAsia="IBM Plex Mono" w:cs="Calibri"/>
                 <w:color w:val="000000"/>
                 <w:sz w:val="24"/>
@@ -2547,7 +2559,7 @@
             </w:pPr>
             <w:r>
               <w:rPr>
-                <w:rStyle w:val="4"/>
+                <w:rStyle w:val="5"/>
                 <w:rFonts w:hint="default" w:ascii="Calibri" w:hAnsi="Calibri" w:eastAsia="IBM Plex Mono" w:cs="Calibri"/>
                 <w:color w:val="000000"/>
                 <w:sz w:val="24"/>
@@ -2660,7 +2672,7 @@
             </w:pPr>
             <w:r>
               <w:rPr>
-                <w:rStyle w:val="4"/>
+                <w:rStyle w:val="5"/>
                 <w:rFonts w:hint="default" w:ascii="Calibri" w:hAnsi="Calibri" w:eastAsia="IBM Plex Mono" w:cs="Calibri"/>
                 <w:color w:val="000000"/>
                 <w:sz w:val="24"/>
@@ -2691,7 +2703,7 @@
             </w:pPr>
             <w:r>
               <w:rPr>
-                <w:rStyle w:val="4"/>
+                <w:rStyle w:val="5"/>
                 <w:rFonts w:hint="default" w:ascii="Calibri" w:hAnsi="Calibri" w:eastAsia="IBM Plex Mono" w:cs="Calibri"/>
                 <w:color w:val="000000"/>
                 <w:sz w:val="24"/>
@@ -2840,7 +2852,7 @@
       </w:r>
       <w:r>
         <w:rPr>
-          <w:rStyle w:val="4"/>
+          <w:rStyle w:val="5"/>
           <w:rFonts w:hint="default" w:ascii="Calibri" w:hAnsi="Calibri" w:eastAsia="IBM Plex Mono" w:cs="Calibri"/>
           <w:color w:val="000000"/>
           <w:sz w:val="24"/>
@@ -2940,7 +2952,7 @@
       </w:pPr>
       <w:r>
         <w:rPr>
-          <w:rStyle w:val="4"/>
+          <w:rStyle w:val="5"/>
           <w:rFonts w:hint="default" w:ascii="Calibri" w:hAnsi="Calibri" w:eastAsia="IBM Plex Mono" w:cs="Calibri"/>
           <w:color w:val="000000"/>
           <w:sz w:val="24"/>
@@ -2950,17 +2962,17 @@
       </w:r>
       <w:r>
         <w:rPr>
-          <w:rStyle w:val="4"/>
-          <w:rFonts w:hint="default" w:ascii="Calibri" w:hAnsi="Calibri" w:eastAsia="IBM Plex Mono" w:cs="Calibri"/>
-          <w:color w:val="000000"/>
-          <w:sz w:val="24"/>
-          <w:szCs w:val="24"/>
-        </w:rPr>
-        <w:br w:type="textWrapping"/>
-      </w:r>
-      <w:r>
-        <w:rPr>
-          <w:rStyle w:val="4"/>
+          <w:rStyle w:val="5"/>
+          <w:rFonts w:hint="default" w:ascii="Calibri" w:hAnsi="Calibri" w:eastAsia="IBM Plex Mono" w:cs="Calibri"/>
+          <w:color w:val="000000"/>
+          <w:sz w:val="24"/>
+          <w:szCs w:val="24"/>
+        </w:rPr>
+        <w:br w:type="textWrapping"/>
+      </w:r>
+      <w:r>
+        <w:rPr>
+          <w:rStyle w:val="5"/>
           <w:rFonts w:hint="default" w:ascii="Calibri" w:hAnsi="Calibri" w:eastAsia="IBM Plex Mono" w:cs="Calibri"/>
           <w:color w:val="000000"/>
           <w:sz w:val="24"/>
@@ -2970,17 +2982,17 @@
       </w:r>
       <w:r>
         <w:rPr>
-          <w:rStyle w:val="4"/>
-          <w:rFonts w:hint="default" w:ascii="Calibri" w:hAnsi="Calibri" w:eastAsia="IBM Plex Mono" w:cs="Calibri"/>
-          <w:color w:val="000000"/>
-          <w:sz w:val="24"/>
-          <w:szCs w:val="24"/>
-        </w:rPr>
-        <w:br w:type="textWrapping"/>
-      </w:r>
-      <w:r>
-        <w:rPr>
-          <w:rStyle w:val="4"/>
+          <w:rStyle w:val="5"/>
+          <w:rFonts w:hint="default" w:ascii="Calibri" w:hAnsi="Calibri" w:eastAsia="IBM Plex Mono" w:cs="Calibri"/>
+          <w:color w:val="000000"/>
+          <w:sz w:val="24"/>
+          <w:szCs w:val="24"/>
+        </w:rPr>
+        <w:br w:type="textWrapping"/>
+      </w:r>
+      <w:r>
+        <w:rPr>
+          <w:rStyle w:val="5"/>
           <w:rFonts w:hint="default" w:ascii="Calibri" w:hAnsi="Calibri" w:eastAsia="IBM Plex Mono" w:cs="Calibri"/>
           <w:color w:val="000000"/>
           <w:sz w:val="24"/>
@@ -2990,17 +3002,17 @@
       </w:r>
       <w:r>
         <w:rPr>
-          <w:rStyle w:val="4"/>
-          <w:rFonts w:hint="default" w:ascii="Calibri" w:hAnsi="Calibri" w:eastAsia="IBM Plex Mono" w:cs="Calibri"/>
-          <w:color w:val="000000"/>
-          <w:sz w:val="24"/>
-          <w:szCs w:val="24"/>
-        </w:rPr>
-        <w:br w:type="textWrapping"/>
-      </w:r>
-      <w:r>
-        <w:rPr>
-          <w:rStyle w:val="4"/>
+          <w:rStyle w:val="5"/>
+          <w:rFonts w:hint="default" w:ascii="Calibri" w:hAnsi="Calibri" w:eastAsia="IBM Plex Mono" w:cs="Calibri"/>
+          <w:color w:val="000000"/>
+          <w:sz w:val="24"/>
+          <w:szCs w:val="24"/>
+        </w:rPr>
+        <w:br w:type="textWrapping"/>
+      </w:r>
+      <w:r>
+        <w:rPr>
+          <w:rStyle w:val="5"/>
           <w:rFonts w:hint="default" w:ascii="Calibri" w:hAnsi="Calibri" w:eastAsia="IBM Plex Mono" w:cs="Calibri"/>
           <w:color w:val="000000"/>
           <w:sz w:val="24"/>
@@ -3010,17 +3022,17 @@
       </w:r>
       <w:r>
         <w:rPr>
-          <w:rStyle w:val="4"/>
-          <w:rFonts w:hint="default" w:ascii="Calibri" w:hAnsi="Calibri" w:eastAsia="IBM Plex Mono" w:cs="Calibri"/>
-          <w:color w:val="000000"/>
-          <w:sz w:val="24"/>
-          <w:szCs w:val="24"/>
-        </w:rPr>
-        <w:br w:type="textWrapping"/>
-      </w:r>
-      <w:r>
-        <w:rPr>
-          <w:rStyle w:val="4"/>
+          <w:rStyle w:val="5"/>
+          <w:rFonts w:hint="default" w:ascii="Calibri" w:hAnsi="Calibri" w:eastAsia="IBM Plex Mono" w:cs="Calibri"/>
+          <w:color w:val="000000"/>
+          <w:sz w:val="24"/>
+          <w:szCs w:val="24"/>
+        </w:rPr>
+        <w:br w:type="textWrapping"/>
+      </w:r>
+      <w:r>
+        <w:rPr>
+          <w:rStyle w:val="5"/>
           <w:rFonts w:hint="default" w:ascii="Calibri" w:hAnsi="Calibri" w:eastAsia="IBM Plex Mono" w:cs="Calibri"/>
           <w:color w:val="000000"/>
           <w:sz w:val="24"/>
@@ -3030,17 +3042,17 @@
       </w:r>
       <w:r>
         <w:rPr>
-          <w:rStyle w:val="4"/>
-          <w:rFonts w:hint="default" w:ascii="Calibri" w:hAnsi="Calibri" w:eastAsia="IBM Plex Mono" w:cs="Calibri"/>
-          <w:color w:val="000000"/>
-          <w:sz w:val="24"/>
-          <w:szCs w:val="24"/>
-        </w:rPr>
-        <w:br w:type="textWrapping"/>
-      </w:r>
-      <w:r>
-        <w:rPr>
-          <w:rStyle w:val="4"/>
+          <w:rStyle w:val="5"/>
+          <w:rFonts w:hint="default" w:ascii="Calibri" w:hAnsi="Calibri" w:eastAsia="IBM Plex Mono" w:cs="Calibri"/>
+          <w:color w:val="000000"/>
+          <w:sz w:val="24"/>
+          <w:szCs w:val="24"/>
+        </w:rPr>
+        <w:br w:type="textWrapping"/>
+      </w:r>
+      <w:r>
+        <w:rPr>
+          <w:rStyle w:val="5"/>
           <w:rFonts w:hint="default" w:ascii="Calibri" w:hAnsi="Calibri" w:eastAsia="IBM Plex Mono" w:cs="Calibri"/>
           <w:color w:val="000000"/>
           <w:sz w:val="24"/>
@@ -3050,17 +3062,17 @@
       </w:r>
       <w:r>
         <w:rPr>
-          <w:rStyle w:val="4"/>
-          <w:rFonts w:hint="default" w:ascii="Calibri" w:hAnsi="Calibri" w:eastAsia="IBM Plex Mono" w:cs="Calibri"/>
-          <w:color w:val="000000"/>
-          <w:sz w:val="24"/>
-          <w:szCs w:val="24"/>
-        </w:rPr>
-        <w:br w:type="textWrapping"/>
-      </w:r>
-      <w:r>
-        <w:rPr>
-          <w:rStyle w:val="4"/>
+          <w:rStyle w:val="5"/>
+          <w:rFonts w:hint="default" w:ascii="Calibri" w:hAnsi="Calibri" w:eastAsia="IBM Plex Mono" w:cs="Calibri"/>
+          <w:color w:val="000000"/>
+          <w:sz w:val="24"/>
+          <w:szCs w:val="24"/>
+        </w:rPr>
+        <w:br w:type="textWrapping"/>
+      </w:r>
+      <w:r>
+        <w:rPr>
+          <w:rStyle w:val="5"/>
           <w:rFonts w:hint="default" w:ascii="Calibri" w:hAnsi="Calibri" w:eastAsia="IBM Plex Mono" w:cs="Calibri"/>
           <w:color w:val="000000"/>
           <w:sz w:val="24"/>
@@ -3070,17 +3082,17 @@
       </w:r>
       <w:r>
         <w:rPr>
-          <w:rStyle w:val="4"/>
-          <w:rFonts w:hint="default" w:ascii="Calibri" w:hAnsi="Calibri" w:eastAsia="IBM Plex Mono" w:cs="Calibri"/>
-          <w:color w:val="000000"/>
-          <w:sz w:val="24"/>
-          <w:szCs w:val="24"/>
-        </w:rPr>
-        <w:br w:type="textWrapping"/>
-      </w:r>
-      <w:r>
-        <w:rPr>
-          <w:rStyle w:val="4"/>
+          <w:rStyle w:val="5"/>
+          <w:rFonts w:hint="default" w:ascii="Calibri" w:hAnsi="Calibri" w:eastAsia="IBM Plex Mono" w:cs="Calibri"/>
+          <w:color w:val="000000"/>
+          <w:sz w:val="24"/>
+          <w:szCs w:val="24"/>
+        </w:rPr>
+        <w:br w:type="textWrapping"/>
+      </w:r>
+      <w:r>
+        <w:rPr>
+          <w:rStyle w:val="5"/>
           <w:rFonts w:hint="default" w:ascii="Calibri" w:hAnsi="Calibri" w:eastAsia="IBM Plex Mono" w:cs="Calibri"/>
           <w:color w:val="000000"/>
           <w:sz w:val="24"/>
@@ -3090,17 +3102,17 @@
       </w:r>
       <w:r>
         <w:rPr>
-          <w:rStyle w:val="4"/>
-          <w:rFonts w:hint="default" w:ascii="Calibri" w:hAnsi="Calibri" w:eastAsia="IBM Plex Mono" w:cs="Calibri"/>
-          <w:color w:val="000000"/>
-          <w:sz w:val="24"/>
-          <w:szCs w:val="24"/>
-        </w:rPr>
-        <w:br w:type="textWrapping"/>
-      </w:r>
-      <w:r>
-        <w:rPr>
-          <w:rStyle w:val="4"/>
+          <w:rStyle w:val="5"/>
+          <w:rFonts w:hint="default" w:ascii="Calibri" w:hAnsi="Calibri" w:eastAsia="IBM Plex Mono" w:cs="Calibri"/>
+          <w:color w:val="000000"/>
+          <w:sz w:val="24"/>
+          <w:szCs w:val="24"/>
+        </w:rPr>
+        <w:br w:type="textWrapping"/>
+      </w:r>
+      <w:r>
+        <w:rPr>
+          <w:rStyle w:val="5"/>
           <w:rFonts w:hint="default" w:ascii="Calibri" w:hAnsi="Calibri" w:eastAsia="IBM Plex Mono" w:cs="Calibri"/>
           <w:color w:val="000000"/>
           <w:sz w:val="24"/>
@@ -3110,17 +3122,17 @@
       </w:r>
       <w:r>
         <w:rPr>
-          <w:rStyle w:val="4"/>
-          <w:rFonts w:hint="default" w:ascii="Calibri" w:hAnsi="Calibri" w:eastAsia="IBM Plex Mono" w:cs="Calibri"/>
-          <w:color w:val="000000"/>
-          <w:sz w:val="24"/>
-          <w:szCs w:val="24"/>
-        </w:rPr>
-        <w:br w:type="textWrapping"/>
-      </w:r>
-      <w:r>
-        <w:rPr>
-          <w:rStyle w:val="4"/>
+          <w:rStyle w:val="5"/>
+          <w:rFonts w:hint="default" w:ascii="Calibri" w:hAnsi="Calibri" w:eastAsia="IBM Plex Mono" w:cs="Calibri"/>
+          <w:color w:val="000000"/>
+          <w:sz w:val="24"/>
+          <w:szCs w:val="24"/>
+        </w:rPr>
+        <w:br w:type="textWrapping"/>
+      </w:r>
+      <w:r>
+        <w:rPr>
+          <w:rStyle w:val="5"/>
           <w:rFonts w:hint="default" w:ascii="Calibri" w:hAnsi="Calibri" w:eastAsia="IBM Plex Mono" w:cs="Calibri"/>
           <w:color w:val="000000"/>
           <w:sz w:val="24"/>
@@ -3130,17 +3142,17 @@
       </w:r>
       <w:r>
         <w:rPr>
-          <w:rStyle w:val="4"/>
-          <w:rFonts w:hint="default" w:ascii="Calibri" w:hAnsi="Calibri" w:eastAsia="IBM Plex Mono" w:cs="Calibri"/>
-          <w:color w:val="000000"/>
-          <w:sz w:val="24"/>
-          <w:szCs w:val="24"/>
-        </w:rPr>
-        <w:br w:type="textWrapping"/>
-      </w:r>
-      <w:r>
-        <w:rPr>
-          <w:rStyle w:val="4"/>
+          <w:rStyle w:val="5"/>
+          <w:rFonts w:hint="default" w:ascii="Calibri" w:hAnsi="Calibri" w:eastAsia="IBM Plex Mono" w:cs="Calibri"/>
+          <w:color w:val="000000"/>
+          <w:sz w:val="24"/>
+          <w:szCs w:val="24"/>
+        </w:rPr>
+        <w:br w:type="textWrapping"/>
+      </w:r>
+      <w:r>
+        <w:rPr>
+          <w:rStyle w:val="5"/>
           <w:rFonts w:hint="default" w:ascii="Calibri" w:hAnsi="Calibri" w:eastAsia="IBM Plex Mono" w:cs="Calibri"/>
           <w:color w:val="000000"/>
           <w:sz w:val="24"/>
@@ -3150,17 +3162,17 @@
       </w:r>
       <w:r>
         <w:rPr>
-          <w:rStyle w:val="4"/>
-          <w:rFonts w:hint="default" w:ascii="Calibri" w:hAnsi="Calibri" w:eastAsia="IBM Plex Mono" w:cs="Calibri"/>
-          <w:color w:val="000000"/>
-          <w:sz w:val="24"/>
-          <w:szCs w:val="24"/>
-        </w:rPr>
-        <w:br w:type="textWrapping"/>
-      </w:r>
-      <w:r>
-        <w:rPr>
-          <w:rStyle w:val="4"/>
+          <w:rStyle w:val="5"/>
+          <w:rFonts w:hint="default" w:ascii="Calibri" w:hAnsi="Calibri" w:eastAsia="IBM Plex Mono" w:cs="Calibri"/>
+          <w:color w:val="000000"/>
+          <w:sz w:val="24"/>
+          <w:szCs w:val="24"/>
+        </w:rPr>
+        <w:br w:type="textWrapping"/>
+      </w:r>
+      <w:r>
+        <w:rPr>
+          <w:rStyle w:val="5"/>
           <w:rFonts w:hint="default" w:ascii="Calibri" w:hAnsi="Calibri" w:eastAsia="IBM Plex Mono" w:cs="Calibri"/>
           <w:color w:val="000000"/>
           <w:sz w:val="24"/>
@@ -3170,17 +3182,17 @@
       </w:r>
       <w:r>
         <w:rPr>
-          <w:rStyle w:val="4"/>
-          <w:rFonts w:hint="default" w:ascii="Calibri" w:hAnsi="Calibri" w:eastAsia="IBM Plex Mono" w:cs="Calibri"/>
-          <w:color w:val="000000"/>
-          <w:sz w:val="24"/>
-          <w:szCs w:val="24"/>
-        </w:rPr>
-        <w:br w:type="textWrapping"/>
-      </w:r>
-      <w:r>
-        <w:rPr>
-          <w:rStyle w:val="4"/>
+          <w:rStyle w:val="5"/>
+          <w:rFonts w:hint="default" w:ascii="Calibri" w:hAnsi="Calibri" w:eastAsia="IBM Plex Mono" w:cs="Calibri"/>
+          <w:color w:val="000000"/>
+          <w:sz w:val="24"/>
+          <w:szCs w:val="24"/>
+        </w:rPr>
+        <w:br w:type="textWrapping"/>
+      </w:r>
+      <w:r>
+        <w:rPr>
+          <w:rStyle w:val="5"/>
           <w:rFonts w:hint="default" w:ascii="Calibri" w:hAnsi="Calibri" w:eastAsia="IBM Plex Mono" w:cs="Calibri"/>
           <w:color w:val="000000"/>
           <w:sz w:val="24"/>
@@ -3190,17 +3202,17 @@
       </w:r>
       <w:r>
         <w:rPr>
-          <w:rStyle w:val="4"/>
-          <w:rFonts w:hint="default" w:ascii="Calibri" w:hAnsi="Calibri" w:eastAsia="IBM Plex Mono" w:cs="Calibri"/>
-          <w:color w:val="000000"/>
-          <w:sz w:val="24"/>
-          <w:szCs w:val="24"/>
-        </w:rPr>
-        <w:br w:type="textWrapping"/>
-      </w:r>
-      <w:r>
-        <w:rPr>
-          <w:rStyle w:val="4"/>
+          <w:rStyle w:val="5"/>
+          <w:rFonts w:hint="default" w:ascii="Calibri" w:hAnsi="Calibri" w:eastAsia="IBM Plex Mono" w:cs="Calibri"/>
+          <w:color w:val="000000"/>
+          <w:sz w:val="24"/>
+          <w:szCs w:val="24"/>
+        </w:rPr>
+        <w:br w:type="textWrapping"/>
+      </w:r>
+      <w:r>
+        <w:rPr>
+          <w:rStyle w:val="5"/>
           <w:rFonts w:hint="default" w:ascii="Calibri" w:hAnsi="Calibri" w:eastAsia="IBM Plex Mono" w:cs="Calibri"/>
           <w:color w:val="000000"/>
           <w:sz w:val="24"/>
@@ -3210,17 +3222,17 @@
       </w:r>
       <w:r>
         <w:rPr>
-          <w:rStyle w:val="4"/>
-          <w:rFonts w:hint="default" w:ascii="Calibri" w:hAnsi="Calibri" w:eastAsia="IBM Plex Mono" w:cs="Calibri"/>
-          <w:color w:val="000000"/>
-          <w:sz w:val="24"/>
-          <w:szCs w:val="24"/>
-        </w:rPr>
-        <w:br w:type="textWrapping"/>
-      </w:r>
-      <w:r>
-        <w:rPr>
-          <w:rStyle w:val="4"/>
+          <w:rStyle w:val="5"/>
+          <w:rFonts w:hint="default" w:ascii="Calibri" w:hAnsi="Calibri" w:eastAsia="IBM Plex Mono" w:cs="Calibri"/>
+          <w:color w:val="000000"/>
+          <w:sz w:val="24"/>
+          <w:szCs w:val="24"/>
+        </w:rPr>
+        <w:br w:type="textWrapping"/>
+      </w:r>
+      <w:r>
+        <w:rPr>
+          <w:rStyle w:val="5"/>
           <w:rFonts w:hint="default" w:ascii="Calibri" w:hAnsi="Calibri" w:eastAsia="IBM Plex Mono" w:cs="Calibri"/>
           <w:color w:val="000000"/>
           <w:sz w:val="24"/>
@@ -3230,17 +3242,17 @@
       </w:r>
       <w:r>
         <w:rPr>
-          <w:rStyle w:val="4"/>
-          <w:rFonts w:hint="default" w:ascii="Calibri" w:hAnsi="Calibri" w:eastAsia="IBM Plex Mono" w:cs="Calibri"/>
-          <w:color w:val="000000"/>
-          <w:sz w:val="24"/>
-          <w:szCs w:val="24"/>
-        </w:rPr>
-        <w:br w:type="textWrapping"/>
-      </w:r>
-      <w:r>
-        <w:rPr>
-          <w:rStyle w:val="4"/>
+          <w:rStyle w:val="5"/>
+          <w:rFonts w:hint="default" w:ascii="Calibri" w:hAnsi="Calibri" w:eastAsia="IBM Plex Mono" w:cs="Calibri"/>
+          <w:color w:val="000000"/>
+          <w:sz w:val="24"/>
+          <w:szCs w:val="24"/>
+        </w:rPr>
+        <w:br w:type="textWrapping"/>
+      </w:r>
+      <w:r>
+        <w:rPr>
+          <w:rStyle w:val="5"/>
           <w:rFonts w:hint="default" w:ascii="Calibri" w:hAnsi="Calibri" w:eastAsia="IBM Plex Mono" w:cs="Calibri"/>
           <w:color w:val="000000"/>
           <w:sz w:val="24"/>
@@ -3250,17 +3262,17 @@
       </w:r>
       <w:r>
         <w:rPr>
-          <w:rStyle w:val="4"/>
-          <w:rFonts w:hint="default" w:ascii="Calibri" w:hAnsi="Calibri" w:eastAsia="IBM Plex Mono" w:cs="Calibri"/>
-          <w:color w:val="000000"/>
-          <w:sz w:val="24"/>
-          <w:szCs w:val="24"/>
-        </w:rPr>
-        <w:br w:type="textWrapping"/>
-      </w:r>
-      <w:r>
-        <w:rPr>
-          <w:rStyle w:val="4"/>
+          <w:rStyle w:val="5"/>
+          <w:rFonts w:hint="default" w:ascii="Calibri" w:hAnsi="Calibri" w:eastAsia="IBM Plex Mono" w:cs="Calibri"/>
+          <w:color w:val="000000"/>
+          <w:sz w:val="24"/>
+          <w:szCs w:val="24"/>
+        </w:rPr>
+        <w:br w:type="textWrapping"/>
+      </w:r>
+      <w:r>
+        <w:rPr>
+          <w:rStyle w:val="5"/>
           <w:rFonts w:hint="default" w:ascii="Calibri" w:hAnsi="Calibri" w:eastAsia="IBM Plex Mono" w:cs="Calibri"/>
           <w:color w:val="000000"/>
           <w:sz w:val="24"/>
@@ -3270,17 +3282,17 @@
       </w:r>
       <w:r>
         <w:rPr>
-          <w:rStyle w:val="4"/>
-          <w:rFonts w:hint="default" w:ascii="Calibri" w:hAnsi="Calibri" w:eastAsia="IBM Plex Mono" w:cs="Calibri"/>
-          <w:color w:val="000000"/>
-          <w:sz w:val="24"/>
-          <w:szCs w:val="24"/>
-        </w:rPr>
-        <w:br w:type="textWrapping"/>
-      </w:r>
-      <w:r>
-        <w:rPr>
-          <w:rStyle w:val="4"/>
+          <w:rStyle w:val="5"/>
+          <w:rFonts w:hint="default" w:ascii="Calibri" w:hAnsi="Calibri" w:eastAsia="IBM Plex Mono" w:cs="Calibri"/>
+          <w:color w:val="000000"/>
+          <w:sz w:val="24"/>
+          <w:szCs w:val="24"/>
+        </w:rPr>
+        <w:br w:type="textWrapping"/>
+      </w:r>
+      <w:r>
+        <w:rPr>
+          <w:rStyle w:val="5"/>
           <w:rFonts w:hint="default" w:ascii="Calibri" w:hAnsi="Calibri" w:eastAsia="IBM Plex Mono" w:cs="Calibri"/>
           <w:color w:val="000000"/>
           <w:sz w:val="24"/>
@@ -3290,17 +3302,17 @@
       </w:r>
       <w:r>
         <w:rPr>
-          <w:rStyle w:val="4"/>
-          <w:rFonts w:hint="default" w:ascii="Calibri" w:hAnsi="Calibri" w:eastAsia="IBM Plex Mono" w:cs="Calibri"/>
-          <w:color w:val="000000"/>
-          <w:sz w:val="24"/>
-          <w:szCs w:val="24"/>
-        </w:rPr>
-        <w:br w:type="textWrapping"/>
-      </w:r>
-      <w:r>
-        <w:rPr>
-          <w:rStyle w:val="4"/>
+          <w:rStyle w:val="5"/>
+          <w:rFonts w:hint="default" w:ascii="Calibri" w:hAnsi="Calibri" w:eastAsia="IBM Plex Mono" w:cs="Calibri"/>
+          <w:color w:val="000000"/>
+          <w:sz w:val="24"/>
+          <w:szCs w:val="24"/>
+        </w:rPr>
+        <w:br w:type="textWrapping"/>
+      </w:r>
+      <w:r>
+        <w:rPr>
+          <w:rStyle w:val="5"/>
           <w:rFonts w:hint="default" w:ascii="Calibri" w:hAnsi="Calibri" w:eastAsia="IBM Plex Mono" w:cs="Calibri"/>
           <w:color w:val="000000"/>
           <w:sz w:val="24"/>
@@ -3310,17 +3322,17 @@
       </w:r>
       <w:r>
         <w:rPr>
-          <w:rStyle w:val="4"/>
-          <w:rFonts w:hint="default" w:ascii="Calibri" w:hAnsi="Calibri" w:eastAsia="IBM Plex Mono" w:cs="Calibri"/>
-          <w:color w:val="000000"/>
-          <w:sz w:val="24"/>
-          <w:szCs w:val="24"/>
-        </w:rPr>
-        <w:br w:type="textWrapping"/>
-      </w:r>
-      <w:r>
-        <w:rPr>
-          <w:rStyle w:val="4"/>
+          <w:rStyle w:val="5"/>
+          <w:rFonts w:hint="default" w:ascii="Calibri" w:hAnsi="Calibri" w:eastAsia="IBM Plex Mono" w:cs="Calibri"/>
+          <w:color w:val="000000"/>
+          <w:sz w:val="24"/>
+          <w:szCs w:val="24"/>
+        </w:rPr>
+        <w:br w:type="textWrapping"/>
+      </w:r>
+      <w:r>
+        <w:rPr>
+          <w:rStyle w:val="5"/>
           <w:rFonts w:hint="default" w:ascii="Calibri" w:hAnsi="Calibri" w:eastAsia="IBM Plex Mono" w:cs="Calibri"/>
           <w:color w:val="000000"/>
           <w:sz w:val="24"/>
@@ -3330,17 +3342,17 @@
       </w:r>
       <w:r>
         <w:rPr>
-          <w:rStyle w:val="4"/>
-          <w:rFonts w:hint="default" w:ascii="Calibri" w:hAnsi="Calibri" w:eastAsia="IBM Plex Mono" w:cs="Calibri"/>
-          <w:color w:val="000000"/>
-          <w:sz w:val="24"/>
-          <w:szCs w:val="24"/>
-        </w:rPr>
-        <w:br w:type="textWrapping"/>
-      </w:r>
-      <w:r>
-        <w:rPr>
-          <w:rStyle w:val="4"/>
+          <w:rStyle w:val="5"/>
+          <w:rFonts w:hint="default" w:ascii="Calibri" w:hAnsi="Calibri" w:eastAsia="IBM Plex Mono" w:cs="Calibri"/>
+          <w:color w:val="000000"/>
+          <w:sz w:val="24"/>
+          <w:szCs w:val="24"/>
+        </w:rPr>
+        <w:br w:type="textWrapping"/>
+      </w:r>
+      <w:r>
+        <w:rPr>
+          <w:rStyle w:val="5"/>
           <w:rFonts w:hint="default" w:ascii="Calibri" w:hAnsi="Calibri" w:eastAsia="IBM Plex Mono" w:cs="Calibri"/>
           <w:color w:val="000000"/>
           <w:sz w:val="24"/>
@@ -3350,17 +3362,17 @@
       </w:r>
       <w:r>
         <w:rPr>
-          <w:rStyle w:val="4"/>
-          <w:rFonts w:hint="default" w:ascii="Calibri" w:hAnsi="Calibri" w:eastAsia="IBM Plex Mono" w:cs="Calibri"/>
-          <w:color w:val="000000"/>
-          <w:sz w:val="24"/>
-          <w:szCs w:val="24"/>
-        </w:rPr>
-        <w:br w:type="textWrapping"/>
-      </w:r>
-      <w:r>
-        <w:rPr>
-          <w:rStyle w:val="4"/>
+          <w:rStyle w:val="5"/>
+          <w:rFonts w:hint="default" w:ascii="Calibri" w:hAnsi="Calibri" w:eastAsia="IBM Plex Mono" w:cs="Calibri"/>
+          <w:color w:val="000000"/>
+          <w:sz w:val="24"/>
+          <w:szCs w:val="24"/>
+        </w:rPr>
+        <w:br w:type="textWrapping"/>
+      </w:r>
+      <w:r>
+        <w:rPr>
+          <w:rStyle w:val="5"/>
           <w:rFonts w:hint="default" w:ascii="Calibri" w:hAnsi="Calibri" w:eastAsia="IBM Plex Mono" w:cs="Calibri"/>
           <w:color w:val="000000"/>
           <w:sz w:val="24"/>
@@ -3370,17 +3382,17 @@
       </w:r>
       <w:r>
         <w:rPr>
-          <w:rStyle w:val="4"/>
-          <w:rFonts w:hint="default" w:ascii="Calibri" w:hAnsi="Calibri" w:eastAsia="IBM Plex Mono" w:cs="Calibri"/>
-          <w:color w:val="000000"/>
-          <w:sz w:val="24"/>
-          <w:szCs w:val="24"/>
-        </w:rPr>
-        <w:br w:type="textWrapping"/>
-      </w:r>
-      <w:r>
-        <w:rPr>
-          <w:rStyle w:val="4"/>
+          <w:rStyle w:val="5"/>
+          <w:rFonts w:hint="default" w:ascii="Calibri" w:hAnsi="Calibri" w:eastAsia="IBM Plex Mono" w:cs="Calibri"/>
+          <w:color w:val="000000"/>
+          <w:sz w:val="24"/>
+          <w:szCs w:val="24"/>
+        </w:rPr>
+        <w:br w:type="textWrapping"/>
+      </w:r>
+      <w:r>
+        <w:rPr>
+          <w:rStyle w:val="5"/>
           <w:rFonts w:hint="default" w:ascii="Calibri" w:hAnsi="Calibri" w:eastAsia="IBM Plex Mono" w:cs="Calibri"/>
           <w:color w:val="000000"/>
           <w:sz w:val="24"/>
@@ -3390,17 +3402,17 @@
       </w:r>
       <w:r>
         <w:rPr>
-          <w:rStyle w:val="4"/>
-          <w:rFonts w:hint="default" w:ascii="Calibri" w:hAnsi="Calibri" w:eastAsia="IBM Plex Mono" w:cs="Calibri"/>
-          <w:color w:val="000000"/>
-          <w:sz w:val="24"/>
-          <w:szCs w:val="24"/>
-        </w:rPr>
-        <w:br w:type="textWrapping"/>
-      </w:r>
-      <w:r>
-        <w:rPr>
-          <w:rStyle w:val="4"/>
+          <w:rStyle w:val="5"/>
+          <w:rFonts w:hint="default" w:ascii="Calibri" w:hAnsi="Calibri" w:eastAsia="IBM Plex Mono" w:cs="Calibri"/>
+          <w:color w:val="000000"/>
+          <w:sz w:val="24"/>
+          <w:szCs w:val="24"/>
+        </w:rPr>
+        <w:br w:type="textWrapping"/>
+      </w:r>
+      <w:r>
+        <w:rPr>
+          <w:rStyle w:val="5"/>
           <w:rFonts w:hint="default" w:ascii="Calibri" w:hAnsi="Calibri" w:eastAsia="IBM Plex Mono" w:cs="Calibri"/>
           <w:color w:val="000000"/>
           <w:sz w:val="24"/>
@@ -3410,17 +3422,17 @@
       </w:r>
       <w:r>
         <w:rPr>
-          <w:rStyle w:val="4"/>
-          <w:rFonts w:hint="default" w:ascii="Calibri" w:hAnsi="Calibri" w:eastAsia="IBM Plex Mono" w:cs="Calibri"/>
-          <w:color w:val="000000"/>
-          <w:sz w:val="24"/>
-          <w:szCs w:val="24"/>
-        </w:rPr>
-        <w:br w:type="textWrapping"/>
-      </w:r>
-      <w:r>
-        <w:rPr>
-          <w:rStyle w:val="4"/>
+          <w:rStyle w:val="5"/>
+          <w:rFonts w:hint="default" w:ascii="Calibri" w:hAnsi="Calibri" w:eastAsia="IBM Plex Mono" w:cs="Calibri"/>
+          <w:color w:val="000000"/>
+          <w:sz w:val="24"/>
+          <w:szCs w:val="24"/>
+        </w:rPr>
+        <w:br w:type="textWrapping"/>
+      </w:r>
+      <w:r>
+        <w:rPr>
+          <w:rStyle w:val="5"/>
           <w:rFonts w:hint="default" w:ascii="Calibri" w:hAnsi="Calibri" w:eastAsia="IBM Plex Mono" w:cs="Calibri"/>
           <w:color w:val="000000"/>
           <w:sz w:val="24"/>
@@ -3430,17 +3442,17 @@
       </w:r>
       <w:r>
         <w:rPr>
-          <w:rStyle w:val="4"/>
-          <w:rFonts w:hint="default" w:ascii="Calibri" w:hAnsi="Calibri" w:eastAsia="IBM Plex Mono" w:cs="Calibri"/>
-          <w:color w:val="000000"/>
-          <w:sz w:val="24"/>
-          <w:szCs w:val="24"/>
-        </w:rPr>
-        <w:br w:type="textWrapping"/>
-      </w:r>
-      <w:r>
-        <w:rPr>
-          <w:rStyle w:val="4"/>
+          <w:rStyle w:val="5"/>
+          <w:rFonts w:hint="default" w:ascii="Calibri" w:hAnsi="Calibri" w:eastAsia="IBM Plex Mono" w:cs="Calibri"/>
+          <w:color w:val="000000"/>
+          <w:sz w:val="24"/>
+          <w:szCs w:val="24"/>
+        </w:rPr>
+        <w:br w:type="textWrapping"/>
+      </w:r>
+      <w:r>
+        <w:rPr>
+          <w:rStyle w:val="5"/>
           <w:rFonts w:hint="default" w:ascii="Calibri" w:hAnsi="Calibri" w:eastAsia="IBM Plex Mono" w:cs="Calibri"/>
           <w:color w:val="000000"/>
           <w:sz w:val="24"/>
@@ -3450,17 +3462,17 @@
       </w:r>
       <w:r>
         <w:rPr>
-          <w:rStyle w:val="4"/>
-          <w:rFonts w:hint="default" w:ascii="Calibri" w:hAnsi="Calibri" w:eastAsia="IBM Plex Mono" w:cs="Calibri"/>
-          <w:color w:val="000000"/>
-          <w:sz w:val="24"/>
-          <w:szCs w:val="24"/>
-        </w:rPr>
-        <w:br w:type="textWrapping"/>
-      </w:r>
-      <w:r>
-        <w:rPr>
-          <w:rStyle w:val="4"/>
+          <w:rStyle w:val="5"/>
+          <w:rFonts w:hint="default" w:ascii="Calibri" w:hAnsi="Calibri" w:eastAsia="IBM Plex Mono" w:cs="Calibri"/>
+          <w:color w:val="000000"/>
+          <w:sz w:val="24"/>
+          <w:szCs w:val="24"/>
+        </w:rPr>
+        <w:br w:type="textWrapping"/>
+      </w:r>
+      <w:r>
+        <w:rPr>
+          <w:rStyle w:val="5"/>
           <w:rFonts w:hint="default" w:ascii="Calibri" w:hAnsi="Calibri" w:eastAsia="IBM Plex Mono" w:cs="Calibri"/>
           <w:color w:val="000000"/>
           <w:sz w:val="24"/>
@@ -3470,17 +3482,17 @@
       </w:r>
       <w:r>
         <w:rPr>
-          <w:rStyle w:val="4"/>
-          <w:rFonts w:hint="default" w:ascii="Calibri" w:hAnsi="Calibri" w:eastAsia="IBM Plex Mono" w:cs="Calibri"/>
-          <w:color w:val="000000"/>
-          <w:sz w:val="24"/>
-          <w:szCs w:val="24"/>
-        </w:rPr>
-        <w:br w:type="textWrapping"/>
-      </w:r>
-      <w:r>
-        <w:rPr>
-          <w:rStyle w:val="4"/>
+          <w:rStyle w:val="5"/>
+          <w:rFonts w:hint="default" w:ascii="Calibri" w:hAnsi="Calibri" w:eastAsia="IBM Plex Mono" w:cs="Calibri"/>
+          <w:color w:val="000000"/>
+          <w:sz w:val="24"/>
+          <w:szCs w:val="24"/>
+        </w:rPr>
+        <w:br w:type="textWrapping"/>
+      </w:r>
+      <w:r>
+        <w:rPr>
+          <w:rStyle w:val="5"/>
           <w:rFonts w:hint="default" w:ascii="Calibri" w:hAnsi="Calibri" w:eastAsia="IBM Plex Mono" w:cs="Calibri"/>
           <w:color w:val="000000"/>
           <w:sz w:val="24"/>
@@ -3490,17 +3502,17 @@
       </w:r>
       <w:r>
         <w:rPr>
-          <w:rStyle w:val="4"/>
-          <w:rFonts w:hint="default" w:ascii="Calibri" w:hAnsi="Calibri" w:eastAsia="IBM Plex Mono" w:cs="Calibri"/>
-          <w:color w:val="000000"/>
-          <w:sz w:val="24"/>
-          <w:szCs w:val="24"/>
-        </w:rPr>
-        <w:br w:type="textWrapping"/>
-      </w:r>
-      <w:r>
-        <w:rPr>
-          <w:rStyle w:val="4"/>
+          <w:rStyle w:val="5"/>
+          <w:rFonts w:hint="default" w:ascii="Calibri" w:hAnsi="Calibri" w:eastAsia="IBM Plex Mono" w:cs="Calibri"/>
+          <w:color w:val="000000"/>
+          <w:sz w:val="24"/>
+          <w:szCs w:val="24"/>
+        </w:rPr>
+        <w:br w:type="textWrapping"/>
+      </w:r>
+      <w:r>
+        <w:rPr>
+          <w:rStyle w:val="5"/>
           <w:rFonts w:hint="default" w:ascii="Calibri" w:hAnsi="Calibri" w:eastAsia="IBM Plex Mono" w:cs="Calibri"/>
           <w:color w:val="000000"/>
           <w:sz w:val="24"/>
@@ -3510,17 +3522,17 @@
       </w:r>
       <w:r>
         <w:rPr>
-          <w:rStyle w:val="4"/>
-          <w:rFonts w:hint="default" w:ascii="Calibri" w:hAnsi="Calibri" w:eastAsia="IBM Plex Mono" w:cs="Calibri"/>
-          <w:color w:val="000000"/>
-          <w:sz w:val="24"/>
-          <w:szCs w:val="24"/>
-        </w:rPr>
-        <w:br w:type="textWrapping"/>
-      </w:r>
-      <w:r>
-        <w:rPr>
-          <w:rStyle w:val="4"/>
+          <w:rStyle w:val="5"/>
+          <w:rFonts w:hint="default" w:ascii="Calibri" w:hAnsi="Calibri" w:eastAsia="IBM Plex Mono" w:cs="Calibri"/>
+          <w:color w:val="000000"/>
+          <w:sz w:val="24"/>
+          <w:szCs w:val="24"/>
+        </w:rPr>
+        <w:br w:type="textWrapping"/>
+      </w:r>
+      <w:r>
+        <w:rPr>
+          <w:rStyle w:val="5"/>
           <w:rFonts w:hint="default" w:ascii="Calibri" w:hAnsi="Calibri" w:eastAsia="IBM Plex Mono" w:cs="Calibri"/>
           <w:color w:val="000000"/>
           <w:sz w:val="24"/>
@@ -3530,17 +3542,17 @@
       </w:r>
       <w:r>
         <w:rPr>
-          <w:rStyle w:val="4"/>
-          <w:rFonts w:hint="default" w:ascii="Calibri" w:hAnsi="Calibri" w:eastAsia="IBM Plex Mono" w:cs="Calibri"/>
-          <w:color w:val="000000"/>
-          <w:sz w:val="24"/>
-          <w:szCs w:val="24"/>
-        </w:rPr>
-        <w:br w:type="textWrapping"/>
-      </w:r>
-      <w:r>
-        <w:rPr>
-          <w:rStyle w:val="4"/>
+          <w:rStyle w:val="5"/>
+          <w:rFonts w:hint="default" w:ascii="Calibri" w:hAnsi="Calibri" w:eastAsia="IBM Plex Mono" w:cs="Calibri"/>
+          <w:color w:val="000000"/>
+          <w:sz w:val="24"/>
+          <w:szCs w:val="24"/>
+        </w:rPr>
+        <w:br w:type="textWrapping"/>
+      </w:r>
+      <w:r>
+        <w:rPr>
+          <w:rStyle w:val="5"/>
           <w:rFonts w:hint="default" w:ascii="Calibri" w:hAnsi="Calibri" w:eastAsia="IBM Plex Mono" w:cs="Calibri"/>
           <w:color w:val="000000"/>
           <w:sz w:val="24"/>
@@ -3550,7 +3562,7 @@
       </w:r>
       <w:r>
         <w:rPr>
-          <w:rStyle w:val="4"/>
+          <w:rStyle w:val="5"/>
           <w:rFonts w:hint="default" w:ascii="Calibri" w:hAnsi="Calibri" w:eastAsia="IBM Plex Mono" w:cs="Calibri"/>
           <w:color w:val="000000"/>
           <w:sz w:val="24"/>
@@ -3612,7 +3624,7 @@
       </w:r>
       <w:r>
         <w:rPr>
-          <w:rStyle w:val="4"/>
+          <w:rStyle w:val="5"/>
           <w:rFonts w:hint="default" w:ascii="Calibri" w:hAnsi="Calibri" w:eastAsia="IBM Plex Mono" w:cs="Calibri"/>
           <w:color w:val="000000"/>
           <w:sz w:val="24"/>
@@ -3632,7 +3644,7 @@
       </w:r>
       <w:r>
         <w:rPr>
-          <w:rStyle w:val="4"/>
+          <w:rStyle w:val="5"/>
           <w:rFonts w:hint="default" w:ascii="Calibri" w:hAnsi="Calibri" w:eastAsia="IBM Plex Mono" w:cs="Calibri"/>
           <w:color w:val="000000"/>
           <w:sz w:val="24"/>
@@ -3663,7 +3675,7 @@
       </w:pPr>
       <w:r>
         <w:rPr>
-          <w:rStyle w:val="4"/>
+          <w:rStyle w:val="5"/>
           <w:rFonts w:hint="default" w:ascii="Calibri" w:hAnsi="Calibri" w:eastAsia="IBM Plex Mono" w:cs="Calibri"/>
           <w:color w:val="000000"/>
           <w:sz w:val="24"/>
@@ -3673,7 +3685,7 @@
       </w:r>
       <w:r>
         <w:rPr>
-          <w:rStyle w:val="4"/>
+          <w:rStyle w:val="5"/>
           <w:rFonts w:hint="default" w:ascii="Calibri" w:hAnsi="Calibri" w:eastAsia="IBM Plex Mono" w:cs="Calibri"/>
           <w:color w:val="000000"/>
           <w:sz w:val="24"/>
@@ -3723,7 +3735,7 @@
       </w:pPr>
       <w:r>
         <w:rPr>
-          <w:rStyle w:val="4"/>
+          <w:rStyle w:val="5"/>
           <w:rFonts w:hint="default" w:ascii="Calibri" w:hAnsi="Calibri" w:eastAsia="IBM Plex Mono" w:cs="Calibri"/>
           <w:color w:val="000000"/>
           <w:sz w:val="24"/>
@@ -3733,37 +3745,37 @@
       </w:r>
       <w:r>
         <w:rPr>
-          <w:rStyle w:val="4"/>
-          <w:rFonts w:hint="default" w:ascii="Calibri" w:hAnsi="Calibri" w:eastAsia="IBM Plex Mono" w:cs="Calibri"/>
-          <w:color w:val="000000"/>
-          <w:sz w:val="24"/>
-          <w:szCs w:val="24"/>
-        </w:rPr>
-        <w:br w:type="textWrapping"/>
-      </w:r>
-      <w:r>
-        <w:rPr>
-          <w:rStyle w:val="4"/>
-          <w:rFonts w:hint="default" w:ascii="Calibri" w:hAnsi="Calibri" w:eastAsia="IBM Plex Mono" w:cs="Calibri"/>
-          <w:color w:val="000000"/>
-          <w:sz w:val="24"/>
-          <w:szCs w:val="24"/>
-        </w:rPr>
-        <w:br w:type="textWrapping"/>
-      </w:r>
-      <w:r>
-        <w:rPr>
-          <w:rStyle w:val="4"/>
-          <w:rFonts w:hint="default" w:ascii="Calibri" w:hAnsi="Calibri" w:eastAsia="IBM Plex Mono" w:cs="Calibri"/>
-          <w:color w:val="000000"/>
-          <w:sz w:val="24"/>
-          <w:szCs w:val="24"/>
-        </w:rPr>
-        <w:br w:type="textWrapping"/>
-      </w:r>
-      <w:r>
-        <w:rPr>
-          <w:rStyle w:val="4"/>
+          <w:rStyle w:val="5"/>
+          <w:rFonts w:hint="default" w:ascii="Calibri" w:hAnsi="Calibri" w:eastAsia="IBM Plex Mono" w:cs="Calibri"/>
+          <w:color w:val="000000"/>
+          <w:sz w:val="24"/>
+          <w:szCs w:val="24"/>
+        </w:rPr>
+        <w:br w:type="textWrapping"/>
+      </w:r>
+      <w:r>
+        <w:rPr>
+          <w:rStyle w:val="5"/>
+          <w:rFonts w:hint="default" w:ascii="Calibri" w:hAnsi="Calibri" w:eastAsia="IBM Plex Mono" w:cs="Calibri"/>
+          <w:color w:val="000000"/>
+          <w:sz w:val="24"/>
+          <w:szCs w:val="24"/>
+        </w:rPr>
+        <w:br w:type="textWrapping"/>
+      </w:r>
+      <w:r>
+        <w:rPr>
+          <w:rStyle w:val="5"/>
+          <w:rFonts w:hint="default" w:ascii="Calibri" w:hAnsi="Calibri" w:eastAsia="IBM Plex Mono" w:cs="Calibri"/>
+          <w:color w:val="000000"/>
+          <w:sz w:val="24"/>
+          <w:szCs w:val="24"/>
+        </w:rPr>
+        <w:br w:type="textWrapping"/>
+      </w:r>
+      <w:r>
+        <w:rPr>
+          <w:rStyle w:val="5"/>
           <w:rFonts w:hint="default" w:ascii="Calibri" w:hAnsi="Calibri" w:eastAsia="IBM Plex Mono" w:cs="Calibri"/>
           <w:color w:val="000000"/>
           <w:sz w:val="24"/>
@@ -3773,17 +3785,17 @@
       </w:r>
       <w:r>
         <w:rPr>
-          <w:rStyle w:val="4"/>
-          <w:rFonts w:hint="default" w:ascii="Calibri" w:hAnsi="Calibri" w:eastAsia="IBM Plex Mono" w:cs="Calibri"/>
-          <w:color w:val="000000"/>
-          <w:sz w:val="24"/>
-          <w:szCs w:val="24"/>
-        </w:rPr>
-        <w:br w:type="textWrapping"/>
-      </w:r>
-      <w:r>
-        <w:rPr>
-          <w:rStyle w:val="4"/>
+          <w:rStyle w:val="5"/>
+          <w:rFonts w:hint="default" w:ascii="Calibri" w:hAnsi="Calibri" w:eastAsia="IBM Plex Mono" w:cs="Calibri"/>
+          <w:color w:val="000000"/>
+          <w:sz w:val="24"/>
+          <w:szCs w:val="24"/>
+        </w:rPr>
+        <w:br w:type="textWrapping"/>
+      </w:r>
+      <w:r>
+        <w:rPr>
+          <w:rStyle w:val="5"/>
           <w:rFonts w:hint="default" w:ascii="Calibri" w:hAnsi="Calibri" w:eastAsia="IBM Plex Mono" w:cs="Calibri"/>
           <w:color w:val="000000"/>
           <w:sz w:val="24"/>
@@ -3793,37 +3805,37 @@
       </w:r>
       <w:r>
         <w:rPr>
-          <w:rStyle w:val="4"/>
-          <w:rFonts w:hint="default" w:ascii="Calibri" w:hAnsi="Calibri" w:eastAsia="IBM Plex Mono" w:cs="Calibri"/>
-          <w:color w:val="000000"/>
-          <w:sz w:val="24"/>
-          <w:szCs w:val="24"/>
-        </w:rPr>
-        <w:br w:type="textWrapping"/>
-      </w:r>
-      <w:r>
-        <w:rPr>
-          <w:rStyle w:val="4"/>
-          <w:rFonts w:hint="default" w:ascii="Calibri" w:hAnsi="Calibri" w:eastAsia="IBM Plex Mono" w:cs="Calibri"/>
-          <w:color w:val="000000"/>
-          <w:sz w:val="24"/>
-          <w:szCs w:val="24"/>
-        </w:rPr>
-        <w:br w:type="textWrapping"/>
-      </w:r>
-      <w:r>
-        <w:rPr>
-          <w:rStyle w:val="4"/>
-          <w:rFonts w:hint="default" w:ascii="Calibri" w:hAnsi="Calibri" w:eastAsia="IBM Plex Mono" w:cs="Calibri"/>
-          <w:color w:val="000000"/>
-          <w:sz w:val="24"/>
-          <w:szCs w:val="24"/>
-        </w:rPr>
-        <w:br w:type="textWrapping"/>
-      </w:r>
-      <w:r>
-        <w:rPr>
-          <w:rStyle w:val="4"/>
+          <w:rStyle w:val="5"/>
+          <w:rFonts w:hint="default" w:ascii="Calibri" w:hAnsi="Calibri" w:eastAsia="IBM Plex Mono" w:cs="Calibri"/>
+          <w:color w:val="000000"/>
+          <w:sz w:val="24"/>
+          <w:szCs w:val="24"/>
+        </w:rPr>
+        <w:br w:type="textWrapping"/>
+      </w:r>
+      <w:r>
+        <w:rPr>
+          <w:rStyle w:val="5"/>
+          <w:rFonts w:hint="default" w:ascii="Calibri" w:hAnsi="Calibri" w:eastAsia="IBM Plex Mono" w:cs="Calibri"/>
+          <w:color w:val="000000"/>
+          <w:sz w:val="24"/>
+          <w:szCs w:val="24"/>
+        </w:rPr>
+        <w:br w:type="textWrapping"/>
+      </w:r>
+      <w:r>
+        <w:rPr>
+          <w:rStyle w:val="5"/>
+          <w:rFonts w:hint="default" w:ascii="Calibri" w:hAnsi="Calibri" w:eastAsia="IBM Plex Mono" w:cs="Calibri"/>
+          <w:color w:val="000000"/>
+          <w:sz w:val="24"/>
+          <w:szCs w:val="24"/>
+        </w:rPr>
+        <w:br w:type="textWrapping"/>
+      </w:r>
+      <w:r>
+        <w:rPr>
+          <w:rStyle w:val="5"/>
           <w:rFonts w:hint="default" w:ascii="Calibri" w:hAnsi="Calibri" w:eastAsia="IBM Plex Mono" w:cs="Calibri"/>
           <w:color w:val="000000"/>
           <w:sz w:val="24"/>
@@ -3833,17 +3845,17 @@
       </w:r>
       <w:r>
         <w:rPr>
-          <w:rStyle w:val="4"/>
-          <w:rFonts w:hint="default" w:ascii="Calibri" w:hAnsi="Calibri" w:eastAsia="IBM Plex Mono" w:cs="Calibri"/>
-          <w:color w:val="000000"/>
-          <w:sz w:val="24"/>
-          <w:szCs w:val="24"/>
-        </w:rPr>
-        <w:br w:type="textWrapping"/>
-      </w:r>
-      <w:r>
-        <w:rPr>
-          <w:rStyle w:val="4"/>
+          <w:rStyle w:val="5"/>
+          <w:rFonts w:hint="default" w:ascii="Calibri" w:hAnsi="Calibri" w:eastAsia="IBM Plex Mono" w:cs="Calibri"/>
+          <w:color w:val="000000"/>
+          <w:sz w:val="24"/>
+          <w:szCs w:val="24"/>
+        </w:rPr>
+        <w:br w:type="textWrapping"/>
+      </w:r>
+      <w:r>
+        <w:rPr>
+          <w:rStyle w:val="5"/>
           <w:rFonts w:hint="default" w:ascii="Calibri" w:hAnsi="Calibri" w:eastAsia="IBM Plex Mono" w:cs="Calibri"/>
           <w:color w:val="000000"/>
           <w:sz w:val="24"/>
@@ -3853,37 +3865,37 @@
       </w:r>
       <w:r>
         <w:rPr>
-          <w:rStyle w:val="4"/>
-          <w:rFonts w:hint="default" w:ascii="Calibri" w:hAnsi="Calibri" w:eastAsia="IBM Plex Mono" w:cs="Calibri"/>
-          <w:color w:val="000000"/>
-          <w:sz w:val="24"/>
-          <w:szCs w:val="24"/>
-        </w:rPr>
-        <w:br w:type="textWrapping"/>
-      </w:r>
-      <w:r>
-        <w:rPr>
-          <w:rStyle w:val="4"/>
-          <w:rFonts w:hint="default" w:ascii="Calibri" w:hAnsi="Calibri" w:eastAsia="IBM Plex Mono" w:cs="Calibri"/>
-          <w:color w:val="000000"/>
-          <w:sz w:val="24"/>
-          <w:szCs w:val="24"/>
-        </w:rPr>
-        <w:br w:type="textWrapping"/>
-      </w:r>
-      <w:r>
-        <w:rPr>
-          <w:rStyle w:val="4"/>
-          <w:rFonts w:hint="default" w:ascii="Calibri" w:hAnsi="Calibri" w:eastAsia="IBM Plex Mono" w:cs="Calibri"/>
-          <w:color w:val="000000"/>
-          <w:sz w:val="24"/>
-          <w:szCs w:val="24"/>
-        </w:rPr>
-        <w:br w:type="textWrapping"/>
-      </w:r>
-      <w:r>
-        <w:rPr>
-          <w:rStyle w:val="4"/>
+          <w:rStyle w:val="5"/>
+          <w:rFonts w:hint="default" w:ascii="Calibri" w:hAnsi="Calibri" w:eastAsia="IBM Plex Mono" w:cs="Calibri"/>
+          <w:color w:val="000000"/>
+          <w:sz w:val="24"/>
+          <w:szCs w:val="24"/>
+        </w:rPr>
+        <w:br w:type="textWrapping"/>
+      </w:r>
+      <w:r>
+        <w:rPr>
+          <w:rStyle w:val="5"/>
+          <w:rFonts w:hint="default" w:ascii="Calibri" w:hAnsi="Calibri" w:eastAsia="IBM Plex Mono" w:cs="Calibri"/>
+          <w:color w:val="000000"/>
+          <w:sz w:val="24"/>
+          <w:szCs w:val="24"/>
+        </w:rPr>
+        <w:br w:type="textWrapping"/>
+      </w:r>
+      <w:r>
+        <w:rPr>
+          <w:rStyle w:val="5"/>
+          <w:rFonts w:hint="default" w:ascii="Calibri" w:hAnsi="Calibri" w:eastAsia="IBM Plex Mono" w:cs="Calibri"/>
+          <w:color w:val="000000"/>
+          <w:sz w:val="24"/>
+          <w:szCs w:val="24"/>
+        </w:rPr>
+        <w:br w:type="textWrapping"/>
+      </w:r>
+      <w:r>
+        <w:rPr>
+          <w:rStyle w:val="5"/>
           <w:rFonts w:hint="default" w:ascii="Calibri" w:hAnsi="Calibri" w:eastAsia="IBM Plex Mono" w:cs="Calibri"/>
           <w:color w:val="000000"/>
           <w:sz w:val="24"/>
@@ -3893,17 +3905,17 @@
       </w:r>
       <w:r>
         <w:rPr>
-          <w:rStyle w:val="4"/>
-          <w:rFonts w:hint="default" w:ascii="Calibri" w:hAnsi="Calibri" w:eastAsia="IBM Plex Mono" w:cs="Calibri"/>
-          <w:color w:val="000000"/>
-          <w:sz w:val="24"/>
-          <w:szCs w:val="24"/>
-        </w:rPr>
-        <w:br w:type="textWrapping"/>
-      </w:r>
-      <w:r>
-        <w:rPr>
-          <w:rStyle w:val="4"/>
+          <w:rStyle w:val="5"/>
+          <w:rFonts w:hint="default" w:ascii="Calibri" w:hAnsi="Calibri" w:eastAsia="IBM Plex Mono" w:cs="Calibri"/>
+          <w:color w:val="000000"/>
+          <w:sz w:val="24"/>
+          <w:szCs w:val="24"/>
+        </w:rPr>
+        <w:br w:type="textWrapping"/>
+      </w:r>
+      <w:r>
+        <w:rPr>
+          <w:rStyle w:val="5"/>
           <w:rFonts w:hint="default" w:ascii="Calibri" w:hAnsi="Calibri" w:eastAsia="IBM Plex Mono" w:cs="Calibri"/>
           <w:color w:val="000000"/>
           <w:sz w:val="24"/>
@@ -3913,37 +3925,37 @@
       </w:r>
       <w:r>
         <w:rPr>
-          <w:rStyle w:val="4"/>
-          <w:rFonts w:hint="default" w:ascii="Calibri" w:hAnsi="Calibri" w:eastAsia="IBM Plex Mono" w:cs="Calibri"/>
-          <w:color w:val="000000"/>
-          <w:sz w:val="24"/>
-          <w:szCs w:val="24"/>
-        </w:rPr>
-        <w:br w:type="textWrapping"/>
-      </w:r>
-      <w:r>
-        <w:rPr>
-          <w:rStyle w:val="4"/>
-          <w:rFonts w:hint="default" w:ascii="Calibri" w:hAnsi="Calibri" w:eastAsia="IBM Plex Mono" w:cs="Calibri"/>
-          <w:color w:val="000000"/>
-          <w:sz w:val="24"/>
-          <w:szCs w:val="24"/>
-        </w:rPr>
-        <w:br w:type="textWrapping"/>
-      </w:r>
-      <w:r>
-        <w:rPr>
-          <w:rStyle w:val="4"/>
-          <w:rFonts w:hint="default" w:ascii="Calibri" w:hAnsi="Calibri" w:eastAsia="IBM Plex Mono" w:cs="Calibri"/>
-          <w:color w:val="000000"/>
-          <w:sz w:val="24"/>
-          <w:szCs w:val="24"/>
-        </w:rPr>
-        <w:br w:type="textWrapping"/>
-      </w:r>
-      <w:r>
-        <w:rPr>
-          <w:rStyle w:val="4"/>
+          <w:rStyle w:val="5"/>
+          <w:rFonts w:hint="default" w:ascii="Calibri" w:hAnsi="Calibri" w:eastAsia="IBM Plex Mono" w:cs="Calibri"/>
+          <w:color w:val="000000"/>
+          <w:sz w:val="24"/>
+          <w:szCs w:val="24"/>
+        </w:rPr>
+        <w:br w:type="textWrapping"/>
+      </w:r>
+      <w:r>
+        <w:rPr>
+          <w:rStyle w:val="5"/>
+          <w:rFonts w:hint="default" w:ascii="Calibri" w:hAnsi="Calibri" w:eastAsia="IBM Plex Mono" w:cs="Calibri"/>
+          <w:color w:val="000000"/>
+          <w:sz w:val="24"/>
+          <w:szCs w:val="24"/>
+        </w:rPr>
+        <w:br w:type="textWrapping"/>
+      </w:r>
+      <w:r>
+        <w:rPr>
+          <w:rStyle w:val="5"/>
+          <w:rFonts w:hint="default" w:ascii="Calibri" w:hAnsi="Calibri" w:eastAsia="IBM Plex Mono" w:cs="Calibri"/>
+          <w:color w:val="000000"/>
+          <w:sz w:val="24"/>
+          <w:szCs w:val="24"/>
+        </w:rPr>
+        <w:br w:type="textWrapping"/>
+      </w:r>
+      <w:r>
+        <w:rPr>
+          <w:rStyle w:val="5"/>
           <w:rFonts w:hint="default" w:ascii="Calibri" w:hAnsi="Calibri" w:eastAsia="IBM Plex Mono" w:cs="Calibri"/>
           <w:color w:val="000000"/>
           <w:sz w:val="24"/>
@@ -3953,17 +3965,17 @@
       </w:r>
       <w:r>
         <w:rPr>
-          <w:rStyle w:val="4"/>
-          <w:rFonts w:hint="default" w:ascii="Calibri" w:hAnsi="Calibri" w:eastAsia="IBM Plex Mono" w:cs="Calibri"/>
-          <w:color w:val="000000"/>
-          <w:sz w:val="24"/>
-          <w:szCs w:val="24"/>
-        </w:rPr>
-        <w:br w:type="textWrapping"/>
-      </w:r>
-      <w:r>
-        <w:rPr>
-          <w:rStyle w:val="4"/>
+          <w:rStyle w:val="5"/>
+          <w:rFonts w:hint="default" w:ascii="Calibri" w:hAnsi="Calibri" w:eastAsia="IBM Plex Mono" w:cs="Calibri"/>
+          <w:color w:val="000000"/>
+          <w:sz w:val="24"/>
+          <w:szCs w:val="24"/>
+        </w:rPr>
+        <w:br w:type="textWrapping"/>
+      </w:r>
+      <w:r>
+        <w:rPr>
+          <w:rStyle w:val="5"/>
           <w:rFonts w:hint="default" w:ascii="Calibri" w:hAnsi="Calibri" w:eastAsia="IBM Plex Mono" w:cs="Calibri"/>
           <w:color w:val="000000"/>
           <w:sz w:val="24"/>
@@ -3973,37 +3985,37 @@
       </w:r>
       <w:r>
         <w:rPr>
-          <w:rStyle w:val="4"/>
-          <w:rFonts w:hint="default" w:ascii="Calibri" w:hAnsi="Calibri" w:eastAsia="IBM Plex Mono" w:cs="Calibri"/>
-          <w:color w:val="000000"/>
-          <w:sz w:val="24"/>
-          <w:szCs w:val="24"/>
-        </w:rPr>
-        <w:br w:type="textWrapping"/>
-      </w:r>
-      <w:r>
-        <w:rPr>
-          <w:rStyle w:val="4"/>
-          <w:rFonts w:hint="default" w:ascii="Calibri" w:hAnsi="Calibri" w:eastAsia="IBM Plex Mono" w:cs="Calibri"/>
-          <w:color w:val="000000"/>
-          <w:sz w:val="24"/>
-          <w:szCs w:val="24"/>
-        </w:rPr>
-        <w:br w:type="textWrapping"/>
-      </w:r>
-      <w:r>
-        <w:rPr>
-          <w:rStyle w:val="4"/>
-          <w:rFonts w:hint="default" w:ascii="Calibri" w:hAnsi="Calibri" w:eastAsia="IBM Plex Mono" w:cs="Calibri"/>
-          <w:color w:val="000000"/>
-          <w:sz w:val="24"/>
-          <w:szCs w:val="24"/>
-        </w:rPr>
-        <w:br w:type="textWrapping"/>
-      </w:r>
-      <w:r>
-        <w:rPr>
-          <w:rStyle w:val="4"/>
+          <w:rStyle w:val="5"/>
+          <w:rFonts w:hint="default" w:ascii="Calibri" w:hAnsi="Calibri" w:eastAsia="IBM Plex Mono" w:cs="Calibri"/>
+          <w:color w:val="000000"/>
+          <w:sz w:val="24"/>
+          <w:szCs w:val="24"/>
+        </w:rPr>
+        <w:br w:type="textWrapping"/>
+      </w:r>
+      <w:r>
+        <w:rPr>
+          <w:rStyle w:val="5"/>
+          <w:rFonts w:hint="default" w:ascii="Calibri" w:hAnsi="Calibri" w:eastAsia="IBM Plex Mono" w:cs="Calibri"/>
+          <w:color w:val="000000"/>
+          <w:sz w:val="24"/>
+          <w:szCs w:val="24"/>
+        </w:rPr>
+        <w:br w:type="textWrapping"/>
+      </w:r>
+      <w:r>
+        <w:rPr>
+          <w:rStyle w:val="5"/>
+          <w:rFonts w:hint="default" w:ascii="Calibri" w:hAnsi="Calibri" w:eastAsia="IBM Plex Mono" w:cs="Calibri"/>
+          <w:color w:val="000000"/>
+          <w:sz w:val="24"/>
+          <w:szCs w:val="24"/>
+        </w:rPr>
+        <w:br w:type="textWrapping"/>
+      </w:r>
+      <w:r>
+        <w:rPr>
+          <w:rStyle w:val="5"/>
           <w:rFonts w:hint="default" w:ascii="Calibri" w:hAnsi="Calibri" w:eastAsia="IBM Plex Mono" w:cs="Calibri"/>
           <w:color w:val="000000"/>
           <w:sz w:val="24"/>
@@ -4013,17 +4025,17 @@
       </w:r>
       <w:r>
         <w:rPr>
-          <w:rStyle w:val="4"/>
-          <w:rFonts w:hint="default" w:ascii="Calibri" w:hAnsi="Calibri" w:eastAsia="IBM Plex Mono" w:cs="Calibri"/>
-          <w:color w:val="000000"/>
-          <w:sz w:val="24"/>
-          <w:szCs w:val="24"/>
-        </w:rPr>
-        <w:br w:type="textWrapping"/>
-      </w:r>
-      <w:r>
-        <w:rPr>
-          <w:rStyle w:val="4"/>
+          <w:rStyle w:val="5"/>
+          <w:rFonts w:hint="default" w:ascii="Calibri" w:hAnsi="Calibri" w:eastAsia="IBM Plex Mono" w:cs="Calibri"/>
+          <w:color w:val="000000"/>
+          <w:sz w:val="24"/>
+          <w:szCs w:val="24"/>
+        </w:rPr>
+        <w:br w:type="textWrapping"/>
+      </w:r>
+      <w:r>
+        <w:rPr>
+          <w:rStyle w:val="5"/>
           <w:rFonts w:hint="default" w:ascii="Calibri" w:hAnsi="Calibri" w:eastAsia="IBM Plex Mono" w:cs="Calibri"/>
           <w:color w:val="000000"/>
           <w:sz w:val="24"/>
@@ -4033,37 +4045,37 @@
       </w:r>
       <w:r>
         <w:rPr>
-          <w:rStyle w:val="4"/>
-          <w:rFonts w:hint="default" w:ascii="Calibri" w:hAnsi="Calibri" w:eastAsia="IBM Plex Mono" w:cs="Calibri"/>
-          <w:color w:val="000000"/>
-          <w:sz w:val="24"/>
-          <w:szCs w:val="24"/>
-        </w:rPr>
-        <w:br w:type="textWrapping"/>
-      </w:r>
-      <w:r>
-        <w:rPr>
-          <w:rStyle w:val="4"/>
-          <w:rFonts w:hint="default" w:ascii="Calibri" w:hAnsi="Calibri" w:eastAsia="IBM Plex Mono" w:cs="Calibri"/>
-          <w:color w:val="000000"/>
-          <w:sz w:val="24"/>
-          <w:szCs w:val="24"/>
-        </w:rPr>
-        <w:br w:type="textWrapping"/>
-      </w:r>
-      <w:r>
-        <w:rPr>
-          <w:rStyle w:val="4"/>
-          <w:rFonts w:hint="default" w:ascii="Calibri" w:hAnsi="Calibri" w:eastAsia="IBM Plex Mono" w:cs="Calibri"/>
-          <w:color w:val="000000"/>
-          <w:sz w:val="24"/>
-          <w:szCs w:val="24"/>
-        </w:rPr>
-        <w:br w:type="textWrapping"/>
-      </w:r>
-      <w:r>
-        <w:rPr>
-          <w:rStyle w:val="4"/>
+          <w:rStyle w:val="5"/>
+          <w:rFonts w:hint="default" w:ascii="Calibri" w:hAnsi="Calibri" w:eastAsia="IBM Plex Mono" w:cs="Calibri"/>
+          <w:color w:val="000000"/>
+          <w:sz w:val="24"/>
+          <w:szCs w:val="24"/>
+        </w:rPr>
+        <w:br w:type="textWrapping"/>
+      </w:r>
+      <w:r>
+        <w:rPr>
+          <w:rStyle w:val="5"/>
+          <w:rFonts w:hint="default" w:ascii="Calibri" w:hAnsi="Calibri" w:eastAsia="IBM Plex Mono" w:cs="Calibri"/>
+          <w:color w:val="000000"/>
+          <w:sz w:val="24"/>
+          <w:szCs w:val="24"/>
+        </w:rPr>
+        <w:br w:type="textWrapping"/>
+      </w:r>
+      <w:r>
+        <w:rPr>
+          <w:rStyle w:val="5"/>
+          <w:rFonts w:hint="default" w:ascii="Calibri" w:hAnsi="Calibri" w:eastAsia="IBM Plex Mono" w:cs="Calibri"/>
+          <w:color w:val="000000"/>
+          <w:sz w:val="24"/>
+          <w:szCs w:val="24"/>
+        </w:rPr>
+        <w:br w:type="textWrapping"/>
+      </w:r>
+      <w:r>
+        <w:rPr>
+          <w:rStyle w:val="5"/>
           <w:rFonts w:hint="default" w:ascii="Calibri" w:hAnsi="Calibri" w:eastAsia="IBM Plex Mono" w:cs="Calibri"/>
           <w:color w:val="000000"/>
           <w:sz w:val="24"/>
@@ -4073,17 +4085,17 @@
       </w:r>
       <w:r>
         <w:rPr>
-          <w:rStyle w:val="4"/>
-          <w:rFonts w:hint="default" w:ascii="Calibri" w:hAnsi="Calibri" w:eastAsia="IBM Plex Mono" w:cs="Calibri"/>
-          <w:color w:val="000000"/>
-          <w:sz w:val="24"/>
-          <w:szCs w:val="24"/>
-        </w:rPr>
-        <w:br w:type="textWrapping"/>
-      </w:r>
-      <w:r>
-        <w:rPr>
-          <w:rStyle w:val="4"/>
+          <w:rStyle w:val="5"/>
+          <w:rFonts w:hint="default" w:ascii="Calibri" w:hAnsi="Calibri" w:eastAsia="IBM Plex Mono" w:cs="Calibri"/>
+          <w:color w:val="000000"/>
+          <w:sz w:val="24"/>
+          <w:szCs w:val="24"/>
+        </w:rPr>
+        <w:br w:type="textWrapping"/>
+      </w:r>
+      <w:r>
+        <w:rPr>
+          <w:rStyle w:val="5"/>
           <w:rFonts w:hint="default" w:ascii="Calibri" w:hAnsi="Calibri" w:eastAsia="IBM Plex Mono" w:cs="Calibri"/>
           <w:color w:val="000000"/>
           <w:sz w:val="24"/>
@@ -4093,17 +4105,17 @@
       </w:r>
       <w:r>
         <w:rPr>
-          <w:rStyle w:val="4"/>
-          <w:rFonts w:hint="default" w:ascii="Calibri" w:hAnsi="Calibri" w:eastAsia="IBM Plex Mono" w:cs="Calibri"/>
-          <w:color w:val="000000"/>
-          <w:sz w:val="24"/>
-          <w:szCs w:val="24"/>
-        </w:rPr>
-        <w:br w:type="textWrapping"/>
-      </w:r>
-      <w:r>
-        <w:rPr>
-          <w:rStyle w:val="4"/>
+          <w:rStyle w:val="5"/>
+          <w:rFonts w:hint="default" w:ascii="Calibri" w:hAnsi="Calibri" w:eastAsia="IBM Plex Mono" w:cs="Calibri"/>
+          <w:color w:val="000000"/>
+          <w:sz w:val="24"/>
+          <w:szCs w:val="24"/>
+        </w:rPr>
+        <w:br w:type="textWrapping"/>
+      </w:r>
+      <w:r>
+        <w:rPr>
+          <w:rStyle w:val="5"/>
           <w:rFonts w:hint="default" w:ascii="Calibri" w:hAnsi="Calibri" w:eastAsia="IBM Plex Mono" w:cs="Calibri"/>
           <w:color w:val="000000"/>
           <w:sz w:val="24"/>
@@ -4269,6 +4281,11 @@
         </w:rPr>
       </w:pPr>
       <w:r>
+        <w:rPr>
+          <w:rFonts w:hint="default" w:ascii="Calibri" w:hAnsi="Calibri" w:cs="Calibri"/>
+          <w:sz w:val="24"/>
+          <w:szCs w:val="24"/>
+        </w:rPr>
         <w:drawing>
           <wp:inline distT="0" distB="0" distL="114300" distR="114300">
             <wp:extent cx="6035040" cy="3394710"/>
@@ -4311,8 +4328,6 @@
           </wp:inline>
         </w:drawing>
       </w:r>
-      <w:bookmarkStart w:id="56" w:name="_GoBack"/>
-      <w:bookmarkEnd w:id="56"/>
       <w:r>
         <w:rPr>
           <w:rFonts w:hint="default" w:ascii="Calibri" w:hAnsi="Calibri" w:eastAsia="inter" w:cs="Calibri"/>
@@ -4507,6 +4522,7 @@
           <w:rFonts w:hint="default" w:ascii="Calibri" w:hAnsi="Calibri" w:cs="Calibri"/>
           <w:sz w:val="24"/>
           <w:szCs w:val="24"/>
+          <w:lang w:val="en-US"/>
         </w:rPr>
       </w:pPr>
       <w:r>
@@ -4518,6 +4534,17 @@
           <w:szCs w:val="24"/>
         </w:rPr>
         <w:t>Tài liệu đã xem (Link):</w:t>
+      </w:r>
+      <w:r>
+        <w:rPr>
+          <w:rFonts w:hint="default" w:ascii="Calibri" w:hAnsi="Calibri" w:eastAsia="inter" w:cs="Calibri"/>
+          <w:b/>
+          <w:color w:val="000000"/>
+          <w:sz w:val="24"/>
+          <w:szCs w:val="24"/>
+          <w:lang w:val="en-US"/>
+        </w:rPr>
+        <w:t xml:space="preserve"> https://vietcodedi.com/pluginfile.php/4683/mod_resource/content/1/CSS%202.pdf</w:t>
       </w:r>
     </w:p>
     <w:p>
@@ -4597,7 +4624,7 @@
       </w:pPr>
       <w:r>
         <w:rPr>
-          <w:rStyle w:val="4"/>
+          <w:rStyle w:val="5"/>
           <w:rFonts w:hint="default" w:ascii="Calibri" w:hAnsi="Calibri" w:eastAsia="IBM Plex Mono" w:cs="Calibri"/>
           <w:color w:val="000000"/>
           <w:sz w:val="24"/>
@@ -4607,17 +4634,17 @@
       </w:r>
       <w:r>
         <w:rPr>
-          <w:rStyle w:val="4"/>
-          <w:rFonts w:hint="default" w:ascii="Calibri" w:hAnsi="Calibri" w:eastAsia="IBM Plex Mono" w:cs="Calibri"/>
-          <w:color w:val="000000"/>
-          <w:sz w:val="24"/>
-          <w:szCs w:val="24"/>
-        </w:rPr>
-        <w:br w:type="textWrapping"/>
-      </w:r>
-      <w:r>
-        <w:rPr>
-          <w:rStyle w:val="4"/>
+          <w:rStyle w:val="5"/>
+          <w:rFonts w:hint="default" w:ascii="Calibri" w:hAnsi="Calibri" w:eastAsia="IBM Plex Mono" w:cs="Calibri"/>
+          <w:color w:val="000000"/>
+          <w:sz w:val="24"/>
+          <w:szCs w:val="24"/>
+        </w:rPr>
+        <w:br w:type="textWrapping"/>
+      </w:r>
+      <w:r>
+        <w:rPr>
+          <w:rStyle w:val="5"/>
           <w:rFonts w:hint="default" w:ascii="Calibri" w:hAnsi="Calibri" w:eastAsia="IBM Plex Mono" w:cs="Calibri"/>
           <w:color w:val="000000"/>
           <w:sz w:val="24"/>
@@ -4627,17 +4654,17 @@
       </w:r>
       <w:r>
         <w:rPr>
-          <w:rStyle w:val="4"/>
-          <w:rFonts w:hint="default" w:ascii="Calibri" w:hAnsi="Calibri" w:eastAsia="IBM Plex Mono" w:cs="Calibri"/>
-          <w:color w:val="000000"/>
-          <w:sz w:val="24"/>
-          <w:szCs w:val="24"/>
-        </w:rPr>
-        <w:br w:type="textWrapping"/>
-      </w:r>
-      <w:r>
-        <w:rPr>
-          <w:rStyle w:val="4"/>
+          <w:rStyle w:val="5"/>
+          <w:rFonts w:hint="default" w:ascii="Calibri" w:hAnsi="Calibri" w:eastAsia="IBM Plex Mono" w:cs="Calibri"/>
+          <w:color w:val="000000"/>
+          <w:sz w:val="24"/>
+          <w:szCs w:val="24"/>
+        </w:rPr>
+        <w:br w:type="textWrapping"/>
+      </w:r>
+      <w:r>
+        <w:rPr>
+          <w:rStyle w:val="5"/>
           <w:rFonts w:hint="default" w:ascii="Calibri" w:hAnsi="Calibri" w:eastAsia="IBM Plex Mono" w:cs="Calibri"/>
           <w:color w:val="000000"/>
           <w:sz w:val="24"/>
@@ -4647,17 +4674,17 @@
       </w:r>
       <w:r>
         <w:rPr>
-          <w:rStyle w:val="4"/>
-          <w:rFonts w:hint="default" w:ascii="Calibri" w:hAnsi="Calibri" w:eastAsia="IBM Plex Mono" w:cs="Calibri"/>
-          <w:color w:val="000000"/>
-          <w:sz w:val="24"/>
-          <w:szCs w:val="24"/>
-        </w:rPr>
-        <w:br w:type="textWrapping"/>
-      </w:r>
-      <w:r>
-        <w:rPr>
-          <w:rStyle w:val="4"/>
+          <w:rStyle w:val="5"/>
+          <w:rFonts w:hint="default" w:ascii="Calibri" w:hAnsi="Calibri" w:eastAsia="IBM Plex Mono" w:cs="Calibri"/>
+          <w:color w:val="000000"/>
+          <w:sz w:val="24"/>
+          <w:szCs w:val="24"/>
+        </w:rPr>
+        <w:br w:type="textWrapping"/>
+      </w:r>
+      <w:r>
+        <w:rPr>
+          <w:rStyle w:val="5"/>
           <w:rFonts w:hint="default" w:ascii="Calibri" w:hAnsi="Calibri" w:eastAsia="IBM Plex Mono" w:cs="Calibri"/>
           <w:color w:val="000000"/>
           <w:sz w:val="24"/>
@@ -4667,17 +4694,17 @@
       </w:r>
       <w:r>
         <w:rPr>
-          <w:rStyle w:val="4"/>
-          <w:rFonts w:hint="default" w:ascii="Calibri" w:hAnsi="Calibri" w:eastAsia="IBM Plex Mono" w:cs="Calibri"/>
-          <w:color w:val="000000"/>
-          <w:sz w:val="24"/>
-          <w:szCs w:val="24"/>
-        </w:rPr>
-        <w:br w:type="textWrapping"/>
-      </w:r>
-      <w:r>
-        <w:rPr>
-          <w:rStyle w:val="4"/>
+          <w:rStyle w:val="5"/>
+          <w:rFonts w:hint="default" w:ascii="Calibri" w:hAnsi="Calibri" w:eastAsia="IBM Plex Mono" w:cs="Calibri"/>
+          <w:color w:val="000000"/>
+          <w:sz w:val="24"/>
+          <w:szCs w:val="24"/>
+        </w:rPr>
+        <w:br w:type="textWrapping"/>
+      </w:r>
+      <w:r>
+        <w:rPr>
+          <w:rStyle w:val="5"/>
           <w:rFonts w:hint="default" w:ascii="Calibri" w:hAnsi="Calibri" w:eastAsia="IBM Plex Mono" w:cs="Calibri"/>
           <w:color w:val="000000"/>
           <w:sz w:val="24"/>
@@ -4687,17 +4714,17 @@
       </w:r>
       <w:r>
         <w:rPr>
-          <w:rStyle w:val="4"/>
-          <w:rFonts w:hint="default" w:ascii="Calibri" w:hAnsi="Calibri" w:eastAsia="IBM Plex Mono" w:cs="Calibri"/>
-          <w:color w:val="000000"/>
-          <w:sz w:val="24"/>
-          <w:szCs w:val="24"/>
-        </w:rPr>
-        <w:br w:type="textWrapping"/>
-      </w:r>
-      <w:r>
-        <w:rPr>
-          <w:rStyle w:val="4"/>
+          <w:rStyle w:val="5"/>
+          <w:rFonts w:hint="default" w:ascii="Calibri" w:hAnsi="Calibri" w:eastAsia="IBM Plex Mono" w:cs="Calibri"/>
+          <w:color w:val="000000"/>
+          <w:sz w:val="24"/>
+          <w:szCs w:val="24"/>
+        </w:rPr>
+        <w:br w:type="textWrapping"/>
+      </w:r>
+      <w:r>
+        <w:rPr>
+          <w:rStyle w:val="5"/>
           <w:rFonts w:hint="default" w:ascii="Calibri" w:hAnsi="Calibri" w:eastAsia="IBM Plex Mono" w:cs="Calibri"/>
           <w:color w:val="000000"/>
           <w:sz w:val="24"/>
@@ -4707,17 +4734,17 @@
       </w:r>
       <w:r>
         <w:rPr>
-          <w:rStyle w:val="4"/>
-          <w:rFonts w:hint="default" w:ascii="Calibri" w:hAnsi="Calibri" w:eastAsia="IBM Plex Mono" w:cs="Calibri"/>
-          <w:color w:val="000000"/>
-          <w:sz w:val="24"/>
-          <w:szCs w:val="24"/>
-        </w:rPr>
-        <w:br w:type="textWrapping"/>
-      </w:r>
-      <w:r>
-        <w:rPr>
-          <w:rStyle w:val="4"/>
+          <w:rStyle w:val="5"/>
+          <w:rFonts w:hint="default" w:ascii="Calibri" w:hAnsi="Calibri" w:eastAsia="IBM Plex Mono" w:cs="Calibri"/>
+          <w:color w:val="000000"/>
+          <w:sz w:val="24"/>
+          <w:szCs w:val="24"/>
+        </w:rPr>
+        <w:br w:type="textWrapping"/>
+      </w:r>
+      <w:r>
+        <w:rPr>
+          <w:rStyle w:val="5"/>
           <w:rFonts w:hint="default" w:ascii="Calibri" w:hAnsi="Calibri" w:eastAsia="IBM Plex Mono" w:cs="Calibri"/>
           <w:color w:val="000000"/>
           <w:sz w:val="24"/>
@@ -4727,17 +4754,17 @@
       </w:r>
       <w:r>
         <w:rPr>
-          <w:rStyle w:val="4"/>
-          <w:rFonts w:hint="default" w:ascii="Calibri" w:hAnsi="Calibri" w:eastAsia="IBM Plex Mono" w:cs="Calibri"/>
-          <w:color w:val="000000"/>
-          <w:sz w:val="24"/>
-          <w:szCs w:val="24"/>
-        </w:rPr>
-        <w:br w:type="textWrapping"/>
-      </w:r>
-      <w:r>
-        <w:rPr>
-          <w:rStyle w:val="4"/>
+          <w:rStyle w:val="5"/>
+          <w:rFonts w:hint="default" w:ascii="Calibri" w:hAnsi="Calibri" w:eastAsia="IBM Plex Mono" w:cs="Calibri"/>
+          <w:color w:val="000000"/>
+          <w:sz w:val="24"/>
+          <w:szCs w:val="24"/>
+        </w:rPr>
+        <w:br w:type="textWrapping"/>
+      </w:r>
+      <w:r>
+        <w:rPr>
+          <w:rStyle w:val="5"/>
           <w:rFonts w:hint="default" w:ascii="Calibri" w:hAnsi="Calibri" w:eastAsia="IBM Plex Mono" w:cs="Calibri"/>
           <w:color w:val="000000"/>
           <w:sz w:val="24"/>
@@ -4747,17 +4774,17 @@
       </w:r>
       <w:r>
         <w:rPr>
-          <w:rStyle w:val="4"/>
-          <w:rFonts w:hint="default" w:ascii="Calibri" w:hAnsi="Calibri" w:eastAsia="IBM Plex Mono" w:cs="Calibri"/>
-          <w:color w:val="000000"/>
-          <w:sz w:val="24"/>
-          <w:szCs w:val="24"/>
-        </w:rPr>
-        <w:br w:type="textWrapping"/>
-      </w:r>
-      <w:r>
-        <w:rPr>
-          <w:rStyle w:val="4"/>
+          <w:rStyle w:val="5"/>
+          <w:rFonts w:hint="default" w:ascii="Calibri" w:hAnsi="Calibri" w:eastAsia="IBM Plex Mono" w:cs="Calibri"/>
+          <w:color w:val="000000"/>
+          <w:sz w:val="24"/>
+          <w:szCs w:val="24"/>
+        </w:rPr>
+        <w:br w:type="textWrapping"/>
+      </w:r>
+      <w:r>
+        <w:rPr>
+          <w:rStyle w:val="5"/>
           <w:rFonts w:hint="default" w:ascii="Calibri" w:hAnsi="Calibri" w:eastAsia="IBM Plex Mono" w:cs="Calibri"/>
           <w:color w:val="000000"/>
           <w:sz w:val="24"/>
@@ -4767,17 +4794,17 @@
       </w:r>
       <w:r>
         <w:rPr>
-          <w:rStyle w:val="4"/>
-          <w:rFonts w:hint="default" w:ascii="Calibri" w:hAnsi="Calibri" w:eastAsia="IBM Plex Mono" w:cs="Calibri"/>
-          <w:color w:val="000000"/>
-          <w:sz w:val="24"/>
-          <w:szCs w:val="24"/>
-        </w:rPr>
-        <w:br w:type="textWrapping"/>
-      </w:r>
-      <w:r>
-        <w:rPr>
-          <w:rStyle w:val="4"/>
+          <w:rStyle w:val="5"/>
+          <w:rFonts w:hint="default" w:ascii="Calibri" w:hAnsi="Calibri" w:eastAsia="IBM Plex Mono" w:cs="Calibri"/>
+          <w:color w:val="000000"/>
+          <w:sz w:val="24"/>
+          <w:szCs w:val="24"/>
+        </w:rPr>
+        <w:br w:type="textWrapping"/>
+      </w:r>
+      <w:r>
+        <w:rPr>
+          <w:rStyle w:val="5"/>
           <w:rFonts w:hint="default" w:ascii="Calibri" w:hAnsi="Calibri" w:eastAsia="IBM Plex Mono" w:cs="Calibri"/>
           <w:color w:val="000000"/>
           <w:sz w:val="24"/>
@@ -4787,17 +4814,17 @@
       </w:r>
       <w:r>
         <w:rPr>
-          <w:rStyle w:val="4"/>
-          <w:rFonts w:hint="default" w:ascii="Calibri" w:hAnsi="Calibri" w:eastAsia="IBM Plex Mono" w:cs="Calibri"/>
-          <w:color w:val="000000"/>
-          <w:sz w:val="24"/>
-          <w:szCs w:val="24"/>
-        </w:rPr>
-        <w:br w:type="textWrapping"/>
-      </w:r>
-      <w:r>
-        <w:rPr>
-          <w:rStyle w:val="4"/>
+          <w:rStyle w:val="5"/>
+          <w:rFonts w:hint="default" w:ascii="Calibri" w:hAnsi="Calibri" w:eastAsia="IBM Plex Mono" w:cs="Calibri"/>
+          <w:color w:val="000000"/>
+          <w:sz w:val="24"/>
+          <w:szCs w:val="24"/>
+        </w:rPr>
+        <w:br w:type="textWrapping"/>
+      </w:r>
+      <w:r>
+        <w:rPr>
+          <w:rStyle w:val="5"/>
           <w:rFonts w:hint="default" w:ascii="Calibri" w:hAnsi="Calibri" w:eastAsia="IBM Plex Mono" w:cs="Calibri"/>
           <w:color w:val="000000"/>
           <w:sz w:val="24"/>
@@ -4807,17 +4834,17 @@
       </w:r>
       <w:r>
         <w:rPr>
-          <w:rStyle w:val="4"/>
-          <w:rFonts w:hint="default" w:ascii="Calibri" w:hAnsi="Calibri" w:eastAsia="IBM Plex Mono" w:cs="Calibri"/>
-          <w:color w:val="000000"/>
-          <w:sz w:val="24"/>
-          <w:szCs w:val="24"/>
-        </w:rPr>
-        <w:br w:type="textWrapping"/>
-      </w:r>
-      <w:r>
-        <w:rPr>
-          <w:rStyle w:val="4"/>
+          <w:rStyle w:val="5"/>
+          <w:rFonts w:hint="default" w:ascii="Calibri" w:hAnsi="Calibri" w:eastAsia="IBM Plex Mono" w:cs="Calibri"/>
+          <w:color w:val="000000"/>
+          <w:sz w:val="24"/>
+          <w:szCs w:val="24"/>
+        </w:rPr>
+        <w:br w:type="textWrapping"/>
+      </w:r>
+      <w:r>
+        <w:rPr>
+          <w:rStyle w:val="5"/>
           <w:rFonts w:hint="default" w:ascii="Calibri" w:hAnsi="Calibri" w:eastAsia="IBM Plex Mono" w:cs="Calibri"/>
           <w:color w:val="000000"/>
           <w:sz w:val="24"/>
@@ -4827,17 +4854,17 @@
       </w:r>
       <w:r>
         <w:rPr>
-          <w:rStyle w:val="4"/>
-          <w:rFonts w:hint="default" w:ascii="Calibri" w:hAnsi="Calibri" w:eastAsia="IBM Plex Mono" w:cs="Calibri"/>
-          <w:color w:val="000000"/>
-          <w:sz w:val="24"/>
-          <w:szCs w:val="24"/>
-        </w:rPr>
-        <w:br w:type="textWrapping"/>
-      </w:r>
-      <w:r>
-        <w:rPr>
-          <w:rStyle w:val="4"/>
+          <w:rStyle w:val="5"/>
+          <w:rFonts w:hint="default" w:ascii="Calibri" w:hAnsi="Calibri" w:eastAsia="IBM Plex Mono" w:cs="Calibri"/>
+          <w:color w:val="000000"/>
+          <w:sz w:val="24"/>
+          <w:szCs w:val="24"/>
+        </w:rPr>
+        <w:br w:type="textWrapping"/>
+      </w:r>
+      <w:r>
+        <w:rPr>
+          <w:rStyle w:val="5"/>
           <w:rFonts w:hint="default" w:ascii="Calibri" w:hAnsi="Calibri" w:eastAsia="IBM Plex Mono" w:cs="Calibri"/>
           <w:color w:val="000000"/>
           <w:sz w:val="24"/>
@@ -4847,7 +4874,7 @@
       </w:r>
       <w:r>
         <w:rPr>
-          <w:rStyle w:val="4"/>
+          <w:rStyle w:val="5"/>
           <w:rFonts w:hint="default" w:ascii="Calibri" w:hAnsi="Calibri" w:eastAsia="IBM Plex Mono" w:cs="Calibri"/>
           <w:color w:val="000000"/>
           <w:sz w:val="24"/>
@@ -4906,7 +4933,27 @@
           <w:sz w:val="24"/>
           <w:szCs w:val="24"/>
         </w:rPr>
-        <w:t>: ________________________________</w:t>
+        <w:t xml:space="preserve">: </w:t>
+      </w:r>
+      <w:r>
+        <w:rPr>
+          <w:rFonts w:hint="default" w:ascii="Calibri" w:hAnsi="Calibri" w:eastAsia="inter" w:cs="Calibri"/>
+          <w:color w:val="000000"/>
+          <w:sz w:val="24"/>
+          <w:szCs w:val="24"/>
+          <w:lang w:val="en-US"/>
+        </w:rPr>
+        <w:t>N</w:t>
+      </w:r>
+      <w:r>
+        <w:rPr>
+          <w:rFonts w:hint="default" w:ascii="Calibri" w:hAnsi="Calibri" w:eastAsia="inter" w:cs="Calibri"/>
+          <w:color w:val="000000"/>
+          <w:sz w:val="24"/>
+          <w:szCs w:val="24"/>
+          <w:lang w:val="vi-VN"/>
+        </w:rPr>
+        <w:t>ội dung thực tế</w:t>
       </w:r>
     </w:p>
     <w:p>
@@ -4939,7 +4986,17 @@
           <w:sz w:val="24"/>
           <w:szCs w:val="24"/>
         </w:rPr>
-        <w:t>: ________________________________</w:t>
+        <w:t xml:space="preserve">: </w:t>
+      </w:r>
+      <w:r>
+        <w:rPr>
+          <w:rFonts w:hint="default" w:ascii="Calibri" w:hAnsi="Calibri" w:eastAsia="inter" w:cs="Calibri"/>
+          <w:color w:val="000000"/>
+          <w:sz w:val="24"/>
+          <w:szCs w:val="24"/>
+          <w:lang w:val="vi-VN"/>
+        </w:rPr>
+        <w:t>khoảng đệm bên trong</w:t>
       </w:r>
     </w:p>
     <w:p>
@@ -4972,7 +5029,17 @@
           <w:sz w:val="24"/>
           <w:szCs w:val="24"/>
         </w:rPr>
-        <w:t>: ________________________________</w:t>
+        <w:t xml:space="preserve">: </w:t>
+      </w:r>
+      <w:r>
+        <w:rPr>
+          <w:rFonts w:hint="default" w:ascii="Calibri" w:hAnsi="Calibri" w:eastAsia="inter" w:cs="Calibri"/>
+          <w:color w:val="000000"/>
+          <w:sz w:val="24"/>
+          <w:szCs w:val="24"/>
+          <w:lang w:val="vi-VN"/>
+        </w:rPr>
+        <w:t>viền bao quanh</w:t>
       </w:r>
     </w:p>
     <w:p>
@@ -5005,7 +5072,17 @@
           <w:sz w:val="24"/>
           <w:szCs w:val="24"/>
         </w:rPr>
-        <w:t>: ________________________________</w:t>
+        <w:t xml:space="preserve">: </w:t>
+      </w:r>
+      <w:r>
+        <w:rPr>
+          <w:rFonts w:hint="default" w:ascii="Calibri" w:hAnsi="Calibri" w:eastAsia="inter" w:cs="Calibri"/>
+          <w:color w:val="000000"/>
+          <w:sz w:val="24"/>
+          <w:szCs w:val="24"/>
+          <w:lang w:val="vi-VN"/>
+        </w:rPr>
+        <w:t>khoảng cách bên  ngoài</w:t>
       </w:r>
     </w:p>
     <w:p>
@@ -5052,7 +5129,7 @@
     </w:p>
     <w:tbl>
       <w:tblPr>
-        <w:tblStyle w:val="5"/>
+        <w:tblStyle w:val="6"/>
         <w:tblW w:w="0" w:type="auto"/>
         <w:jc w:val="center"/>
         <w:tblCellSpacing w:w="0" w:type="dxa"/>
@@ -5073,9 +5150,9 @@
         </w:tblCellMar>
       </w:tblPr>
       <w:tblGrid>
-        <w:gridCol w:w="2667"/>
-        <w:gridCol w:w="2228"/>
-        <w:gridCol w:w="2000"/>
+        <w:gridCol w:w="1968"/>
+        <w:gridCol w:w="2132"/>
+        <w:gridCol w:w="5740"/>
       </w:tblGrid>
       <w:tr>
         <w:tblPrEx>
@@ -5231,7 +5308,7 @@
             </w:pPr>
             <w:r>
               <w:rPr>
-                <w:rStyle w:val="4"/>
+                <w:rStyle w:val="5"/>
                 <w:rFonts w:hint="default" w:ascii="Calibri" w:hAnsi="Calibri" w:eastAsia="IBM Plex Mono" w:cs="Calibri"/>
                 <w:color w:val="000000"/>
                 <w:sz w:val="24"/>
@@ -5258,17 +5335,17 @@
                 <w:rFonts w:hint="default" w:ascii="Calibri" w:hAnsi="Calibri" w:cs="Calibri"/>
                 <w:sz w:val="24"/>
                 <w:szCs w:val="24"/>
+                <w:lang w:val="vi-VN"/>
               </w:rPr>
             </w:pPr>
             <w:r>
               <w:rPr>
-                <w:rFonts w:hint="default" w:ascii="Calibri" w:hAnsi="Calibri" w:eastAsia="inter" w:cs="Calibri"/>
-                <w:i/>
-                <w:color w:val="000000"/>
-                <w:sz w:val="24"/>
-                <w:szCs w:val="24"/>
-              </w:rPr>
-              <w:t>(Tự điền công thức)</w:t>
+                <w:rFonts w:hint="default" w:ascii="Calibri" w:hAnsi="Calibri" w:cs="Calibri"/>
+                <w:sz w:val="24"/>
+                <w:szCs w:val="24"/>
+                <w:lang w:val="vi-VN"/>
+              </w:rPr>
+              <w:t>Width + padding + border</w:t>
             </w:r>
           </w:p>
         </w:tc>
@@ -5287,17 +5364,37 @@
                 <w:rFonts w:hint="default" w:ascii="Calibri" w:hAnsi="Calibri" w:cs="Calibri"/>
                 <w:sz w:val="24"/>
                 <w:szCs w:val="24"/>
+                <w:lang w:val="vi-VN"/>
               </w:rPr>
             </w:pPr>
             <w:r>
               <w:rPr>
-                <w:rFonts w:hint="default" w:ascii="Calibri" w:hAnsi="Calibri" w:eastAsia="inter" w:cs="Calibri"/>
-                <w:i/>
-                <w:color w:val="000000"/>
-                <w:sz w:val="24"/>
-                <w:szCs w:val="24"/>
-              </w:rPr>
-              <w:t>(Tự điền)</w:t>
+                <w:rFonts w:hint="default" w:ascii="Calibri" w:hAnsi="Calibri" w:cs="Calibri"/>
+                <w:sz w:val="24"/>
+                <w:szCs w:val="24"/>
+                <w:lang w:val="vi-VN"/>
+              </w:rPr>
+              <w:t>- Ưu điểm: dễ kiểm soát vùng nội dung</w:t>
+            </w:r>
+          </w:p>
+          <w:p>
+            <w:pPr>
+              <w:spacing w:after="0" w:line="360" w:lineRule="auto"/>
+              <w:rPr>
+                <w:rFonts w:hint="default" w:ascii="Calibri" w:hAnsi="Calibri" w:cs="Calibri"/>
+                <w:sz w:val="24"/>
+                <w:szCs w:val="24"/>
+                <w:lang w:val="vi-VN"/>
+              </w:rPr>
+            </w:pPr>
+            <w:r>
+              <w:rPr>
+                <w:rFonts w:hint="default" w:ascii="Calibri" w:hAnsi="Calibri" w:cs="Calibri"/>
+                <w:sz w:val="24"/>
+                <w:szCs w:val="24"/>
+                <w:lang w:val="vi-VN"/>
+              </w:rPr>
+              <w:t>- Nhược điểm: khó tính toán kích thước thực tế , dễ bị vỡ layout khi thêm padding/border</w:t>
             </w:r>
           </w:p>
         </w:tc>
@@ -5344,7 +5441,7 @@
             </w:pPr>
             <w:r>
               <w:rPr>
-                <w:rStyle w:val="4"/>
+                <w:rStyle w:val="5"/>
                 <w:rFonts w:hint="default" w:ascii="Calibri" w:hAnsi="Calibri" w:eastAsia="IBM Plex Mono" w:cs="Calibri"/>
                 <w:color w:val="000000"/>
                 <w:sz w:val="24"/>
@@ -5371,17 +5468,17 @@
                 <w:rFonts w:hint="default" w:ascii="Calibri" w:hAnsi="Calibri" w:cs="Calibri"/>
                 <w:sz w:val="24"/>
                 <w:szCs w:val="24"/>
+                <w:lang w:val="vi-VN"/>
               </w:rPr>
             </w:pPr>
             <w:r>
               <w:rPr>
-                <w:rFonts w:hint="default" w:ascii="Calibri" w:hAnsi="Calibri" w:eastAsia="inter" w:cs="Calibri"/>
-                <w:i/>
-                <w:color w:val="000000"/>
-                <w:sz w:val="24"/>
-                <w:szCs w:val="24"/>
-              </w:rPr>
-              <w:t>(Tự điền công thức)</w:t>
+                <w:rFonts w:hint="default" w:ascii="Calibri" w:hAnsi="Calibri" w:cs="Calibri"/>
+                <w:sz w:val="24"/>
+                <w:szCs w:val="24"/>
+                <w:lang w:val="vi-VN"/>
+              </w:rPr>
+              <w:t>Content + padding + border</w:t>
             </w:r>
           </w:p>
         </w:tc>
@@ -5400,17 +5497,37 @@
                 <w:rFonts w:hint="default" w:ascii="Calibri" w:hAnsi="Calibri" w:cs="Calibri"/>
                 <w:sz w:val="24"/>
                 <w:szCs w:val="24"/>
+                <w:lang w:val="vi-VN"/>
               </w:rPr>
             </w:pPr>
             <w:r>
               <w:rPr>
-                <w:rFonts w:hint="default" w:ascii="Calibri" w:hAnsi="Calibri" w:eastAsia="inter" w:cs="Calibri"/>
-                <w:i/>
-                <w:color w:val="000000"/>
-                <w:sz w:val="24"/>
-                <w:szCs w:val="24"/>
-              </w:rPr>
-              <w:t>(Tự điền)</w:t>
+                <w:rFonts w:hint="default" w:ascii="Calibri" w:hAnsi="Calibri" w:cs="Calibri"/>
+                <w:sz w:val="24"/>
+                <w:szCs w:val="24"/>
+                <w:lang w:val="vi-VN"/>
+              </w:rPr>
+              <w:t>- Ưu điểm: dễ layout, không bị vỡ khi thêm padding/border</w:t>
+            </w:r>
+          </w:p>
+          <w:p>
+            <w:pPr>
+              <w:spacing w:after="0" w:line="360" w:lineRule="auto"/>
+              <w:rPr>
+                <w:rFonts w:hint="default" w:ascii="Calibri" w:hAnsi="Calibri" w:cs="Calibri"/>
+                <w:sz w:val="24"/>
+                <w:szCs w:val="24"/>
+                <w:lang w:val="vi-VN"/>
+              </w:rPr>
+            </w:pPr>
+            <w:r>
+              <w:rPr>
+                <w:rFonts w:hint="default" w:ascii="Calibri" w:hAnsi="Calibri" w:cs="Calibri"/>
+                <w:sz w:val="24"/>
+                <w:szCs w:val="24"/>
+                <w:lang w:val="vi-VN"/>
+              </w:rPr>
+              <w:t>- Nhược điểm: khi tăng padding/border thì vùng content thực tế nhỏ hơn</w:t>
             </w:r>
           </w:p>
         </w:tc>
@@ -5429,19 +5546,32 @@
       <w:pPr>
         <w:spacing w:after="210" w:line="360" w:lineRule="auto"/>
         <w:rPr>
-          <w:rFonts w:hint="default" w:ascii="Calibri" w:hAnsi="Calibri" w:cs="Calibri"/>
-          <w:sz w:val="24"/>
-          <w:szCs w:val="24"/>
-        </w:rPr>
-      </w:pPr>
-      <w:r>
-        <w:rPr>
           <w:rFonts w:hint="default" w:ascii="Calibri" w:hAnsi="Calibri" w:eastAsia="inter" w:cs="Calibri"/>
           <w:b/>
           <w:color w:val="000000"/>
           <w:sz w:val="24"/>
           <w:szCs w:val="24"/>
         </w:rPr>
+      </w:pPr>
+    </w:p>
+    <w:p>
+      <w:pPr>
+        <w:spacing w:after="210" w:line="240" w:lineRule="auto"/>
+        <w:rPr>
+          <w:rFonts w:hint="default" w:ascii="Calibri" w:hAnsi="Calibri" w:eastAsia="inter" w:cs="Calibri"/>
+          <w:color w:val="000000"/>
+          <w:sz w:val="24"/>
+          <w:szCs w:val="24"/>
+        </w:rPr>
+      </w:pPr>
+      <w:r>
+        <w:rPr>
+          <w:rFonts w:hint="default" w:ascii="Calibri" w:hAnsi="Calibri" w:eastAsia="inter" w:cs="Calibri"/>
+          <w:b/>
+          <w:color w:val="000000"/>
+          <w:sz w:val="24"/>
+          <w:szCs w:val="24"/>
+        </w:rPr>
         <w:t>Câu hỏi:</w:t>
       </w:r>
       <w:r>
@@ -5455,24 +5585,172 @@
       </w:r>
       <w:r>
         <w:rPr>
+          <w:rStyle w:val="5"/>
+          <w:rFonts w:hint="default" w:ascii="Calibri" w:hAnsi="Calibri" w:eastAsia="IBM Plex Mono" w:cs="Calibri"/>
+          <w:color w:val="000000"/>
+          <w:sz w:val="24"/>
+          <w:szCs w:val="24"/>
+          <w:shd w:val="clear" w:color="auto" w:fill="F8F8FA"/>
+        </w:rPr>
+        <w:t>box-sizing</w:t>
+      </w:r>
+      <w:r>
+        <w:rPr>
+          <w:rFonts w:hint="default" w:ascii="Calibri" w:hAnsi="Calibri" w:eastAsia="inter" w:cs="Calibri"/>
+          <w:color w:val="000000"/>
+          <w:sz w:val="24"/>
+          <w:szCs w:val="24"/>
+        </w:rPr>
+        <w:t xml:space="preserve"> nào cho toàn bộ trang? Tại sao?</w:t>
+      </w:r>
+    </w:p>
+    <w:p>
+      <w:pPr>
+        <w:spacing w:after="210" w:line="240" w:lineRule="auto"/>
+        <w:rPr>
+          <w:rFonts w:hint="default" w:ascii="Calibri" w:hAnsi="Calibri" w:eastAsia="inter" w:cs="Calibri"/>
+          <w:color w:val="000000"/>
+          <w:sz w:val="24"/>
+          <w:szCs w:val="24"/>
+          <w:lang w:val="vi-VN"/>
+        </w:rPr>
+      </w:pPr>
+      <w:r>
+        <w:rPr>
+          <w:rFonts w:hint="default" w:ascii="Calibri" w:hAnsi="Calibri" w:eastAsia="inter" w:cs="Calibri"/>
+          <w:color w:val="000000"/>
+          <w:sz w:val="24"/>
+          <w:szCs w:val="24"/>
+          <w:lang w:val="vi-VN"/>
+        </w:rPr>
+        <w:t>- nên dùng box-sizing: border box.</w:t>
+      </w:r>
+    </w:p>
+    <w:p>
+      <w:pPr>
+        <w:spacing w:after="210" w:line="240" w:lineRule="auto"/>
+        <w:rPr>
+          <w:rFonts w:hint="default" w:ascii="Calibri" w:hAnsi="Calibri" w:eastAsia="inter" w:cs="Calibri"/>
+          <w:color w:val="000000"/>
+          <w:sz w:val="24"/>
+          <w:szCs w:val="24"/>
+          <w:lang w:val="vi-VN"/>
+        </w:rPr>
+      </w:pPr>
+      <w:r>
+        <w:rPr>
+          <w:rFonts w:hint="default" w:ascii="Calibri" w:hAnsi="Calibri" w:eastAsia="inter" w:cs="Calibri"/>
+          <w:color w:val="000000"/>
+          <w:sz w:val="24"/>
+          <w:szCs w:val="24"/>
+          <w:lang w:val="vi-VN"/>
+        </w:rPr>
+        <w:t>- Vì :</w:t>
+      </w:r>
+    </w:p>
+    <w:p>
+      <w:pPr>
+        <w:spacing w:after="210" w:line="240" w:lineRule="auto"/>
+        <w:rPr>
+          <w:rFonts w:hint="default" w:ascii="Calibri" w:hAnsi="Calibri" w:eastAsia="inter" w:cs="Calibri"/>
+          <w:color w:val="000000"/>
+          <w:sz w:val="24"/>
+          <w:szCs w:val="24"/>
+          <w:lang w:val="vi-VN"/>
+        </w:rPr>
+      </w:pPr>
+      <w:r>
+        <w:rPr>
+          <w:rFonts w:hint="default" w:ascii="Calibri" w:hAnsi="Calibri" w:eastAsia="inter" w:cs="Calibri"/>
+          <w:color w:val="000000"/>
+          <w:sz w:val="24"/>
+          <w:szCs w:val="24"/>
+          <w:lang w:val="vi-VN"/>
+        </w:rPr>
+        <w:t>+ dễ kiểm soát kích thước phần tử</w:t>
+      </w:r>
+    </w:p>
+    <w:p>
+      <w:pPr>
+        <w:spacing w:after="210" w:line="240" w:lineRule="auto"/>
+        <w:rPr>
+          <w:rFonts w:hint="default" w:ascii="Calibri" w:hAnsi="Calibri" w:eastAsia="inter" w:cs="Calibri"/>
+          <w:color w:val="000000"/>
+          <w:sz w:val="24"/>
+          <w:szCs w:val="24"/>
+          <w:lang w:val="vi-VN"/>
+        </w:rPr>
+      </w:pPr>
+      <w:r>
+        <w:rPr>
+          <w:rFonts w:hint="default" w:ascii="Calibri" w:hAnsi="Calibri" w:eastAsia="inter" w:cs="Calibri"/>
+          <w:color w:val="000000"/>
+          <w:sz w:val="24"/>
+          <w:szCs w:val="24"/>
+          <w:lang w:val="vi-VN"/>
+        </w:rPr>
+        <w:t>+ tránh vỡ layout: thêm padding/ border sẽ không làm phần tử bị tràn ra ngoài container</w:t>
+      </w:r>
+    </w:p>
+    <w:p>
+      <w:pPr>
+        <w:spacing w:after="210" w:line="240" w:lineRule="auto"/>
+        <w:rPr>
+          <w:rFonts w:hint="default" w:ascii="Calibri" w:hAnsi="Calibri" w:eastAsia="SimSun" w:cs="Calibri"/>
+          <w:sz w:val="24"/>
+          <w:szCs w:val="24"/>
+        </w:rPr>
+      </w:pPr>
+      <w:r>
+        <w:rPr>
           <w:rStyle w:val="4"/>
-          <w:rFonts w:hint="default" w:ascii="Calibri" w:hAnsi="Calibri" w:eastAsia="IBM Plex Mono" w:cs="Calibri"/>
-          <w:color w:val="000000"/>
-          <w:sz w:val="24"/>
-          <w:szCs w:val="24"/>
-          <w:shd w:val="clear" w:color="auto" w:fill="F8F8FA"/>
-        </w:rPr>
-        <w:t>box-sizing</w:t>
-      </w:r>
-      <w:r>
-        <w:rPr>
-          <w:rFonts w:hint="default" w:ascii="Calibri" w:hAnsi="Calibri" w:eastAsia="inter" w:cs="Calibri"/>
-          <w:color w:val="000000"/>
-          <w:sz w:val="24"/>
-          <w:szCs w:val="24"/>
-        </w:rPr>
-        <w:t xml:space="preserve"> nào cho toàn bộ trang? Tại sao?</w:t>
-      </w:r>
+          <w:rFonts w:hint="default" w:ascii="Calibri" w:hAnsi="Calibri" w:eastAsia="SimSun" w:cs="Calibri"/>
+          <w:sz w:val="24"/>
+          <w:szCs w:val="24"/>
+          <w:lang w:val="vi-VN"/>
+        </w:rPr>
+        <w:t xml:space="preserve">+ </w:t>
+      </w:r>
+      <w:r>
+        <w:rPr>
+          <w:rStyle w:val="4"/>
+          <w:rFonts w:hint="default" w:ascii="Calibri" w:hAnsi="Calibri" w:eastAsia="SimSun" w:cs="Calibri"/>
+          <w:b w:val="0"/>
+          <w:bCs w:val="0"/>
+          <w:sz w:val="24"/>
+          <w:szCs w:val="24"/>
+        </w:rPr>
+        <w:t>Dễ bảo trì:</w:t>
+      </w:r>
+      <w:r>
+        <w:rPr>
+          <w:rFonts w:hint="default" w:ascii="Calibri" w:hAnsi="Calibri" w:eastAsia="SimSun" w:cs="Calibri"/>
+          <w:b w:val="0"/>
+          <w:bCs w:val="0"/>
+          <w:sz w:val="24"/>
+          <w:szCs w:val="24"/>
+        </w:rPr>
+        <w:t xml:space="preserve"> </w:t>
+      </w:r>
+      <w:r>
+        <w:rPr>
+          <w:rFonts w:hint="default" w:ascii="Calibri" w:hAnsi="Calibri" w:eastAsia="SimSun" w:cs="Calibri"/>
+          <w:sz w:val="24"/>
+          <w:szCs w:val="24"/>
+        </w:rPr>
+        <w:t>Code dễ đọc, dễ chỉnh sửa hơn</w:t>
+      </w:r>
+    </w:p>
+    <w:p>
+      <w:pPr>
+        <w:spacing w:after="210" w:line="240" w:lineRule="auto"/>
+        <w:rPr>
+          <w:rFonts w:hint="default" w:ascii="Calibri" w:hAnsi="Calibri" w:eastAsia="SimSun" w:cs="Calibri"/>
+          <w:sz w:val="24"/>
+          <w:szCs w:val="24"/>
+          <w:lang w:val="vi-VN"/>
+        </w:rPr>
+      </w:pPr>
     </w:p>
     <w:p>
       <w:pPr>
@@ -5501,17 +5779,6 @@
           </v:rect>
         </w:pict>
       </w:r>
-    </w:p>
-    <w:p>
-      <w:pPr>
-        <w:spacing w:before="315" w:after="105" w:line="360" w:lineRule="auto"/>
-        <w:ind w:left="-30"/>
-        <w:rPr>
-          <w:rFonts w:hint="default" w:ascii="Calibri" w:hAnsi="Calibri" w:cs="Calibri"/>
-          <w:sz w:val="24"/>
-          <w:szCs w:val="24"/>
-        </w:rPr>
-      </w:pPr>
       <w:bookmarkStart w:id="16" w:name="bm_2_bài_tập_thực_hành_2_35_phút_f75d91"/>
       <w:r>
         <w:rPr>
@@ -5618,7 +5885,7 @@
       </w:r>
       <w:r>
         <w:rPr>
-          <w:rStyle w:val="4"/>
+          <w:rStyle w:val="5"/>
           <w:rFonts w:hint="default" w:ascii="Calibri" w:hAnsi="Calibri" w:eastAsia="IBM Plex Mono" w:cs="Calibri"/>
           <w:color w:val="000000"/>
           <w:sz w:val="24"/>
@@ -5652,7 +5919,7 @@
       </w:r>
       <w:r>
         <w:rPr>
-          <w:rStyle w:val="4"/>
+          <w:rStyle w:val="5"/>
           <w:rFonts w:hint="default" w:ascii="Calibri" w:hAnsi="Calibri" w:eastAsia="IBM Plex Mono" w:cs="Calibri"/>
           <w:color w:val="000000"/>
           <w:sz w:val="24"/>
@@ -5672,7 +5939,7 @@
       </w:r>
       <w:r>
         <w:rPr>
-          <w:rStyle w:val="4"/>
+          <w:rStyle w:val="5"/>
           <w:rFonts w:hint="default" w:ascii="Calibri" w:hAnsi="Calibri" w:eastAsia="IBM Plex Mono" w:cs="Calibri"/>
           <w:color w:val="000000"/>
           <w:sz w:val="24"/>
@@ -5714,7 +5981,7 @@
       </w:r>
       <w:r>
         <w:rPr>
-          <w:rStyle w:val="4"/>
+          <w:rStyle w:val="5"/>
           <w:rFonts w:hint="default" w:ascii="Calibri" w:hAnsi="Calibri" w:eastAsia="inter" w:cs="Calibri"/>
           <w:b/>
           <w:color w:val="000000"/>
@@ -5738,7 +6005,7 @@
       </w:pPr>
       <w:r>
         <w:rPr>
-          <w:rStyle w:val="4"/>
+          <w:rStyle w:val="5"/>
           <w:rFonts w:hint="default" w:ascii="Calibri" w:hAnsi="Calibri" w:eastAsia="IBM Plex Mono" w:cs="Calibri"/>
           <w:color w:val="000000"/>
           <w:sz w:val="24"/>
@@ -5748,17 +6015,17 @@
       </w:r>
       <w:r>
         <w:rPr>
-          <w:rStyle w:val="4"/>
-          <w:rFonts w:hint="default" w:ascii="Calibri" w:hAnsi="Calibri" w:eastAsia="IBM Plex Mono" w:cs="Calibri"/>
-          <w:color w:val="000000"/>
-          <w:sz w:val="24"/>
-          <w:szCs w:val="24"/>
-        </w:rPr>
-        <w:br w:type="textWrapping"/>
-      </w:r>
-      <w:r>
-        <w:rPr>
-          <w:rStyle w:val="4"/>
+          <w:rStyle w:val="5"/>
+          <w:rFonts w:hint="default" w:ascii="Calibri" w:hAnsi="Calibri" w:eastAsia="IBM Plex Mono" w:cs="Calibri"/>
+          <w:color w:val="000000"/>
+          <w:sz w:val="24"/>
+          <w:szCs w:val="24"/>
+        </w:rPr>
+        <w:br w:type="textWrapping"/>
+      </w:r>
+      <w:r>
+        <w:rPr>
+          <w:rStyle w:val="5"/>
           <w:rFonts w:hint="default" w:ascii="Calibri" w:hAnsi="Calibri" w:eastAsia="IBM Plex Mono" w:cs="Calibri"/>
           <w:color w:val="000000"/>
           <w:sz w:val="24"/>
@@ -5768,17 +6035,17 @@
       </w:r>
       <w:r>
         <w:rPr>
-          <w:rStyle w:val="4"/>
-          <w:rFonts w:hint="default" w:ascii="Calibri" w:hAnsi="Calibri" w:eastAsia="IBM Plex Mono" w:cs="Calibri"/>
-          <w:color w:val="000000"/>
-          <w:sz w:val="24"/>
-          <w:szCs w:val="24"/>
-        </w:rPr>
-        <w:br w:type="textWrapping"/>
-      </w:r>
-      <w:r>
-        <w:rPr>
-          <w:rStyle w:val="4"/>
+          <w:rStyle w:val="5"/>
+          <w:rFonts w:hint="default" w:ascii="Calibri" w:hAnsi="Calibri" w:eastAsia="IBM Plex Mono" w:cs="Calibri"/>
+          <w:color w:val="000000"/>
+          <w:sz w:val="24"/>
+          <w:szCs w:val="24"/>
+        </w:rPr>
+        <w:br w:type="textWrapping"/>
+      </w:r>
+      <w:r>
+        <w:rPr>
+          <w:rStyle w:val="5"/>
           <w:rFonts w:hint="default" w:ascii="Calibri" w:hAnsi="Calibri" w:eastAsia="IBM Plex Mono" w:cs="Calibri"/>
           <w:color w:val="000000"/>
           <w:sz w:val="24"/>
@@ -5788,17 +6055,17 @@
       </w:r>
       <w:r>
         <w:rPr>
-          <w:rStyle w:val="4"/>
-          <w:rFonts w:hint="default" w:ascii="Calibri" w:hAnsi="Calibri" w:eastAsia="IBM Plex Mono" w:cs="Calibri"/>
-          <w:color w:val="000000"/>
-          <w:sz w:val="24"/>
-          <w:szCs w:val="24"/>
-        </w:rPr>
-        <w:br w:type="textWrapping"/>
-      </w:r>
-      <w:r>
-        <w:rPr>
-          <w:rStyle w:val="4"/>
+          <w:rStyle w:val="5"/>
+          <w:rFonts w:hint="default" w:ascii="Calibri" w:hAnsi="Calibri" w:eastAsia="IBM Plex Mono" w:cs="Calibri"/>
+          <w:color w:val="000000"/>
+          <w:sz w:val="24"/>
+          <w:szCs w:val="24"/>
+        </w:rPr>
+        <w:br w:type="textWrapping"/>
+      </w:r>
+      <w:r>
+        <w:rPr>
+          <w:rStyle w:val="5"/>
           <w:rFonts w:hint="default" w:ascii="Calibri" w:hAnsi="Calibri" w:eastAsia="IBM Plex Mono" w:cs="Calibri"/>
           <w:color w:val="000000"/>
           <w:sz w:val="24"/>
@@ -5808,17 +6075,17 @@
       </w:r>
       <w:r>
         <w:rPr>
-          <w:rStyle w:val="4"/>
-          <w:rFonts w:hint="default" w:ascii="Calibri" w:hAnsi="Calibri" w:eastAsia="IBM Plex Mono" w:cs="Calibri"/>
-          <w:color w:val="000000"/>
-          <w:sz w:val="24"/>
-          <w:szCs w:val="24"/>
-        </w:rPr>
-        <w:br w:type="textWrapping"/>
-      </w:r>
-      <w:r>
-        <w:rPr>
-          <w:rStyle w:val="4"/>
+          <w:rStyle w:val="5"/>
+          <w:rFonts w:hint="default" w:ascii="Calibri" w:hAnsi="Calibri" w:eastAsia="IBM Plex Mono" w:cs="Calibri"/>
+          <w:color w:val="000000"/>
+          <w:sz w:val="24"/>
+          <w:szCs w:val="24"/>
+        </w:rPr>
+        <w:br w:type="textWrapping"/>
+      </w:r>
+      <w:r>
+        <w:rPr>
+          <w:rStyle w:val="5"/>
           <w:rFonts w:hint="default" w:ascii="Calibri" w:hAnsi="Calibri" w:eastAsia="IBM Plex Mono" w:cs="Calibri"/>
           <w:color w:val="000000"/>
           <w:sz w:val="24"/>
@@ -5828,17 +6095,17 @@
       </w:r>
       <w:r>
         <w:rPr>
-          <w:rStyle w:val="4"/>
-          <w:rFonts w:hint="default" w:ascii="Calibri" w:hAnsi="Calibri" w:eastAsia="IBM Plex Mono" w:cs="Calibri"/>
-          <w:color w:val="000000"/>
-          <w:sz w:val="24"/>
-          <w:szCs w:val="24"/>
-        </w:rPr>
-        <w:br w:type="textWrapping"/>
-      </w:r>
-      <w:r>
-        <w:rPr>
-          <w:rStyle w:val="4"/>
+          <w:rStyle w:val="5"/>
+          <w:rFonts w:hint="default" w:ascii="Calibri" w:hAnsi="Calibri" w:eastAsia="IBM Plex Mono" w:cs="Calibri"/>
+          <w:color w:val="000000"/>
+          <w:sz w:val="24"/>
+          <w:szCs w:val="24"/>
+        </w:rPr>
+        <w:br w:type="textWrapping"/>
+      </w:r>
+      <w:r>
+        <w:rPr>
+          <w:rStyle w:val="5"/>
           <w:rFonts w:hint="default" w:ascii="Calibri" w:hAnsi="Calibri" w:eastAsia="IBM Plex Mono" w:cs="Calibri"/>
           <w:color w:val="000000"/>
           <w:sz w:val="24"/>
@@ -5848,17 +6115,17 @@
       </w:r>
       <w:r>
         <w:rPr>
-          <w:rStyle w:val="4"/>
-          <w:rFonts w:hint="default" w:ascii="Calibri" w:hAnsi="Calibri" w:eastAsia="IBM Plex Mono" w:cs="Calibri"/>
-          <w:color w:val="000000"/>
-          <w:sz w:val="24"/>
-          <w:szCs w:val="24"/>
-        </w:rPr>
-        <w:br w:type="textWrapping"/>
-      </w:r>
-      <w:r>
-        <w:rPr>
-          <w:rStyle w:val="4"/>
+          <w:rStyle w:val="5"/>
+          <w:rFonts w:hint="default" w:ascii="Calibri" w:hAnsi="Calibri" w:eastAsia="IBM Plex Mono" w:cs="Calibri"/>
+          <w:color w:val="000000"/>
+          <w:sz w:val="24"/>
+          <w:szCs w:val="24"/>
+        </w:rPr>
+        <w:br w:type="textWrapping"/>
+      </w:r>
+      <w:r>
+        <w:rPr>
+          <w:rStyle w:val="5"/>
           <w:rFonts w:hint="default" w:ascii="Calibri" w:hAnsi="Calibri" w:eastAsia="IBM Plex Mono" w:cs="Calibri"/>
           <w:color w:val="000000"/>
           <w:sz w:val="24"/>
@@ -5868,17 +6135,17 @@
       </w:r>
       <w:r>
         <w:rPr>
-          <w:rStyle w:val="4"/>
-          <w:rFonts w:hint="default" w:ascii="Calibri" w:hAnsi="Calibri" w:eastAsia="IBM Plex Mono" w:cs="Calibri"/>
-          <w:color w:val="000000"/>
-          <w:sz w:val="24"/>
-          <w:szCs w:val="24"/>
-        </w:rPr>
-        <w:br w:type="textWrapping"/>
-      </w:r>
-      <w:r>
-        <w:rPr>
-          <w:rStyle w:val="4"/>
+          <w:rStyle w:val="5"/>
+          <w:rFonts w:hint="default" w:ascii="Calibri" w:hAnsi="Calibri" w:eastAsia="IBM Plex Mono" w:cs="Calibri"/>
+          <w:color w:val="000000"/>
+          <w:sz w:val="24"/>
+          <w:szCs w:val="24"/>
+        </w:rPr>
+        <w:br w:type="textWrapping"/>
+      </w:r>
+      <w:r>
+        <w:rPr>
+          <w:rStyle w:val="5"/>
           <w:rFonts w:hint="default" w:ascii="Calibri" w:hAnsi="Calibri" w:eastAsia="IBM Plex Mono" w:cs="Calibri"/>
           <w:color w:val="000000"/>
           <w:sz w:val="24"/>
@@ -5888,17 +6155,17 @@
       </w:r>
       <w:r>
         <w:rPr>
-          <w:rStyle w:val="4"/>
-          <w:rFonts w:hint="default" w:ascii="Calibri" w:hAnsi="Calibri" w:eastAsia="IBM Plex Mono" w:cs="Calibri"/>
-          <w:color w:val="000000"/>
-          <w:sz w:val="24"/>
-          <w:szCs w:val="24"/>
-        </w:rPr>
-        <w:br w:type="textWrapping"/>
-      </w:r>
-      <w:r>
-        <w:rPr>
-          <w:rStyle w:val="4"/>
+          <w:rStyle w:val="5"/>
+          <w:rFonts w:hint="default" w:ascii="Calibri" w:hAnsi="Calibri" w:eastAsia="IBM Plex Mono" w:cs="Calibri"/>
+          <w:color w:val="000000"/>
+          <w:sz w:val="24"/>
+          <w:szCs w:val="24"/>
+        </w:rPr>
+        <w:br w:type="textWrapping"/>
+      </w:r>
+      <w:r>
+        <w:rPr>
+          <w:rStyle w:val="5"/>
           <w:rFonts w:hint="default" w:ascii="Calibri" w:hAnsi="Calibri" w:eastAsia="IBM Plex Mono" w:cs="Calibri"/>
           <w:color w:val="000000"/>
           <w:sz w:val="24"/>
@@ -5908,17 +6175,17 @@
       </w:r>
       <w:r>
         <w:rPr>
-          <w:rStyle w:val="4"/>
-          <w:rFonts w:hint="default" w:ascii="Calibri" w:hAnsi="Calibri" w:eastAsia="IBM Plex Mono" w:cs="Calibri"/>
-          <w:color w:val="000000"/>
-          <w:sz w:val="24"/>
-          <w:szCs w:val="24"/>
-        </w:rPr>
-        <w:br w:type="textWrapping"/>
-      </w:r>
-      <w:r>
-        <w:rPr>
-          <w:rStyle w:val="4"/>
+          <w:rStyle w:val="5"/>
+          <w:rFonts w:hint="default" w:ascii="Calibri" w:hAnsi="Calibri" w:eastAsia="IBM Plex Mono" w:cs="Calibri"/>
+          <w:color w:val="000000"/>
+          <w:sz w:val="24"/>
+          <w:szCs w:val="24"/>
+        </w:rPr>
+        <w:br w:type="textWrapping"/>
+      </w:r>
+      <w:r>
+        <w:rPr>
+          <w:rStyle w:val="5"/>
           <w:rFonts w:hint="default" w:ascii="Calibri" w:hAnsi="Calibri" w:eastAsia="IBM Plex Mono" w:cs="Calibri"/>
           <w:color w:val="000000"/>
           <w:sz w:val="24"/>
@@ -5928,17 +6195,17 @@
       </w:r>
       <w:r>
         <w:rPr>
-          <w:rStyle w:val="4"/>
-          <w:rFonts w:hint="default" w:ascii="Calibri" w:hAnsi="Calibri" w:eastAsia="IBM Plex Mono" w:cs="Calibri"/>
-          <w:color w:val="000000"/>
-          <w:sz w:val="24"/>
-          <w:szCs w:val="24"/>
-        </w:rPr>
-        <w:br w:type="textWrapping"/>
-      </w:r>
-      <w:r>
-        <w:rPr>
-          <w:rStyle w:val="4"/>
+          <w:rStyle w:val="5"/>
+          <w:rFonts w:hint="default" w:ascii="Calibri" w:hAnsi="Calibri" w:eastAsia="IBM Plex Mono" w:cs="Calibri"/>
+          <w:color w:val="000000"/>
+          <w:sz w:val="24"/>
+          <w:szCs w:val="24"/>
+        </w:rPr>
+        <w:br w:type="textWrapping"/>
+      </w:r>
+      <w:r>
+        <w:rPr>
+          <w:rStyle w:val="5"/>
           <w:rFonts w:hint="default" w:ascii="Calibri" w:hAnsi="Calibri" w:eastAsia="IBM Plex Mono" w:cs="Calibri"/>
           <w:color w:val="000000"/>
           <w:sz w:val="24"/>
@@ -5948,17 +6215,17 @@
       </w:r>
       <w:r>
         <w:rPr>
-          <w:rStyle w:val="4"/>
-          <w:rFonts w:hint="default" w:ascii="Calibri" w:hAnsi="Calibri" w:eastAsia="IBM Plex Mono" w:cs="Calibri"/>
-          <w:color w:val="000000"/>
-          <w:sz w:val="24"/>
-          <w:szCs w:val="24"/>
-        </w:rPr>
-        <w:br w:type="textWrapping"/>
-      </w:r>
-      <w:r>
-        <w:rPr>
-          <w:rStyle w:val="4"/>
+          <w:rStyle w:val="5"/>
+          <w:rFonts w:hint="default" w:ascii="Calibri" w:hAnsi="Calibri" w:eastAsia="IBM Plex Mono" w:cs="Calibri"/>
+          <w:color w:val="000000"/>
+          <w:sz w:val="24"/>
+          <w:szCs w:val="24"/>
+        </w:rPr>
+        <w:br w:type="textWrapping"/>
+      </w:r>
+      <w:r>
+        <w:rPr>
+          <w:rStyle w:val="5"/>
           <w:rFonts w:hint="default" w:ascii="Calibri" w:hAnsi="Calibri" w:eastAsia="IBM Plex Mono" w:cs="Calibri"/>
           <w:color w:val="000000"/>
           <w:sz w:val="24"/>
@@ -5968,17 +6235,17 @@
       </w:r>
       <w:r>
         <w:rPr>
-          <w:rStyle w:val="4"/>
-          <w:rFonts w:hint="default" w:ascii="Calibri" w:hAnsi="Calibri" w:eastAsia="IBM Plex Mono" w:cs="Calibri"/>
-          <w:color w:val="000000"/>
-          <w:sz w:val="24"/>
-          <w:szCs w:val="24"/>
-        </w:rPr>
-        <w:br w:type="textWrapping"/>
-      </w:r>
-      <w:r>
-        <w:rPr>
-          <w:rStyle w:val="4"/>
+          <w:rStyle w:val="5"/>
+          <w:rFonts w:hint="default" w:ascii="Calibri" w:hAnsi="Calibri" w:eastAsia="IBM Plex Mono" w:cs="Calibri"/>
+          <w:color w:val="000000"/>
+          <w:sz w:val="24"/>
+          <w:szCs w:val="24"/>
+        </w:rPr>
+        <w:br w:type="textWrapping"/>
+      </w:r>
+      <w:r>
+        <w:rPr>
+          <w:rStyle w:val="5"/>
           <w:rFonts w:hint="default" w:ascii="Calibri" w:hAnsi="Calibri" w:eastAsia="IBM Plex Mono" w:cs="Calibri"/>
           <w:color w:val="000000"/>
           <w:sz w:val="24"/>
@@ -5988,17 +6255,17 @@
       </w:r>
       <w:r>
         <w:rPr>
-          <w:rStyle w:val="4"/>
-          <w:rFonts w:hint="default" w:ascii="Calibri" w:hAnsi="Calibri" w:eastAsia="IBM Plex Mono" w:cs="Calibri"/>
-          <w:color w:val="000000"/>
-          <w:sz w:val="24"/>
-          <w:szCs w:val="24"/>
-        </w:rPr>
-        <w:br w:type="textWrapping"/>
-      </w:r>
-      <w:r>
-        <w:rPr>
-          <w:rStyle w:val="4"/>
+          <w:rStyle w:val="5"/>
+          <w:rFonts w:hint="default" w:ascii="Calibri" w:hAnsi="Calibri" w:eastAsia="IBM Plex Mono" w:cs="Calibri"/>
+          <w:color w:val="000000"/>
+          <w:sz w:val="24"/>
+          <w:szCs w:val="24"/>
+        </w:rPr>
+        <w:br w:type="textWrapping"/>
+      </w:r>
+      <w:r>
+        <w:rPr>
+          <w:rStyle w:val="5"/>
           <w:rFonts w:hint="default" w:ascii="Calibri" w:hAnsi="Calibri" w:eastAsia="IBM Plex Mono" w:cs="Calibri"/>
           <w:color w:val="000000"/>
           <w:sz w:val="24"/>
@@ -6008,17 +6275,17 @@
       </w:r>
       <w:r>
         <w:rPr>
-          <w:rStyle w:val="4"/>
-          <w:rFonts w:hint="default" w:ascii="Calibri" w:hAnsi="Calibri" w:eastAsia="IBM Plex Mono" w:cs="Calibri"/>
-          <w:color w:val="000000"/>
-          <w:sz w:val="24"/>
-          <w:szCs w:val="24"/>
-        </w:rPr>
-        <w:br w:type="textWrapping"/>
-      </w:r>
-      <w:r>
-        <w:rPr>
-          <w:rStyle w:val="4"/>
+          <w:rStyle w:val="5"/>
+          <w:rFonts w:hint="default" w:ascii="Calibri" w:hAnsi="Calibri" w:eastAsia="IBM Plex Mono" w:cs="Calibri"/>
+          <w:color w:val="000000"/>
+          <w:sz w:val="24"/>
+          <w:szCs w:val="24"/>
+        </w:rPr>
+        <w:br w:type="textWrapping"/>
+      </w:r>
+      <w:r>
+        <w:rPr>
+          <w:rStyle w:val="5"/>
           <w:rFonts w:hint="default" w:ascii="Calibri" w:hAnsi="Calibri" w:eastAsia="IBM Plex Mono" w:cs="Calibri"/>
           <w:color w:val="000000"/>
           <w:sz w:val="24"/>
@@ -6028,17 +6295,17 @@
       </w:r>
       <w:r>
         <w:rPr>
-          <w:rStyle w:val="4"/>
-          <w:rFonts w:hint="default" w:ascii="Calibri" w:hAnsi="Calibri" w:eastAsia="IBM Plex Mono" w:cs="Calibri"/>
-          <w:color w:val="000000"/>
-          <w:sz w:val="24"/>
-          <w:szCs w:val="24"/>
-        </w:rPr>
-        <w:br w:type="textWrapping"/>
-      </w:r>
-      <w:r>
-        <w:rPr>
-          <w:rStyle w:val="4"/>
+          <w:rStyle w:val="5"/>
+          <w:rFonts w:hint="default" w:ascii="Calibri" w:hAnsi="Calibri" w:eastAsia="IBM Plex Mono" w:cs="Calibri"/>
+          <w:color w:val="000000"/>
+          <w:sz w:val="24"/>
+          <w:szCs w:val="24"/>
+        </w:rPr>
+        <w:br w:type="textWrapping"/>
+      </w:r>
+      <w:r>
+        <w:rPr>
+          <w:rStyle w:val="5"/>
           <w:rFonts w:hint="default" w:ascii="Calibri" w:hAnsi="Calibri" w:eastAsia="IBM Plex Mono" w:cs="Calibri"/>
           <w:color w:val="000000"/>
           <w:sz w:val="24"/>
@@ -6048,17 +6315,17 @@
       </w:r>
       <w:r>
         <w:rPr>
-          <w:rStyle w:val="4"/>
-          <w:rFonts w:hint="default" w:ascii="Calibri" w:hAnsi="Calibri" w:eastAsia="IBM Plex Mono" w:cs="Calibri"/>
-          <w:color w:val="000000"/>
-          <w:sz w:val="24"/>
-          <w:szCs w:val="24"/>
-        </w:rPr>
-        <w:br w:type="textWrapping"/>
-      </w:r>
-      <w:r>
-        <w:rPr>
-          <w:rStyle w:val="4"/>
+          <w:rStyle w:val="5"/>
+          <w:rFonts w:hint="default" w:ascii="Calibri" w:hAnsi="Calibri" w:eastAsia="IBM Plex Mono" w:cs="Calibri"/>
+          <w:color w:val="000000"/>
+          <w:sz w:val="24"/>
+          <w:szCs w:val="24"/>
+        </w:rPr>
+        <w:br w:type="textWrapping"/>
+      </w:r>
+      <w:r>
+        <w:rPr>
+          <w:rStyle w:val="5"/>
           <w:rFonts w:hint="default" w:ascii="Calibri" w:hAnsi="Calibri" w:eastAsia="IBM Plex Mono" w:cs="Calibri"/>
           <w:color w:val="000000"/>
           <w:sz w:val="24"/>
@@ -6068,17 +6335,17 @@
       </w:r>
       <w:r>
         <w:rPr>
-          <w:rStyle w:val="4"/>
-          <w:rFonts w:hint="default" w:ascii="Calibri" w:hAnsi="Calibri" w:eastAsia="IBM Plex Mono" w:cs="Calibri"/>
-          <w:color w:val="000000"/>
-          <w:sz w:val="24"/>
-          <w:szCs w:val="24"/>
-        </w:rPr>
-        <w:br w:type="textWrapping"/>
-      </w:r>
-      <w:r>
-        <w:rPr>
-          <w:rStyle w:val="4"/>
+          <w:rStyle w:val="5"/>
+          <w:rFonts w:hint="default" w:ascii="Calibri" w:hAnsi="Calibri" w:eastAsia="IBM Plex Mono" w:cs="Calibri"/>
+          <w:color w:val="000000"/>
+          <w:sz w:val="24"/>
+          <w:szCs w:val="24"/>
+        </w:rPr>
+        <w:br w:type="textWrapping"/>
+      </w:r>
+      <w:r>
+        <w:rPr>
+          <w:rStyle w:val="5"/>
           <w:rFonts w:hint="default" w:ascii="Calibri" w:hAnsi="Calibri" w:eastAsia="IBM Plex Mono" w:cs="Calibri"/>
           <w:color w:val="000000"/>
           <w:sz w:val="24"/>
@@ -6088,17 +6355,17 @@
       </w:r>
       <w:r>
         <w:rPr>
-          <w:rStyle w:val="4"/>
-          <w:rFonts w:hint="default" w:ascii="Calibri" w:hAnsi="Calibri" w:eastAsia="IBM Plex Mono" w:cs="Calibri"/>
-          <w:color w:val="000000"/>
-          <w:sz w:val="24"/>
-          <w:szCs w:val="24"/>
-        </w:rPr>
-        <w:br w:type="textWrapping"/>
-      </w:r>
-      <w:r>
-        <w:rPr>
-          <w:rStyle w:val="4"/>
+          <w:rStyle w:val="5"/>
+          <w:rFonts w:hint="default" w:ascii="Calibri" w:hAnsi="Calibri" w:eastAsia="IBM Plex Mono" w:cs="Calibri"/>
+          <w:color w:val="000000"/>
+          <w:sz w:val="24"/>
+          <w:szCs w:val="24"/>
+        </w:rPr>
+        <w:br w:type="textWrapping"/>
+      </w:r>
+      <w:r>
+        <w:rPr>
+          <w:rStyle w:val="5"/>
           <w:rFonts w:hint="default" w:ascii="Calibri" w:hAnsi="Calibri" w:eastAsia="IBM Plex Mono" w:cs="Calibri"/>
           <w:color w:val="000000"/>
           <w:sz w:val="24"/>
@@ -6108,7 +6375,7 @@
       </w:r>
       <w:r>
         <w:rPr>
-          <w:rStyle w:val="4"/>
+          <w:rStyle w:val="5"/>
           <w:rFonts w:hint="default" w:ascii="Calibri" w:hAnsi="Calibri" w:eastAsia="IBM Plex Mono" w:cs="Calibri"/>
           <w:color w:val="000000"/>
           <w:sz w:val="24"/>
@@ -6152,7 +6419,7 @@
       </w:pPr>
       <w:r>
         <w:rPr>
-          <w:rStyle w:val="4"/>
+          <w:rStyle w:val="5"/>
           <w:rFonts w:hint="default" w:ascii="Calibri" w:hAnsi="Calibri" w:eastAsia="IBM Plex Mono" w:cs="Calibri"/>
           <w:color w:val="000000"/>
           <w:sz w:val="24"/>
@@ -6162,17 +6429,17 @@
       </w:r>
       <w:r>
         <w:rPr>
-          <w:rStyle w:val="4"/>
-          <w:rFonts w:hint="default" w:ascii="Calibri" w:hAnsi="Calibri" w:eastAsia="IBM Plex Mono" w:cs="Calibri"/>
-          <w:color w:val="000000"/>
-          <w:sz w:val="24"/>
-          <w:szCs w:val="24"/>
-        </w:rPr>
-        <w:br w:type="textWrapping"/>
-      </w:r>
-      <w:r>
-        <w:rPr>
-          <w:rStyle w:val="4"/>
+          <w:rStyle w:val="5"/>
+          <w:rFonts w:hint="default" w:ascii="Calibri" w:hAnsi="Calibri" w:eastAsia="IBM Plex Mono" w:cs="Calibri"/>
+          <w:color w:val="000000"/>
+          <w:sz w:val="24"/>
+          <w:szCs w:val="24"/>
+        </w:rPr>
+        <w:br w:type="textWrapping"/>
+      </w:r>
+      <w:r>
+        <w:rPr>
+          <w:rStyle w:val="5"/>
           <w:rFonts w:hint="default" w:ascii="Calibri" w:hAnsi="Calibri" w:eastAsia="IBM Plex Mono" w:cs="Calibri"/>
           <w:color w:val="000000"/>
           <w:sz w:val="24"/>
@@ -6182,17 +6449,17 @@
       </w:r>
       <w:r>
         <w:rPr>
-          <w:rStyle w:val="4"/>
-          <w:rFonts w:hint="default" w:ascii="Calibri" w:hAnsi="Calibri" w:eastAsia="IBM Plex Mono" w:cs="Calibri"/>
-          <w:color w:val="000000"/>
-          <w:sz w:val="24"/>
-          <w:szCs w:val="24"/>
-        </w:rPr>
-        <w:br w:type="textWrapping"/>
-      </w:r>
-      <w:r>
-        <w:rPr>
-          <w:rStyle w:val="4"/>
+          <w:rStyle w:val="5"/>
+          <w:rFonts w:hint="default" w:ascii="Calibri" w:hAnsi="Calibri" w:eastAsia="IBM Plex Mono" w:cs="Calibri"/>
+          <w:color w:val="000000"/>
+          <w:sz w:val="24"/>
+          <w:szCs w:val="24"/>
+        </w:rPr>
+        <w:br w:type="textWrapping"/>
+      </w:r>
+      <w:r>
+        <w:rPr>
+          <w:rStyle w:val="5"/>
           <w:rFonts w:hint="default" w:ascii="Calibri" w:hAnsi="Calibri" w:eastAsia="IBM Plex Mono" w:cs="Calibri"/>
           <w:color w:val="000000"/>
           <w:sz w:val="24"/>
@@ -6202,17 +6469,17 @@
       </w:r>
       <w:r>
         <w:rPr>
-          <w:rStyle w:val="4"/>
-          <w:rFonts w:hint="default" w:ascii="Calibri" w:hAnsi="Calibri" w:eastAsia="IBM Plex Mono" w:cs="Calibri"/>
-          <w:color w:val="000000"/>
-          <w:sz w:val="24"/>
-          <w:szCs w:val="24"/>
-        </w:rPr>
-        <w:br w:type="textWrapping"/>
-      </w:r>
-      <w:r>
-        <w:rPr>
-          <w:rStyle w:val="4"/>
+          <w:rStyle w:val="5"/>
+          <w:rFonts w:hint="default" w:ascii="Calibri" w:hAnsi="Calibri" w:eastAsia="IBM Plex Mono" w:cs="Calibri"/>
+          <w:color w:val="000000"/>
+          <w:sz w:val="24"/>
+          <w:szCs w:val="24"/>
+        </w:rPr>
+        <w:br w:type="textWrapping"/>
+      </w:r>
+      <w:r>
+        <w:rPr>
+          <w:rStyle w:val="5"/>
           <w:rFonts w:hint="default" w:ascii="Calibri" w:hAnsi="Calibri" w:eastAsia="IBM Plex Mono" w:cs="Calibri"/>
           <w:color w:val="000000"/>
           <w:sz w:val="24"/>
@@ -6222,27 +6489,27 @@
       </w:r>
       <w:r>
         <w:rPr>
-          <w:rStyle w:val="4"/>
-          <w:rFonts w:hint="default" w:ascii="Calibri" w:hAnsi="Calibri" w:eastAsia="IBM Plex Mono" w:cs="Calibri"/>
-          <w:color w:val="000000"/>
-          <w:sz w:val="24"/>
-          <w:szCs w:val="24"/>
-        </w:rPr>
-        <w:br w:type="textWrapping"/>
-      </w:r>
-      <w:r>
-        <w:rPr>
-          <w:rStyle w:val="4"/>
-          <w:rFonts w:hint="default" w:ascii="Calibri" w:hAnsi="Calibri" w:eastAsia="IBM Plex Mono" w:cs="Calibri"/>
-          <w:color w:val="000000"/>
-          <w:sz w:val="24"/>
-          <w:szCs w:val="24"/>
-        </w:rPr>
-        <w:br w:type="textWrapping"/>
-      </w:r>
-      <w:r>
-        <w:rPr>
-          <w:rStyle w:val="4"/>
+          <w:rStyle w:val="5"/>
+          <w:rFonts w:hint="default" w:ascii="Calibri" w:hAnsi="Calibri" w:eastAsia="IBM Plex Mono" w:cs="Calibri"/>
+          <w:color w:val="000000"/>
+          <w:sz w:val="24"/>
+          <w:szCs w:val="24"/>
+        </w:rPr>
+        <w:br w:type="textWrapping"/>
+      </w:r>
+      <w:r>
+        <w:rPr>
+          <w:rStyle w:val="5"/>
+          <w:rFonts w:hint="default" w:ascii="Calibri" w:hAnsi="Calibri" w:eastAsia="IBM Plex Mono" w:cs="Calibri"/>
+          <w:color w:val="000000"/>
+          <w:sz w:val="24"/>
+          <w:szCs w:val="24"/>
+        </w:rPr>
+        <w:br w:type="textWrapping"/>
+      </w:r>
+      <w:r>
+        <w:rPr>
+          <w:rStyle w:val="5"/>
           <w:rFonts w:hint="default" w:ascii="Calibri" w:hAnsi="Calibri" w:eastAsia="IBM Plex Mono" w:cs="Calibri"/>
           <w:color w:val="000000"/>
           <w:sz w:val="24"/>
@@ -6252,17 +6519,17 @@
       </w:r>
       <w:r>
         <w:rPr>
-          <w:rStyle w:val="4"/>
-          <w:rFonts w:hint="default" w:ascii="Calibri" w:hAnsi="Calibri" w:eastAsia="IBM Plex Mono" w:cs="Calibri"/>
-          <w:color w:val="000000"/>
-          <w:sz w:val="24"/>
-          <w:szCs w:val="24"/>
-        </w:rPr>
-        <w:br w:type="textWrapping"/>
-      </w:r>
-      <w:r>
-        <w:rPr>
-          <w:rStyle w:val="4"/>
+          <w:rStyle w:val="5"/>
+          <w:rFonts w:hint="default" w:ascii="Calibri" w:hAnsi="Calibri" w:eastAsia="IBM Plex Mono" w:cs="Calibri"/>
+          <w:color w:val="000000"/>
+          <w:sz w:val="24"/>
+          <w:szCs w:val="24"/>
+        </w:rPr>
+        <w:br w:type="textWrapping"/>
+      </w:r>
+      <w:r>
+        <w:rPr>
+          <w:rStyle w:val="5"/>
           <w:rFonts w:hint="default" w:ascii="Calibri" w:hAnsi="Calibri" w:eastAsia="IBM Plex Mono" w:cs="Calibri"/>
           <w:color w:val="000000"/>
           <w:sz w:val="24"/>
@@ -6272,17 +6539,17 @@
       </w:r>
       <w:r>
         <w:rPr>
-          <w:rStyle w:val="4"/>
-          <w:rFonts w:hint="default" w:ascii="Calibri" w:hAnsi="Calibri" w:eastAsia="IBM Plex Mono" w:cs="Calibri"/>
-          <w:color w:val="000000"/>
-          <w:sz w:val="24"/>
-          <w:szCs w:val="24"/>
-        </w:rPr>
-        <w:br w:type="textWrapping"/>
-      </w:r>
-      <w:r>
-        <w:rPr>
-          <w:rStyle w:val="4"/>
+          <w:rStyle w:val="5"/>
+          <w:rFonts w:hint="default" w:ascii="Calibri" w:hAnsi="Calibri" w:eastAsia="IBM Plex Mono" w:cs="Calibri"/>
+          <w:color w:val="000000"/>
+          <w:sz w:val="24"/>
+          <w:szCs w:val="24"/>
+        </w:rPr>
+        <w:br w:type="textWrapping"/>
+      </w:r>
+      <w:r>
+        <w:rPr>
+          <w:rStyle w:val="5"/>
           <w:rFonts w:hint="default" w:ascii="Calibri" w:hAnsi="Calibri" w:eastAsia="IBM Plex Mono" w:cs="Calibri"/>
           <w:color w:val="000000"/>
           <w:sz w:val="24"/>
@@ -6292,17 +6559,17 @@
       </w:r>
       <w:r>
         <w:rPr>
-          <w:rStyle w:val="4"/>
-          <w:rFonts w:hint="default" w:ascii="Calibri" w:hAnsi="Calibri" w:eastAsia="IBM Plex Mono" w:cs="Calibri"/>
-          <w:color w:val="000000"/>
-          <w:sz w:val="24"/>
-          <w:szCs w:val="24"/>
-        </w:rPr>
-        <w:br w:type="textWrapping"/>
-      </w:r>
-      <w:r>
-        <w:rPr>
-          <w:rStyle w:val="4"/>
+          <w:rStyle w:val="5"/>
+          <w:rFonts w:hint="default" w:ascii="Calibri" w:hAnsi="Calibri" w:eastAsia="IBM Plex Mono" w:cs="Calibri"/>
+          <w:color w:val="000000"/>
+          <w:sz w:val="24"/>
+          <w:szCs w:val="24"/>
+        </w:rPr>
+        <w:br w:type="textWrapping"/>
+      </w:r>
+      <w:r>
+        <w:rPr>
+          <w:rStyle w:val="5"/>
           <w:rFonts w:hint="default" w:ascii="Calibri" w:hAnsi="Calibri" w:eastAsia="IBM Plex Mono" w:cs="Calibri"/>
           <w:color w:val="000000"/>
           <w:sz w:val="24"/>
@@ -6312,27 +6579,27 @@
       </w:r>
       <w:r>
         <w:rPr>
-          <w:rStyle w:val="4"/>
-          <w:rFonts w:hint="default" w:ascii="Calibri" w:hAnsi="Calibri" w:eastAsia="IBM Plex Mono" w:cs="Calibri"/>
-          <w:color w:val="000000"/>
-          <w:sz w:val="24"/>
-          <w:szCs w:val="24"/>
-        </w:rPr>
-        <w:br w:type="textWrapping"/>
-      </w:r>
-      <w:r>
-        <w:rPr>
-          <w:rStyle w:val="4"/>
-          <w:rFonts w:hint="default" w:ascii="Calibri" w:hAnsi="Calibri" w:eastAsia="IBM Plex Mono" w:cs="Calibri"/>
-          <w:color w:val="000000"/>
-          <w:sz w:val="24"/>
-          <w:szCs w:val="24"/>
-        </w:rPr>
-        <w:br w:type="textWrapping"/>
-      </w:r>
-      <w:r>
-        <w:rPr>
-          <w:rStyle w:val="4"/>
+          <w:rStyle w:val="5"/>
+          <w:rFonts w:hint="default" w:ascii="Calibri" w:hAnsi="Calibri" w:eastAsia="IBM Plex Mono" w:cs="Calibri"/>
+          <w:color w:val="000000"/>
+          <w:sz w:val="24"/>
+          <w:szCs w:val="24"/>
+        </w:rPr>
+        <w:br w:type="textWrapping"/>
+      </w:r>
+      <w:r>
+        <w:rPr>
+          <w:rStyle w:val="5"/>
+          <w:rFonts w:hint="default" w:ascii="Calibri" w:hAnsi="Calibri" w:eastAsia="IBM Plex Mono" w:cs="Calibri"/>
+          <w:color w:val="000000"/>
+          <w:sz w:val="24"/>
+          <w:szCs w:val="24"/>
+        </w:rPr>
+        <w:br w:type="textWrapping"/>
+      </w:r>
+      <w:r>
+        <w:rPr>
+          <w:rStyle w:val="5"/>
           <w:rFonts w:hint="default" w:ascii="Calibri" w:hAnsi="Calibri" w:eastAsia="IBM Plex Mono" w:cs="Calibri"/>
           <w:color w:val="000000"/>
           <w:sz w:val="24"/>
@@ -6342,17 +6609,17 @@
       </w:r>
       <w:r>
         <w:rPr>
-          <w:rStyle w:val="4"/>
-          <w:rFonts w:hint="default" w:ascii="Calibri" w:hAnsi="Calibri" w:eastAsia="IBM Plex Mono" w:cs="Calibri"/>
-          <w:color w:val="000000"/>
-          <w:sz w:val="24"/>
-          <w:szCs w:val="24"/>
-        </w:rPr>
-        <w:br w:type="textWrapping"/>
-      </w:r>
-      <w:r>
-        <w:rPr>
-          <w:rStyle w:val="4"/>
+          <w:rStyle w:val="5"/>
+          <w:rFonts w:hint="default" w:ascii="Calibri" w:hAnsi="Calibri" w:eastAsia="IBM Plex Mono" w:cs="Calibri"/>
+          <w:color w:val="000000"/>
+          <w:sz w:val="24"/>
+          <w:szCs w:val="24"/>
+        </w:rPr>
+        <w:br w:type="textWrapping"/>
+      </w:r>
+      <w:r>
+        <w:rPr>
+          <w:rStyle w:val="5"/>
           <w:rFonts w:hint="default" w:ascii="Calibri" w:hAnsi="Calibri" w:eastAsia="IBM Plex Mono" w:cs="Calibri"/>
           <w:color w:val="000000"/>
           <w:sz w:val="24"/>
@@ -6362,17 +6629,17 @@
       </w:r>
       <w:r>
         <w:rPr>
-          <w:rStyle w:val="4"/>
-          <w:rFonts w:hint="default" w:ascii="Calibri" w:hAnsi="Calibri" w:eastAsia="IBM Plex Mono" w:cs="Calibri"/>
-          <w:color w:val="000000"/>
-          <w:sz w:val="24"/>
-          <w:szCs w:val="24"/>
-        </w:rPr>
-        <w:br w:type="textWrapping"/>
-      </w:r>
-      <w:r>
-        <w:rPr>
-          <w:rStyle w:val="4"/>
+          <w:rStyle w:val="5"/>
+          <w:rFonts w:hint="default" w:ascii="Calibri" w:hAnsi="Calibri" w:eastAsia="IBM Plex Mono" w:cs="Calibri"/>
+          <w:color w:val="000000"/>
+          <w:sz w:val="24"/>
+          <w:szCs w:val="24"/>
+        </w:rPr>
+        <w:br w:type="textWrapping"/>
+      </w:r>
+      <w:r>
+        <w:rPr>
+          <w:rStyle w:val="5"/>
           <w:rFonts w:hint="default" w:ascii="Calibri" w:hAnsi="Calibri" w:eastAsia="IBM Plex Mono" w:cs="Calibri"/>
           <w:color w:val="000000"/>
           <w:sz w:val="24"/>
@@ -6382,17 +6649,17 @@
       </w:r>
       <w:r>
         <w:rPr>
-          <w:rStyle w:val="4"/>
-          <w:rFonts w:hint="default" w:ascii="Calibri" w:hAnsi="Calibri" w:eastAsia="IBM Plex Mono" w:cs="Calibri"/>
-          <w:color w:val="000000"/>
-          <w:sz w:val="24"/>
-          <w:szCs w:val="24"/>
-        </w:rPr>
-        <w:br w:type="textWrapping"/>
-      </w:r>
-      <w:r>
-        <w:rPr>
-          <w:rStyle w:val="4"/>
+          <w:rStyle w:val="5"/>
+          <w:rFonts w:hint="default" w:ascii="Calibri" w:hAnsi="Calibri" w:eastAsia="IBM Plex Mono" w:cs="Calibri"/>
+          <w:color w:val="000000"/>
+          <w:sz w:val="24"/>
+          <w:szCs w:val="24"/>
+        </w:rPr>
+        <w:br w:type="textWrapping"/>
+      </w:r>
+      <w:r>
+        <w:rPr>
+          <w:rStyle w:val="5"/>
           <w:rFonts w:hint="default" w:ascii="Calibri" w:hAnsi="Calibri" w:eastAsia="IBM Plex Mono" w:cs="Calibri"/>
           <w:color w:val="000000"/>
           <w:sz w:val="24"/>
@@ -6402,17 +6669,17 @@
       </w:r>
       <w:r>
         <w:rPr>
-          <w:rStyle w:val="4"/>
-          <w:rFonts w:hint="default" w:ascii="Calibri" w:hAnsi="Calibri" w:eastAsia="IBM Plex Mono" w:cs="Calibri"/>
-          <w:color w:val="000000"/>
-          <w:sz w:val="24"/>
-          <w:szCs w:val="24"/>
-        </w:rPr>
-        <w:br w:type="textWrapping"/>
-      </w:r>
-      <w:r>
-        <w:rPr>
-          <w:rStyle w:val="4"/>
+          <w:rStyle w:val="5"/>
+          <w:rFonts w:hint="default" w:ascii="Calibri" w:hAnsi="Calibri" w:eastAsia="IBM Plex Mono" w:cs="Calibri"/>
+          <w:color w:val="000000"/>
+          <w:sz w:val="24"/>
+          <w:szCs w:val="24"/>
+        </w:rPr>
+        <w:br w:type="textWrapping"/>
+      </w:r>
+      <w:r>
+        <w:rPr>
+          <w:rStyle w:val="5"/>
           <w:rFonts w:hint="default" w:ascii="Calibri" w:hAnsi="Calibri" w:eastAsia="IBM Plex Mono" w:cs="Calibri"/>
           <w:color w:val="000000"/>
           <w:sz w:val="24"/>
@@ -6422,17 +6689,17 @@
       </w:r>
       <w:r>
         <w:rPr>
-          <w:rStyle w:val="4"/>
-          <w:rFonts w:hint="default" w:ascii="Calibri" w:hAnsi="Calibri" w:eastAsia="IBM Plex Mono" w:cs="Calibri"/>
-          <w:color w:val="000000"/>
-          <w:sz w:val="24"/>
-          <w:szCs w:val="24"/>
-        </w:rPr>
-        <w:br w:type="textWrapping"/>
-      </w:r>
-      <w:r>
-        <w:rPr>
-          <w:rStyle w:val="4"/>
+          <w:rStyle w:val="5"/>
+          <w:rFonts w:hint="default" w:ascii="Calibri" w:hAnsi="Calibri" w:eastAsia="IBM Plex Mono" w:cs="Calibri"/>
+          <w:color w:val="000000"/>
+          <w:sz w:val="24"/>
+          <w:szCs w:val="24"/>
+        </w:rPr>
+        <w:br w:type="textWrapping"/>
+      </w:r>
+      <w:r>
+        <w:rPr>
+          <w:rStyle w:val="5"/>
           <w:rFonts w:hint="default" w:ascii="Calibri" w:hAnsi="Calibri" w:eastAsia="IBM Plex Mono" w:cs="Calibri"/>
           <w:color w:val="000000"/>
           <w:sz w:val="24"/>
@@ -6442,17 +6709,17 @@
       </w:r>
       <w:r>
         <w:rPr>
-          <w:rStyle w:val="4"/>
-          <w:rFonts w:hint="default" w:ascii="Calibri" w:hAnsi="Calibri" w:eastAsia="IBM Plex Mono" w:cs="Calibri"/>
-          <w:color w:val="000000"/>
-          <w:sz w:val="24"/>
-          <w:szCs w:val="24"/>
-        </w:rPr>
-        <w:br w:type="textWrapping"/>
-      </w:r>
-      <w:r>
-        <w:rPr>
-          <w:rStyle w:val="4"/>
+          <w:rStyle w:val="5"/>
+          <w:rFonts w:hint="default" w:ascii="Calibri" w:hAnsi="Calibri" w:eastAsia="IBM Plex Mono" w:cs="Calibri"/>
+          <w:color w:val="000000"/>
+          <w:sz w:val="24"/>
+          <w:szCs w:val="24"/>
+        </w:rPr>
+        <w:br w:type="textWrapping"/>
+      </w:r>
+      <w:r>
+        <w:rPr>
+          <w:rStyle w:val="5"/>
           <w:rFonts w:hint="default" w:ascii="Calibri" w:hAnsi="Calibri" w:eastAsia="IBM Plex Mono" w:cs="Calibri"/>
           <w:color w:val="000000"/>
           <w:sz w:val="24"/>
@@ -6462,17 +6729,17 @@
       </w:r>
       <w:r>
         <w:rPr>
-          <w:rStyle w:val="4"/>
-          <w:rFonts w:hint="default" w:ascii="Calibri" w:hAnsi="Calibri" w:eastAsia="IBM Plex Mono" w:cs="Calibri"/>
-          <w:color w:val="000000"/>
-          <w:sz w:val="24"/>
-          <w:szCs w:val="24"/>
-        </w:rPr>
-        <w:br w:type="textWrapping"/>
-      </w:r>
-      <w:r>
-        <w:rPr>
-          <w:rStyle w:val="4"/>
+          <w:rStyle w:val="5"/>
+          <w:rFonts w:hint="default" w:ascii="Calibri" w:hAnsi="Calibri" w:eastAsia="IBM Plex Mono" w:cs="Calibri"/>
+          <w:color w:val="000000"/>
+          <w:sz w:val="24"/>
+          <w:szCs w:val="24"/>
+        </w:rPr>
+        <w:br w:type="textWrapping"/>
+      </w:r>
+      <w:r>
+        <w:rPr>
+          <w:rStyle w:val="5"/>
           <w:rFonts w:hint="default" w:ascii="Calibri" w:hAnsi="Calibri" w:eastAsia="IBM Plex Mono" w:cs="Calibri"/>
           <w:color w:val="000000"/>
           <w:sz w:val="24"/>
@@ -6482,17 +6749,17 @@
       </w:r>
       <w:r>
         <w:rPr>
-          <w:rStyle w:val="4"/>
-          <w:rFonts w:hint="default" w:ascii="Calibri" w:hAnsi="Calibri" w:eastAsia="IBM Plex Mono" w:cs="Calibri"/>
-          <w:color w:val="000000"/>
-          <w:sz w:val="24"/>
-          <w:szCs w:val="24"/>
-        </w:rPr>
-        <w:br w:type="textWrapping"/>
-      </w:r>
-      <w:r>
-        <w:rPr>
-          <w:rStyle w:val="4"/>
+          <w:rStyle w:val="5"/>
+          <w:rFonts w:hint="default" w:ascii="Calibri" w:hAnsi="Calibri" w:eastAsia="IBM Plex Mono" w:cs="Calibri"/>
+          <w:color w:val="000000"/>
+          <w:sz w:val="24"/>
+          <w:szCs w:val="24"/>
+        </w:rPr>
+        <w:br w:type="textWrapping"/>
+      </w:r>
+      <w:r>
+        <w:rPr>
+          <w:rStyle w:val="5"/>
           <w:rFonts w:hint="default" w:ascii="Calibri" w:hAnsi="Calibri" w:eastAsia="IBM Plex Mono" w:cs="Calibri"/>
           <w:color w:val="000000"/>
           <w:sz w:val="24"/>
@@ -6502,17 +6769,17 @@
       </w:r>
       <w:r>
         <w:rPr>
-          <w:rStyle w:val="4"/>
-          <w:rFonts w:hint="default" w:ascii="Calibri" w:hAnsi="Calibri" w:eastAsia="IBM Plex Mono" w:cs="Calibri"/>
-          <w:color w:val="000000"/>
-          <w:sz w:val="24"/>
-          <w:szCs w:val="24"/>
-        </w:rPr>
-        <w:br w:type="textWrapping"/>
-      </w:r>
-      <w:r>
-        <w:rPr>
-          <w:rStyle w:val="4"/>
+          <w:rStyle w:val="5"/>
+          <w:rFonts w:hint="default" w:ascii="Calibri" w:hAnsi="Calibri" w:eastAsia="IBM Plex Mono" w:cs="Calibri"/>
+          <w:color w:val="000000"/>
+          <w:sz w:val="24"/>
+          <w:szCs w:val="24"/>
+        </w:rPr>
+        <w:br w:type="textWrapping"/>
+      </w:r>
+      <w:r>
+        <w:rPr>
+          <w:rStyle w:val="5"/>
           <w:rFonts w:hint="default" w:ascii="Calibri" w:hAnsi="Calibri" w:eastAsia="IBM Plex Mono" w:cs="Calibri"/>
           <w:color w:val="000000"/>
           <w:sz w:val="24"/>
@@ -6522,17 +6789,17 @@
       </w:r>
       <w:r>
         <w:rPr>
-          <w:rStyle w:val="4"/>
-          <w:rFonts w:hint="default" w:ascii="Calibri" w:hAnsi="Calibri" w:eastAsia="IBM Plex Mono" w:cs="Calibri"/>
-          <w:color w:val="000000"/>
-          <w:sz w:val="24"/>
-          <w:szCs w:val="24"/>
-        </w:rPr>
-        <w:br w:type="textWrapping"/>
-      </w:r>
-      <w:r>
-        <w:rPr>
-          <w:rStyle w:val="4"/>
+          <w:rStyle w:val="5"/>
+          <w:rFonts w:hint="default" w:ascii="Calibri" w:hAnsi="Calibri" w:eastAsia="IBM Plex Mono" w:cs="Calibri"/>
+          <w:color w:val="000000"/>
+          <w:sz w:val="24"/>
+          <w:szCs w:val="24"/>
+        </w:rPr>
+        <w:br w:type="textWrapping"/>
+      </w:r>
+      <w:r>
+        <w:rPr>
+          <w:rStyle w:val="5"/>
           <w:rFonts w:hint="default" w:ascii="Calibri" w:hAnsi="Calibri" w:eastAsia="IBM Plex Mono" w:cs="Calibri"/>
           <w:color w:val="000000"/>
           <w:sz w:val="24"/>
@@ -6542,17 +6809,17 @@
       </w:r>
       <w:r>
         <w:rPr>
-          <w:rStyle w:val="4"/>
-          <w:rFonts w:hint="default" w:ascii="Calibri" w:hAnsi="Calibri" w:eastAsia="IBM Plex Mono" w:cs="Calibri"/>
-          <w:color w:val="000000"/>
-          <w:sz w:val="24"/>
-          <w:szCs w:val="24"/>
-        </w:rPr>
-        <w:br w:type="textWrapping"/>
-      </w:r>
-      <w:r>
-        <w:rPr>
-          <w:rStyle w:val="4"/>
+          <w:rStyle w:val="5"/>
+          <w:rFonts w:hint="default" w:ascii="Calibri" w:hAnsi="Calibri" w:eastAsia="IBM Plex Mono" w:cs="Calibri"/>
+          <w:color w:val="000000"/>
+          <w:sz w:val="24"/>
+          <w:szCs w:val="24"/>
+        </w:rPr>
+        <w:br w:type="textWrapping"/>
+      </w:r>
+      <w:r>
+        <w:rPr>
+          <w:rStyle w:val="5"/>
           <w:rFonts w:hint="default" w:ascii="Calibri" w:hAnsi="Calibri" w:eastAsia="IBM Plex Mono" w:cs="Calibri"/>
           <w:color w:val="000000"/>
           <w:sz w:val="24"/>
@@ -6562,27 +6829,27 @@
       </w:r>
       <w:r>
         <w:rPr>
-          <w:rStyle w:val="4"/>
-          <w:rFonts w:hint="default" w:ascii="Calibri" w:hAnsi="Calibri" w:eastAsia="IBM Plex Mono" w:cs="Calibri"/>
-          <w:color w:val="000000"/>
-          <w:sz w:val="24"/>
-          <w:szCs w:val="24"/>
-        </w:rPr>
-        <w:br w:type="textWrapping"/>
-      </w:r>
-      <w:r>
-        <w:rPr>
-          <w:rStyle w:val="4"/>
-          <w:rFonts w:hint="default" w:ascii="Calibri" w:hAnsi="Calibri" w:eastAsia="IBM Plex Mono" w:cs="Calibri"/>
-          <w:color w:val="000000"/>
-          <w:sz w:val="24"/>
-          <w:szCs w:val="24"/>
-        </w:rPr>
-        <w:br w:type="textWrapping"/>
-      </w:r>
-      <w:r>
-        <w:rPr>
-          <w:rStyle w:val="4"/>
+          <w:rStyle w:val="5"/>
+          <w:rFonts w:hint="default" w:ascii="Calibri" w:hAnsi="Calibri" w:eastAsia="IBM Plex Mono" w:cs="Calibri"/>
+          <w:color w:val="000000"/>
+          <w:sz w:val="24"/>
+          <w:szCs w:val="24"/>
+        </w:rPr>
+        <w:br w:type="textWrapping"/>
+      </w:r>
+      <w:r>
+        <w:rPr>
+          <w:rStyle w:val="5"/>
+          <w:rFonts w:hint="default" w:ascii="Calibri" w:hAnsi="Calibri" w:eastAsia="IBM Plex Mono" w:cs="Calibri"/>
+          <w:color w:val="000000"/>
+          <w:sz w:val="24"/>
+          <w:szCs w:val="24"/>
+        </w:rPr>
+        <w:br w:type="textWrapping"/>
+      </w:r>
+      <w:r>
+        <w:rPr>
+          <w:rStyle w:val="5"/>
           <w:rFonts w:hint="default" w:ascii="Calibri" w:hAnsi="Calibri" w:eastAsia="IBM Plex Mono" w:cs="Calibri"/>
           <w:color w:val="000000"/>
           <w:sz w:val="24"/>
@@ -6592,17 +6859,17 @@
       </w:r>
       <w:r>
         <w:rPr>
-          <w:rStyle w:val="4"/>
-          <w:rFonts w:hint="default" w:ascii="Calibri" w:hAnsi="Calibri" w:eastAsia="IBM Plex Mono" w:cs="Calibri"/>
-          <w:color w:val="000000"/>
-          <w:sz w:val="24"/>
-          <w:szCs w:val="24"/>
-        </w:rPr>
-        <w:br w:type="textWrapping"/>
-      </w:r>
-      <w:r>
-        <w:rPr>
-          <w:rStyle w:val="4"/>
+          <w:rStyle w:val="5"/>
+          <w:rFonts w:hint="default" w:ascii="Calibri" w:hAnsi="Calibri" w:eastAsia="IBM Plex Mono" w:cs="Calibri"/>
+          <w:color w:val="000000"/>
+          <w:sz w:val="24"/>
+          <w:szCs w:val="24"/>
+        </w:rPr>
+        <w:br w:type="textWrapping"/>
+      </w:r>
+      <w:r>
+        <w:rPr>
+          <w:rStyle w:val="5"/>
           <w:rFonts w:hint="default" w:ascii="Calibri" w:hAnsi="Calibri" w:eastAsia="IBM Plex Mono" w:cs="Calibri"/>
           <w:color w:val="000000"/>
           <w:sz w:val="24"/>
@@ -6612,17 +6879,17 @@
       </w:r>
       <w:r>
         <w:rPr>
-          <w:rStyle w:val="4"/>
-          <w:rFonts w:hint="default" w:ascii="Calibri" w:hAnsi="Calibri" w:eastAsia="IBM Plex Mono" w:cs="Calibri"/>
-          <w:color w:val="000000"/>
-          <w:sz w:val="24"/>
-          <w:szCs w:val="24"/>
-        </w:rPr>
-        <w:br w:type="textWrapping"/>
-      </w:r>
-      <w:r>
-        <w:rPr>
-          <w:rStyle w:val="4"/>
+          <w:rStyle w:val="5"/>
+          <w:rFonts w:hint="default" w:ascii="Calibri" w:hAnsi="Calibri" w:eastAsia="IBM Plex Mono" w:cs="Calibri"/>
+          <w:color w:val="000000"/>
+          <w:sz w:val="24"/>
+          <w:szCs w:val="24"/>
+        </w:rPr>
+        <w:br w:type="textWrapping"/>
+      </w:r>
+      <w:r>
+        <w:rPr>
+          <w:rStyle w:val="5"/>
           <w:rFonts w:hint="default" w:ascii="Calibri" w:hAnsi="Calibri" w:eastAsia="IBM Plex Mono" w:cs="Calibri"/>
           <w:color w:val="000000"/>
           <w:sz w:val="24"/>
@@ -6632,17 +6899,17 @@
       </w:r>
       <w:r>
         <w:rPr>
-          <w:rStyle w:val="4"/>
-          <w:rFonts w:hint="default" w:ascii="Calibri" w:hAnsi="Calibri" w:eastAsia="IBM Plex Mono" w:cs="Calibri"/>
-          <w:color w:val="000000"/>
-          <w:sz w:val="24"/>
-          <w:szCs w:val="24"/>
-        </w:rPr>
-        <w:br w:type="textWrapping"/>
-      </w:r>
-      <w:r>
-        <w:rPr>
-          <w:rStyle w:val="4"/>
+          <w:rStyle w:val="5"/>
+          <w:rFonts w:hint="default" w:ascii="Calibri" w:hAnsi="Calibri" w:eastAsia="IBM Plex Mono" w:cs="Calibri"/>
+          <w:color w:val="000000"/>
+          <w:sz w:val="24"/>
+          <w:szCs w:val="24"/>
+        </w:rPr>
+        <w:br w:type="textWrapping"/>
+      </w:r>
+      <w:r>
+        <w:rPr>
+          <w:rStyle w:val="5"/>
           <w:rFonts w:hint="default" w:ascii="Calibri" w:hAnsi="Calibri" w:eastAsia="IBM Plex Mono" w:cs="Calibri"/>
           <w:color w:val="000000"/>
           <w:sz w:val="24"/>
@@ -6652,17 +6919,17 @@
       </w:r>
       <w:r>
         <w:rPr>
-          <w:rStyle w:val="4"/>
-          <w:rFonts w:hint="default" w:ascii="Calibri" w:hAnsi="Calibri" w:eastAsia="IBM Plex Mono" w:cs="Calibri"/>
-          <w:color w:val="000000"/>
-          <w:sz w:val="24"/>
-          <w:szCs w:val="24"/>
-        </w:rPr>
-        <w:br w:type="textWrapping"/>
-      </w:r>
-      <w:r>
-        <w:rPr>
-          <w:rStyle w:val="4"/>
+          <w:rStyle w:val="5"/>
+          <w:rFonts w:hint="default" w:ascii="Calibri" w:hAnsi="Calibri" w:eastAsia="IBM Plex Mono" w:cs="Calibri"/>
+          <w:color w:val="000000"/>
+          <w:sz w:val="24"/>
+          <w:szCs w:val="24"/>
+        </w:rPr>
+        <w:br w:type="textWrapping"/>
+      </w:r>
+      <w:r>
+        <w:rPr>
+          <w:rStyle w:val="5"/>
           <w:rFonts w:hint="default" w:ascii="Calibri" w:hAnsi="Calibri" w:eastAsia="IBM Plex Mono" w:cs="Calibri"/>
           <w:color w:val="000000"/>
           <w:sz w:val="24"/>
@@ -6672,17 +6939,17 @@
       </w:r>
       <w:r>
         <w:rPr>
-          <w:rStyle w:val="4"/>
-          <w:rFonts w:hint="default" w:ascii="Calibri" w:hAnsi="Calibri" w:eastAsia="IBM Plex Mono" w:cs="Calibri"/>
-          <w:color w:val="000000"/>
-          <w:sz w:val="24"/>
-          <w:szCs w:val="24"/>
-        </w:rPr>
-        <w:br w:type="textWrapping"/>
-      </w:r>
-      <w:r>
-        <w:rPr>
-          <w:rStyle w:val="4"/>
+          <w:rStyle w:val="5"/>
+          <w:rFonts w:hint="default" w:ascii="Calibri" w:hAnsi="Calibri" w:eastAsia="IBM Plex Mono" w:cs="Calibri"/>
+          <w:color w:val="000000"/>
+          <w:sz w:val="24"/>
+          <w:szCs w:val="24"/>
+        </w:rPr>
+        <w:br w:type="textWrapping"/>
+      </w:r>
+      <w:r>
+        <w:rPr>
+          <w:rStyle w:val="5"/>
           <w:rFonts w:hint="default" w:ascii="Calibri" w:hAnsi="Calibri" w:eastAsia="IBM Plex Mono" w:cs="Calibri"/>
           <w:color w:val="000000"/>
           <w:sz w:val="24"/>
@@ -6692,17 +6959,17 @@
       </w:r>
       <w:r>
         <w:rPr>
-          <w:rStyle w:val="4"/>
-          <w:rFonts w:hint="default" w:ascii="Calibri" w:hAnsi="Calibri" w:eastAsia="IBM Plex Mono" w:cs="Calibri"/>
-          <w:color w:val="000000"/>
-          <w:sz w:val="24"/>
-          <w:szCs w:val="24"/>
-        </w:rPr>
-        <w:br w:type="textWrapping"/>
-      </w:r>
-      <w:r>
-        <w:rPr>
-          <w:rStyle w:val="4"/>
+          <w:rStyle w:val="5"/>
+          <w:rFonts w:hint="default" w:ascii="Calibri" w:hAnsi="Calibri" w:eastAsia="IBM Plex Mono" w:cs="Calibri"/>
+          <w:color w:val="000000"/>
+          <w:sz w:val="24"/>
+          <w:szCs w:val="24"/>
+        </w:rPr>
+        <w:br w:type="textWrapping"/>
+      </w:r>
+      <w:r>
+        <w:rPr>
+          <w:rStyle w:val="5"/>
           <w:rFonts w:hint="default" w:ascii="Calibri" w:hAnsi="Calibri" w:eastAsia="IBM Plex Mono" w:cs="Calibri"/>
           <w:color w:val="000000"/>
           <w:sz w:val="24"/>
@@ -6712,17 +6979,17 @@
       </w:r>
       <w:r>
         <w:rPr>
-          <w:rStyle w:val="4"/>
-          <w:rFonts w:hint="default" w:ascii="Calibri" w:hAnsi="Calibri" w:eastAsia="IBM Plex Mono" w:cs="Calibri"/>
-          <w:color w:val="000000"/>
-          <w:sz w:val="24"/>
-          <w:szCs w:val="24"/>
-        </w:rPr>
-        <w:br w:type="textWrapping"/>
-      </w:r>
-      <w:r>
-        <w:rPr>
-          <w:rStyle w:val="4"/>
+          <w:rStyle w:val="5"/>
+          <w:rFonts w:hint="default" w:ascii="Calibri" w:hAnsi="Calibri" w:eastAsia="IBM Plex Mono" w:cs="Calibri"/>
+          <w:color w:val="000000"/>
+          <w:sz w:val="24"/>
+          <w:szCs w:val="24"/>
+        </w:rPr>
+        <w:br w:type="textWrapping"/>
+      </w:r>
+      <w:r>
+        <w:rPr>
+          <w:rStyle w:val="5"/>
           <w:rFonts w:hint="default" w:ascii="Calibri" w:hAnsi="Calibri" w:eastAsia="IBM Plex Mono" w:cs="Calibri"/>
           <w:color w:val="000000"/>
           <w:sz w:val="24"/>
@@ -6732,17 +6999,17 @@
       </w:r>
       <w:r>
         <w:rPr>
-          <w:rStyle w:val="4"/>
-          <w:rFonts w:hint="default" w:ascii="Calibri" w:hAnsi="Calibri" w:eastAsia="IBM Plex Mono" w:cs="Calibri"/>
-          <w:color w:val="000000"/>
-          <w:sz w:val="24"/>
-          <w:szCs w:val="24"/>
-        </w:rPr>
-        <w:br w:type="textWrapping"/>
-      </w:r>
-      <w:r>
-        <w:rPr>
-          <w:rStyle w:val="4"/>
+          <w:rStyle w:val="5"/>
+          <w:rFonts w:hint="default" w:ascii="Calibri" w:hAnsi="Calibri" w:eastAsia="IBM Plex Mono" w:cs="Calibri"/>
+          <w:color w:val="000000"/>
+          <w:sz w:val="24"/>
+          <w:szCs w:val="24"/>
+        </w:rPr>
+        <w:br w:type="textWrapping"/>
+      </w:r>
+      <w:r>
+        <w:rPr>
+          <w:rStyle w:val="5"/>
           <w:rFonts w:hint="default" w:ascii="Calibri" w:hAnsi="Calibri" w:eastAsia="IBM Plex Mono" w:cs="Calibri"/>
           <w:color w:val="000000"/>
           <w:sz w:val="24"/>
@@ -6752,17 +7019,17 @@
       </w:r>
       <w:r>
         <w:rPr>
-          <w:rStyle w:val="4"/>
-          <w:rFonts w:hint="default" w:ascii="Calibri" w:hAnsi="Calibri" w:eastAsia="IBM Plex Mono" w:cs="Calibri"/>
-          <w:color w:val="000000"/>
-          <w:sz w:val="24"/>
-          <w:szCs w:val="24"/>
-        </w:rPr>
-        <w:br w:type="textWrapping"/>
-      </w:r>
-      <w:r>
-        <w:rPr>
-          <w:rStyle w:val="4"/>
+          <w:rStyle w:val="5"/>
+          <w:rFonts w:hint="default" w:ascii="Calibri" w:hAnsi="Calibri" w:eastAsia="IBM Plex Mono" w:cs="Calibri"/>
+          <w:color w:val="000000"/>
+          <w:sz w:val="24"/>
+          <w:szCs w:val="24"/>
+        </w:rPr>
+        <w:br w:type="textWrapping"/>
+      </w:r>
+      <w:r>
+        <w:rPr>
+          <w:rStyle w:val="5"/>
           <w:rFonts w:hint="default" w:ascii="Calibri" w:hAnsi="Calibri" w:eastAsia="IBM Plex Mono" w:cs="Calibri"/>
           <w:color w:val="000000"/>
           <w:sz w:val="24"/>
@@ -6772,17 +7039,17 @@
       </w:r>
       <w:r>
         <w:rPr>
-          <w:rStyle w:val="4"/>
-          <w:rFonts w:hint="default" w:ascii="Calibri" w:hAnsi="Calibri" w:eastAsia="IBM Plex Mono" w:cs="Calibri"/>
-          <w:color w:val="000000"/>
-          <w:sz w:val="24"/>
-          <w:szCs w:val="24"/>
-        </w:rPr>
-        <w:br w:type="textWrapping"/>
-      </w:r>
-      <w:r>
-        <w:rPr>
-          <w:rStyle w:val="4"/>
+          <w:rStyle w:val="5"/>
+          <w:rFonts w:hint="default" w:ascii="Calibri" w:hAnsi="Calibri" w:eastAsia="IBM Plex Mono" w:cs="Calibri"/>
+          <w:color w:val="000000"/>
+          <w:sz w:val="24"/>
+          <w:szCs w:val="24"/>
+        </w:rPr>
+        <w:br w:type="textWrapping"/>
+      </w:r>
+      <w:r>
+        <w:rPr>
+          <w:rStyle w:val="5"/>
           <w:rFonts w:hint="default" w:ascii="Calibri" w:hAnsi="Calibri" w:eastAsia="IBM Plex Mono" w:cs="Calibri"/>
           <w:color w:val="000000"/>
           <w:sz w:val="24"/>
@@ -6792,27 +7059,27 @@
       </w:r>
       <w:r>
         <w:rPr>
-          <w:rStyle w:val="4"/>
-          <w:rFonts w:hint="default" w:ascii="Calibri" w:hAnsi="Calibri" w:eastAsia="IBM Plex Mono" w:cs="Calibri"/>
-          <w:color w:val="000000"/>
-          <w:sz w:val="24"/>
-          <w:szCs w:val="24"/>
-        </w:rPr>
-        <w:br w:type="textWrapping"/>
-      </w:r>
-      <w:r>
-        <w:rPr>
-          <w:rStyle w:val="4"/>
-          <w:rFonts w:hint="default" w:ascii="Calibri" w:hAnsi="Calibri" w:eastAsia="IBM Plex Mono" w:cs="Calibri"/>
-          <w:color w:val="000000"/>
-          <w:sz w:val="24"/>
-          <w:szCs w:val="24"/>
-        </w:rPr>
-        <w:br w:type="textWrapping"/>
-      </w:r>
-      <w:r>
-        <w:rPr>
-          <w:rStyle w:val="4"/>
+          <w:rStyle w:val="5"/>
+          <w:rFonts w:hint="default" w:ascii="Calibri" w:hAnsi="Calibri" w:eastAsia="IBM Plex Mono" w:cs="Calibri"/>
+          <w:color w:val="000000"/>
+          <w:sz w:val="24"/>
+          <w:szCs w:val="24"/>
+        </w:rPr>
+        <w:br w:type="textWrapping"/>
+      </w:r>
+      <w:r>
+        <w:rPr>
+          <w:rStyle w:val="5"/>
+          <w:rFonts w:hint="default" w:ascii="Calibri" w:hAnsi="Calibri" w:eastAsia="IBM Plex Mono" w:cs="Calibri"/>
+          <w:color w:val="000000"/>
+          <w:sz w:val="24"/>
+          <w:szCs w:val="24"/>
+        </w:rPr>
+        <w:br w:type="textWrapping"/>
+      </w:r>
+      <w:r>
+        <w:rPr>
+          <w:rStyle w:val="5"/>
           <w:rFonts w:hint="default" w:ascii="Calibri" w:hAnsi="Calibri" w:eastAsia="IBM Plex Mono" w:cs="Calibri"/>
           <w:color w:val="000000"/>
           <w:sz w:val="24"/>
@@ -6822,17 +7089,17 @@
       </w:r>
       <w:r>
         <w:rPr>
-          <w:rStyle w:val="4"/>
-          <w:rFonts w:hint="default" w:ascii="Calibri" w:hAnsi="Calibri" w:eastAsia="IBM Plex Mono" w:cs="Calibri"/>
-          <w:color w:val="000000"/>
-          <w:sz w:val="24"/>
-          <w:szCs w:val="24"/>
-        </w:rPr>
-        <w:br w:type="textWrapping"/>
-      </w:r>
-      <w:r>
-        <w:rPr>
-          <w:rStyle w:val="4"/>
+          <w:rStyle w:val="5"/>
+          <w:rFonts w:hint="default" w:ascii="Calibri" w:hAnsi="Calibri" w:eastAsia="IBM Plex Mono" w:cs="Calibri"/>
+          <w:color w:val="000000"/>
+          <w:sz w:val="24"/>
+          <w:szCs w:val="24"/>
+        </w:rPr>
+        <w:br w:type="textWrapping"/>
+      </w:r>
+      <w:r>
+        <w:rPr>
+          <w:rStyle w:val="5"/>
           <w:rFonts w:hint="default" w:ascii="Calibri" w:hAnsi="Calibri" w:eastAsia="IBM Plex Mono" w:cs="Calibri"/>
           <w:color w:val="000000"/>
           <w:sz w:val="24"/>
@@ -6842,17 +7109,17 @@
       </w:r>
       <w:r>
         <w:rPr>
-          <w:rStyle w:val="4"/>
-          <w:rFonts w:hint="default" w:ascii="Calibri" w:hAnsi="Calibri" w:eastAsia="IBM Plex Mono" w:cs="Calibri"/>
-          <w:color w:val="000000"/>
-          <w:sz w:val="24"/>
-          <w:szCs w:val="24"/>
-        </w:rPr>
-        <w:br w:type="textWrapping"/>
-      </w:r>
-      <w:r>
-        <w:rPr>
-          <w:rStyle w:val="4"/>
+          <w:rStyle w:val="5"/>
+          <w:rFonts w:hint="default" w:ascii="Calibri" w:hAnsi="Calibri" w:eastAsia="IBM Plex Mono" w:cs="Calibri"/>
+          <w:color w:val="000000"/>
+          <w:sz w:val="24"/>
+          <w:szCs w:val="24"/>
+        </w:rPr>
+        <w:br w:type="textWrapping"/>
+      </w:r>
+      <w:r>
+        <w:rPr>
+          <w:rStyle w:val="5"/>
           <w:rFonts w:hint="default" w:ascii="Calibri" w:hAnsi="Calibri" w:eastAsia="IBM Plex Mono" w:cs="Calibri"/>
           <w:color w:val="000000"/>
           <w:sz w:val="24"/>
@@ -6862,7 +7129,7 @@
       </w:r>
       <w:r>
         <w:rPr>
-          <w:rStyle w:val="4"/>
+          <w:rStyle w:val="5"/>
           <w:rFonts w:hint="default" w:ascii="Calibri" w:hAnsi="Calibri" w:eastAsia="IBM Plex Mono" w:cs="Calibri"/>
           <w:color w:val="000000"/>
           <w:sz w:val="24"/>
@@ -6987,21 +7254,80 @@
       <w:pPr>
         <w:spacing w:after="210" w:line="360" w:lineRule="auto"/>
         <w:rPr>
-          <w:rFonts w:hint="default" w:ascii="Calibri" w:hAnsi="Calibri" w:cs="Calibri"/>
-          <w:sz w:val="24"/>
-          <w:szCs w:val="24"/>
-        </w:rPr>
-      </w:pPr>
-      <w:r>
-        <w:rPr>
           <w:rFonts w:hint="default" w:ascii="Calibri" w:hAnsi="Calibri" w:eastAsia="inter" w:cs="Calibri"/>
           <w:i/>
           <w:color w:val="000000"/>
           <w:sz w:val="24"/>
           <w:szCs w:val="24"/>
         </w:rPr>
+      </w:pPr>
+      <w:r>
+        <w:rPr>
+          <w:rFonts w:hint="default" w:ascii="Calibri" w:hAnsi="Calibri" w:eastAsia="inter" w:cs="Calibri"/>
+          <w:i/>
+          <w:color w:val="000000"/>
+          <w:sz w:val="24"/>
+          <w:szCs w:val="24"/>
+        </w:rPr>
         <w:t>(Dán ảnh: Giao diện 3 card)</w:t>
       </w:r>
+    </w:p>
+    <w:p>
+      <w:pPr>
+        <w:spacing w:after="210" w:line="360" w:lineRule="auto"/>
+        <w:rPr>
+          <w:rFonts w:hint="default" w:ascii="Calibri" w:hAnsi="Calibri" w:eastAsia="inter" w:cs="Calibri"/>
+          <w:i/>
+          <w:color w:val="000000"/>
+          <w:sz w:val="24"/>
+          <w:szCs w:val="24"/>
+        </w:rPr>
+      </w:pPr>
+      <w:r>
+        <w:drawing>
+          <wp:inline distT="0" distB="0" distL="114300" distR="114300">
+            <wp:extent cx="6035040" cy="3394710"/>
+            <wp:effectExtent l="0" t="0" r="0" b="3810"/>
+            <wp:docPr id="1" name="Picture 1"/>
+            <wp:cNvGraphicFramePr>
+              <a:graphicFrameLocks xmlns:a="http://schemas.openxmlformats.org/drawingml/2006/main" noChangeAspect="1"/>
+            </wp:cNvGraphicFramePr>
+            <a:graphic xmlns:a="http://schemas.openxmlformats.org/drawingml/2006/main">
+              <a:graphicData uri="http://schemas.openxmlformats.org/drawingml/2006/picture">
+                <pic:pic xmlns:pic="http://schemas.openxmlformats.org/drawingml/2006/picture">
+                  <pic:nvPicPr>
+                    <pic:cNvPr id="1" name="Picture 1"/>
+                    <pic:cNvPicPr>
+                      <a:picLocks noChangeAspect="1"/>
+                    </pic:cNvPicPr>
+                  </pic:nvPicPr>
+                  <pic:blipFill>
+                    <a:blip r:embed="rId8"/>
+                    <a:stretch>
+                      <a:fillRect/>
+                    </a:stretch>
+                  </pic:blipFill>
+                  <pic:spPr>
+                    <a:xfrm>
+                      <a:off x="0" y="0"/>
+                      <a:ext cx="6035040" cy="3394710"/>
+                    </a:xfrm>
+                    <a:prstGeom prst="rect">
+                      <a:avLst/>
+                    </a:prstGeom>
+                    <a:noFill/>
+                    <a:ln>
+                      <a:noFill/>
+                    </a:ln>
+                  </pic:spPr>
+                </pic:pic>
+              </a:graphicData>
+            </a:graphic>
+          </wp:inline>
+        </w:drawing>
+      </w:r>
+      <w:bookmarkStart w:id="56" w:name="_GoBack"/>
+      <w:bookmarkEnd w:id="56"/>
     </w:p>
     <w:p>
       <w:pPr>
@@ -7117,7 +7443,7 @@
     </w:p>
     <w:tbl>
       <w:tblPr>
-        <w:tblStyle w:val="5"/>
+        <w:tblStyle w:val="6"/>
         <w:tblW w:w="0" w:type="auto"/>
         <w:jc w:val="center"/>
         <w:tblCellSpacing w:w="0" w:type="dxa"/>
@@ -7550,7 +7876,7 @@
             </w:pPr>
             <w:r>
               <w:rPr>
-                <w:rStyle w:val="4"/>
+                <w:rStyle w:val="5"/>
                 <w:rFonts w:hint="default" w:ascii="Calibri" w:hAnsi="Calibri" w:eastAsia="IBM Plex Mono" w:cs="Calibri"/>
                 <w:color w:val="000000"/>
                 <w:sz w:val="24"/>
@@ -7571,7 +7897,7 @@
             </w:pPr>
             <w:r>
               <w:rPr>
-                <w:rStyle w:val="4"/>
+                <w:rStyle w:val="5"/>
                 <w:rFonts w:hint="default" w:ascii="Calibri" w:hAnsi="Calibri" w:eastAsia="IBM Plex Mono" w:cs="Calibri"/>
                 <w:color w:val="000000"/>
                 <w:sz w:val="24"/>
@@ -7592,7 +7918,7 @@
             </w:pPr>
             <w:r>
               <w:rPr>
-                <w:rStyle w:val="4"/>
+                <w:rStyle w:val="5"/>
                 <w:rFonts w:hint="default" w:ascii="Calibri" w:hAnsi="Calibri" w:eastAsia="IBM Plex Mono" w:cs="Calibri"/>
                 <w:color w:val="000000"/>
                 <w:sz w:val="24"/>
@@ -7622,7 +7948,7 @@
             </w:pPr>
             <w:r>
               <w:rPr>
-                <w:rStyle w:val="4"/>
+                <w:rStyle w:val="5"/>
                 <w:rFonts w:hint="default" w:ascii="Calibri" w:hAnsi="Calibri" w:eastAsia="IBM Plex Mono" w:cs="Calibri"/>
                 <w:color w:val="000000"/>
                 <w:sz w:val="24"/>
@@ -7643,7 +7969,7 @@
             </w:pPr>
             <w:r>
               <w:rPr>
-                <w:rStyle w:val="4"/>
+                <w:rStyle w:val="5"/>
                 <w:rFonts w:hint="default" w:ascii="Calibri" w:hAnsi="Calibri" w:eastAsia="IBM Plex Mono" w:cs="Calibri"/>
                 <w:color w:val="000000"/>
                 <w:sz w:val="24"/>
@@ -7664,7 +7990,7 @@
             </w:pPr>
             <w:r>
               <w:rPr>
-                <w:rStyle w:val="4"/>
+                <w:rStyle w:val="5"/>
                 <w:rFonts w:hint="default" w:ascii="Calibri" w:hAnsi="Calibri" w:eastAsia="IBM Plex Mono" w:cs="Calibri"/>
                 <w:color w:val="000000"/>
                 <w:sz w:val="24"/>
@@ -7833,7 +8159,7 @@
       </w:pPr>
       <w:r>
         <w:rPr>
-          <w:rStyle w:val="4"/>
+          <w:rStyle w:val="5"/>
           <w:rFonts w:hint="default" w:ascii="Calibri" w:hAnsi="Calibri" w:eastAsia="IBM Plex Mono" w:cs="Calibri"/>
           <w:color w:val="000000"/>
           <w:sz w:val="24"/>
@@ -7843,17 +8169,17 @@
       </w:r>
       <w:r>
         <w:rPr>
-          <w:rStyle w:val="4"/>
-          <w:rFonts w:hint="default" w:ascii="Calibri" w:hAnsi="Calibri" w:eastAsia="IBM Plex Mono" w:cs="Calibri"/>
-          <w:color w:val="000000"/>
-          <w:sz w:val="24"/>
-          <w:szCs w:val="24"/>
-        </w:rPr>
-        <w:br w:type="textWrapping"/>
-      </w:r>
-      <w:r>
-        <w:rPr>
-          <w:rStyle w:val="4"/>
+          <w:rStyle w:val="5"/>
+          <w:rFonts w:hint="default" w:ascii="Calibri" w:hAnsi="Calibri" w:eastAsia="IBM Plex Mono" w:cs="Calibri"/>
+          <w:color w:val="000000"/>
+          <w:sz w:val="24"/>
+          <w:szCs w:val="24"/>
+        </w:rPr>
+        <w:br w:type="textWrapping"/>
+      </w:r>
+      <w:r>
+        <w:rPr>
+          <w:rStyle w:val="5"/>
           <w:rFonts w:hint="default" w:ascii="Calibri" w:hAnsi="Calibri" w:eastAsia="IBM Plex Mono" w:cs="Calibri"/>
           <w:color w:val="000000"/>
           <w:sz w:val="24"/>
@@ -7863,17 +8189,17 @@
       </w:r>
       <w:r>
         <w:rPr>
-          <w:rStyle w:val="4"/>
-          <w:rFonts w:hint="default" w:ascii="Calibri" w:hAnsi="Calibri" w:eastAsia="IBM Plex Mono" w:cs="Calibri"/>
-          <w:color w:val="000000"/>
-          <w:sz w:val="24"/>
-          <w:szCs w:val="24"/>
-        </w:rPr>
-        <w:br w:type="textWrapping"/>
-      </w:r>
-      <w:r>
-        <w:rPr>
-          <w:rStyle w:val="4"/>
+          <w:rStyle w:val="5"/>
+          <w:rFonts w:hint="default" w:ascii="Calibri" w:hAnsi="Calibri" w:eastAsia="IBM Plex Mono" w:cs="Calibri"/>
+          <w:color w:val="000000"/>
+          <w:sz w:val="24"/>
+          <w:szCs w:val="24"/>
+        </w:rPr>
+        <w:br w:type="textWrapping"/>
+      </w:r>
+      <w:r>
+        <w:rPr>
+          <w:rStyle w:val="5"/>
           <w:rFonts w:hint="default" w:ascii="Calibri" w:hAnsi="Calibri" w:eastAsia="IBM Plex Mono" w:cs="Calibri"/>
           <w:color w:val="000000"/>
           <w:sz w:val="24"/>
@@ -7883,17 +8209,17 @@
       </w:r>
       <w:r>
         <w:rPr>
-          <w:rStyle w:val="4"/>
-          <w:rFonts w:hint="default" w:ascii="Calibri" w:hAnsi="Calibri" w:eastAsia="IBM Plex Mono" w:cs="Calibri"/>
-          <w:color w:val="000000"/>
-          <w:sz w:val="24"/>
-          <w:szCs w:val="24"/>
-        </w:rPr>
-        <w:br w:type="textWrapping"/>
-      </w:r>
-      <w:r>
-        <w:rPr>
-          <w:rStyle w:val="4"/>
+          <w:rStyle w:val="5"/>
+          <w:rFonts w:hint="default" w:ascii="Calibri" w:hAnsi="Calibri" w:eastAsia="IBM Plex Mono" w:cs="Calibri"/>
+          <w:color w:val="000000"/>
+          <w:sz w:val="24"/>
+          <w:szCs w:val="24"/>
+        </w:rPr>
+        <w:br w:type="textWrapping"/>
+      </w:r>
+      <w:r>
+        <w:rPr>
+          <w:rStyle w:val="5"/>
           <w:rFonts w:hint="default" w:ascii="Calibri" w:hAnsi="Calibri" w:eastAsia="IBM Plex Mono" w:cs="Calibri"/>
           <w:color w:val="000000"/>
           <w:sz w:val="24"/>
@@ -7903,17 +8229,17 @@
       </w:r>
       <w:r>
         <w:rPr>
-          <w:rStyle w:val="4"/>
-          <w:rFonts w:hint="default" w:ascii="Calibri" w:hAnsi="Calibri" w:eastAsia="IBM Plex Mono" w:cs="Calibri"/>
-          <w:color w:val="000000"/>
-          <w:sz w:val="24"/>
-          <w:szCs w:val="24"/>
-        </w:rPr>
-        <w:br w:type="textWrapping"/>
-      </w:r>
-      <w:r>
-        <w:rPr>
-          <w:rStyle w:val="4"/>
+          <w:rStyle w:val="5"/>
+          <w:rFonts w:hint="default" w:ascii="Calibri" w:hAnsi="Calibri" w:eastAsia="IBM Plex Mono" w:cs="Calibri"/>
+          <w:color w:val="000000"/>
+          <w:sz w:val="24"/>
+          <w:szCs w:val="24"/>
+        </w:rPr>
+        <w:br w:type="textWrapping"/>
+      </w:r>
+      <w:r>
+        <w:rPr>
+          <w:rStyle w:val="5"/>
           <w:rFonts w:hint="default" w:ascii="Calibri" w:hAnsi="Calibri" w:eastAsia="IBM Plex Mono" w:cs="Calibri"/>
           <w:color w:val="000000"/>
           <w:sz w:val="24"/>
@@ -7923,17 +8249,17 @@
       </w:r>
       <w:r>
         <w:rPr>
-          <w:rStyle w:val="4"/>
-          <w:rFonts w:hint="default" w:ascii="Calibri" w:hAnsi="Calibri" w:eastAsia="IBM Plex Mono" w:cs="Calibri"/>
-          <w:color w:val="000000"/>
-          <w:sz w:val="24"/>
-          <w:szCs w:val="24"/>
-        </w:rPr>
-        <w:br w:type="textWrapping"/>
-      </w:r>
-      <w:r>
-        <w:rPr>
-          <w:rStyle w:val="4"/>
+          <w:rStyle w:val="5"/>
+          <w:rFonts w:hint="default" w:ascii="Calibri" w:hAnsi="Calibri" w:eastAsia="IBM Plex Mono" w:cs="Calibri"/>
+          <w:color w:val="000000"/>
+          <w:sz w:val="24"/>
+          <w:szCs w:val="24"/>
+        </w:rPr>
+        <w:br w:type="textWrapping"/>
+      </w:r>
+      <w:r>
+        <w:rPr>
+          <w:rStyle w:val="5"/>
           <w:rFonts w:hint="default" w:ascii="Calibri" w:hAnsi="Calibri" w:eastAsia="IBM Plex Mono" w:cs="Calibri"/>
           <w:color w:val="000000"/>
           <w:sz w:val="24"/>
@@ -7943,17 +8269,17 @@
       </w:r>
       <w:r>
         <w:rPr>
-          <w:rStyle w:val="4"/>
-          <w:rFonts w:hint="default" w:ascii="Calibri" w:hAnsi="Calibri" w:eastAsia="IBM Plex Mono" w:cs="Calibri"/>
-          <w:color w:val="000000"/>
-          <w:sz w:val="24"/>
-          <w:szCs w:val="24"/>
-        </w:rPr>
-        <w:br w:type="textWrapping"/>
-      </w:r>
-      <w:r>
-        <w:rPr>
-          <w:rStyle w:val="4"/>
+          <w:rStyle w:val="5"/>
+          <w:rFonts w:hint="default" w:ascii="Calibri" w:hAnsi="Calibri" w:eastAsia="IBM Plex Mono" w:cs="Calibri"/>
+          <w:color w:val="000000"/>
+          <w:sz w:val="24"/>
+          <w:szCs w:val="24"/>
+        </w:rPr>
+        <w:br w:type="textWrapping"/>
+      </w:r>
+      <w:r>
+        <w:rPr>
+          <w:rStyle w:val="5"/>
           <w:rFonts w:hint="default" w:ascii="Calibri" w:hAnsi="Calibri" w:eastAsia="IBM Plex Mono" w:cs="Calibri"/>
           <w:color w:val="000000"/>
           <w:sz w:val="24"/>
@@ -7963,17 +8289,17 @@
       </w:r>
       <w:r>
         <w:rPr>
-          <w:rStyle w:val="4"/>
-          <w:rFonts w:hint="default" w:ascii="Calibri" w:hAnsi="Calibri" w:eastAsia="IBM Plex Mono" w:cs="Calibri"/>
-          <w:color w:val="000000"/>
-          <w:sz w:val="24"/>
-          <w:szCs w:val="24"/>
-        </w:rPr>
-        <w:br w:type="textWrapping"/>
-      </w:r>
-      <w:r>
-        <w:rPr>
-          <w:rStyle w:val="4"/>
+          <w:rStyle w:val="5"/>
+          <w:rFonts w:hint="default" w:ascii="Calibri" w:hAnsi="Calibri" w:eastAsia="IBM Plex Mono" w:cs="Calibri"/>
+          <w:color w:val="000000"/>
+          <w:sz w:val="24"/>
+          <w:szCs w:val="24"/>
+        </w:rPr>
+        <w:br w:type="textWrapping"/>
+      </w:r>
+      <w:r>
+        <w:rPr>
+          <w:rStyle w:val="5"/>
           <w:rFonts w:hint="default" w:ascii="Calibri" w:hAnsi="Calibri" w:eastAsia="IBM Plex Mono" w:cs="Calibri"/>
           <w:color w:val="000000"/>
           <w:sz w:val="24"/>
@@ -7983,17 +8309,17 @@
       </w:r>
       <w:r>
         <w:rPr>
-          <w:rStyle w:val="4"/>
-          <w:rFonts w:hint="default" w:ascii="Calibri" w:hAnsi="Calibri" w:eastAsia="IBM Plex Mono" w:cs="Calibri"/>
-          <w:color w:val="000000"/>
-          <w:sz w:val="24"/>
-          <w:szCs w:val="24"/>
-        </w:rPr>
-        <w:br w:type="textWrapping"/>
-      </w:r>
-      <w:r>
-        <w:rPr>
-          <w:rStyle w:val="4"/>
+          <w:rStyle w:val="5"/>
+          <w:rFonts w:hint="default" w:ascii="Calibri" w:hAnsi="Calibri" w:eastAsia="IBM Plex Mono" w:cs="Calibri"/>
+          <w:color w:val="000000"/>
+          <w:sz w:val="24"/>
+          <w:szCs w:val="24"/>
+        </w:rPr>
+        <w:br w:type="textWrapping"/>
+      </w:r>
+      <w:r>
+        <w:rPr>
+          <w:rStyle w:val="5"/>
           <w:rFonts w:hint="default" w:ascii="Calibri" w:hAnsi="Calibri" w:eastAsia="IBM Plex Mono" w:cs="Calibri"/>
           <w:color w:val="000000"/>
           <w:sz w:val="24"/>
@@ -8003,17 +8329,17 @@
       </w:r>
       <w:r>
         <w:rPr>
-          <w:rStyle w:val="4"/>
-          <w:rFonts w:hint="default" w:ascii="Calibri" w:hAnsi="Calibri" w:eastAsia="IBM Plex Mono" w:cs="Calibri"/>
-          <w:color w:val="000000"/>
-          <w:sz w:val="24"/>
-          <w:szCs w:val="24"/>
-        </w:rPr>
-        <w:br w:type="textWrapping"/>
-      </w:r>
-      <w:r>
-        <w:rPr>
-          <w:rStyle w:val="4"/>
+          <w:rStyle w:val="5"/>
+          <w:rFonts w:hint="default" w:ascii="Calibri" w:hAnsi="Calibri" w:eastAsia="IBM Plex Mono" w:cs="Calibri"/>
+          <w:color w:val="000000"/>
+          <w:sz w:val="24"/>
+          <w:szCs w:val="24"/>
+        </w:rPr>
+        <w:br w:type="textWrapping"/>
+      </w:r>
+      <w:r>
+        <w:rPr>
+          <w:rStyle w:val="5"/>
           <w:rFonts w:hint="default" w:ascii="Calibri" w:hAnsi="Calibri" w:eastAsia="IBM Plex Mono" w:cs="Calibri"/>
           <w:color w:val="000000"/>
           <w:sz w:val="24"/>
@@ -8023,17 +8349,17 @@
       </w:r>
       <w:r>
         <w:rPr>
-          <w:rStyle w:val="4"/>
-          <w:rFonts w:hint="default" w:ascii="Calibri" w:hAnsi="Calibri" w:eastAsia="IBM Plex Mono" w:cs="Calibri"/>
-          <w:color w:val="000000"/>
-          <w:sz w:val="24"/>
-          <w:szCs w:val="24"/>
-        </w:rPr>
-        <w:br w:type="textWrapping"/>
-      </w:r>
-      <w:r>
-        <w:rPr>
-          <w:rStyle w:val="4"/>
+          <w:rStyle w:val="5"/>
+          <w:rFonts w:hint="default" w:ascii="Calibri" w:hAnsi="Calibri" w:eastAsia="IBM Plex Mono" w:cs="Calibri"/>
+          <w:color w:val="000000"/>
+          <w:sz w:val="24"/>
+          <w:szCs w:val="24"/>
+        </w:rPr>
+        <w:br w:type="textWrapping"/>
+      </w:r>
+      <w:r>
+        <w:rPr>
+          <w:rStyle w:val="5"/>
           <w:rFonts w:hint="default" w:ascii="Calibri" w:hAnsi="Calibri" w:eastAsia="IBM Plex Mono" w:cs="Calibri"/>
           <w:color w:val="000000"/>
           <w:sz w:val="24"/>
@@ -8043,17 +8369,17 @@
       </w:r>
       <w:r>
         <w:rPr>
-          <w:rStyle w:val="4"/>
-          <w:rFonts w:hint="default" w:ascii="Calibri" w:hAnsi="Calibri" w:eastAsia="IBM Plex Mono" w:cs="Calibri"/>
-          <w:color w:val="000000"/>
-          <w:sz w:val="24"/>
-          <w:szCs w:val="24"/>
-        </w:rPr>
-        <w:br w:type="textWrapping"/>
-      </w:r>
-      <w:r>
-        <w:rPr>
-          <w:rStyle w:val="4"/>
+          <w:rStyle w:val="5"/>
+          <w:rFonts w:hint="default" w:ascii="Calibri" w:hAnsi="Calibri" w:eastAsia="IBM Plex Mono" w:cs="Calibri"/>
+          <w:color w:val="000000"/>
+          <w:sz w:val="24"/>
+          <w:szCs w:val="24"/>
+        </w:rPr>
+        <w:br w:type="textWrapping"/>
+      </w:r>
+      <w:r>
+        <w:rPr>
+          <w:rStyle w:val="5"/>
           <w:rFonts w:hint="default" w:ascii="Calibri" w:hAnsi="Calibri" w:eastAsia="IBM Plex Mono" w:cs="Calibri"/>
           <w:color w:val="000000"/>
           <w:sz w:val="24"/>
@@ -8063,17 +8389,17 @@
       </w:r>
       <w:r>
         <w:rPr>
-          <w:rStyle w:val="4"/>
-          <w:rFonts w:hint="default" w:ascii="Calibri" w:hAnsi="Calibri" w:eastAsia="IBM Plex Mono" w:cs="Calibri"/>
-          <w:color w:val="000000"/>
-          <w:sz w:val="24"/>
-          <w:szCs w:val="24"/>
-        </w:rPr>
-        <w:br w:type="textWrapping"/>
-      </w:r>
-      <w:r>
-        <w:rPr>
-          <w:rStyle w:val="4"/>
+          <w:rStyle w:val="5"/>
+          <w:rFonts w:hint="default" w:ascii="Calibri" w:hAnsi="Calibri" w:eastAsia="IBM Plex Mono" w:cs="Calibri"/>
+          <w:color w:val="000000"/>
+          <w:sz w:val="24"/>
+          <w:szCs w:val="24"/>
+        </w:rPr>
+        <w:br w:type="textWrapping"/>
+      </w:r>
+      <w:r>
+        <w:rPr>
+          <w:rStyle w:val="5"/>
           <w:rFonts w:hint="default" w:ascii="Calibri" w:hAnsi="Calibri" w:eastAsia="IBM Plex Mono" w:cs="Calibri"/>
           <w:color w:val="000000"/>
           <w:sz w:val="24"/>
@@ -8083,17 +8409,17 @@
       </w:r>
       <w:r>
         <w:rPr>
-          <w:rStyle w:val="4"/>
-          <w:rFonts w:hint="default" w:ascii="Calibri" w:hAnsi="Calibri" w:eastAsia="IBM Plex Mono" w:cs="Calibri"/>
-          <w:color w:val="000000"/>
-          <w:sz w:val="24"/>
-          <w:szCs w:val="24"/>
-        </w:rPr>
-        <w:br w:type="textWrapping"/>
-      </w:r>
-      <w:r>
-        <w:rPr>
-          <w:rStyle w:val="4"/>
+          <w:rStyle w:val="5"/>
+          <w:rFonts w:hint="default" w:ascii="Calibri" w:hAnsi="Calibri" w:eastAsia="IBM Plex Mono" w:cs="Calibri"/>
+          <w:color w:val="000000"/>
+          <w:sz w:val="24"/>
+          <w:szCs w:val="24"/>
+        </w:rPr>
+        <w:br w:type="textWrapping"/>
+      </w:r>
+      <w:r>
+        <w:rPr>
+          <w:rStyle w:val="5"/>
           <w:rFonts w:hint="default" w:ascii="Calibri" w:hAnsi="Calibri" w:eastAsia="IBM Plex Mono" w:cs="Calibri"/>
           <w:color w:val="000000"/>
           <w:sz w:val="24"/>
@@ -8103,17 +8429,17 @@
       </w:r>
       <w:r>
         <w:rPr>
-          <w:rStyle w:val="4"/>
-          <w:rFonts w:hint="default" w:ascii="Calibri" w:hAnsi="Calibri" w:eastAsia="IBM Plex Mono" w:cs="Calibri"/>
-          <w:color w:val="000000"/>
-          <w:sz w:val="24"/>
-          <w:szCs w:val="24"/>
-        </w:rPr>
-        <w:br w:type="textWrapping"/>
-      </w:r>
-      <w:r>
-        <w:rPr>
-          <w:rStyle w:val="4"/>
+          <w:rStyle w:val="5"/>
+          <w:rFonts w:hint="default" w:ascii="Calibri" w:hAnsi="Calibri" w:eastAsia="IBM Plex Mono" w:cs="Calibri"/>
+          <w:color w:val="000000"/>
+          <w:sz w:val="24"/>
+          <w:szCs w:val="24"/>
+        </w:rPr>
+        <w:br w:type="textWrapping"/>
+      </w:r>
+      <w:r>
+        <w:rPr>
+          <w:rStyle w:val="5"/>
           <w:rFonts w:hint="default" w:ascii="Calibri" w:hAnsi="Calibri" w:eastAsia="IBM Plex Mono" w:cs="Calibri"/>
           <w:color w:val="000000"/>
           <w:sz w:val="24"/>
@@ -8123,7 +8449,7 @@
       </w:r>
       <w:r>
         <w:rPr>
-          <w:rStyle w:val="4"/>
+          <w:rStyle w:val="5"/>
           <w:rFonts w:hint="default" w:ascii="Calibri" w:hAnsi="Calibri" w:eastAsia="IBM Plex Mono" w:cs="Calibri"/>
           <w:color w:val="000000"/>
           <w:sz w:val="24"/>
@@ -8167,7 +8493,7 @@
       </w:pPr>
       <w:r>
         <w:rPr>
-          <w:rStyle w:val="4"/>
+          <w:rStyle w:val="5"/>
           <w:rFonts w:hint="default" w:ascii="Calibri" w:hAnsi="Calibri" w:eastAsia="IBM Plex Mono" w:cs="Calibri"/>
           <w:color w:val="000000"/>
           <w:sz w:val="24"/>
@@ -8177,17 +8503,17 @@
       </w:r>
       <w:r>
         <w:rPr>
-          <w:rStyle w:val="4"/>
-          <w:rFonts w:hint="default" w:ascii="Calibri" w:hAnsi="Calibri" w:eastAsia="IBM Plex Mono" w:cs="Calibri"/>
-          <w:color w:val="000000"/>
-          <w:sz w:val="24"/>
-          <w:szCs w:val="24"/>
-        </w:rPr>
-        <w:br w:type="textWrapping"/>
-      </w:r>
-      <w:r>
-        <w:rPr>
-          <w:rStyle w:val="4"/>
+          <w:rStyle w:val="5"/>
+          <w:rFonts w:hint="default" w:ascii="Calibri" w:hAnsi="Calibri" w:eastAsia="IBM Plex Mono" w:cs="Calibri"/>
+          <w:color w:val="000000"/>
+          <w:sz w:val="24"/>
+          <w:szCs w:val="24"/>
+        </w:rPr>
+        <w:br w:type="textWrapping"/>
+      </w:r>
+      <w:r>
+        <w:rPr>
+          <w:rStyle w:val="5"/>
           <w:rFonts w:hint="default" w:ascii="Calibri" w:hAnsi="Calibri" w:eastAsia="IBM Plex Mono" w:cs="Calibri"/>
           <w:color w:val="000000"/>
           <w:sz w:val="24"/>
@@ -8197,17 +8523,17 @@
       </w:r>
       <w:r>
         <w:rPr>
-          <w:rStyle w:val="4"/>
-          <w:rFonts w:hint="default" w:ascii="Calibri" w:hAnsi="Calibri" w:eastAsia="IBM Plex Mono" w:cs="Calibri"/>
-          <w:color w:val="000000"/>
-          <w:sz w:val="24"/>
-          <w:szCs w:val="24"/>
-        </w:rPr>
-        <w:br w:type="textWrapping"/>
-      </w:r>
-      <w:r>
-        <w:rPr>
-          <w:rStyle w:val="4"/>
+          <w:rStyle w:val="5"/>
+          <w:rFonts w:hint="default" w:ascii="Calibri" w:hAnsi="Calibri" w:eastAsia="IBM Plex Mono" w:cs="Calibri"/>
+          <w:color w:val="000000"/>
+          <w:sz w:val="24"/>
+          <w:szCs w:val="24"/>
+        </w:rPr>
+        <w:br w:type="textWrapping"/>
+      </w:r>
+      <w:r>
+        <w:rPr>
+          <w:rStyle w:val="5"/>
           <w:rFonts w:hint="default" w:ascii="Calibri" w:hAnsi="Calibri" w:eastAsia="IBM Plex Mono" w:cs="Calibri"/>
           <w:color w:val="000000"/>
           <w:sz w:val="24"/>
@@ -8217,17 +8543,17 @@
       </w:r>
       <w:r>
         <w:rPr>
-          <w:rStyle w:val="4"/>
-          <w:rFonts w:hint="default" w:ascii="Calibri" w:hAnsi="Calibri" w:eastAsia="IBM Plex Mono" w:cs="Calibri"/>
-          <w:color w:val="000000"/>
-          <w:sz w:val="24"/>
-          <w:szCs w:val="24"/>
-        </w:rPr>
-        <w:br w:type="textWrapping"/>
-      </w:r>
-      <w:r>
-        <w:rPr>
-          <w:rStyle w:val="4"/>
+          <w:rStyle w:val="5"/>
+          <w:rFonts w:hint="default" w:ascii="Calibri" w:hAnsi="Calibri" w:eastAsia="IBM Plex Mono" w:cs="Calibri"/>
+          <w:color w:val="000000"/>
+          <w:sz w:val="24"/>
+          <w:szCs w:val="24"/>
+        </w:rPr>
+        <w:br w:type="textWrapping"/>
+      </w:r>
+      <w:r>
+        <w:rPr>
+          <w:rStyle w:val="5"/>
           <w:rFonts w:hint="default" w:ascii="Calibri" w:hAnsi="Calibri" w:eastAsia="IBM Plex Mono" w:cs="Calibri"/>
           <w:color w:val="000000"/>
           <w:sz w:val="24"/>
@@ -8237,17 +8563,17 @@
       </w:r>
       <w:r>
         <w:rPr>
-          <w:rStyle w:val="4"/>
-          <w:rFonts w:hint="default" w:ascii="Calibri" w:hAnsi="Calibri" w:eastAsia="IBM Plex Mono" w:cs="Calibri"/>
-          <w:color w:val="000000"/>
-          <w:sz w:val="24"/>
-          <w:szCs w:val="24"/>
-        </w:rPr>
-        <w:br w:type="textWrapping"/>
-      </w:r>
-      <w:r>
-        <w:rPr>
-          <w:rStyle w:val="4"/>
+          <w:rStyle w:val="5"/>
+          <w:rFonts w:hint="default" w:ascii="Calibri" w:hAnsi="Calibri" w:eastAsia="IBM Plex Mono" w:cs="Calibri"/>
+          <w:color w:val="000000"/>
+          <w:sz w:val="24"/>
+          <w:szCs w:val="24"/>
+        </w:rPr>
+        <w:br w:type="textWrapping"/>
+      </w:r>
+      <w:r>
+        <w:rPr>
+          <w:rStyle w:val="5"/>
           <w:rFonts w:hint="default" w:ascii="Calibri" w:hAnsi="Calibri" w:eastAsia="IBM Plex Mono" w:cs="Calibri"/>
           <w:color w:val="000000"/>
           <w:sz w:val="24"/>
@@ -8257,17 +8583,17 @@
       </w:r>
       <w:r>
         <w:rPr>
-          <w:rStyle w:val="4"/>
-          <w:rFonts w:hint="default" w:ascii="Calibri" w:hAnsi="Calibri" w:eastAsia="IBM Plex Mono" w:cs="Calibri"/>
-          <w:color w:val="000000"/>
-          <w:sz w:val="24"/>
-          <w:szCs w:val="24"/>
-        </w:rPr>
-        <w:br w:type="textWrapping"/>
-      </w:r>
-      <w:r>
-        <w:rPr>
-          <w:rStyle w:val="4"/>
+          <w:rStyle w:val="5"/>
+          <w:rFonts w:hint="default" w:ascii="Calibri" w:hAnsi="Calibri" w:eastAsia="IBM Plex Mono" w:cs="Calibri"/>
+          <w:color w:val="000000"/>
+          <w:sz w:val="24"/>
+          <w:szCs w:val="24"/>
+        </w:rPr>
+        <w:br w:type="textWrapping"/>
+      </w:r>
+      <w:r>
+        <w:rPr>
+          <w:rStyle w:val="5"/>
           <w:rFonts w:hint="default" w:ascii="Calibri" w:hAnsi="Calibri" w:eastAsia="IBM Plex Mono" w:cs="Calibri"/>
           <w:color w:val="000000"/>
           <w:sz w:val="24"/>
@@ -8277,17 +8603,17 @@
       </w:r>
       <w:r>
         <w:rPr>
-          <w:rStyle w:val="4"/>
-          <w:rFonts w:hint="default" w:ascii="Calibri" w:hAnsi="Calibri" w:eastAsia="IBM Plex Mono" w:cs="Calibri"/>
-          <w:color w:val="000000"/>
-          <w:sz w:val="24"/>
-          <w:szCs w:val="24"/>
-        </w:rPr>
-        <w:br w:type="textWrapping"/>
-      </w:r>
-      <w:r>
-        <w:rPr>
-          <w:rStyle w:val="4"/>
+          <w:rStyle w:val="5"/>
+          <w:rFonts w:hint="default" w:ascii="Calibri" w:hAnsi="Calibri" w:eastAsia="IBM Plex Mono" w:cs="Calibri"/>
+          <w:color w:val="000000"/>
+          <w:sz w:val="24"/>
+          <w:szCs w:val="24"/>
+        </w:rPr>
+        <w:br w:type="textWrapping"/>
+      </w:r>
+      <w:r>
+        <w:rPr>
+          <w:rStyle w:val="5"/>
           <w:rFonts w:hint="default" w:ascii="Calibri" w:hAnsi="Calibri" w:eastAsia="IBM Plex Mono" w:cs="Calibri"/>
           <w:color w:val="000000"/>
           <w:sz w:val="24"/>
@@ -8297,17 +8623,17 @@
       </w:r>
       <w:r>
         <w:rPr>
-          <w:rStyle w:val="4"/>
-          <w:rFonts w:hint="default" w:ascii="Calibri" w:hAnsi="Calibri" w:eastAsia="IBM Plex Mono" w:cs="Calibri"/>
-          <w:color w:val="000000"/>
-          <w:sz w:val="24"/>
-          <w:szCs w:val="24"/>
-        </w:rPr>
-        <w:br w:type="textWrapping"/>
-      </w:r>
-      <w:r>
-        <w:rPr>
-          <w:rStyle w:val="4"/>
+          <w:rStyle w:val="5"/>
+          <w:rFonts w:hint="default" w:ascii="Calibri" w:hAnsi="Calibri" w:eastAsia="IBM Plex Mono" w:cs="Calibri"/>
+          <w:color w:val="000000"/>
+          <w:sz w:val="24"/>
+          <w:szCs w:val="24"/>
+        </w:rPr>
+        <w:br w:type="textWrapping"/>
+      </w:r>
+      <w:r>
+        <w:rPr>
+          <w:rStyle w:val="5"/>
           <w:rFonts w:hint="default" w:ascii="Calibri" w:hAnsi="Calibri" w:eastAsia="IBM Plex Mono" w:cs="Calibri"/>
           <w:color w:val="000000"/>
           <w:sz w:val="24"/>
@@ -8317,17 +8643,17 @@
       </w:r>
       <w:r>
         <w:rPr>
-          <w:rStyle w:val="4"/>
-          <w:rFonts w:hint="default" w:ascii="Calibri" w:hAnsi="Calibri" w:eastAsia="IBM Plex Mono" w:cs="Calibri"/>
-          <w:color w:val="000000"/>
-          <w:sz w:val="24"/>
-          <w:szCs w:val="24"/>
-        </w:rPr>
-        <w:br w:type="textWrapping"/>
-      </w:r>
-      <w:r>
-        <w:rPr>
-          <w:rStyle w:val="4"/>
+          <w:rStyle w:val="5"/>
+          <w:rFonts w:hint="default" w:ascii="Calibri" w:hAnsi="Calibri" w:eastAsia="IBM Plex Mono" w:cs="Calibri"/>
+          <w:color w:val="000000"/>
+          <w:sz w:val="24"/>
+          <w:szCs w:val="24"/>
+        </w:rPr>
+        <w:br w:type="textWrapping"/>
+      </w:r>
+      <w:r>
+        <w:rPr>
+          <w:rStyle w:val="5"/>
           <w:rFonts w:hint="default" w:ascii="Calibri" w:hAnsi="Calibri" w:eastAsia="IBM Plex Mono" w:cs="Calibri"/>
           <w:color w:val="000000"/>
           <w:sz w:val="24"/>
@@ -8337,17 +8663,17 @@
       </w:r>
       <w:r>
         <w:rPr>
-          <w:rStyle w:val="4"/>
-          <w:rFonts w:hint="default" w:ascii="Calibri" w:hAnsi="Calibri" w:eastAsia="IBM Plex Mono" w:cs="Calibri"/>
-          <w:color w:val="000000"/>
-          <w:sz w:val="24"/>
-          <w:szCs w:val="24"/>
-        </w:rPr>
-        <w:br w:type="textWrapping"/>
-      </w:r>
-      <w:r>
-        <w:rPr>
-          <w:rStyle w:val="4"/>
+          <w:rStyle w:val="5"/>
+          <w:rFonts w:hint="default" w:ascii="Calibri" w:hAnsi="Calibri" w:eastAsia="IBM Plex Mono" w:cs="Calibri"/>
+          <w:color w:val="000000"/>
+          <w:sz w:val="24"/>
+          <w:szCs w:val="24"/>
+        </w:rPr>
+        <w:br w:type="textWrapping"/>
+      </w:r>
+      <w:r>
+        <w:rPr>
+          <w:rStyle w:val="5"/>
           <w:rFonts w:hint="default" w:ascii="Calibri" w:hAnsi="Calibri" w:eastAsia="IBM Plex Mono" w:cs="Calibri"/>
           <w:color w:val="000000"/>
           <w:sz w:val="24"/>
@@ -8357,17 +8683,17 @@
       </w:r>
       <w:r>
         <w:rPr>
-          <w:rStyle w:val="4"/>
-          <w:rFonts w:hint="default" w:ascii="Calibri" w:hAnsi="Calibri" w:eastAsia="IBM Plex Mono" w:cs="Calibri"/>
-          <w:color w:val="000000"/>
-          <w:sz w:val="24"/>
-          <w:szCs w:val="24"/>
-        </w:rPr>
-        <w:br w:type="textWrapping"/>
-      </w:r>
-      <w:r>
-        <w:rPr>
-          <w:rStyle w:val="4"/>
+          <w:rStyle w:val="5"/>
+          <w:rFonts w:hint="default" w:ascii="Calibri" w:hAnsi="Calibri" w:eastAsia="IBM Plex Mono" w:cs="Calibri"/>
+          <w:color w:val="000000"/>
+          <w:sz w:val="24"/>
+          <w:szCs w:val="24"/>
+        </w:rPr>
+        <w:br w:type="textWrapping"/>
+      </w:r>
+      <w:r>
+        <w:rPr>
+          <w:rStyle w:val="5"/>
           <w:rFonts w:hint="default" w:ascii="Calibri" w:hAnsi="Calibri" w:eastAsia="IBM Plex Mono" w:cs="Calibri"/>
           <w:color w:val="000000"/>
           <w:sz w:val="24"/>
@@ -8377,17 +8703,17 @@
       </w:r>
       <w:r>
         <w:rPr>
-          <w:rStyle w:val="4"/>
-          <w:rFonts w:hint="default" w:ascii="Calibri" w:hAnsi="Calibri" w:eastAsia="IBM Plex Mono" w:cs="Calibri"/>
-          <w:color w:val="000000"/>
-          <w:sz w:val="24"/>
-          <w:szCs w:val="24"/>
-        </w:rPr>
-        <w:br w:type="textWrapping"/>
-      </w:r>
-      <w:r>
-        <w:rPr>
-          <w:rStyle w:val="4"/>
+          <w:rStyle w:val="5"/>
+          <w:rFonts w:hint="default" w:ascii="Calibri" w:hAnsi="Calibri" w:eastAsia="IBM Plex Mono" w:cs="Calibri"/>
+          <w:color w:val="000000"/>
+          <w:sz w:val="24"/>
+          <w:szCs w:val="24"/>
+        </w:rPr>
+        <w:br w:type="textWrapping"/>
+      </w:r>
+      <w:r>
+        <w:rPr>
+          <w:rStyle w:val="5"/>
           <w:rFonts w:hint="default" w:ascii="Calibri" w:hAnsi="Calibri" w:eastAsia="IBM Plex Mono" w:cs="Calibri"/>
           <w:color w:val="000000"/>
           <w:sz w:val="24"/>
@@ -8397,7 +8723,7 @@
       </w:r>
       <w:r>
         <w:rPr>
-          <w:rStyle w:val="4"/>
+          <w:rStyle w:val="5"/>
           <w:rFonts w:hint="default" w:ascii="Calibri" w:hAnsi="Calibri" w:eastAsia="IBM Plex Mono" w:cs="Calibri"/>
           <w:color w:val="000000"/>
           <w:sz w:val="24"/>
@@ -8527,7 +8853,7 @@
       </w:r>
       <w:r>
         <w:rPr>
-          <w:rStyle w:val="4"/>
+          <w:rStyle w:val="5"/>
           <w:rFonts w:hint="default" w:ascii="Calibri" w:hAnsi="Calibri" w:eastAsia="IBM Plex Mono" w:cs="Calibri"/>
           <w:color w:val="000000"/>
           <w:sz w:val="24"/>
@@ -8604,7 +8930,7 @@
       </w:pPr>
       <w:r>
         <w:rPr>
-          <w:rStyle w:val="4"/>
+          <w:rStyle w:val="5"/>
           <w:rFonts w:hint="default" w:ascii="Calibri" w:hAnsi="Calibri" w:eastAsia="IBM Plex Mono" w:cs="Calibri"/>
           <w:color w:val="000000"/>
           <w:sz w:val="24"/>
@@ -8614,17 +8940,17 @@
       </w:r>
       <w:r>
         <w:rPr>
-          <w:rStyle w:val="4"/>
-          <w:rFonts w:hint="default" w:ascii="Calibri" w:hAnsi="Calibri" w:eastAsia="IBM Plex Mono" w:cs="Calibri"/>
-          <w:color w:val="000000"/>
-          <w:sz w:val="24"/>
-          <w:szCs w:val="24"/>
-        </w:rPr>
-        <w:br w:type="textWrapping"/>
-      </w:r>
-      <w:r>
-        <w:rPr>
-          <w:rStyle w:val="4"/>
+          <w:rStyle w:val="5"/>
+          <w:rFonts w:hint="default" w:ascii="Calibri" w:hAnsi="Calibri" w:eastAsia="IBM Plex Mono" w:cs="Calibri"/>
+          <w:color w:val="000000"/>
+          <w:sz w:val="24"/>
+          <w:szCs w:val="24"/>
+        </w:rPr>
+        <w:br w:type="textWrapping"/>
+      </w:r>
+      <w:r>
+        <w:rPr>
+          <w:rStyle w:val="5"/>
           <w:rFonts w:hint="default" w:ascii="Calibri" w:hAnsi="Calibri" w:eastAsia="IBM Plex Mono" w:cs="Calibri"/>
           <w:color w:val="000000"/>
           <w:sz w:val="24"/>
@@ -8634,17 +8960,17 @@
       </w:r>
       <w:r>
         <w:rPr>
-          <w:rStyle w:val="4"/>
-          <w:rFonts w:hint="default" w:ascii="Calibri" w:hAnsi="Calibri" w:eastAsia="IBM Plex Mono" w:cs="Calibri"/>
-          <w:color w:val="000000"/>
-          <w:sz w:val="24"/>
-          <w:szCs w:val="24"/>
-        </w:rPr>
-        <w:br w:type="textWrapping"/>
-      </w:r>
-      <w:r>
-        <w:rPr>
-          <w:rStyle w:val="4"/>
+          <w:rStyle w:val="5"/>
+          <w:rFonts w:hint="default" w:ascii="Calibri" w:hAnsi="Calibri" w:eastAsia="IBM Plex Mono" w:cs="Calibri"/>
+          <w:color w:val="000000"/>
+          <w:sz w:val="24"/>
+          <w:szCs w:val="24"/>
+        </w:rPr>
+        <w:br w:type="textWrapping"/>
+      </w:r>
+      <w:r>
+        <w:rPr>
+          <w:rStyle w:val="5"/>
           <w:rFonts w:hint="default" w:ascii="Calibri" w:hAnsi="Calibri" w:eastAsia="IBM Plex Mono" w:cs="Calibri"/>
           <w:color w:val="000000"/>
           <w:sz w:val="24"/>
@@ -8654,17 +8980,17 @@
       </w:r>
       <w:r>
         <w:rPr>
-          <w:rStyle w:val="4"/>
-          <w:rFonts w:hint="default" w:ascii="Calibri" w:hAnsi="Calibri" w:eastAsia="IBM Plex Mono" w:cs="Calibri"/>
-          <w:color w:val="000000"/>
-          <w:sz w:val="24"/>
-          <w:szCs w:val="24"/>
-        </w:rPr>
-        <w:br w:type="textWrapping"/>
-      </w:r>
-      <w:r>
-        <w:rPr>
-          <w:rStyle w:val="4"/>
+          <w:rStyle w:val="5"/>
+          <w:rFonts w:hint="default" w:ascii="Calibri" w:hAnsi="Calibri" w:eastAsia="IBM Plex Mono" w:cs="Calibri"/>
+          <w:color w:val="000000"/>
+          <w:sz w:val="24"/>
+          <w:szCs w:val="24"/>
+        </w:rPr>
+        <w:br w:type="textWrapping"/>
+      </w:r>
+      <w:r>
+        <w:rPr>
+          <w:rStyle w:val="5"/>
           <w:rFonts w:hint="default" w:ascii="Calibri" w:hAnsi="Calibri" w:eastAsia="IBM Plex Mono" w:cs="Calibri"/>
           <w:color w:val="000000"/>
           <w:sz w:val="24"/>
@@ -8674,17 +9000,17 @@
       </w:r>
       <w:r>
         <w:rPr>
-          <w:rStyle w:val="4"/>
-          <w:rFonts w:hint="default" w:ascii="Calibri" w:hAnsi="Calibri" w:eastAsia="IBM Plex Mono" w:cs="Calibri"/>
-          <w:color w:val="000000"/>
-          <w:sz w:val="24"/>
-          <w:szCs w:val="24"/>
-        </w:rPr>
-        <w:br w:type="textWrapping"/>
-      </w:r>
-      <w:r>
-        <w:rPr>
-          <w:rStyle w:val="4"/>
+          <w:rStyle w:val="5"/>
+          <w:rFonts w:hint="default" w:ascii="Calibri" w:hAnsi="Calibri" w:eastAsia="IBM Plex Mono" w:cs="Calibri"/>
+          <w:color w:val="000000"/>
+          <w:sz w:val="24"/>
+          <w:szCs w:val="24"/>
+        </w:rPr>
+        <w:br w:type="textWrapping"/>
+      </w:r>
+      <w:r>
+        <w:rPr>
+          <w:rStyle w:val="5"/>
           <w:rFonts w:hint="default" w:ascii="Calibri" w:hAnsi="Calibri" w:eastAsia="IBM Plex Mono" w:cs="Calibri"/>
           <w:color w:val="000000"/>
           <w:sz w:val="24"/>
@@ -8694,17 +9020,17 @@
       </w:r>
       <w:r>
         <w:rPr>
-          <w:rStyle w:val="4"/>
-          <w:rFonts w:hint="default" w:ascii="Calibri" w:hAnsi="Calibri" w:eastAsia="IBM Plex Mono" w:cs="Calibri"/>
-          <w:color w:val="000000"/>
-          <w:sz w:val="24"/>
-          <w:szCs w:val="24"/>
-        </w:rPr>
-        <w:br w:type="textWrapping"/>
-      </w:r>
-      <w:r>
-        <w:rPr>
-          <w:rStyle w:val="4"/>
+          <w:rStyle w:val="5"/>
+          <w:rFonts w:hint="default" w:ascii="Calibri" w:hAnsi="Calibri" w:eastAsia="IBM Plex Mono" w:cs="Calibri"/>
+          <w:color w:val="000000"/>
+          <w:sz w:val="24"/>
+          <w:szCs w:val="24"/>
+        </w:rPr>
+        <w:br w:type="textWrapping"/>
+      </w:r>
+      <w:r>
+        <w:rPr>
+          <w:rStyle w:val="5"/>
           <w:rFonts w:hint="default" w:ascii="Calibri" w:hAnsi="Calibri" w:eastAsia="IBM Plex Mono" w:cs="Calibri"/>
           <w:color w:val="000000"/>
           <w:sz w:val="24"/>
@@ -8714,17 +9040,17 @@
       </w:r>
       <w:r>
         <w:rPr>
-          <w:rStyle w:val="4"/>
-          <w:rFonts w:hint="default" w:ascii="Calibri" w:hAnsi="Calibri" w:eastAsia="IBM Plex Mono" w:cs="Calibri"/>
-          <w:color w:val="000000"/>
-          <w:sz w:val="24"/>
-          <w:szCs w:val="24"/>
-        </w:rPr>
-        <w:br w:type="textWrapping"/>
-      </w:r>
-      <w:r>
-        <w:rPr>
-          <w:rStyle w:val="4"/>
+          <w:rStyle w:val="5"/>
+          <w:rFonts w:hint="default" w:ascii="Calibri" w:hAnsi="Calibri" w:eastAsia="IBM Plex Mono" w:cs="Calibri"/>
+          <w:color w:val="000000"/>
+          <w:sz w:val="24"/>
+          <w:szCs w:val="24"/>
+        </w:rPr>
+        <w:br w:type="textWrapping"/>
+      </w:r>
+      <w:r>
+        <w:rPr>
+          <w:rStyle w:val="5"/>
           <w:rFonts w:hint="default" w:ascii="Calibri" w:hAnsi="Calibri" w:eastAsia="IBM Plex Mono" w:cs="Calibri"/>
           <w:color w:val="000000"/>
           <w:sz w:val="24"/>
@@ -8734,17 +9060,17 @@
       </w:r>
       <w:r>
         <w:rPr>
-          <w:rStyle w:val="4"/>
-          <w:rFonts w:hint="default" w:ascii="Calibri" w:hAnsi="Calibri" w:eastAsia="IBM Plex Mono" w:cs="Calibri"/>
-          <w:color w:val="000000"/>
-          <w:sz w:val="24"/>
-          <w:szCs w:val="24"/>
-        </w:rPr>
-        <w:br w:type="textWrapping"/>
-      </w:r>
-      <w:r>
-        <w:rPr>
-          <w:rStyle w:val="4"/>
+          <w:rStyle w:val="5"/>
+          <w:rFonts w:hint="default" w:ascii="Calibri" w:hAnsi="Calibri" w:eastAsia="IBM Plex Mono" w:cs="Calibri"/>
+          <w:color w:val="000000"/>
+          <w:sz w:val="24"/>
+          <w:szCs w:val="24"/>
+        </w:rPr>
+        <w:br w:type="textWrapping"/>
+      </w:r>
+      <w:r>
+        <w:rPr>
+          <w:rStyle w:val="5"/>
           <w:rFonts w:hint="default" w:ascii="Calibri" w:hAnsi="Calibri" w:eastAsia="IBM Plex Mono" w:cs="Calibri"/>
           <w:color w:val="000000"/>
           <w:sz w:val="24"/>
@@ -8754,17 +9080,17 @@
       </w:r>
       <w:r>
         <w:rPr>
-          <w:rStyle w:val="4"/>
-          <w:rFonts w:hint="default" w:ascii="Calibri" w:hAnsi="Calibri" w:eastAsia="IBM Plex Mono" w:cs="Calibri"/>
-          <w:color w:val="000000"/>
-          <w:sz w:val="24"/>
-          <w:szCs w:val="24"/>
-        </w:rPr>
-        <w:br w:type="textWrapping"/>
-      </w:r>
-      <w:r>
-        <w:rPr>
-          <w:rStyle w:val="4"/>
+          <w:rStyle w:val="5"/>
+          <w:rFonts w:hint="default" w:ascii="Calibri" w:hAnsi="Calibri" w:eastAsia="IBM Plex Mono" w:cs="Calibri"/>
+          <w:color w:val="000000"/>
+          <w:sz w:val="24"/>
+          <w:szCs w:val="24"/>
+        </w:rPr>
+        <w:br w:type="textWrapping"/>
+      </w:r>
+      <w:r>
+        <w:rPr>
+          <w:rStyle w:val="5"/>
           <w:rFonts w:hint="default" w:ascii="Calibri" w:hAnsi="Calibri" w:eastAsia="IBM Plex Mono" w:cs="Calibri"/>
           <w:color w:val="000000"/>
           <w:sz w:val="24"/>
@@ -8774,17 +9100,17 @@
       </w:r>
       <w:r>
         <w:rPr>
-          <w:rStyle w:val="4"/>
-          <w:rFonts w:hint="default" w:ascii="Calibri" w:hAnsi="Calibri" w:eastAsia="IBM Plex Mono" w:cs="Calibri"/>
-          <w:color w:val="000000"/>
-          <w:sz w:val="24"/>
-          <w:szCs w:val="24"/>
-        </w:rPr>
-        <w:br w:type="textWrapping"/>
-      </w:r>
-      <w:r>
-        <w:rPr>
-          <w:rStyle w:val="4"/>
+          <w:rStyle w:val="5"/>
+          <w:rFonts w:hint="default" w:ascii="Calibri" w:hAnsi="Calibri" w:eastAsia="IBM Plex Mono" w:cs="Calibri"/>
+          <w:color w:val="000000"/>
+          <w:sz w:val="24"/>
+          <w:szCs w:val="24"/>
+        </w:rPr>
+        <w:br w:type="textWrapping"/>
+      </w:r>
+      <w:r>
+        <w:rPr>
+          <w:rStyle w:val="5"/>
           <w:rFonts w:hint="default" w:ascii="Calibri" w:hAnsi="Calibri" w:eastAsia="IBM Plex Mono" w:cs="Calibri"/>
           <w:color w:val="000000"/>
           <w:sz w:val="24"/>
@@ -8794,17 +9120,17 @@
       </w:r>
       <w:r>
         <w:rPr>
-          <w:rStyle w:val="4"/>
-          <w:rFonts w:hint="default" w:ascii="Calibri" w:hAnsi="Calibri" w:eastAsia="IBM Plex Mono" w:cs="Calibri"/>
-          <w:color w:val="000000"/>
-          <w:sz w:val="24"/>
-          <w:szCs w:val="24"/>
-        </w:rPr>
-        <w:br w:type="textWrapping"/>
-      </w:r>
-      <w:r>
-        <w:rPr>
-          <w:rStyle w:val="4"/>
+          <w:rStyle w:val="5"/>
+          <w:rFonts w:hint="default" w:ascii="Calibri" w:hAnsi="Calibri" w:eastAsia="IBM Plex Mono" w:cs="Calibri"/>
+          <w:color w:val="000000"/>
+          <w:sz w:val="24"/>
+          <w:szCs w:val="24"/>
+        </w:rPr>
+        <w:br w:type="textWrapping"/>
+      </w:r>
+      <w:r>
+        <w:rPr>
+          <w:rStyle w:val="5"/>
           <w:rFonts w:hint="default" w:ascii="Calibri" w:hAnsi="Calibri" w:eastAsia="IBM Plex Mono" w:cs="Calibri"/>
           <w:color w:val="000000"/>
           <w:sz w:val="24"/>
@@ -8814,27 +9140,27 @@
       </w:r>
       <w:r>
         <w:rPr>
-          <w:rStyle w:val="4"/>
-          <w:rFonts w:hint="default" w:ascii="Calibri" w:hAnsi="Calibri" w:eastAsia="IBM Plex Mono" w:cs="Calibri"/>
-          <w:color w:val="000000"/>
-          <w:sz w:val="24"/>
-          <w:szCs w:val="24"/>
-        </w:rPr>
-        <w:br w:type="textWrapping"/>
-      </w:r>
-      <w:r>
-        <w:rPr>
-          <w:rStyle w:val="4"/>
-          <w:rFonts w:hint="default" w:ascii="Calibri" w:hAnsi="Calibri" w:eastAsia="IBM Plex Mono" w:cs="Calibri"/>
-          <w:color w:val="000000"/>
-          <w:sz w:val="24"/>
-          <w:szCs w:val="24"/>
-        </w:rPr>
-        <w:br w:type="textWrapping"/>
-      </w:r>
-      <w:r>
-        <w:rPr>
-          <w:rStyle w:val="4"/>
+          <w:rStyle w:val="5"/>
+          <w:rFonts w:hint="default" w:ascii="Calibri" w:hAnsi="Calibri" w:eastAsia="IBM Plex Mono" w:cs="Calibri"/>
+          <w:color w:val="000000"/>
+          <w:sz w:val="24"/>
+          <w:szCs w:val="24"/>
+        </w:rPr>
+        <w:br w:type="textWrapping"/>
+      </w:r>
+      <w:r>
+        <w:rPr>
+          <w:rStyle w:val="5"/>
+          <w:rFonts w:hint="default" w:ascii="Calibri" w:hAnsi="Calibri" w:eastAsia="IBM Plex Mono" w:cs="Calibri"/>
+          <w:color w:val="000000"/>
+          <w:sz w:val="24"/>
+          <w:szCs w:val="24"/>
+        </w:rPr>
+        <w:br w:type="textWrapping"/>
+      </w:r>
+      <w:r>
+        <w:rPr>
+          <w:rStyle w:val="5"/>
           <w:rFonts w:hint="default" w:ascii="Calibri" w:hAnsi="Calibri" w:eastAsia="IBM Plex Mono" w:cs="Calibri"/>
           <w:color w:val="000000"/>
           <w:sz w:val="24"/>
@@ -8844,17 +9170,17 @@
       </w:r>
       <w:r>
         <w:rPr>
-          <w:rStyle w:val="4"/>
-          <w:rFonts w:hint="default" w:ascii="Calibri" w:hAnsi="Calibri" w:eastAsia="IBM Plex Mono" w:cs="Calibri"/>
-          <w:color w:val="000000"/>
-          <w:sz w:val="24"/>
-          <w:szCs w:val="24"/>
-        </w:rPr>
-        <w:br w:type="textWrapping"/>
-      </w:r>
-      <w:r>
-        <w:rPr>
-          <w:rStyle w:val="4"/>
+          <w:rStyle w:val="5"/>
+          <w:rFonts w:hint="default" w:ascii="Calibri" w:hAnsi="Calibri" w:eastAsia="IBM Plex Mono" w:cs="Calibri"/>
+          <w:color w:val="000000"/>
+          <w:sz w:val="24"/>
+          <w:szCs w:val="24"/>
+        </w:rPr>
+        <w:br w:type="textWrapping"/>
+      </w:r>
+      <w:r>
+        <w:rPr>
+          <w:rStyle w:val="5"/>
           <w:rFonts w:hint="default" w:ascii="Calibri" w:hAnsi="Calibri" w:eastAsia="IBM Plex Mono" w:cs="Calibri"/>
           <w:color w:val="000000"/>
           <w:sz w:val="24"/>
@@ -8864,17 +9190,17 @@
       </w:r>
       <w:r>
         <w:rPr>
-          <w:rStyle w:val="4"/>
-          <w:rFonts w:hint="default" w:ascii="Calibri" w:hAnsi="Calibri" w:eastAsia="IBM Plex Mono" w:cs="Calibri"/>
-          <w:color w:val="000000"/>
-          <w:sz w:val="24"/>
-          <w:szCs w:val="24"/>
-        </w:rPr>
-        <w:br w:type="textWrapping"/>
-      </w:r>
-      <w:r>
-        <w:rPr>
-          <w:rStyle w:val="4"/>
+          <w:rStyle w:val="5"/>
+          <w:rFonts w:hint="default" w:ascii="Calibri" w:hAnsi="Calibri" w:eastAsia="IBM Plex Mono" w:cs="Calibri"/>
+          <w:color w:val="000000"/>
+          <w:sz w:val="24"/>
+          <w:szCs w:val="24"/>
+        </w:rPr>
+        <w:br w:type="textWrapping"/>
+      </w:r>
+      <w:r>
+        <w:rPr>
+          <w:rStyle w:val="5"/>
           <w:rFonts w:hint="default" w:ascii="Calibri" w:hAnsi="Calibri" w:eastAsia="IBM Plex Mono" w:cs="Calibri"/>
           <w:color w:val="000000"/>
           <w:sz w:val="24"/>
@@ -8884,17 +9210,17 @@
       </w:r>
       <w:r>
         <w:rPr>
-          <w:rStyle w:val="4"/>
-          <w:rFonts w:hint="default" w:ascii="Calibri" w:hAnsi="Calibri" w:eastAsia="IBM Plex Mono" w:cs="Calibri"/>
-          <w:color w:val="000000"/>
-          <w:sz w:val="24"/>
-          <w:szCs w:val="24"/>
-        </w:rPr>
-        <w:br w:type="textWrapping"/>
-      </w:r>
-      <w:r>
-        <w:rPr>
-          <w:rStyle w:val="4"/>
+          <w:rStyle w:val="5"/>
+          <w:rFonts w:hint="default" w:ascii="Calibri" w:hAnsi="Calibri" w:eastAsia="IBM Plex Mono" w:cs="Calibri"/>
+          <w:color w:val="000000"/>
+          <w:sz w:val="24"/>
+          <w:szCs w:val="24"/>
+        </w:rPr>
+        <w:br w:type="textWrapping"/>
+      </w:r>
+      <w:r>
+        <w:rPr>
+          <w:rStyle w:val="5"/>
           <w:rFonts w:hint="default" w:ascii="Calibri" w:hAnsi="Calibri" w:eastAsia="IBM Plex Mono" w:cs="Calibri"/>
           <w:color w:val="000000"/>
           <w:sz w:val="24"/>
@@ -8904,17 +9230,17 @@
       </w:r>
       <w:r>
         <w:rPr>
-          <w:rStyle w:val="4"/>
-          <w:rFonts w:hint="default" w:ascii="Calibri" w:hAnsi="Calibri" w:eastAsia="IBM Plex Mono" w:cs="Calibri"/>
-          <w:color w:val="000000"/>
-          <w:sz w:val="24"/>
-          <w:szCs w:val="24"/>
-        </w:rPr>
-        <w:br w:type="textWrapping"/>
-      </w:r>
-      <w:r>
-        <w:rPr>
-          <w:rStyle w:val="4"/>
+          <w:rStyle w:val="5"/>
+          <w:rFonts w:hint="default" w:ascii="Calibri" w:hAnsi="Calibri" w:eastAsia="IBM Plex Mono" w:cs="Calibri"/>
+          <w:color w:val="000000"/>
+          <w:sz w:val="24"/>
+          <w:szCs w:val="24"/>
+        </w:rPr>
+        <w:br w:type="textWrapping"/>
+      </w:r>
+      <w:r>
+        <w:rPr>
+          <w:rStyle w:val="5"/>
           <w:rFonts w:hint="default" w:ascii="Calibri" w:hAnsi="Calibri" w:eastAsia="IBM Plex Mono" w:cs="Calibri"/>
           <w:color w:val="000000"/>
           <w:sz w:val="24"/>
@@ -8924,17 +9250,17 @@
       </w:r>
       <w:r>
         <w:rPr>
-          <w:rStyle w:val="4"/>
-          <w:rFonts w:hint="default" w:ascii="Calibri" w:hAnsi="Calibri" w:eastAsia="IBM Plex Mono" w:cs="Calibri"/>
-          <w:color w:val="000000"/>
-          <w:sz w:val="24"/>
-          <w:szCs w:val="24"/>
-        </w:rPr>
-        <w:br w:type="textWrapping"/>
-      </w:r>
-      <w:r>
-        <w:rPr>
-          <w:rStyle w:val="4"/>
+          <w:rStyle w:val="5"/>
+          <w:rFonts w:hint="default" w:ascii="Calibri" w:hAnsi="Calibri" w:eastAsia="IBM Plex Mono" w:cs="Calibri"/>
+          <w:color w:val="000000"/>
+          <w:sz w:val="24"/>
+          <w:szCs w:val="24"/>
+        </w:rPr>
+        <w:br w:type="textWrapping"/>
+      </w:r>
+      <w:r>
+        <w:rPr>
+          <w:rStyle w:val="5"/>
           <w:rFonts w:hint="default" w:ascii="Calibri" w:hAnsi="Calibri" w:eastAsia="IBM Plex Mono" w:cs="Calibri"/>
           <w:color w:val="000000"/>
           <w:sz w:val="24"/>
@@ -8944,17 +9270,17 @@
       </w:r>
       <w:r>
         <w:rPr>
-          <w:rStyle w:val="4"/>
-          <w:rFonts w:hint="default" w:ascii="Calibri" w:hAnsi="Calibri" w:eastAsia="IBM Plex Mono" w:cs="Calibri"/>
-          <w:color w:val="000000"/>
-          <w:sz w:val="24"/>
-          <w:szCs w:val="24"/>
-        </w:rPr>
-        <w:br w:type="textWrapping"/>
-      </w:r>
-      <w:r>
-        <w:rPr>
-          <w:rStyle w:val="4"/>
+          <w:rStyle w:val="5"/>
+          <w:rFonts w:hint="default" w:ascii="Calibri" w:hAnsi="Calibri" w:eastAsia="IBM Plex Mono" w:cs="Calibri"/>
+          <w:color w:val="000000"/>
+          <w:sz w:val="24"/>
+          <w:szCs w:val="24"/>
+        </w:rPr>
+        <w:br w:type="textWrapping"/>
+      </w:r>
+      <w:r>
+        <w:rPr>
+          <w:rStyle w:val="5"/>
           <w:rFonts w:hint="default" w:ascii="Calibri" w:hAnsi="Calibri" w:eastAsia="IBM Plex Mono" w:cs="Calibri"/>
           <w:color w:val="000000"/>
           <w:sz w:val="24"/>
@@ -8964,17 +9290,17 @@
       </w:r>
       <w:r>
         <w:rPr>
-          <w:rStyle w:val="4"/>
-          <w:rFonts w:hint="default" w:ascii="Calibri" w:hAnsi="Calibri" w:eastAsia="IBM Plex Mono" w:cs="Calibri"/>
-          <w:color w:val="000000"/>
-          <w:sz w:val="24"/>
-          <w:szCs w:val="24"/>
-        </w:rPr>
-        <w:br w:type="textWrapping"/>
-      </w:r>
-      <w:r>
-        <w:rPr>
-          <w:rStyle w:val="4"/>
+          <w:rStyle w:val="5"/>
+          <w:rFonts w:hint="default" w:ascii="Calibri" w:hAnsi="Calibri" w:eastAsia="IBM Plex Mono" w:cs="Calibri"/>
+          <w:color w:val="000000"/>
+          <w:sz w:val="24"/>
+          <w:szCs w:val="24"/>
+        </w:rPr>
+        <w:br w:type="textWrapping"/>
+      </w:r>
+      <w:r>
+        <w:rPr>
+          <w:rStyle w:val="5"/>
           <w:rFonts w:hint="default" w:ascii="Calibri" w:hAnsi="Calibri" w:eastAsia="IBM Plex Mono" w:cs="Calibri"/>
           <w:color w:val="000000"/>
           <w:sz w:val="24"/>
@@ -8984,17 +9310,17 @@
       </w:r>
       <w:r>
         <w:rPr>
-          <w:rStyle w:val="4"/>
-          <w:rFonts w:hint="default" w:ascii="Calibri" w:hAnsi="Calibri" w:eastAsia="IBM Plex Mono" w:cs="Calibri"/>
-          <w:color w:val="000000"/>
-          <w:sz w:val="24"/>
-          <w:szCs w:val="24"/>
-        </w:rPr>
-        <w:br w:type="textWrapping"/>
-      </w:r>
-      <w:r>
-        <w:rPr>
-          <w:rStyle w:val="4"/>
+          <w:rStyle w:val="5"/>
+          <w:rFonts w:hint="default" w:ascii="Calibri" w:hAnsi="Calibri" w:eastAsia="IBM Plex Mono" w:cs="Calibri"/>
+          <w:color w:val="000000"/>
+          <w:sz w:val="24"/>
+          <w:szCs w:val="24"/>
+        </w:rPr>
+        <w:br w:type="textWrapping"/>
+      </w:r>
+      <w:r>
+        <w:rPr>
+          <w:rStyle w:val="5"/>
           <w:rFonts w:hint="default" w:ascii="Calibri" w:hAnsi="Calibri" w:eastAsia="IBM Plex Mono" w:cs="Calibri"/>
           <w:color w:val="000000"/>
           <w:sz w:val="24"/>
@@ -9004,17 +9330,17 @@
       </w:r>
       <w:r>
         <w:rPr>
-          <w:rStyle w:val="4"/>
-          <w:rFonts w:hint="default" w:ascii="Calibri" w:hAnsi="Calibri" w:eastAsia="IBM Plex Mono" w:cs="Calibri"/>
-          <w:color w:val="000000"/>
-          <w:sz w:val="24"/>
-          <w:szCs w:val="24"/>
-        </w:rPr>
-        <w:br w:type="textWrapping"/>
-      </w:r>
-      <w:r>
-        <w:rPr>
-          <w:rStyle w:val="4"/>
+          <w:rStyle w:val="5"/>
+          <w:rFonts w:hint="default" w:ascii="Calibri" w:hAnsi="Calibri" w:eastAsia="IBM Plex Mono" w:cs="Calibri"/>
+          <w:color w:val="000000"/>
+          <w:sz w:val="24"/>
+          <w:szCs w:val="24"/>
+        </w:rPr>
+        <w:br w:type="textWrapping"/>
+      </w:r>
+      <w:r>
+        <w:rPr>
+          <w:rStyle w:val="5"/>
           <w:rFonts w:hint="default" w:ascii="Calibri" w:hAnsi="Calibri" w:eastAsia="IBM Plex Mono" w:cs="Calibri"/>
           <w:color w:val="000000"/>
           <w:sz w:val="24"/>
@@ -9024,17 +9350,17 @@
       </w:r>
       <w:r>
         <w:rPr>
-          <w:rStyle w:val="4"/>
-          <w:rFonts w:hint="default" w:ascii="Calibri" w:hAnsi="Calibri" w:eastAsia="IBM Plex Mono" w:cs="Calibri"/>
-          <w:color w:val="000000"/>
-          <w:sz w:val="24"/>
-          <w:szCs w:val="24"/>
-        </w:rPr>
-        <w:br w:type="textWrapping"/>
-      </w:r>
-      <w:r>
-        <w:rPr>
-          <w:rStyle w:val="4"/>
+          <w:rStyle w:val="5"/>
+          <w:rFonts w:hint="default" w:ascii="Calibri" w:hAnsi="Calibri" w:eastAsia="IBM Plex Mono" w:cs="Calibri"/>
+          <w:color w:val="000000"/>
+          <w:sz w:val="24"/>
+          <w:szCs w:val="24"/>
+        </w:rPr>
+        <w:br w:type="textWrapping"/>
+      </w:r>
+      <w:r>
+        <w:rPr>
+          <w:rStyle w:val="5"/>
           <w:rFonts w:hint="default" w:ascii="Calibri" w:hAnsi="Calibri" w:eastAsia="IBM Plex Mono" w:cs="Calibri"/>
           <w:color w:val="000000"/>
           <w:sz w:val="24"/>
@@ -9044,27 +9370,27 @@
       </w:r>
       <w:r>
         <w:rPr>
-          <w:rStyle w:val="4"/>
-          <w:rFonts w:hint="default" w:ascii="Calibri" w:hAnsi="Calibri" w:eastAsia="IBM Plex Mono" w:cs="Calibri"/>
-          <w:color w:val="000000"/>
-          <w:sz w:val="24"/>
-          <w:szCs w:val="24"/>
-        </w:rPr>
-        <w:br w:type="textWrapping"/>
-      </w:r>
-      <w:r>
-        <w:rPr>
-          <w:rStyle w:val="4"/>
-          <w:rFonts w:hint="default" w:ascii="Calibri" w:hAnsi="Calibri" w:eastAsia="IBM Plex Mono" w:cs="Calibri"/>
-          <w:color w:val="000000"/>
-          <w:sz w:val="24"/>
-          <w:szCs w:val="24"/>
-        </w:rPr>
-        <w:br w:type="textWrapping"/>
-      </w:r>
-      <w:r>
-        <w:rPr>
-          <w:rStyle w:val="4"/>
+          <w:rStyle w:val="5"/>
+          <w:rFonts w:hint="default" w:ascii="Calibri" w:hAnsi="Calibri" w:eastAsia="IBM Plex Mono" w:cs="Calibri"/>
+          <w:color w:val="000000"/>
+          <w:sz w:val="24"/>
+          <w:szCs w:val="24"/>
+        </w:rPr>
+        <w:br w:type="textWrapping"/>
+      </w:r>
+      <w:r>
+        <w:rPr>
+          <w:rStyle w:val="5"/>
+          <w:rFonts w:hint="default" w:ascii="Calibri" w:hAnsi="Calibri" w:eastAsia="IBM Plex Mono" w:cs="Calibri"/>
+          <w:color w:val="000000"/>
+          <w:sz w:val="24"/>
+          <w:szCs w:val="24"/>
+        </w:rPr>
+        <w:br w:type="textWrapping"/>
+      </w:r>
+      <w:r>
+        <w:rPr>
+          <w:rStyle w:val="5"/>
           <w:rFonts w:hint="default" w:ascii="Calibri" w:hAnsi="Calibri" w:eastAsia="IBM Plex Mono" w:cs="Calibri"/>
           <w:color w:val="000000"/>
           <w:sz w:val="24"/>
@@ -9074,17 +9400,17 @@
       </w:r>
       <w:r>
         <w:rPr>
-          <w:rStyle w:val="4"/>
-          <w:rFonts w:hint="default" w:ascii="Calibri" w:hAnsi="Calibri" w:eastAsia="IBM Plex Mono" w:cs="Calibri"/>
-          <w:color w:val="000000"/>
-          <w:sz w:val="24"/>
-          <w:szCs w:val="24"/>
-        </w:rPr>
-        <w:br w:type="textWrapping"/>
-      </w:r>
-      <w:r>
-        <w:rPr>
-          <w:rStyle w:val="4"/>
+          <w:rStyle w:val="5"/>
+          <w:rFonts w:hint="default" w:ascii="Calibri" w:hAnsi="Calibri" w:eastAsia="IBM Plex Mono" w:cs="Calibri"/>
+          <w:color w:val="000000"/>
+          <w:sz w:val="24"/>
+          <w:szCs w:val="24"/>
+        </w:rPr>
+        <w:br w:type="textWrapping"/>
+      </w:r>
+      <w:r>
+        <w:rPr>
+          <w:rStyle w:val="5"/>
           <w:rFonts w:hint="default" w:ascii="Calibri" w:hAnsi="Calibri" w:eastAsia="IBM Plex Mono" w:cs="Calibri"/>
           <w:color w:val="000000"/>
           <w:sz w:val="24"/>
@@ -9094,17 +9420,17 @@
       </w:r>
       <w:r>
         <w:rPr>
-          <w:rStyle w:val="4"/>
-          <w:rFonts w:hint="default" w:ascii="Calibri" w:hAnsi="Calibri" w:eastAsia="IBM Plex Mono" w:cs="Calibri"/>
-          <w:color w:val="000000"/>
-          <w:sz w:val="24"/>
-          <w:szCs w:val="24"/>
-        </w:rPr>
-        <w:br w:type="textWrapping"/>
-      </w:r>
-      <w:r>
-        <w:rPr>
-          <w:rStyle w:val="4"/>
+          <w:rStyle w:val="5"/>
+          <w:rFonts w:hint="default" w:ascii="Calibri" w:hAnsi="Calibri" w:eastAsia="IBM Plex Mono" w:cs="Calibri"/>
+          <w:color w:val="000000"/>
+          <w:sz w:val="24"/>
+          <w:szCs w:val="24"/>
+        </w:rPr>
+        <w:br w:type="textWrapping"/>
+      </w:r>
+      <w:r>
+        <w:rPr>
+          <w:rStyle w:val="5"/>
           <w:rFonts w:hint="default" w:ascii="Calibri" w:hAnsi="Calibri" w:eastAsia="IBM Plex Mono" w:cs="Calibri"/>
           <w:color w:val="000000"/>
           <w:sz w:val="24"/>
@@ -9114,17 +9440,17 @@
       </w:r>
       <w:r>
         <w:rPr>
-          <w:rStyle w:val="4"/>
-          <w:rFonts w:hint="default" w:ascii="Calibri" w:hAnsi="Calibri" w:eastAsia="IBM Plex Mono" w:cs="Calibri"/>
-          <w:color w:val="000000"/>
-          <w:sz w:val="24"/>
-          <w:szCs w:val="24"/>
-        </w:rPr>
-        <w:br w:type="textWrapping"/>
-      </w:r>
-      <w:r>
-        <w:rPr>
-          <w:rStyle w:val="4"/>
+          <w:rStyle w:val="5"/>
+          <w:rFonts w:hint="default" w:ascii="Calibri" w:hAnsi="Calibri" w:eastAsia="IBM Plex Mono" w:cs="Calibri"/>
+          <w:color w:val="000000"/>
+          <w:sz w:val="24"/>
+          <w:szCs w:val="24"/>
+        </w:rPr>
+        <w:br w:type="textWrapping"/>
+      </w:r>
+      <w:r>
+        <w:rPr>
+          <w:rStyle w:val="5"/>
           <w:rFonts w:hint="default" w:ascii="Calibri" w:hAnsi="Calibri" w:eastAsia="IBM Plex Mono" w:cs="Calibri"/>
           <w:color w:val="000000"/>
           <w:sz w:val="24"/>
@@ -9134,17 +9460,17 @@
       </w:r>
       <w:r>
         <w:rPr>
-          <w:rStyle w:val="4"/>
-          <w:rFonts w:hint="default" w:ascii="Calibri" w:hAnsi="Calibri" w:eastAsia="IBM Plex Mono" w:cs="Calibri"/>
-          <w:color w:val="000000"/>
-          <w:sz w:val="24"/>
-          <w:szCs w:val="24"/>
-        </w:rPr>
-        <w:br w:type="textWrapping"/>
-      </w:r>
-      <w:r>
-        <w:rPr>
-          <w:rStyle w:val="4"/>
+          <w:rStyle w:val="5"/>
+          <w:rFonts w:hint="default" w:ascii="Calibri" w:hAnsi="Calibri" w:eastAsia="IBM Plex Mono" w:cs="Calibri"/>
+          <w:color w:val="000000"/>
+          <w:sz w:val="24"/>
+          <w:szCs w:val="24"/>
+        </w:rPr>
+        <w:br w:type="textWrapping"/>
+      </w:r>
+      <w:r>
+        <w:rPr>
+          <w:rStyle w:val="5"/>
           <w:rFonts w:hint="default" w:ascii="Calibri" w:hAnsi="Calibri" w:eastAsia="IBM Plex Mono" w:cs="Calibri"/>
           <w:color w:val="000000"/>
           <w:sz w:val="24"/>
@@ -9154,17 +9480,17 @@
       </w:r>
       <w:r>
         <w:rPr>
-          <w:rStyle w:val="4"/>
-          <w:rFonts w:hint="default" w:ascii="Calibri" w:hAnsi="Calibri" w:eastAsia="IBM Plex Mono" w:cs="Calibri"/>
-          <w:color w:val="000000"/>
-          <w:sz w:val="24"/>
-          <w:szCs w:val="24"/>
-        </w:rPr>
-        <w:br w:type="textWrapping"/>
-      </w:r>
-      <w:r>
-        <w:rPr>
-          <w:rStyle w:val="4"/>
+          <w:rStyle w:val="5"/>
+          <w:rFonts w:hint="default" w:ascii="Calibri" w:hAnsi="Calibri" w:eastAsia="IBM Plex Mono" w:cs="Calibri"/>
+          <w:color w:val="000000"/>
+          <w:sz w:val="24"/>
+          <w:szCs w:val="24"/>
+        </w:rPr>
+        <w:br w:type="textWrapping"/>
+      </w:r>
+      <w:r>
+        <w:rPr>
+          <w:rStyle w:val="5"/>
           <w:rFonts w:hint="default" w:ascii="Calibri" w:hAnsi="Calibri" w:eastAsia="IBM Plex Mono" w:cs="Calibri"/>
           <w:color w:val="000000"/>
           <w:sz w:val="24"/>
@@ -9174,27 +9500,27 @@
       </w:r>
       <w:r>
         <w:rPr>
-          <w:rStyle w:val="4"/>
-          <w:rFonts w:hint="default" w:ascii="Calibri" w:hAnsi="Calibri" w:eastAsia="IBM Plex Mono" w:cs="Calibri"/>
-          <w:color w:val="000000"/>
-          <w:sz w:val="24"/>
-          <w:szCs w:val="24"/>
-        </w:rPr>
-        <w:br w:type="textWrapping"/>
-      </w:r>
-      <w:r>
-        <w:rPr>
-          <w:rStyle w:val="4"/>
-          <w:rFonts w:hint="default" w:ascii="Calibri" w:hAnsi="Calibri" w:eastAsia="IBM Plex Mono" w:cs="Calibri"/>
-          <w:color w:val="000000"/>
-          <w:sz w:val="24"/>
-          <w:szCs w:val="24"/>
-        </w:rPr>
-        <w:br w:type="textWrapping"/>
-      </w:r>
-      <w:r>
-        <w:rPr>
-          <w:rStyle w:val="4"/>
+          <w:rStyle w:val="5"/>
+          <w:rFonts w:hint="default" w:ascii="Calibri" w:hAnsi="Calibri" w:eastAsia="IBM Plex Mono" w:cs="Calibri"/>
+          <w:color w:val="000000"/>
+          <w:sz w:val="24"/>
+          <w:szCs w:val="24"/>
+        </w:rPr>
+        <w:br w:type="textWrapping"/>
+      </w:r>
+      <w:r>
+        <w:rPr>
+          <w:rStyle w:val="5"/>
+          <w:rFonts w:hint="default" w:ascii="Calibri" w:hAnsi="Calibri" w:eastAsia="IBM Plex Mono" w:cs="Calibri"/>
+          <w:color w:val="000000"/>
+          <w:sz w:val="24"/>
+          <w:szCs w:val="24"/>
+        </w:rPr>
+        <w:br w:type="textWrapping"/>
+      </w:r>
+      <w:r>
+        <w:rPr>
+          <w:rStyle w:val="5"/>
           <w:rFonts w:hint="default" w:ascii="Calibri" w:hAnsi="Calibri" w:eastAsia="IBM Plex Mono" w:cs="Calibri"/>
           <w:color w:val="000000"/>
           <w:sz w:val="24"/>
@@ -9204,17 +9530,17 @@
       </w:r>
       <w:r>
         <w:rPr>
-          <w:rStyle w:val="4"/>
-          <w:rFonts w:hint="default" w:ascii="Calibri" w:hAnsi="Calibri" w:eastAsia="IBM Plex Mono" w:cs="Calibri"/>
-          <w:color w:val="000000"/>
-          <w:sz w:val="24"/>
-          <w:szCs w:val="24"/>
-        </w:rPr>
-        <w:br w:type="textWrapping"/>
-      </w:r>
-      <w:r>
-        <w:rPr>
-          <w:rStyle w:val="4"/>
+          <w:rStyle w:val="5"/>
+          <w:rFonts w:hint="default" w:ascii="Calibri" w:hAnsi="Calibri" w:eastAsia="IBM Plex Mono" w:cs="Calibri"/>
+          <w:color w:val="000000"/>
+          <w:sz w:val="24"/>
+          <w:szCs w:val="24"/>
+        </w:rPr>
+        <w:br w:type="textWrapping"/>
+      </w:r>
+      <w:r>
+        <w:rPr>
+          <w:rStyle w:val="5"/>
           <w:rFonts w:hint="default" w:ascii="Calibri" w:hAnsi="Calibri" w:eastAsia="IBM Plex Mono" w:cs="Calibri"/>
           <w:color w:val="000000"/>
           <w:sz w:val="24"/>
@@ -9224,17 +9550,17 @@
       </w:r>
       <w:r>
         <w:rPr>
-          <w:rStyle w:val="4"/>
-          <w:rFonts w:hint="default" w:ascii="Calibri" w:hAnsi="Calibri" w:eastAsia="IBM Plex Mono" w:cs="Calibri"/>
-          <w:color w:val="000000"/>
-          <w:sz w:val="24"/>
-          <w:szCs w:val="24"/>
-        </w:rPr>
-        <w:br w:type="textWrapping"/>
-      </w:r>
-      <w:r>
-        <w:rPr>
-          <w:rStyle w:val="4"/>
+          <w:rStyle w:val="5"/>
+          <w:rFonts w:hint="default" w:ascii="Calibri" w:hAnsi="Calibri" w:eastAsia="IBM Plex Mono" w:cs="Calibri"/>
+          <w:color w:val="000000"/>
+          <w:sz w:val="24"/>
+          <w:szCs w:val="24"/>
+        </w:rPr>
+        <w:br w:type="textWrapping"/>
+      </w:r>
+      <w:r>
+        <w:rPr>
+          <w:rStyle w:val="5"/>
           <w:rFonts w:hint="default" w:ascii="Calibri" w:hAnsi="Calibri" w:eastAsia="IBM Plex Mono" w:cs="Calibri"/>
           <w:color w:val="000000"/>
           <w:sz w:val="24"/>
@@ -9244,17 +9570,17 @@
       </w:r>
       <w:r>
         <w:rPr>
-          <w:rStyle w:val="4"/>
-          <w:rFonts w:hint="default" w:ascii="Calibri" w:hAnsi="Calibri" w:eastAsia="IBM Plex Mono" w:cs="Calibri"/>
-          <w:color w:val="000000"/>
-          <w:sz w:val="24"/>
-          <w:szCs w:val="24"/>
-        </w:rPr>
-        <w:br w:type="textWrapping"/>
-      </w:r>
-      <w:r>
-        <w:rPr>
-          <w:rStyle w:val="4"/>
+          <w:rStyle w:val="5"/>
+          <w:rFonts w:hint="default" w:ascii="Calibri" w:hAnsi="Calibri" w:eastAsia="IBM Plex Mono" w:cs="Calibri"/>
+          <w:color w:val="000000"/>
+          <w:sz w:val="24"/>
+          <w:szCs w:val="24"/>
+        </w:rPr>
+        <w:br w:type="textWrapping"/>
+      </w:r>
+      <w:r>
+        <w:rPr>
+          <w:rStyle w:val="5"/>
           <w:rFonts w:hint="default" w:ascii="Calibri" w:hAnsi="Calibri" w:eastAsia="IBM Plex Mono" w:cs="Calibri"/>
           <w:color w:val="000000"/>
           <w:sz w:val="24"/>
@@ -9264,17 +9590,17 @@
       </w:r>
       <w:r>
         <w:rPr>
-          <w:rStyle w:val="4"/>
-          <w:rFonts w:hint="default" w:ascii="Calibri" w:hAnsi="Calibri" w:eastAsia="IBM Plex Mono" w:cs="Calibri"/>
-          <w:color w:val="000000"/>
-          <w:sz w:val="24"/>
-          <w:szCs w:val="24"/>
-        </w:rPr>
-        <w:br w:type="textWrapping"/>
-      </w:r>
-      <w:r>
-        <w:rPr>
-          <w:rStyle w:val="4"/>
+          <w:rStyle w:val="5"/>
+          <w:rFonts w:hint="default" w:ascii="Calibri" w:hAnsi="Calibri" w:eastAsia="IBM Plex Mono" w:cs="Calibri"/>
+          <w:color w:val="000000"/>
+          <w:sz w:val="24"/>
+          <w:szCs w:val="24"/>
+        </w:rPr>
+        <w:br w:type="textWrapping"/>
+      </w:r>
+      <w:r>
+        <w:rPr>
+          <w:rStyle w:val="5"/>
           <w:rFonts w:hint="default" w:ascii="Calibri" w:hAnsi="Calibri" w:eastAsia="IBM Plex Mono" w:cs="Calibri"/>
           <w:color w:val="000000"/>
           <w:sz w:val="24"/>
@@ -9284,17 +9610,17 @@
       </w:r>
       <w:r>
         <w:rPr>
-          <w:rStyle w:val="4"/>
-          <w:rFonts w:hint="default" w:ascii="Calibri" w:hAnsi="Calibri" w:eastAsia="IBM Plex Mono" w:cs="Calibri"/>
-          <w:color w:val="000000"/>
-          <w:sz w:val="24"/>
-          <w:szCs w:val="24"/>
-        </w:rPr>
-        <w:br w:type="textWrapping"/>
-      </w:r>
-      <w:r>
-        <w:rPr>
-          <w:rStyle w:val="4"/>
+          <w:rStyle w:val="5"/>
+          <w:rFonts w:hint="default" w:ascii="Calibri" w:hAnsi="Calibri" w:eastAsia="IBM Plex Mono" w:cs="Calibri"/>
+          <w:color w:val="000000"/>
+          <w:sz w:val="24"/>
+          <w:szCs w:val="24"/>
+        </w:rPr>
+        <w:br w:type="textWrapping"/>
+      </w:r>
+      <w:r>
+        <w:rPr>
+          <w:rStyle w:val="5"/>
           <w:rFonts w:hint="default" w:ascii="Calibri" w:hAnsi="Calibri" w:eastAsia="IBM Plex Mono" w:cs="Calibri"/>
           <w:color w:val="000000"/>
           <w:sz w:val="24"/>
@@ -9304,17 +9630,17 @@
       </w:r>
       <w:r>
         <w:rPr>
-          <w:rStyle w:val="4"/>
-          <w:rFonts w:hint="default" w:ascii="Calibri" w:hAnsi="Calibri" w:eastAsia="IBM Plex Mono" w:cs="Calibri"/>
-          <w:color w:val="000000"/>
-          <w:sz w:val="24"/>
-          <w:szCs w:val="24"/>
-        </w:rPr>
-        <w:br w:type="textWrapping"/>
-      </w:r>
-      <w:r>
-        <w:rPr>
-          <w:rStyle w:val="4"/>
+          <w:rStyle w:val="5"/>
+          <w:rFonts w:hint="default" w:ascii="Calibri" w:hAnsi="Calibri" w:eastAsia="IBM Plex Mono" w:cs="Calibri"/>
+          <w:color w:val="000000"/>
+          <w:sz w:val="24"/>
+          <w:szCs w:val="24"/>
+        </w:rPr>
+        <w:br w:type="textWrapping"/>
+      </w:r>
+      <w:r>
+        <w:rPr>
+          <w:rStyle w:val="5"/>
           <w:rFonts w:hint="default" w:ascii="Calibri" w:hAnsi="Calibri" w:eastAsia="IBM Plex Mono" w:cs="Calibri"/>
           <w:color w:val="000000"/>
           <w:sz w:val="24"/>
@@ -9324,17 +9650,17 @@
       </w:r>
       <w:r>
         <w:rPr>
-          <w:rStyle w:val="4"/>
-          <w:rFonts w:hint="default" w:ascii="Calibri" w:hAnsi="Calibri" w:eastAsia="IBM Plex Mono" w:cs="Calibri"/>
-          <w:color w:val="000000"/>
-          <w:sz w:val="24"/>
-          <w:szCs w:val="24"/>
-        </w:rPr>
-        <w:br w:type="textWrapping"/>
-      </w:r>
-      <w:r>
-        <w:rPr>
-          <w:rStyle w:val="4"/>
+          <w:rStyle w:val="5"/>
+          <w:rFonts w:hint="default" w:ascii="Calibri" w:hAnsi="Calibri" w:eastAsia="IBM Plex Mono" w:cs="Calibri"/>
+          <w:color w:val="000000"/>
+          <w:sz w:val="24"/>
+          <w:szCs w:val="24"/>
+        </w:rPr>
+        <w:br w:type="textWrapping"/>
+      </w:r>
+      <w:r>
+        <w:rPr>
+          <w:rStyle w:val="5"/>
           <w:rFonts w:hint="default" w:ascii="Calibri" w:hAnsi="Calibri" w:eastAsia="IBM Plex Mono" w:cs="Calibri"/>
           <w:color w:val="000000"/>
           <w:sz w:val="24"/>
@@ -9344,17 +9670,17 @@
       </w:r>
       <w:r>
         <w:rPr>
-          <w:rStyle w:val="4"/>
-          <w:rFonts w:hint="default" w:ascii="Calibri" w:hAnsi="Calibri" w:eastAsia="IBM Plex Mono" w:cs="Calibri"/>
-          <w:color w:val="000000"/>
-          <w:sz w:val="24"/>
-          <w:szCs w:val="24"/>
-        </w:rPr>
-        <w:br w:type="textWrapping"/>
-      </w:r>
-      <w:r>
-        <w:rPr>
-          <w:rStyle w:val="4"/>
+          <w:rStyle w:val="5"/>
+          <w:rFonts w:hint="default" w:ascii="Calibri" w:hAnsi="Calibri" w:eastAsia="IBM Plex Mono" w:cs="Calibri"/>
+          <w:color w:val="000000"/>
+          <w:sz w:val="24"/>
+          <w:szCs w:val="24"/>
+        </w:rPr>
+        <w:br w:type="textWrapping"/>
+      </w:r>
+      <w:r>
+        <w:rPr>
+          <w:rStyle w:val="5"/>
           <w:rFonts w:hint="default" w:ascii="Calibri" w:hAnsi="Calibri" w:eastAsia="IBM Plex Mono" w:cs="Calibri"/>
           <w:color w:val="000000"/>
           <w:sz w:val="24"/>
@@ -9364,17 +9690,17 @@
       </w:r>
       <w:r>
         <w:rPr>
-          <w:rStyle w:val="4"/>
-          <w:rFonts w:hint="default" w:ascii="Calibri" w:hAnsi="Calibri" w:eastAsia="IBM Plex Mono" w:cs="Calibri"/>
-          <w:color w:val="000000"/>
-          <w:sz w:val="24"/>
-          <w:szCs w:val="24"/>
-        </w:rPr>
-        <w:br w:type="textWrapping"/>
-      </w:r>
-      <w:r>
-        <w:rPr>
-          <w:rStyle w:val="4"/>
+          <w:rStyle w:val="5"/>
+          <w:rFonts w:hint="default" w:ascii="Calibri" w:hAnsi="Calibri" w:eastAsia="IBM Plex Mono" w:cs="Calibri"/>
+          <w:color w:val="000000"/>
+          <w:sz w:val="24"/>
+          <w:szCs w:val="24"/>
+        </w:rPr>
+        <w:br w:type="textWrapping"/>
+      </w:r>
+      <w:r>
+        <w:rPr>
+          <w:rStyle w:val="5"/>
           <w:rFonts w:hint="default" w:ascii="Calibri" w:hAnsi="Calibri" w:eastAsia="IBM Plex Mono" w:cs="Calibri"/>
           <w:color w:val="000000"/>
           <w:sz w:val="24"/>
@@ -9384,7 +9710,7 @@
       </w:r>
       <w:r>
         <w:rPr>
-          <w:rStyle w:val="4"/>
+          <w:rStyle w:val="5"/>
           <w:rFonts w:hint="default" w:ascii="Calibri" w:hAnsi="Calibri" w:eastAsia="IBM Plex Mono" w:cs="Calibri"/>
           <w:color w:val="000000"/>
           <w:sz w:val="24"/>
@@ -9687,7 +10013,7 @@
       </w:r>
       <w:r>
         <w:rPr>
-          <w:rStyle w:val="4"/>
+          <w:rStyle w:val="5"/>
           <w:rFonts w:hint="default" w:ascii="Calibri" w:hAnsi="Calibri" w:eastAsia="inter" w:cs="Calibri"/>
           <w:b/>
           <w:color w:val="000000"/>
@@ -9711,7 +10037,7 @@
       </w:pPr>
       <w:r>
         <w:rPr>
-          <w:rStyle w:val="4"/>
+          <w:rStyle w:val="5"/>
           <w:rFonts w:hint="default" w:ascii="Calibri" w:hAnsi="Calibri" w:eastAsia="IBM Plex Mono" w:cs="Calibri"/>
           <w:color w:val="000000"/>
           <w:sz w:val="24"/>
@@ -9721,17 +10047,17 @@
       </w:r>
       <w:r>
         <w:rPr>
-          <w:rStyle w:val="4"/>
-          <w:rFonts w:hint="default" w:ascii="Calibri" w:hAnsi="Calibri" w:eastAsia="IBM Plex Mono" w:cs="Calibri"/>
-          <w:color w:val="000000"/>
-          <w:sz w:val="24"/>
-          <w:szCs w:val="24"/>
-        </w:rPr>
-        <w:br w:type="textWrapping"/>
-      </w:r>
-      <w:r>
-        <w:rPr>
-          <w:rStyle w:val="4"/>
+          <w:rStyle w:val="5"/>
+          <w:rFonts w:hint="default" w:ascii="Calibri" w:hAnsi="Calibri" w:eastAsia="IBM Plex Mono" w:cs="Calibri"/>
+          <w:color w:val="000000"/>
+          <w:sz w:val="24"/>
+          <w:szCs w:val="24"/>
+        </w:rPr>
+        <w:br w:type="textWrapping"/>
+      </w:r>
+      <w:r>
+        <w:rPr>
+          <w:rStyle w:val="5"/>
           <w:rFonts w:hint="default" w:ascii="Calibri" w:hAnsi="Calibri" w:eastAsia="IBM Plex Mono" w:cs="Calibri"/>
           <w:color w:val="000000"/>
           <w:sz w:val="24"/>
@@ -9741,17 +10067,17 @@
       </w:r>
       <w:r>
         <w:rPr>
-          <w:rStyle w:val="4"/>
-          <w:rFonts w:hint="default" w:ascii="Calibri" w:hAnsi="Calibri" w:eastAsia="IBM Plex Mono" w:cs="Calibri"/>
-          <w:color w:val="000000"/>
-          <w:sz w:val="24"/>
-          <w:szCs w:val="24"/>
-        </w:rPr>
-        <w:br w:type="textWrapping"/>
-      </w:r>
-      <w:r>
-        <w:rPr>
-          <w:rStyle w:val="4"/>
+          <w:rStyle w:val="5"/>
+          <w:rFonts w:hint="default" w:ascii="Calibri" w:hAnsi="Calibri" w:eastAsia="IBM Plex Mono" w:cs="Calibri"/>
+          <w:color w:val="000000"/>
+          <w:sz w:val="24"/>
+          <w:szCs w:val="24"/>
+        </w:rPr>
+        <w:br w:type="textWrapping"/>
+      </w:r>
+      <w:r>
+        <w:rPr>
+          <w:rStyle w:val="5"/>
           <w:rFonts w:hint="default" w:ascii="Calibri" w:hAnsi="Calibri" w:eastAsia="IBM Plex Mono" w:cs="Calibri"/>
           <w:color w:val="000000"/>
           <w:sz w:val="24"/>
@@ -9761,17 +10087,17 @@
       </w:r>
       <w:r>
         <w:rPr>
-          <w:rStyle w:val="4"/>
-          <w:rFonts w:hint="default" w:ascii="Calibri" w:hAnsi="Calibri" w:eastAsia="IBM Plex Mono" w:cs="Calibri"/>
-          <w:color w:val="000000"/>
-          <w:sz w:val="24"/>
-          <w:szCs w:val="24"/>
-        </w:rPr>
-        <w:br w:type="textWrapping"/>
-      </w:r>
-      <w:r>
-        <w:rPr>
-          <w:rStyle w:val="4"/>
+          <w:rStyle w:val="5"/>
+          <w:rFonts w:hint="default" w:ascii="Calibri" w:hAnsi="Calibri" w:eastAsia="IBM Plex Mono" w:cs="Calibri"/>
+          <w:color w:val="000000"/>
+          <w:sz w:val="24"/>
+          <w:szCs w:val="24"/>
+        </w:rPr>
+        <w:br w:type="textWrapping"/>
+      </w:r>
+      <w:r>
+        <w:rPr>
+          <w:rStyle w:val="5"/>
           <w:rFonts w:hint="default" w:ascii="Calibri" w:hAnsi="Calibri" w:eastAsia="IBM Plex Mono" w:cs="Calibri"/>
           <w:color w:val="000000"/>
           <w:sz w:val="24"/>
@@ -9781,17 +10107,17 @@
       </w:r>
       <w:r>
         <w:rPr>
-          <w:rStyle w:val="4"/>
-          <w:rFonts w:hint="default" w:ascii="Calibri" w:hAnsi="Calibri" w:eastAsia="IBM Plex Mono" w:cs="Calibri"/>
-          <w:color w:val="000000"/>
-          <w:sz w:val="24"/>
-          <w:szCs w:val="24"/>
-        </w:rPr>
-        <w:br w:type="textWrapping"/>
-      </w:r>
-      <w:r>
-        <w:rPr>
-          <w:rStyle w:val="4"/>
+          <w:rStyle w:val="5"/>
+          <w:rFonts w:hint="default" w:ascii="Calibri" w:hAnsi="Calibri" w:eastAsia="IBM Plex Mono" w:cs="Calibri"/>
+          <w:color w:val="000000"/>
+          <w:sz w:val="24"/>
+          <w:szCs w:val="24"/>
+        </w:rPr>
+        <w:br w:type="textWrapping"/>
+      </w:r>
+      <w:r>
+        <w:rPr>
+          <w:rStyle w:val="5"/>
           <w:rFonts w:hint="default" w:ascii="Calibri" w:hAnsi="Calibri" w:eastAsia="IBM Plex Mono" w:cs="Calibri"/>
           <w:color w:val="000000"/>
           <w:sz w:val="24"/>
@@ -9801,17 +10127,17 @@
       </w:r>
       <w:r>
         <w:rPr>
-          <w:rStyle w:val="4"/>
-          <w:rFonts w:hint="default" w:ascii="Calibri" w:hAnsi="Calibri" w:eastAsia="IBM Plex Mono" w:cs="Calibri"/>
-          <w:color w:val="000000"/>
-          <w:sz w:val="24"/>
-          <w:szCs w:val="24"/>
-        </w:rPr>
-        <w:br w:type="textWrapping"/>
-      </w:r>
-      <w:r>
-        <w:rPr>
-          <w:rStyle w:val="4"/>
+          <w:rStyle w:val="5"/>
+          <w:rFonts w:hint="default" w:ascii="Calibri" w:hAnsi="Calibri" w:eastAsia="IBM Plex Mono" w:cs="Calibri"/>
+          <w:color w:val="000000"/>
+          <w:sz w:val="24"/>
+          <w:szCs w:val="24"/>
+        </w:rPr>
+        <w:br w:type="textWrapping"/>
+      </w:r>
+      <w:r>
+        <w:rPr>
+          <w:rStyle w:val="5"/>
           <w:rFonts w:hint="default" w:ascii="Calibri" w:hAnsi="Calibri" w:eastAsia="IBM Plex Mono" w:cs="Calibri"/>
           <w:color w:val="000000"/>
           <w:sz w:val="24"/>
@@ -9821,17 +10147,17 @@
       </w:r>
       <w:r>
         <w:rPr>
-          <w:rStyle w:val="4"/>
-          <w:rFonts w:hint="default" w:ascii="Calibri" w:hAnsi="Calibri" w:eastAsia="IBM Plex Mono" w:cs="Calibri"/>
-          <w:color w:val="000000"/>
-          <w:sz w:val="24"/>
-          <w:szCs w:val="24"/>
-        </w:rPr>
-        <w:br w:type="textWrapping"/>
-      </w:r>
-      <w:r>
-        <w:rPr>
-          <w:rStyle w:val="4"/>
+          <w:rStyle w:val="5"/>
+          <w:rFonts w:hint="default" w:ascii="Calibri" w:hAnsi="Calibri" w:eastAsia="IBM Plex Mono" w:cs="Calibri"/>
+          <w:color w:val="000000"/>
+          <w:sz w:val="24"/>
+          <w:szCs w:val="24"/>
+        </w:rPr>
+        <w:br w:type="textWrapping"/>
+      </w:r>
+      <w:r>
+        <w:rPr>
+          <w:rStyle w:val="5"/>
           <w:rFonts w:hint="default" w:ascii="Calibri" w:hAnsi="Calibri" w:eastAsia="IBM Plex Mono" w:cs="Calibri"/>
           <w:color w:val="000000"/>
           <w:sz w:val="24"/>
@@ -9841,17 +10167,17 @@
       </w:r>
       <w:r>
         <w:rPr>
-          <w:rStyle w:val="4"/>
-          <w:rFonts w:hint="default" w:ascii="Calibri" w:hAnsi="Calibri" w:eastAsia="IBM Plex Mono" w:cs="Calibri"/>
-          <w:color w:val="000000"/>
-          <w:sz w:val="24"/>
-          <w:szCs w:val="24"/>
-        </w:rPr>
-        <w:br w:type="textWrapping"/>
-      </w:r>
-      <w:r>
-        <w:rPr>
-          <w:rStyle w:val="4"/>
+          <w:rStyle w:val="5"/>
+          <w:rFonts w:hint="default" w:ascii="Calibri" w:hAnsi="Calibri" w:eastAsia="IBM Plex Mono" w:cs="Calibri"/>
+          <w:color w:val="000000"/>
+          <w:sz w:val="24"/>
+          <w:szCs w:val="24"/>
+        </w:rPr>
+        <w:br w:type="textWrapping"/>
+      </w:r>
+      <w:r>
+        <w:rPr>
+          <w:rStyle w:val="5"/>
           <w:rFonts w:hint="default" w:ascii="Calibri" w:hAnsi="Calibri" w:eastAsia="IBM Plex Mono" w:cs="Calibri"/>
           <w:color w:val="000000"/>
           <w:sz w:val="24"/>
@@ -9861,7 +10187,7 @@
       </w:r>
       <w:r>
         <w:rPr>
-          <w:rStyle w:val="4"/>
+          <w:rStyle w:val="5"/>
           <w:rFonts w:hint="default" w:ascii="Calibri" w:hAnsi="Calibri" w:eastAsia="IBM Plex Mono" w:cs="Calibri"/>
           <w:color w:val="000000"/>
           <w:sz w:val="24"/>
@@ -9905,7 +10231,7 @@
       </w:pPr>
       <w:r>
         <w:rPr>
-          <w:rStyle w:val="4"/>
+          <w:rStyle w:val="5"/>
           <w:rFonts w:hint="default" w:ascii="Calibri" w:hAnsi="Calibri" w:eastAsia="IBM Plex Mono" w:cs="Calibri"/>
           <w:color w:val="000000"/>
           <w:sz w:val="24"/>
@@ -9915,17 +10241,17 @@
       </w:r>
       <w:r>
         <w:rPr>
-          <w:rStyle w:val="4"/>
-          <w:rFonts w:hint="default" w:ascii="Calibri" w:hAnsi="Calibri" w:eastAsia="IBM Plex Mono" w:cs="Calibri"/>
-          <w:color w:val="000000"/>
-          <w:sz w:val="24"/>
-          <w:szCs w:val="24"/>
-        </w:rPr>
-        <w:br w:type="textWrapping"/>
-      </w:r>
-      <w:r>
-        <w:rPr>
-          <w:rStyle w:val="4"/>
+          <w:rStyle w:val="5"/>
+          <w:rFonts w:hint="default" w:ascii="Calibri" w:hAnsi="Calibri" w:eastAsia="IBM Plex Mono" w:cs="Calibri"/>
+          <w:color w:val="000000"/>
+          <w:sz w:val="24"/>
+          <w:szCs w:val="24"/>
+        </w:rPr>
+        <w:br w:type="textWrapping"/>
+      </w:r>
+      <w:r>
+        <w:rPr>
+          <w:rStyle w:val="5"/>
           <w:rFonts w:hint="default" w:ascii="Calibri" w:hAnsi="Calibri" w:eastAsia="IBM Plex Mono" w:cs="Calibri"/>
           <w:color w:val="000000"/>
           <w:sz w:val="24"/>
@@ -9935,17 +10261,17 @@
       </w:r>
       <w:r>
         <w:rPr>
-          <w:rStyle w:val="4"/>
-          <w:rFonts w:hint="default" w:ascii="Calibri" w:hAnsi="Calibri" w:eastAsia="IBM Plex Mono" w:cs="Calibri"/>
-          <w:color w:val="000000"/>
-          <w:sz w:val="24"/>
-          <w:szCs w:val="24"/>
-        </w:rPr>
-        <w:br w:type="textWrapping"/>
-      </w:r>
-      <w:r>
-        <w:rPr>
-          <w:rStyle w:val="4"/>
+          <w:rStyle w:val="5"/>
+          <w:rFonts w:hint="default" w:ascii="Calibri" w:hAnsi="Calibri" w:eastAsia="IBM Plex Mono" w:cs="Calibri"/>
+          <w:color w:val="000000"/>
+          <w:sz w:val="24"/>
+          <w:szCs w:val="24"/>
+        </w:rPr>
+        <w:br w:type="textWrapping"/>
+      </w:r>
+      <w:r>
+        <w:rPr>
+          <w:rStyle w:val="5"/>
           <w:rFonts w:hint="default" w:ascii="Calibri" w:hAnsi="Calibri" w:eastAsia="IBM Plex Mono" w:cs="Calibri"/>
           <w:color w:val="000000"/>
           <w:sz w:val="24"/>
@@ -9955,17 +10281,17 @@
       </w:r>
       <w:r>
         <w:rPr>
-          <w:rStyle w:val="4"/>
-          <w:rFonts w:hint="default" w:ascii="Calibri" w:hAnsi="Calibri" w:eastAsia="IBM Plex Mono" w:cs="Calibri"/>
-          <w:color w:val="000000"/>
-          <w:sz w:val="24"/>
-          <w:szCs w:val="24"/>
-        </w:rPr>
-        <w:br w:type="textWrapping"/>
-      </w:r>
-      <w:r>
-        <w:rPr>
-          <w:rStyle w:val="4"/>
+          <w:rStyle w:val="5"/>
+          <w:rFonts w:hint="default" w:ascii="Calibri" w:hAnsi="Calibri" w:eastAsia="IBM Plex Mono" w:cs="Calibri"/>
+          <w:color w:val="000000"/>
+          <w:sz w:val="24"/>
+          <w:szCs w:val="24"/>
+        </w:rPr>
+        <w:br w:type="textWrapping"/>
+      </w:r>
+      <w:r>
+        <w:rPr>
+          <w:rStyle w:val="5"/>
           <w:rFonts w:hint="default" w:ascii="Calibri" w:hAnsi="Calibri" w:eastAsia="IBM Plex Mono" w:cs="Calibri"/>
           <w:color w:val="000000"/>
           <w:sz w:val="24"/>
@@ -9975,17 +10301,17 @@
       </w:r>
       <w:r>
         <w:rPr>
-          <w:rStyle w:val="4"/>
-          <w:rFonts w:hint="default" w:ascii="Calibri" w:hAnsi="Calibri" w:eastAsia="IBM Plex Mono" w:cs="Calibri"/>
-          <w:color w:val="000000"/>
-          <w:sz w:val="24"/>
-          <w:szCs w:val="24"/>
-        </w:rPr>
-        <w:br w:type="textWrapping"/>
-      </w:r>
-      <w:r>
-        <w:rPr>
-          <w:rStyle w:val="4"/>
+          <w:rStyle w:val="5"/>
+          <w:rFonts w:hint="default" w:ascii="Calibri" w:hAnsi="Calibri" w:eastAsia="IBM Plex Mono" w:cs="Calibri"/>
+          <w:color w:val="000000"/>
+          <w:sz w:val="24"/>
+          <w:szCs w:val="24"/>
+        </w:rPr>
+        <w:br w:type="textWrapping"/>
+      </w:r>
+      <w:r>
+        <w:rPr>
+          <w:rStyle w:val="5"/>
           <w:rFonts w:hint="default" w:ascii="Calibri" w:hAnsi="Calibri" w:eastAsia="IBM Plex Mono" w:cs="Calibri"/>
           <w:color w:val="000000"/>
           <w:sz w:val="24"/>
@@ -9995,17 +10321,17 @@
       </w:r>
       <w:r>
         <w:rPr>
-          <w:rStyle w:val="4"/>
-          <w:rFonts w:hint="default" w:ascii="Calibri" w:hAnsi="Calibri" w:eastAsia="IBM Plex Mono" w:cs="Calibri"/>
-          <w:color w:val="000000"/>
-          <w:sz w:val="24"/>
-          <w:szCs w:val="24"/>
-        </w:rPr>
-        <w:br w:type="textWrapping"/>
-      </w:r>
-      <w:r>
-        <w:rPr>
-          <w:rStyle w:val="4"/>
+          <w:rStyle w:val="5"/>
+          <w:rFonts w:hint="default" w:ascii="Calibri" w:hAnsi="Calibri" w:eastAsia="IBM Plex Mono" w:cs="Calibri"/>
+          <w:color w:val="000000"/>
+          <w:sz w:val="24"/>
+          <w:szCs w:val="24"/>
+        </w:rPr>
+        <w:br w:type="textWrapping"/>
+      </w:r>
+      <w:r>
+        <w:rPr>
+          <w:rStyle w:val="5"/>
           <w:rFonts w:hint="default" w:ascii="Calibri" w:hAnsi="Calibri" w:eastAsia="IBM Plex Mono" w:cs="Calibri"/>
           <w:color w:val="000000"/>
           <w:sz w:val="24"/>
@@ -10015,17 +10341,17 @@
       </w:r>
       <w:r>
         <w:rPr>
-          <w:rStyle w:val="4"/>
-          <w:rFonts w:hint="default" w:ascii="Calibri" w:hAnsi="Calibri" w:eastAsia="IBM Plex Mono" w:cs="Calibri"/>
-          <w:color w:val="000000"/>
-          <w:sz w:val="24"/>
-          <w:szCs w:val="24"/>
-        </w:rPr>
-        <w:br w:type="textWrapping"/>
-      </w:r>
-      <w:r>
-        <w:rPr>
-          <w:rStyle w:val="4"/>
+          <w:rStyle w:val="5"/>
+          <w:rFonts w:hint="default" w:ascii="Calibri" w:hAnsi="Calibri" w:eastAsia="IBM Plex Mono" w:cs="Calibri"/>
+          <w:color w:val="000000"/>
+          <w:sz w:val="24"/>
+          <w:szCs w:val="24"/>
+        </w:rPr>
+        <w:br w:type="textWrapping"/>
+      </w:r>
+      <w:r>
+        <w:rPr>
+          <w:rStyle w:val="5"/>
           <w:rFonts w:hint="default" w:ascii="Calibri" w:hAnsi="Calibri" w:eastAsia="IBM Plex Mono" w:cs="Calibri"/>
           <w:color w:val="000000"/>
           <w:sz w:val="24"/>
@@ -10035,17 +10361,17 @@
       </w:r>
       <w:r>
         <w:rPr>
-          <w:rStyle w:val="4"/>
-          <w:rFonts w:hint="default" w:ascii="Calibri" w:hAnsi="Calibri" w:eastAsia="IBM Plex Mono" w:cs="Calibri"/>
-          <w:color w:val="000000"/>
-          <w:sz w:val="24"/>
-          <w:szCs w:val="24"/>
-        </w:rPr>
-        <w:br w:type="textWrapping"/>
-      </w:r>
-      <w:r>
-        <w:rPr>
-          <w:rStyle w:val="4"/>
+          <w:rStyle w:val="5"/>
+          <w:rFonts w:hint="default" w:ascii="Calibri" w:hAnsi="Calibri" w:eastAsia="IBM Plex Mono" w:cs="Calibri"/>
+          <w:color w:val="000000"/>
+          <w:sz w:val="24"/>
+          <w:szCs w:val="24"/>
+        </w:rPr>
+        <w:br w:type="textWrapping"/>
+      </w:r>
+      <w:r>
+        <w:rPr>
+          <w:rStyle w:val="5"/>
           <w:rFonts w:hint="default" w:ascii="Calibri" w:hAnsi="Calibri" w:eastAsia="IBM Plex Mono" w:cs="Calibri"/>
           <w:color w:val="000000"/>
           <w:sz w:val="24"/>
@@ -10055,17 +10381,17 @@
       </w:r>
       <w:r>
         <w:rPr>
-          <w:rStyle w:val="4"/>
-          <w:rFonts w:hint="default" w:ascii="Calibri" w:hAnsi="Calibri" w:eastAsia="IBM Plex Mono" w:cs="Calibri"/>
-          <w:color w:val="000000"/>
-          <w:sz w:val="24"/>
-          <w:szCs w:val="24"/>
-        </w:rPr>
-        <w:br w:type="textWrapping"/>
-      </w:r>
-      <w:r>
-        <w:rPr>
-          <w:rStyle w:val="4"/>
+          <w:rStyle w:val="5"/>
+          <w:rFonts w:hint="default" w:ascii="Calibri" w:hAnsi="Calibri" w:eastAsia="IBM Plex Mono" w:cs="Calibri"/>
+          <w:color w:val="000000"/>
+          <w:sz w:val="24"/>
+          <w:szCs w:val="24"/>
+        </w:rPr>
+        <w:br w:type="textWrapping"/>
+      </w:r>
+      <w:r>
+        <w:rPr>
+          <w:rStyle w:val="5"/>
           <w:rFonts w:hint="default" w:ascii="Calibri" w:hAnsi="Calibri" w:eastAsia="IBM Plex Mono" w:cs="Calibri"/>
           <w:color w:val="000000"/>
           <w:sz w:val="24"/>
@@ -10075,27 +10401,27 @@
       </w:r>
       <w:r>
         <w:rPr>
-          <w:rStyle w:val="4"/>
-          <w:rFonts w:hint="default" w:ascii="Calibri" w:hAnsi="Calibri" w:eastAsia="IBM Plex Mono" w:cs="Calibri"/>
-          <w:color w:val="000000"/>
-          <w:sz w:val="24"/>
-          <w:szCs w:val="24"/>
-        </w:rPr>
-        <w:br w:type="textWrapping"/>
-      </w:r>
-      <w:r>
-        <w:rPr>
-          <w:rStyle w:val="4"/>
-          <w:rFonts w:hint="default" w:ascii="Calibri" w:hAnsi="Calibri" w:eastAsia="IBM Plex Mono" w:cs="Calibri"/>
-          <w:color w:val="000000"/>
-          <w:sz w:val="24"/>
-          <w:szCs w:val="24"/>
-        </w:rPr>
-        <w:br w:type="textWrapping"/>
-      </w:r>
-      <w:r>
-        <w:rPr>
-          <w:rStyle w:val="4"/>
+          <w:rStyle w:val="5"/>
+          <w:rFonts w:hint="default" w:ascii="Calibri" w:hAnsi="Calibri" w:eastAsia="IBM Plex Mono" w:cs="Calibri"/>
+          <w:color w:val="000000"/>
+          <w:sz w:val="24"/>
+          <w:szCs w:val="24"/>
+        </w:rPr>
+        <w:br w:type="textWrapping"/>
+      </w:r>
+      <w:r>
+        <w:rPr>
+          <w:rStyle w:val="5"/>
+          <w:rFonts w:hint="default" w:ascii="Calibri" w:hAnsi="Calibri" w:eastAsia="IBM Plex Mono" w:cs="Calibri"/>
+          <w:color w:val="000000"/>
+          <w:sz w:val="24"/>
+          <w:szCs w:val="24"/>
+        </w:rPr>
+        <w:br w:type="textWrapping"/>
+      </w:r>
+      <w:r>
+        <w:rPr>
+          <w:rStyle w:val="5"/>
           <w:rFonts w:hint="default" w:ascii="Calibri" w:hAnsi="Calibri" w:eastAsia="IBM Plex Mono" w:cs="Calibri"/>
           <w:color w:val="000000"/>
           <w:sz w:val="24"/>
@@ -10105,17 +10431,17 @@
       </w:r>
       <w:r>
         <w:rPr>
-          <w:rStyle w:val="4"/>
-          <w:rFonts w:hint="default" w:ascii="Calibri" w:hAnsi="Calibri" w:eastAsia="IBM Plex Mono" w:cs="Calibri"/>
-          <w:color w:val="000000"/>
-          <w:sz w:val="24"/>
-          <w:szCs w:val="24"/>
-        </w:rPr>
-        <w:br w:type="textWrapping"/>
-      </w:r>
-      <w:r>
-        <w:rPr>
-          <w:rStyle w:val="4"/>
+          <w:rStyle w:val="5"/>
+          <w:rFonts w:hint="default" w:ascii="Calibri" w:hAnsi="Calibri" w:eastAsia="IBM Plex Mono" w:cs="Calibri"/>
+          <w:color w:val="000000"/>
+          <w:sz w:val="24"/>
+          <w:szCs w:val="24"/>
+        </w:rPr>
+        <w:br w:type="textWrapping"/>
+      </w:r>
+      <w:r>
+        <w:rPr>
+          <w:rStyle w:val="5"/>
           <w:rFonts w:hint="default" w:ascii="Calibri" w:hAnsi="Calibri" w:eastAsia="IBM Plex Mono" w:cs="Calibri"/>
           <w:color w:val="000000"/>
           <w:sz w:val="24"/>
@@ -10125,17 +10451,17 @@
       </w:r>
       <w:r>
         <w:rPr>
-          <w:rStyle w:val="4"/>
-          <w:rFonts w:hint="default" w:ascii="Calibri" w:hAnsi="Calibri" w:eastAsia="IBM Plex Mono" w:cs="Calibri"/>
-          <w:color w:val="000000"/>
-          <w:sz w:val="24"/>
-          <w:szCs w:val="24"/>
-        </w:rPr>
-        <w:br w:type="textWrapping"/>
-      </w:r>
-      <w:r>
-        <w:rPr>
-          <w:rStyle w:val="4"/>
+          <w:rStyle w:val="5"/>
+          <w:rFonts w:hint="default" w:ascii="Calibri" w:hAnsi="Calibri" w:eastAsia="IBM Plex Mono" w:cs="Calibri"/>
+          <w:color w:val="000000"/>
+          <w:sz w:val="24"/>
+          <w:szCs w:val="24"/>
+        </w:rPr>
+        <w:br w:type="textWrapping"/>
+      </w:r>
+      <w:r>
+        <w:rPr>
+          <w:rStyle w:val="5"/>
           <w:rFonts w:hint="default" w:ascii="Calibri" w:hAnsi="Calibri" w:eastAsia="IBM Plex Mono" w:cs="Calibri"/>
           <w:color w:val="000000"/>
           <w:sz w:val="24"/>
@@ -10145,17 +10471,17 @@
       </w:r>
       <w:r>
         <w:rPr>
-          <w:rStyle w:val="4"/>
-          <w:rFonts w:hint="default" w:ascii="Calibri" w:hAnsi="Calibri" w:eastAsia="IBM Plex Mono" w:cs="Calibri"/>
-          <w:color w:val="000000"/>
-          <w:sz w:val="24"/>
-          <w:szCs w:val="24"/>
-        </w:rPr>
-        <w:br w:type="textWrapping"/>
-      </w:r>
-      <w:r>
-        <w:rPr>
-          <w:rStyle w:val="4"/>
+          <w:rStyle w:val="5"/>
+          <w:rFonts w:hint="default" w:ascii="Calibri" w:hAnsi="Calibri" w:eastAsia="IBM Plex Mono" w:cs="Calibri"/>
+          <w:color w:val="000000"/>
+          <w:sz w:val="24"/>
+          <w:szCs w:val="24"/>
+        </w:rPr>
+        <w:br w:type="textWrapping"/>
+      </w:r>
+      <w:r>
+        <w:rPr>
+          <w:rStyle w:val="5"/>
           <w:rFonts w:hint="default" w:ascii="Calibri" w:hAnsi="Calibri" w:eastAsia="IBM Plex Mono" w:cs="Calibri"/>
           <w:color w:val="000000"/>
           <w:sz w:val="24"/>
@@ -10165,17 +10491,17 @@
       </w:r>
       <w:r>
         <w:rPr>
-          <w:rStyle w:val="4"/>
-          <w:rFonts w:hint="default" w:ascii="Calibri" w:hAnsi="Calibri" w:eastAsia="IBM Plex Mono" w:cs="Calibri"/>
-          <w:color w:val="000000"/>
-          <w:sz w:val="24"/>
-          <w:szCs w:val="24"/>
-        </w:rPr>
-        <w:br w:type="textWrapping"/>
-      </w:r>
-      <w:r>
-        <w:rPr>
-          <w:rStyle w:val="4"/>
+          <w:rStyle w:val="5"/>
+          <w:rFonts w:hint="default" w:ascii="Calibri" w:hAnsi="Calibri" w:eastAsia="IBM Plex Mono" w:cs="Calibri"/>
+          <w:color w:val="000000"/>
+          <w:sz w:val="24"/>
+          <w:szCs w:val="24"/>
+        </w:rPr>
+        <w:br w:type="textWrapping"/>
+      </w:r>
+      <w:r>
+        <w:rPr>
+          <w:rStyle w:val="5"/>
           <w:rFonts w:hint="default" w:ascii="Calibri" w:hAnsi="Calibri" w:eastAsia="IBM Plex Mono" w:cs="Calibri"/>
           <w:color w:val="000000"/>
           <w:sz w:val="24"/>
@@ -10185,17 +10511,17 @@
       </w:r>
       <w:r>
         <w:rPr>
-          <w:rStyle w:val="4"/>
-          <w:rFonts w:hint="default" w:ascii="Calibri" w:hAnsi="Calibri" w:eastAsia="IBM Plex Mono" w:cs="Calibri"/>
-          <w:color w:val="000000"/>
-          <w:sz w:val="24"/>
-          <w:szCs w:val="24"/>
-        </w:rPr>
-        <w:br w:type="textWrapping"/>
-      </w:r>
-      <w:r>
-        <w:rPr>
-          <w:rStyle w:val="4"/>
+          <w:rStyle w:val="5"/>
+          <w:rFonts w:hint="default" w:ascii="Calibri" w:hAnsi="Calibri" w:eastAsia="IBM Plex Mono" w:cs="Calibri"/>
+          <w:color w:val="000000"/>
+          <w:sz w:val="24"/>
+          <w:szCs w:val="24"/>
+        </w:rPr>
+        <w:br w:type="textWrapping"/>
+      </w:r>
+      <w:r>
+        <w:rPr>
+          <w:rStyle w:val="5"/>
           <w:rFonts w:hint="default" w:ascii="Calibri" w:hAnsi="Calibri" w:eastAsia="IBM Plex Mono" w:cs="Calibri"/>
           <w:color w:val="000000"/>
           <w:sz w:val="24"/>
@@ -10205,17 +10531,17 @@
       </w:r>
       <w:r>
         <w:rPr>
-          <w:rStyle w:val="4"/>
-          <w:rFonts w:hint="default" w:ascii="Calibri" w:hAnsi="Calibri" w:eastAsia="IBM Plex Mono" w:cs="Calibri"/>
-          <w:color w:val="000000"/>
-          <w:sz w:val="24"/>
-          <w:szCs w:val="24"/>
-        </w:rPr>
-        <w:br w:type="textWrapping"/>
-      </w:r>
-      <w:r>
-        <w:rPr>
-          <w:rStyle w:val="4"/>
+          <w:rStyle w:val="5"/>
+          <w:rFonts w:hint="default" w:ascii="Calibri" w:hAnsi="Calibri" w:eastAsia="IBM Plex Mono" w:cs="Calibri"/>
+          <w:color w:val="000000"/>
+          <w:sz w:val="24"/>
+          <w:szCs w:val="24"/>
+        </w:rPr>
+        <w:br w:type="textWrapping"/>
+      </w:r>
+      <w:r>
+        <w:rPr>
+          <w:rStyle w:val="5"/>
           <w:rFonts w:hint="default" w:ascii="Calibri" w:hAnsi="Calibri" w:eastAsia="IBM Plex Mono" w:cs="Calibri"/>
           <w:color w:val="000000"/>
           <w:sz w:val="24"/>
@@ -10225,17 +10551,17 @@
       </w:r>
       <w:r>
         <w:rPr>
-          <w:rStyle w:val="4"/>
-          <w:rFonts w:hint="default" w:ascii="Calibri" w:hAnsi="Calibri" w:eastAsia="IBM Plex Mono" w:cs="Calibri"/>
-          <w:color w:val="000000"/>
-          <w:sz w:val="24"/>
-          <w:szCs w:val="24"/>
-        </w:rPr>
-        <w:br w:type="textWrapping"/>
-      </w:r>
-      <w:r>
-        <w:rPr>
-          <w:rStyle w:val="4"/>
+          <w:rStyle w:val="5"/>
+          <w:rFonts w:hint="default" w:ascii="Calibri" w:hAnsi="Calibri" w:eastAsia="IBM Plex Mono" w:cs="Calibri"/>
+          <w:color w:val="000000"/>
+          <w:sz w:val="24"/>
+          <w:szCs w:val="24"/>
+        </w:rPr>
+        <w:br w:type="textWrapping"/>
+      </w:r>
+      <w:r>
+        <w:rPr>
+          <w:rStyle w:val="5"/>
           <w:rFonts w:hint="default" w:ascii="Calibri" w:hAnsi="Calibri" w:eastAsia="IBM Plex Mono" w:cs="Calibri"/>
           <w:color w:val="000000"/>
           <w:sz w:val="24"/>
@@ -10245,17 +10571,17 @@
       </w:r>
       <w:r>
         <w:rPr>
-          <w:rStyle w:val="4"/>
-          <w:rFonts w:hint="default" w:ascii="Calibri" w:hAnsi="Calibri" w:eastAsia="IBM Plex Mono" w:cs="Calibri"/>
-          <w:color w:val="000000"/>
-          <w:sz w:val="24"/>
-          <w:szCs w:val="24"/>
-        </w:rPr>
-        <w:br w:type="textWrapping"/>
-      </w:r>
-      <w:r>
-        <w:rPr>
-          <w:rStyle w:val="4"/>
+          <w:rStyle w:val="5"/>
+          <w:rFonts w:hint="default" w:ascii="Calibri" w:hAnsi="Calibri" w:eastAsia="IBM Plex Mono" w:cs="Calibri"/>
+          <w:color w:val="000000"/>
+          <w:sz w:val="24"/>
+          <w:szCs w:val="24"/>
+        </w:rPr>
+        <w:br w:type="textWrapping"/>
+      </w:r>
+      <w:r>
+        <w:rPr>
+          <w:rStyle w:val="5"/>
           <w:rFonts w:hint="default" w:ascii="Calibri" w:hAnsi="Calibri" w:eastAsia="IBM Plex Mono" w:cs="Calibri"/>
           <w:color w:val="000000"/>
           <w:sz w:val="24"/>
@@ -10265,17 +10591,17 @@
       </w:r>
       <w:r>
         <w:rPr>
-          <w:rStyle w:val="4"/>
-          <w:rFonts w:hint="default" w:ascii="Calibri" w:hAnsi="Calibri" w:eastAsia="IBM Plex Mono" w:cs="Calibri"/>
-          <w:color w:val="000000"/>
-          <w:sz w:val="24"/>
-          <w:szCs w:val="24"/>
-        </w:rPr>
-        <w:br w:type="textWrapping"/>
-      </w:r>
-      <w:r>
-        <w:rPr>
-          <w:rStyle w:val="4"/>
+          <w:rStyle w:val="5"/>
+          <w:rFonts w:hint="default" w:ascii="Calibri" w:hAnsi="Calibri" w:eastAsia="IBM Plex Mono" w:cs="Calibri"/>
+          <w:color w:val="000000"/>
+          <w:sz w:val="24"/>
+          <w:szCs w:val="24"/>
+        </w:rPr>
+        <w:br w:type="textWrapping"/>
+      </w:r>
+      <w:r>
+        <w:rPr>
+          <w:rStyle w:val="5"/>
           <w:rFonts w:hint="default" w:ascii="Calibri" w:hAnsi="Calibri" w:eastAsia="IBM Plex Mono" w:cs="Calibri"/>
           <w:color w:val="000000"/>
           <w:sz w:val="24"/>
@@ -10285,17 +10611,17 @@
       </w:r>
       <w:r>
         <w:rPr>
-          <w:rStyle w:val="4"/>
-          <w:rFonts w:hint="default" w:ascii="Calibri" w:hAnsi="Calibri" w:eastAsia="IBM Plex Mono" w:cs="Calibri"/>
-          <w:color w:val="000000"/>
-          <w:sz w:val="24"/>
-          <w:szCs w:val="24"/>
-        </w:rPr>
-        <w:br w:type="textWrapping"/>
-      </w:r>
-      <w:r>
-        <w:rPr>
-          <w:rStyle w:val="4"/>
+          <w:rStyle w:val="5"/>
+          <w:rFonts w:hint="default" w:ascii="Calibri" w:hAnsi="Calibri" w:eastAsia="IBM Plex Mono" w:cs="Calibri"/>
+          <w:color w:val="000000"/>
+          <w:sz w:val="24"/>
+          <w:szCs w:val="24"/>
+        </w:rPr>
+        <w:br w:type="textWrapping"/>
+      </w:r>
+      <w:r>
+        <w:rPr>
+          <w:rStyle w:val="5"/>
           <w:rFonts w:hint="default" w:ascii="Calibri" w:hAnsi="Calibri" w:eastAsia="IBM Plex Mono" w:cs="Calibri"/>
           <w:color w:val="000000"/>
           <w:sz w:val="24"/>
@@ -10305,17 +10631,17 @@
       </w:r>
       <w:r>
         <w:rPr>
-          <w:rStyle w:val="4"/>
-          <w:rFonts w:hint="default" w:ascii="Calibri" w:hAnsi="Calibri" w:eastAsia="IBM Plex Mono" w:cs="Calibri"/>
-          <w:color w:val="000000"/>
-          <w:sz w:val="24"/>
-          <w:szCs w:val="24"/>
-        </w:rPr>
-        <w:br w:type="textWrapping"/>
-      </w:r>
-      <w:r>
-        <w:rPr>
-          <w:rStyle w:val="4"/>
+          <w:rStyle w:val="5"/>
+          <w:rFonts w:hint="default" w:ascii="Calibri" w:hAnsi="Calibri" w:eastAsia="IBM Plex Mono" w:cs="Calibri"/>
+          <w:color w:val="000000"/>
+          <w:sz w:val="24"/>
+          <w:szCs w:val="24"/>
+        </w:rPr>
+        <w:br w:type="textWrapping"/>
+      </w:r>
+      <w:r>
+        <w:rPr>
+          <w:rStyle w:val="5"/>
           <w:rFonts w:hint="default" w:ascii="Calibri" w:hAnsi="Calibri" w:eastAsia="IBM Plex Mono" w:cs="Calibri"/>
           <w:color w:val="000000"/>
           <w:sz w:val="24"/>
@@ -10325,27 +10651,27 @@
       </w:r>
       <w:r>
         <w:rPr>
-          <w:rStyle w:val="4"/>
-          <w:rFonts w:hint="default" w:ascii="Calibri" w:hAnsi="Calibri" w:eastAsia="IBM Plex Mono" w:cs="Calibri"/>
-          <w:color w:val="000000"/>
-          <w:sz w:val="24"/>
-          <w:szCs w:val="24"/>
-        </w:rPr>
-        <w:br w:type="textWrapping"/>
-      </w:r>
-      <w:r>
-        <w:rPr>
-          <w:rStyle w:val="4"/>
-          <w:rFonts w:hint="default" w:ascii="Calibri" w:hAnsi="Calibri" w:eastAsia="IBM Plex Mono" w:cs="Calibri"/>
-          <w:color w:val="000000"/>
-          <w:sz w:val="24"/>
-          <w:szCs w:val="24"/>
-        </w:rPr>
-        <w:br w:type="textWrapping"/>
-      </w:r>
-      <w:r>
-        <w:rPr>
-          <w:rStyle w:val="4"/>
+          <w:rStyle w:val="5"/>
+          <w:rFonts w:hint="default" w:ascii="Calibri" w:hAnsi="Calibri" w:eastAsia="IBM Plex Mono" w:cs="Calibri"/>
+          <w:color w:val="000000"/>
+          <w:sz w:val="24"/>
+          <w:szCs w:val="24"/>
+        </w:rPr>
+        <w:br w:type="textWrapping"/>
+      </w:r>
+      <w:r>
+        <w:rPr>
+          <w:rStyle w:val="5"/>
+          <w:rFonts w:hint="default" w:ascii="Calibri" w:hAnsi="Calibri" w:eastAsia="IBM Plex Mono" w:cs="Calibri"/>
+          <w:color w:val="000000"/>
+          <w:sz w:val="24"/>
+          <w:szCs w:val="24"/>
+        </w:rPr>
+        <w:br w:type="textWrapping"/>
+      </w:r>
+      <w:r>
+        <w:rPr>
+          <w:rStyle w:val="5"/>
           <w:rFonts w:hint="default" w:ascii="Calibri" w:hAnsi="Calibri" w:eastAsia="IBM Plex Mono" w:cs="Calibri"/>
           <w:color w:val="000000"/>
           <w:sz w:val="24"/>
@@ -10355,17 +10681,17 @@
       </w:r>
       <w:r>
         <w:rPr>
-          <w:rStyle w:val="4"/>
-          <w:rFonts w:hint="default" w:ascii="Calibri" w:hAnsi="Calibri" w:eastAsia="IBM Plex Mono" w:cs="Calibri"/>
-          <w:color w:val="000000"/>
-          <w:sz w:val="24"/>
-          <w:szCs w:val="24"/>
-        </w:rPr>
-        <w:br w:type="textWrapping"/>
-      </w:r>
-      <w:r>
-        <w:rPr>
-          <w:rStyle w:val="4"/>
+          <w:rStyle w:val="5"/>
+          <w:rFonts w:hint="default" w:ascii="Calibri" w:hAnsi="Calibri" w:eastAsia="IBM Plex Mono" w:cs="Calibri"/>
+          <w:color w:val="000000"/>
+          <w:sz w:val="24"/>
+          <w:szCs w:val="24"/>
+        </w:rPr>
+        <w:br w:type="textWrapping"/>
+      </w:r>
+      <w:r>
+        <w:rPr>
+          <w:rStyle w:val="5"/>
           <w:rFonts w:hint="default" w:ascii="Calibri" w:hAnsi="Calibri" w:eastAsia="IBM Plex Mono" w:cs="Calibri"/>
           <w:color w:val="000000"/>
           <w:sz w:val="24"/>
@@ -10375,17 +10701,17 @@
       </w:r>
       <w:r>
         <w:rPr>
-          <w:rStyle w:val="4"/>
-          <w:rFonts w:hint="default" w:ascii="Calibri" w:hAnsi="Calibri" w:eastAsia="IBM Plex Mono" w:cs="Calibri"/>
-          <w:color w:val="000000"/>
-          <w:sz w:val="24"/>
-          <w:szCs w:val="24"/>
-        </w:rPr>
-        <w:br w:type="textWrapping"/>
-      </w:r>
-      <w:r>
-        <w:rPr>
-          <w:rStyle w:val="4"/>
+          <w:rStyle w:val="5"/>
+          <w:rFonts w:hint="default" w:ascii="Calibri" w:hAnsi="Calibri" w:eastAsia="IBM Plex Mono" w:cs="Calibri"/>
+          <w:color w:val="000000"/>
+          <w:sz w:val="24"/>
+          <w:szCs w:val="24"/>
+        </w:rPr>
+        <w:br w:type="textWrapping"/>
+      </w:r>
+      <w:r>
+        <w:rPr>
+          <w:rStyle w:val="5"/>
           <w:rFonts w:hint="default" w:ascii="Calibri" w:hAnsi="Calibri" w:eastAsia="IBM Plex Mono" w:cs="Calibri"/>
           <w:color w:val="000000"/>
           <w:sz w:val="24"/>
@@ -10395,17 +10721,17 @@
       </w:r>
       <w:r>
         <w:rPr>
-          <w:rStyle w:val="4"/>
-          <w:rFonts w:hint="default" w:ascii="Calibri" w:hAnsi="Calibri" w:eastAsia="IBM Plex Mono" w:cs="Calibri"/>
-          <w:color w:val="000000"/>
-          <w:sz w:val="24"/>
-          <w:szCs w:val="24"/>
-        </w:rPr>
-        <w:br w:type="textWrapping"/>
-      </w:r>
-      <w:r>
-        <w:rPr>
-          <w:rStyle w:val="4"/>
+          <w:rStyle w:val="5"/>
+          <w:rFonts w:hint="default" w:ascii="Calibri" w:hAnsi="Calibri" w:eastAsia="IBM Plex Mono" w:cs="Calibri"/>
+          <w:color w:val="000000"/>
+          <w:sz w:val="24"/>
+          <w:szCs w:val="24"/>
+        </w:rPr>
+        <w:br w:type="textWrapping"/>
+      </w:r>
+      <w:r>
+        <w:rPr>
+          <w:rStyle w:val="5"/>
           <w:rFonts w:hint="default" w:ascii="Calibri" w:hAnsi="Calibri" w:eastAsia="IBM Plex Mono" w:cs="Calibri"/>
           <w:color w:val="000000"/>
           <w:sz w:val="24"/>
@@ -10415,17 +10741,17 @@
       </w:r>
       <w:r>
         <w:rPr>
-          <w:rStyle w:val="4"/>
-          <w:rFonts w:hint="default" w:ascii="Calibri" w:hAnsi="Calibri" w:eastAsia="IBM Plex Mono" w:cs="Calibri"/>
-          <w:color w:val="000000"/>
-          <w:sz w:val="24"/>
-          <w:szCs w:val="24"/>
-        </w:rPr>
-        <w:br w:type="textWrapping"/>
-      </w:r>
-      <w:r>
-        <w:rPr>
-          <w:rStyle w:val="4"/>
+          <w:rStyle w:val="5"/>
+          <w:rFonts w:hint="default" w:ascii="Calibri" w:hAnsi="Calibri" w:eastAsia="IBM Plex Mono" w:cs="Calibri"/>
+          <w:color w:val="000000"/>
+          <w:sz w:val="24"/>
+          <w:szCs w:val="24"/>
+        </w:rPr>
+        <w:br w:type="textWrapping"/>
+      </w:r>
+      <w:r>
+        <w:rPr>
+          <w:rStyle w:val="5"/>
           <w:rFonts w:hint="default" w:ascii="Calibri" w:hAnsi="Calibri" w:eastAsia="IBM Plex Mono" w:cs="Calibri"/>
           <w:color w:val="000000"/>
           <w:sz w:val="24"/>
@@ -10435,7 +10761,7 @@
       </w:r>
       <w:r>
         <w:rPr>
-          <w:rStyle w:val="4"/>
+          <w:rStyle w:val="5"/>
           <w:rFonts w:hint="default" w:ascii="Calibri" w:hAnsi="Calibri" w:eastAsia="IBM Plex Mono" w:cs="Calibri"/>
           <w:color w:val="000000"/>
           <w:sz w:val="24"/>
@@ -10478,7 +10804,7 @@
       </w:pPr>
       <w:r>
         <w:rPr>
-          <w:rStyle w:val="4"/>
+          <w:rStyle w:val="5"/>
           <w:rFonts w:hint="default" w:ascii="Calibri" w:hAnsi="Calibri" w:eastAsia="inter" w:cs="Calibri"/>
           <w:b/>
           <w:color w:val="000000"/>
@@ -10513,7 +10839,7 @@
       </w:pPr>
       <w:r>
         <w:rPr>
-          <w:rStyle w:val="4"/>
+          <w:rStyle w:val="5"/>
           <w:rFonts w:hint="default" w:ascii="Calibri" w:hAnsi="Calibri" w:eastAsia="IBM Plex Mono" w:cs="Calibri"/>
           <w:color w:val="000000"/>
           <w:sz w:val="24"/>
@@ -10547,7 +10873,7 @@
       </w:pPr>
       <w:r>
         <w:rPr>
-          <w:rStyle w:val="4"/>
+          <w:rStyle w:val="5"/>
           <w:rFonts w:hint="default" w:ascii="Calibri" w:hAnsi="Calibri" w:eastAsia="IBM Plex Mono" w:cs="Calibri"/>
           <w:color w:val="000000"/>
           <w:sz w:val="24"/>
@@ -10581,7 +10907,7 @@
       </w:pPr>
       <w:r>
         <w:rPr>
-          <w:rStyle w:val="4"/>
+          <w:rStyle w:val="5"/>
           <w:rFonts w:hint="default" w:ascii="Calibri" w:hAnsi="Calibri" w:eastAsia="IBM Plex Mono" w:cs="Calibri"/>
           <w:color w:val="000000"/>
           <w:sz w:val="24"/>
@@ -10912,7 +11238,7 @@
     </w:p>
     <w:tbl>
       <w:tblPr>
-        <w:tblStyle w:val="5"/>
+        <w:tblStyle w:val="6"/>
         <w:tblW w:w="0" w:type="auto"/>
         <w:jc w:val="center"/>
         <w:tblCellSpacing w:w="0" w:type="dxa"/>
@@ -10947,6 +11273,12 @@
             <w:insideH w:val="none" w:color="auto" w:sz="0" w:space="0"/>
             <w:insideV w:val="none" w:color="auto" w:sz="0" w:space="0"/>
           </w:tblBorders>
+          <w:tblCellMar>
+            <w:top w:w="80" w:type="dxa"/>
+            <w:left w:w="160" w:type="dxa"/>
+            <w:bottom w:w="80" w:type="dxa"/>
+            <w:right w:w="160" w:type="dxa"/>
+          </w:tblCellMar>
         </w:tblPrEx>
         <w:trPr>
           <w:cantSplit/>
@@ -11085,7 +11417,7 @@
             </w:pPr>
             <w:r>
               <w:rPr>
-                <w:rStyle w:val="4"/>
+                <w:rStyle w:val="5"/>
                 <w:rFonts w:hint="default" w:ascii="Calibri" w:hAnsi="Calibri" w:eastAsia="IBM Plex Mono" w:cs="Calibri"/>
                 <w:color w:val="000000"/>
                 <w:sz w:val="24"/>
@@ -11198,7 +11530,7 @@
             </w:pPr>
             <w:r>
               <w:rPr>
-                <w:rStyle w:val="4"/>
+                <w:rStyle w:val="5"/>
                 <w:rFonts w:hint="default" w:ascii="Calibri" w:hAnsi="Calibri" w:eastAsia="IBM Plex Mono" w:cs="Calibri"/>
                 <w:color w:val="000000"/>
                 <w:sz w:val="24"/>
@@ -11311,7 +11643,7 @@
             </w:pPr>
             <w:r>
               <w:rPr>
-                <w:rStyle w:val="4"/>
+                <w:rStyle w:val="5"/>
                 <w:rFonts w:hint="default" w:ascii="Calibri" w:hAnsi="Calibri" w:eastAsia="IBM Plex Mono" w:cs="Calibri"/>
                 <w:color w:val="000000"/>
                 <w:sz w:val="24"/>
@@ -11424,7 +11756,7 @@
             </w:pPr>
             <w:r>
               <w:rPr>
-                <w:rStyle w:val="4"/>
+                <w:rStyle w:val="5"/>
                 <w:rFonts w:hint="default" w:ascii="Calibri" w:hAnsi="Calibri" w:eastAsia="IBM Plex Mono" w:cs="Calibri"/>
                 <w:color w:val="000000"/>
                 <w:sz w:val="24"/>
@@ -11537,7 +11869,7 @@
             </w:pPr>
             <w:r>
               <w:rPr>
-                <w:rStyle w:val="4"/>
+                <w:rStyle w:val="5"/>
                 <w:rFonts w:hint="default" w:ascii="Calibri" w:hAnsi="Calibri" w:eastAsia="IBM Plex Mono" w:cs="Calibri"/>
                 <w:color w:val="000000"/>
                 <w:sz w:val="24"/>
@@ -11676,7 +12008,7 @@
       </w:pPr>
       <w:r>
         <w:rPr>
-          <w:rStyle w:val="4"/>
+          <w:rStyle w:val="5"/>
           <w:rFonts w:hint="default" w:ascii="Calibri" w:hAnsi="Calibri" w:eastAsia="IBM Plex Mono" w:cs="Calibri"/>
           <w:color w:val="000000"/>
           <w:sz w:val="24"/>
@@ -11686,17 +12018,17 @@
       </w:r>
       <w:r>
         <w:rPr>
-          <w:rStyle w:val="4"/>
-          <w:rFonts w:hint="default" w:ascii="Calibri" w:hAnsi="Calibri" w:eastAsia="IBM Plex Mono" w:cs="Calibri"/>
-          <w:color w:val="000000"/>
-          <w:sz w:val="24"/>
-          <w:szCs w:val="24"/>
-        </w:rPr>
-        <w:br w:type="textWrapping"/>
-      </w:r>
-      <w:r>
-        <w:rPr>
-          <w:rStyle w:val="4"/>
+          <w:rStyle w:val="5"/>
+          <w:rFonts w:hint="default" w:ascii="Calibri" w:hAnsi="Calibri" w:eastAsia="IBM Plex Mono" w:cs="Calibri"/>
+          <w:color w:val="000000"/>
+          <w:sz w:val="24"/>
+          <w:szCs w:val="24"/>
+        </w:rPr>
+        <w:br w:type="textWrapping"/>
+      </w:r>
+      <w:r>
+        <w:rPr>
+          <w:rStyle w:val="5"/>
           <w:rFonts w:hint="default" w:ascii="Calibri" w:hAnsi="Calibri" w:eastAsia="IBM Plex Mono" w:cs="Calibri"/>
           <w:color w:val="000000"/>
           <w:sz w:val="24"/>
@@ -11706,17 +12038,17 @@
       </w:r>
       <w:r>
         <w:rPr>
-          <w:rStyle w:val="4"/>
-          <w:rFonts w:hint="default" w:ascii="Calibri" w:hAnsi="Calibri" w:eastAsia="IBM Plex Mono" w:cs="Calibri"/>
-          <w:color w:val="000000"/>
-          <w:sz w:val="24"/>
-          <w:szCs w:val="24"/>
-        </w:rPr>
-        <w:br w:type="textWrapping"/>
-      </w:r>
-      <w:r>
-        <w:rPr>
-          <w:rStyle w:val="4"/>
+          <w:rStyle w:val="5"/>
+          <w:rFonts w:hint="default" w:ascii="Calibri" w:hAnsi="Calibri" w:eastAsia="IBM Plex Mono" w:cs="Calibri"/>
+          <w:color w:val="000000"/>
+          <w:sz w:val="24"/>
+          <w:szCs w:val="24"/>
+        </w:rPr>
+        <w:br w:type="textWrapping"/>
+      </w:r>
+      <w:r>
+        <w:rPr>
+          <w:rStyle w:val="5"/>
           <w:rFonts w:hint="default" w:ascii="Calibri" w:hAnsi="Calibri" w:eastAsia="IBM Plex Mono" w:cs="Calibri"/>
           <w:color w:val="000000"/>
           <w:sz w:val="24"/>
@@ -11726,17 +12058,17 @@
       </w:r>
       <w:r>
         <w:rPr>
-          <w:rStyle w:val="4"/>
-          <w:rFonts w:hint="default" w:ascii="Calibri" w:hAnsi="Calibri" w:eastAsia="IBM Plex Mono" w:cs="Calibri"/>
-          <w:color w:val="000000"/>
-          <w:sz w:val="24"/>
-          <w:szCs w:val="24"/>
-        </w:rPr>
-        <w:br w:type="textWrapping"/>
-      </w:r>
-      <w:r>
-        <w:rPr>
-          <w:rStyle w:val="4"/>
+          <w:rStyle w:val="5"/>
+          <w:rFonts w:hint="default" w:ascii="Calibri" w:hAnsi="Calibri" w:eastAsia="IBM Plex Mono" w:cs="Calibri"/>
+          <w:color w:val="000000"/>
+          <w:sz w:val="24"/>
+          <w:szCs w:val="24"/>
+        </w:rPr>
+        <w:br w:type="textWrapping"/>
+      </w:r>
+      <w:r>
+        <w:rPr>
+          <w:rStyle w:val="5"/>
           <w:rFonts w:hint="default" w:ascii="Calibri" w:hAnsi="Calibri" w:eastAsia="IBM Plex Mono" w:cs="Calibri"/>
           <w:color w:val="000000"/>
           <w:sz w:val="24"/>
@@ -11746,27 +12078,27 @@
       </w:r>
       <w:r>
         <w:rPr>
-          <w:rStyle w:val="4"/>
-          <w:rFonts w:hint="default" w:ascii="Calibri" w:hAnsi="Calibri" w:eastAsia="IBM Plex Mono" w:cs="Calibri"/>
-          <w:color w:val="000000"/>
-          <w:sz w:val="24"/>
-          <w:szCs w:val="24"/>
-        </w:rPr>
-        <w:br w:type="textWrapping"/>
-      </w:r>
-      <w:r>
-        <w:rPr>
-          <w:rStyle w:val="4"/>
-          <w:rFonts w:hint="default" w:ascii="Calibri" w:hAnsi="Calibri" w:eastAsia="IBM Plex Mono" w:cs="Calibri"/>
-          <w:color w:val="000000"/>
-          <w:sz w:val="24"/>
-          <w:szCs w:val="24"/>
-        </w:rPr>
-        <w:br w:type="textWrapping"/>
-      </w:r>
-      <w:r>
-        <w:rPr>
-          <w:rStyle w:val="4"/>
+          <w:rStyle w:val="5"/>
+          <w:rFonts w:hint="default" w:ascii="Calibri" w:hAnsi="Calibri" w:eastAsia="IBM Plex Mono" w:cs="Calibri"/>
+          <w:color w:val="000000"/>
+          <w:sz w:val="24"/>
+          <w:szCs w:val="24"/>
+        </w:rPr>
+        <w:br w:type="textWrapping"/>
+      </w:r>
+      <w:r>
+        <w:rPr>
+          <w:rStyle w:val="5"/>
+          <w:rFonts w:hint="default" w:ascii="Calibri" w:hAnsi="Calibri" w:eastAsia="IBM Plex Mono" w:cs="Calibri"/>
+          <w:color w:val="000000"/>
+          <w:sz w:val="24"/>
+          <w:szCs w:val="24"/>
+        </w:rPr>
+        <w:br w:type="textWrapping"/>
+      </w:r>
+      <w:r>
+        <w:rPr>
+          <w:rStyle w:val="5"/>
           <w:rFonts w:hint="default" w:ascii="Calibri" w:hAnsi="Calibri" w:eastAsia="IBM Plex Mono" w:cs="Calibri"/>
           <w:color w:val="000000"/>
           <w:sz w:val="24"/>
@@ -11776,17 +12108,17 @@
       </w:r>
       <w:r>
         <w:rPr>
-          <w:rStyle w:val="4"/>
-          <w:rFonts w:hint="default" w:ascii="Calibri" w:hAnsi="Calibri" w:eastAsia="IBM Plex Mono" w:cs="Calibri"/>
-          <w:color w:val="000000"/>
-          <w:sz w:val="24"/>
-          <w:szCs w:val="24"/>
-        </w:rPr>
-        <w:br w:type="textWrapping"/>
-      </w:r>
-      <w:r>
-        <w:rPr>
-          <w:rStyle w:val="4"/>
+          <w:rStyle w:val="5"/>
+          <w:rFonts w:hint="default" w:ascii="Calibri" w:hAnsi="Calibri" w:eastAsia="IBM Plex Mono" w:cs="Calibri"/>
+          <w:color w:val="000000"/>
+          <w:sz w:val="24"/>
+          <w:szCs w:val="24"/>
+        </w:rPr>
+        <w:br w:type="textWrapping"/>
+      </w:r>
+      <w:r>
+        <w:rPr>
+          <w:rStyle w:val="5"/>
           <w:rFonts w:hint="default" w:ascii="Calibri" w:hAnsi="Calibri" w:eastAsia="IBM Plex Mono" w:cs="Calibri"/>
           <w:color w:val="000000"/>
           <w:sz w:val="24"/>
@@ -11796,17 +12128,17 @@
       </w:r>
       <w:r>
         <w:rPr>
-          <w:rStyle w:val="4"/>
-          <w:rFonts w:hint="default" w:ascii="Calibri" w:hAnsi="Calibri" w:eastAsia="IBM Plex Mono" w:cs="Calibri"/>
-          <w:color w:val="000000"/>
-          <w:sz w:val="24"/>
-          <w:szCs w:val="24"/>
-        </w:rPr>
-        <w:br w:type="textWrapping"/>
-      </w:r>
-      <w:r>
-        <w:rPr>
-          <w:rStyle w:val="4"/>
+          <w:rStyle w:val="5"/>
+          <w:rFonts w:hint="default" w:ascii="Calibri" w:hAnsi="Calibri" w:eastAsia="IBM Plex Mono" w:cs="Calibri"/>
+          <w:color w:val="000000"/>
+          <w:sz w:val="24"/>
+          <w:szCs w:val="24"/>
+        </w:rPr>
+        <w:br w:type="textWrapping"/>
+      </w:r>
+      <w:r>
+        <w:rPr>
+          <w:rStyle w:val="5"/>
           <w:rFonts w:hint="default" w:ascii="Calibri" w:hAnsi="Calibri" w:eastAsia="IBM Plex Mono" w:cs="Calibri"/>
           <w:color w:val="000000"/>
           <w:sz w:val="24"/>
@@ -11816,17 +12148,17 @@
       </w:r>
       <w:r>
         <w:rPr>
-          <w:rStyle w:val="4"/>
-          <w:rFonts w:hint="default" w:ascii="Calibri" w:hAnsi="Calibri" w:eastAsia="IBM Plex Mono" w:cs="Calibri"/>
-          <w:color w:val="000000"/>
-          <w:sz w:val="24"/>
-          <w:szCs w:val="24"/>
-        </w:rPr>
-        <w:br w:type="textWrapping"/>
-      </w:r>
-      <w:r>
-        <w:rPr>
-          <w:rStyle w:val="4"/>
+          <w:rStyle w:val="5"/>
+          <w:rFonts w:hint="default" w:ascii="Calibri" w:hAnsi="Calibri" w:eastAsia="IBM Plex Mono" w:cs="Calibri"/>
+          <w:color w:val="000000"/>
+          <w:sz w:val="24"/>
+          <w:szCs w:val="24"/>
+        </w:rPr>
+        <w:br w:type="textWrapping"/>
+      </w:r>
+      <w:r>
+        <w:rPr>
+          <w:rStyle w:val="5"/>
           <w:rFonts w:hint="default" w:ascii="Calibri" w:hAnsi="Calibri" w:eastAsia="IBM Plex Mono" w:cs="Calibri"/>
           <w:color w:val="000000"/>
           <w:sz w:val="24"/>
@@ -11836,7 +12168,7 @@
       </w:r>
       <w:r>
         <w:rPr>
-          <w:rStyle w:val="4"/>
+          <w:rStyle w:val="5"/>
           <w:rFonts w:hint="default" w:ascii="Calibri" w:hAnsi="Calibri" w:eastAsia="IBM Plex Mono" w:cs="Calibri"/>
           <w:color w:val="000000"/>
           <w:sz w:val="24"/>
@@ -12178,7 +12510,7 @@
       </w:pPr>
       <w:r>
         <w:rPr>
-          <w:rStyle w:val="4"/>
+          <w:rStyle w:val="5"/>
           <w:rFonts w:hint="default" w:ascii="Calibri" w:hAnsi="Calibri" w:eastAsia="IBM Plex Mono" w:cs="Calibri"/>
           <w:color w:val="000000"/>
           <w:sz w:val="24"/>
@@ -12188,17 +12520,17 @@
       </w:r>
       <w:r>
         <w:rPr>
-          <w:rStyle w:val="4"/>
-          <w:rFonts w:hint="default" w:ascii="Calibri" w:hAnsi="Calibri" w:eastAsia="IBM Plex Mono" w:cs="Calibri"/>
-          <w:color w:val="000000"/>
-          <w:sz w:val="24"/>
-          <w:szCs w:val="24"/>
-        </w:rPr>
-        <w:br w:type="textWrapping"/>
-      </w:r>
-      <w:r>
-        <w:rPr>
-          <w:rStyle w:val="4"/>
+          <w:rStyle w:val="5"/>
+          <w:rFonts w:hint="default" w:ascii="Calibri" w:hAnsi="Calibri" w:eastAsia="IBM Plex Mono" w:cs="Calibri"/>
+          <w:color w:val="000000"/>
+          <w:sz w:val="24"/>
+          <w:szCs w:val="24"/>
+        </w:rPr>
+        <w:br w:type="textWrapping"/>
+      </w:r>
+      <w:r>
+        <w:rPr>
+          <w:rStyle w:val="5"/>
           <w:rFonts w:hint="default" w:ascii="Calibri" w:hAnsi="Calibri" w:eastAsia="IBM Plex Mono" w:cs="Calibri"/>
           <w:color w:val="000000"/>
           <w:sz w:val="24"/>
@@ -12208,17 +12540,17 @@
       </w:r>
       <w:r>
         <w:rPr>
-          <w:rStyle w:val="4"/>
-          <w:rFonts w:hint="default" w:ascii="Calibri" w:hAnsi="Calibri" w:eastAsia="IBM Plex Mono" w:cs="Calibri"/>
-          <w:color w:val="000000"/>
-          <w:sz w:val="24"/>
-          <w:szCs w:val="24"/>
-        </w:rPr>
-        <w:br w:type="textWrapping"/>
-      </w:r>
-      <w:r>
-        <w:rPr>
-          <w:rStyle w:val="4"/>
+          <w:rStyle w:val="5"/>
+          <w:rFonts w:hint="default" w:ascii="Calibri" w:hAnsi="Calibri" w:eastAsia="IBM Plex Mono" w:cs="Calibri"/>
+          <w:color w:val="000000"/>
+          <w:sz w:val="24"/>
+          <w:szCs w:val="24"/>
+        </w:rPr>
+        <w:br w:type="textWrapping"/>
+      </w:r>
+      <w:r>
+        <w:rPr>
+          <w:rStyle w:val="5"/>
           <w:rFonts w:hint="default" w:ascii="Calibri" w:hAnsi="Calibri" w:eastAsia="IBM Plex Mono" w:cs="Calibri"/>
           <w:color w:val="000000"/>
           <w:sz w:val="24"/>
@@ -12228,27 +12560,27 @@
       </w:r>
       <w:r>
         <w:rPr>
-          <w:rStyle w:val="4"/>
-          <w:rFonts w:hint="default" w:ascii="Calibri" w:hAnsi="Calibri" w:eastAsia="IBM Plex Mono" w:cs="Calibri"/>
-          <w:color w:val="000000"/>
-          <w:sz w:val="24"/>
-          <w:szCs w:val="24"/>
-        </w:rPr>
-        <w:br w:type="textWrapping"/>
-      </w:r>
-      <w:r>
-        <w:rPr>
-          <w:rStyle w:val="4"/>
-          <w:rFonts w:hint="default" w:ascii="Calibri" w:hAnsi="Calibri" w:eastAsia="IBM Plex Mono" w:cs="Calibri"/>
-          <w:color w:val="000000"/>
-          <w:sz w:val="24"/>
-          <w:szCs w:val="24"/>
-        </w:rPr>
-        <w:br w:type="textWrapping"/>
-      </w:r>
-      <w:r>
-        <w:rPr>
-          <w:rStyle w:val="4"/>
+          <w:rStyle w:val="5"/>
+          <w:rFonts w:hint="default" w:ascii="Calibri" w:hAnsi="Calibri" w:eastAsia="IBM Plex Mono" w:cs="Calibri"/>
+          <w:color w:val="000000"/>
+          <w:sz w:val="24"/>
+          <w:szCs w:val="24"/>
+        </w:rPr>
+        <w:br w:type="textWrapping"/>
+      </w:r>
+      <w:r>
+        <w:rPr>
+          <w:rStyle w:val="5"/>
+          <w:rFonts w:hint="default" w:ascii="Calibri" w:hAnsi="Calibri" w:eastAsia="IBM Plex Mono" w:cs="Calibri"/>
+          <w:color w:val="000000"/>
+          <w:sz w:val="24"/>
+          <w:szCs w:val="24"/>
+        </w:rPr>
+        <w:br w:type="textWrapping"/>
+      </w:r>
+      <w:r>
+        <w:rPr>
+          <w:rStyle w:val="5"/>
           <w:rFonts w:hint="default" w:ascii="Calibri" w:hAnsi="Calibri" w:eastAsia="IBM Plex Mono" w:cs="Calibri"/>
           <w:color w:val="000000"/>
           <w:sz w:val="24"/>
@@ -12258,17 +12590,17 @@
       </w:r>
       <w:r>
         <w:rPr>
-          <w:rStyle w:val="4"/>
-          <w:rFonts w:hint="default" w:ascii="Calibri" w:hAnsi="Calibri" w:eastAsia="IBM Plex Mono" w:cs="Calibri"/>
-          <w:color w:val="000000"/>
-          <w:sz w:val="24"/>
-          <w:szCs w:val="24"/>
-        </w:rPr>
-        <w:br w:type="textWrapping"/>
-      </w:r>
-      <w:r>
-        <w:rPr>
-          <w:rStyle w:val="4"/>
+          <w:rStyle w:val="5"/>
+          <w:rFonts w:hint="default" w:ascii="Calibri" w:hAnsi="Calibri" w:eastAsia="IBM Plex Mono" w:cs="Calibri"/>
+          <w:color w:val="000000"/>
+          <w:sz w:val="24"/>
+          <w:szCs w:val="24"/>
+        </w:rPr>
+        <w:br w:type="textWrapping"/>
+      </w:r>
+      <w:r>
+        <w:rPr>
+          <w:rStyle w:val="5"/>
           <w:rFonts w:hint="default" w:ascii="Calibri" w:hAnsi="Calibri" w:eastAsia="IBM Plex Mono" w:cs="Calibri"/>
           <w:color w:val="000000"/>
           <w:sz w:val="24"/>
@@ -12278,7 +12610,7 @@
       </w:r>
       <w:r>
         <w:rPr>
-          <w:rStyle w:val="4"/>
+          <w:rStyle w:val="5"/>
           <w:rFonts w:hint="default" w:ascii="Calibri" w:hAnsi="Calibri" w:eastAsia="IBM Plex Mono" w:cs="Calibri"/>
           <w:color w:val="000000"/>
           <w:sz w:val="24"/>
@@ -12322,7 +12654,7 @@
       </w:pPr>
       <w:r>
         <w:rPr>
-          <w:rStyle w:val="4"/>
+          <w:rStyle w:val="5"/>
           <w:rFonts w:hint="default" w:ascii="Calibri" w:hAnsi="Calibri" w:eastAsia="IBM Plex Mono" w:cs="Calibri"/>
           <w:color w:val="000000"/>
           <w:sz w:val="24"/>
@@ -12332,17 +12664,17 @@
       </w:r>
       <w:r>
         <w:rPr>
-          <w:rStyle w:val="4"/>
-          <w:rFonts w:hint="default" w:ascii="Calibri" w:hAnsi="Calibri" w:eastAsia="IBM Plex Mono" w:cs="Calibri"/>
-          <w:color w:val="000000"/>
-          <w:sz w:val="24"/>
-          <w:szCs w:val="24"/>
-        </w:rPr>
-        <w:br w:type="textWrapping"/>
-      </w:r>
-      <w:r>
-        <w:rPr>
-          <w:rStyle w:val="4"/>
+          <w:rStyle w:val="5"/>
+          <w:rFonts w:hint="default" w:ascii="Calibri" w:hAnsi="Calibri" w:eastAsia="IBM Plex Mono" w:cs="Calibri"/>
+          <w:color w:val="000000"/>
+          <w:sz w:val="24"/>
+          <w:szCs w:val="24"/>
+        </w:rPr>
+        <w:br w:type="textWrapping"/>
+      </w:r>
+      <w:r>
+        <w:rPr>
+          <w:rStyle w:val="5"/>
           <w:rFonts w:hint="default" w:ascii="Calibri" w:hAnsi="Calibri" w:eastAsia="IBM Plex Mono" w:cs="Calibri"/>
           <w:color w:val="000000"/>
           <w:sz w:val="24"/>
@@ -12352,17 +12684,17 @@
       </w:r>
       <w:r>
         <w:rPr>
-          <w:rStyle w:val="4"/>
-          <w:rFonts w:hint="default" w:ascii="Calibri" w:hAnsi="Calibri" w:eastAsia="IBM Plex Mono" w:cs="Calibri"/>
-          <w:color w:val="000000"/>
-          <w:sz w:val="24"/>
-          <w:szCs w:val="24"/>
-        </w:rPr>
-        <w:br w:type="textWrapping"/>
-      </w:r>
-      <w:r>
-        <w:rPr>
-          <w:rStyle w:val="4"/>
+          <w:rStyle w:val="5"/>
+          <w:rFonts w:hint="default" w:ascii="Calibri" w:hAnsi="Calibri" w:eastAsia="IBM Plex Mono" w:cs="Calibri"/>
+          <w:color w:val="000000"/>
+          <w:sz w:val="24"/>
+          <w:szCs w:val="24"/>
+        </w:rPr>
+        <w:br w:type="textWrapping"/>
+      </w:r>
+      <w:r>
+        <w:rPr>
+          <w:rStyle w:val="5"/>
           <w:rFonts w:hint="default" w:ascii="Calibri" w:hAnsi="Calibri" w:eastAsia="IBM Plex Mono" w:cs="Calibri"/>
           <w:color w:val="000000"/>
           <w:sz w:val="24"/>
@@ -12372,17 +12704,17 @@
       </w:r>
       <w:r>
         <w:rPr>
-          <w:rStyle w:val="4"/>
-          <w:rFonts w:hint="default" w:ascii="Calibri" w:hAnsi="Calibri" w:eastAsia="IBM Plex Mono" w:cs="Calibri"/>
-          <w:color w:val="000000"/>
-          <w:sz w:val="24"/>
-          <w:szCs w:val="24"/>
-        </w:rPr>
-        <w:br w:type="textWrapping"/>
-      </w:r>
-      <w:r>
-        <w:rPr>
-          <w:rStyle w:val="4"/>
+          <w:rStyle w:val="5"/>
+          <w:rFonts w:hint="default" w:ascii="Calibri" w:hAnsi="Calibri" w:eastAsia="IBM Plex Mono" w:cs="Calibri"/>
+          <w:color w:val="000000"/>
+          <w:sz w:val="24"/>
+          <w:szCs w:val="24"/>
+        </w:rPr>
+        <w:br w:type="textWrapping"/>
+      </w:r>
+      <w:r>
+        <w:rPr>
+          <w:rStyle w:val="5"/>
           <w:rFonts w:hint="default" w:ascii="Calibri" w:hAnsi="Calibri" w:eastAsia="IBM Plex Mono" w:cs="Calibri"/>
           <w:color w:val="000000"/>
           <w:sz w:val="24"/>
@@ -12392,17 +12724,17 @@
       </w:r>
       <w:r>
         <w:rPr>
-          <w:rStyle w:val="4"/>
-          <w:rFonts w:hint="default" w:ascii="Calibri" w:hAnsi="Calibri" w:eastAsia="IBM Plex Mono" w:cs="Calibri"/>
-          <w:color w:val="000000"/>
-          <w:sz w:val="24"/>
-          <w:szCs w:val="24"/>
-        </w:rPr>
-        <w:br w:type="textWrapping"/>
-      </w:r>
-      <w:r>
-        <w:rPr>
-          <w:rStyle w:val="4"/>
+          <w:rStyle w:val="5"/>
+          <w:rFonts w:hint="default" w:ascii="Calibri" w:hAnsi="Calibri" w:eastAsia="IBM Plex Mono" w:cs="Calibri"/>
+          <w:color w:val="000000"/>
+          <w:sz w:val="24"/>
+          <w:szCs w:val="24"/>
+        </w:rPr>
+        <w:br w:type="textWrapping"/>
+      </w:r>
+      <w:r>
+        <w:rPr>
+          <w:rStyle w:val="5"/>
           <w:rFonts w:hint="default" w:ascii="Calibri" w:hAnsi="Calibri" w:eastAsia="IBM Plex Mono" w:cs="Calibri"/>
           <w:color w:val="000000"/>
           <w:sz w:val="24"/>
@@ -12412,17 +12744,17 @@
       </w:r>
       <w:r>
         <w:rPr>
-          <w:rStyle w:val="4"/>
-          <w:rFonts w:hint="default" w:ascii="Calibri" w:hAnsi="Calibri" w:eastAsia="IBM Plex Mono" w:cs="Calibri"/>
-          <w:color w:val="000000"/>
-          <w:sz w:val="24"/>
-          <w:szCs w:val="24"/>
-        </w:rPr>
-        <w:br w:type="textWrapping"/>
-      </w:r>
-      <w:r>
-        <w:rPr>
-          <w:rStyle w:val="4"/>
+          <w:rStyle w:val="5"/>
+          <w:rFonts w:hint="default" w:ascii="Calibri" w:hAnsi="Calibri" w:eastAsia="IBM Plex Mono" w:cs="Calibri"/>
+          <w:color w:val="000000"/>
+          <w:sz w:val="24"/>
+          <w:szCs w:val="24"/>
+        </w:rPr>
+        <w:br w:type="textWrapping"/>
+      </w:r>
+      <w:r>
+        <w:rPr>
+          <w:rStyle w:val="5"/>
           <w:rFonts w:hint="default" w:ascii="Calibri" w:hAnsi="Calibri" w:eastAsia="IBM Plex Mono" w:cs="Calibri"/>
           <w:color w:val="000000"/>
           <w:sz w:val="24"/>
@@ -12432,17 +12764,17 @@
       </w:r>
       <w:r>
         <w:rPr>
-          <w:rStyle w:val="4"/>
-          <w:rFonts w:hint="default" w:ascii="Calibri" w:hAnsi="Calibri" w:eastAsia="IBM Plex Mono" w:cs="Calibri"/>
-          <w:color w:val="000000"/>
-          <w:sz w:val="24"/>
-          <w:szCs w:val="24"/>
-        </w:rPr>
-        <w:br w:type="textWrapping"/>
-      </w:r>
-      <w:r>
-        <w:rPr>
-          <w:rStyle w:val="4"/>
+          <w:rStyle w:val="5"/>
+          <w:rFonts w:hint="default" w:ascii="Calibri" w:hAnsi="Calibri" w:eastAsia="IBM Plex Mono" w:cs="Calibri"/>
+          <w:color w:val="000000"/>
+          <w:sz w:val="24"/>
+          <w:szCs w:val="24"/>
+        </w:rPr>
+        <w:br w:type="textWrapping"/>
+      </w:r>
+      <w:r>
+        <w:rPr>
+          <w:rStyle w:val="5"/>
           <w:rFonts w:hint="default" w:ascii="Calibri" w:hAnsi="Calibri" w:eastAsia="IBM Plex Mono" w:cs="Calibri"/>
           <w:color w:val="000000"/>
           <w:sz w:val="24"/>
@@ -12452,27 +12784,27 @@
       </w:r>
       <w:r>
         <w:rPr>
-          <w:rStyle w:val="4"/>
-          <w:rFonts w:hint="default" w:ascii="Calibri" w:hAnsi="Calibri" w:eastAsia="IBM Plex Mono" w:cs="Calibri"/>
-          <w:color w:val="000000"/>
-          <w:sz w:val="24"/>
-          <w:szCs w:val="24"/>
-        </w:rPr>
-        <w:br w:type="textWrapping"/>
-      </w:r>
-      <w:r>
-        <w:rPr>
-          <w:rStyle w:val="4"/>
-          <w:rFonts w:hint="default" w:ascii="Calibri" w:hAnsi="Calibri" w:eastAsia="IBM Plex Mono" w:cs="Calibri"/>
-          <w:color w:val="000000"/>
-          <w:sz w:val="24"/>
-          <w:szCs w:val="24"/>
-        </w:rPr>
-        <w:br w:type="textWrapping"/>
-      </w:r>
-      <w:r>
-        <w:rPr>
-          <w:rStyle w:val="4"/>
+          <w:rStyle w:val="5"/>
+          <w:rFonts w:hint="default" w:ascii="Calibri" w:hAnsi="Calibri" w:eastAsia="IBM Plex Mono" w:cs="Calibri"/>
+          <w:color w:val="000000"/>
+          <w:sz w:val="24"/>
+          <w:szCs w:val="24"/>
+        </w:rPr>
+        <w:br w:type="textWrapping"/>
+      </w:r>
+      <w:r>
+        <w:rPr>
+          <w:rStyle w:val="5"/>
+          <w:rFonts w:hint="default" w:ascii="Calibri" w:hAnsi="Calibri" w:eastAsia="IBM Plex Mono" w:cs="Calibri"/>
+          <w:color w:val="000000"/>
+          <w:sz w:val="24"/>
+          <w:szCs w:val="24"/>
+        </w:rPr>
+        <w:br w:type="textWrapping"/>
+      </w:r>
+      <w:r>
+        <w:rPr>
+          <w:rStyle w:val="5"/>
           <w:rFonts w:hint="default" w:ascii="Calibri" w:hAnsi="Calibri" w:eastAsia="IBM Plex Mono" w:cs="Calibri"/>
           <w:color w:val="000000"/>
           <w:sz w:val="24"/>
@@ -12482,17 +12814,17 @@
       </w:r>
       <w:r>
         <w:rPr>
-          <w:rStyle w:val="4"/>
-          <w:rFonts w:hint="default" w:ascii="Calibri" w:hAnsi="Calibri" w:eastAsia="IBM Plex Mono" w:cs="Calibri"/>
-          <w:color w:val="000000"/>
-          <w:sz w:val="24"/>
-          <w:szCs w:val="24"/>
-        </w:rPr>
-        <w:br w:type="textWrapping"/>
-      </w:r>
-      <w:r>
-        <w:rPr>
-          <w:rStyle w:val="4"/>
+          <w:rStyle w:val="5"/>
+          <w:rFonts w:hint="default" w:ascii="Calibri" w:hAnsi="Calibri" w:eastAsia="IBM Plex Mono" w:cs="Calibri"/>
+          <w:color w:val="000000"/>
+          <w:sz w:val="24"/>
+          <w:szCs w:val="24"/>
+        </w:rPr>
+        <w:br w:type="textWrapping"/>
+      </w:r>
+      <w:r>
+        <w:rPr>
+          <w:rStyle w:val="5"/>
           <w:rFonts w:hint="default" w:ascii="Calibri" w:hAnsi="Calibri" w:eastAsia="IBM Plex Mono" w:cs="Calibri"/>
           <w:color w:val="000000"/>
           <w:sz w:val="24"/>
@@ -12502,17 +12834,17 @@
       </w:r>
       <w:r>
         <w:rPr>
-          <w:rStyle w:val="4"/>
-          <w:rFonts w:hint="default" w:ascii="Calibri" w:hAnsi="Calibri" w:eastAsia="IBM Plex Mono" w:cs="Calibri"/>
-          <w:color w:val="000000"/>
-          <w:sz w:val="24"/>
-          <w:szCs w:val="24"/>
-        </w:rPr>
-        <w:br w:type="textWrapping"/>
-      </w:r>
-      <w:r>
-        <w:rPr>
-          <w:rStyle w:val="4"/>
+          <w:rStyle w:val="5"/>
+          <w:rFonts w:hint="default" w:ascii="Calibri" w:hAnsi="Calibri" w:eastAsia="IBM Plex Mono" w:cs="Calibri"/>
+          <w:color w:val="000000"/>
+          <w:sz w:val="24"/>
+          <w:szCs w:val="24"/>
+        </w:rPr>
+        <w:br w:type="textWrapping"/>
+      </w:r>
+      <w:r>
+        <w:rPr>
+          <w:rStyle w:val="5"/>
           <w:rFonts w:hint="default" w:ascii="Calibri" w:hAnsi="Calibri" w:eastAsia="IBM Plex Mono" w:cs="Calibri"/>
           <w:color w:val="000000"/>
           <w:sz w:val="24"/>
@@ -12522,17 +12854,17 @@
       </w:r>
       <w:r>
         <w:rPr>
-          <w:rStyle w:val="4"/>
-          <w:rFonts w:hint="default" w:ascii="Calibri" w:hAnsi="Calibri" w:eastAsia="IBM Plex Mono" w:cs="Calibri"/>
-          <w:color w:val="000000"/>
-          <w:sz w:val="24"/>
-          <w:szCs w:val="24"/>
-        </w:rPr>
-        <w:br w:type="textWrapping"/>
-      </w:r>
-      <w:r>
-        <w:rPr>
-          <w:rStyle w:val="4"/>
+          <w:rStyle w:val="5"/>
+          <w:rFonts w:hint="default" w:ascii="Calibri" w:hAnsi="Calibri" w:eastAsia="IBM Plex Mono" w:cs="Calibri"/>
+          <w:color w:val="000000"/>
+          <w:sz w:val="24"/>
+          <w:szCs w:val="24"/>
+        </w:rPr>
+        <w:br w:type="textWrapping"/>
+      </w:r>
+      <w:r>
+        <w:rPr>
+          <w:rStyle w:val="5"/>
           <w:rFonts w:hint="default" w:ascii="Calibri" w:hAnsi="Calibri" w:eastAsia="IBM Plex Mono" w:cs="Calibri"/>
           <w:color w:val="000000"/>
           <w:sz w:val="24"/>
@@ -12542,17 +12874,17 @@
       </w:r>
       <w:r>
         <w:rPr>
-          <w:rStyle w:val="4"/>
-          <w:rFonts w:hint="default" w:ascii="Calibri" w:hAnsi="Calibri" w:eastAsia="IBM Plex Mono" w:cs="Calibri"/>
-          <w:color w:val="000000"/>
-          <w:sz w:val="24"/>
-          <w:szCs w:val="24"/>
-        </w:rPr>
-        <w:br w:type="textWrapping"/>
-      </w:r>
-      <w:r>
-        <w:rPr>
-          <w:rStyle w:val="4"/>
+          <w:rStyle w:val="5"/>
+          <w:rFonts w:hint="default" w:ascii="Calibri" w:hAnsi="Calibri" w:eastAsia="IBM Plex Mono" w:cs="Calibri"/>
+          <w:color w:val="000000"/>
+          <w:sz w:val="24"/>
+          <w:szCs w:val="24"/>
+        </w:rPr>
+        <w:br w:type="textWrapping"/>
+      </w:r>
+      <w:r>
+        <w:rPr>
+          <w:rStyle w:val="5"/>
           <w:rFonts w:hint="default" w:ascii="Calibri" w:hAnsi="Calibri" w:eastAsia="IBM Plex Mono" w:cs="Calibri"/>
           <w:color w:val="000000"/>
           <w:sz w:val="24"/>
@@ -12562,17 +12894,17 @@
       </w:r>
       <w:r>
         <w:rPr>
-          <w:rStyle w:val="4"/>
-          <w:rFonts w:hint="default" w:ascii="Calibri" w:hAnsi="Calibri" w:eastAsia="IBM Plex Mono" w:cs="Calibri"/>
-          <w:color w:val="000000"/>
-          <w:sz w:val="24"/>
-          <w:szCs w:val="24"/>
-        </w:rPr>
-        <w:br w:type="textWrapping"/>
-      </w:r>
-      <w:r>
-        <w:rPr>
-          <w:rStyle w:val="4"/>
+          <w:rStyle w:val="5"/>
+          <w:rFonts w:hint="default" w:ascii="Calibri" w:hAnsi="Calibri" w:eastAsia="IBM Plex Mono" w:cs="Calibri"/>
+          <w:color w:val="000000"/>
+          <w:sz w:val="24"/>
+          <w:szCs w:val="24"/>
+        </w:rPr>
+        <w:br w:type="textWrapping"/>
+      </w:r>
+      <w:r>
+        <w:rPr>
+          <w:rStyle w:val="5"/>
           <w:rFonts w:hint="default" w:ascii="Calibri" w:hAnsi="Calibri" w:eastAsia="IBM Plex Mono" w:cs="Calibri"/>
           <w:color w:val="000000"/>
           <w:sz w:val="24"/>
@@ -12582,17 +12914,17 @@
       </w:r>
       <w:r>
         <w:rPr>
-          <w:rStyle w:val="4"/>
-          <w:rFonts w:hint="default" w:ascii="Calibri" w:hAnsi="Calibri" w:eastAsia="IBM Plex Mono" w:cs="Calibri"/>
-          <w:color w:val="000000"/>
-          <w:sz w:val="24"/>
-          <w:szCs w:val="24"/>
-        </w:rPr>
-        <w:br w:type="textWrapping"/>
-      </w:r>
-      <w:r>
-        <w:rPr>
-          <w:rStyle w:val="4"/>
+          <w:rStyle w:val="5"/>
+          <w:rFonts w:hint="default" w:ascii="Calibri" w:hAnsi="Calibri" w:eastAsia="IBM Plex Mono" w:cs="Calibri"/>
+          <w:color w:val="000000"/>
+          <w:sz w:val="24"/>
+          <w:szCs w:val="24"/>
+        </w:rPr>
+        <w:br w:type="textWrapping"/>
+      </w:r>
+      <w:r>
+        <w:rPr>
+          <w:rStyle w:val="5"/>
           <w:rFonts w:hint="default" w:ascii="Calibri" w:hAnsi="Calibri" w:eastAsia="IBM Plex Mono" w:cs="Calibri"/>
           <w:color w:val="000000"/>
           <w:sz w:val="24"/>
@@ -12602,17 +12934,17 @@
       </w:r>
       <w:r>
         <w:rPr>
-          <w:rStyle w:val="4"/>
-          <w:rFonts w:hint="default" w:ascii="Calibri" w:hAnsi="Calibri" w:eastAsia="IBM Plex Mono" w:cs="Calibri"/>
-          <w:color w:val="000000"/>
-          <w:sz w:val="24"/>
-          <w:szCs w:val="24"/>
-        </w:rPr>
-        <w:br w:type="textWrapping"/>
-      </w:r>
-      <w:r>
-        <w:rPr>
-          <w:rStyle w:val="4"/>
+          <w:rStyle w:val="5"/>
+          <w:rFonts w:hint="default" w:ascii="Calibri" w:hAnsi="Calibri" w:eastAsia="IBM Plex Mono" w:cs="Calibri"/>
+          <w:color w:val="000000"/>
+          <w:sz w:val="24"/>
+          <w:szCs w:val="24"/>
+        </w:rPr>
+        <w:br w:type="textWrapping"/>
+      </w:r>
+      <w:r>
+        <w:rPr>
+          <w:rStyle w:val="5"/>
           <w:rFonts w:hint="default" w:ascii="Calibri" w:hAnsi="Calibri" w:eastAsia="IBM Plex Mono" w:cs="Calibri"/>
           <w:color w:val="000000"/>
           <w:sz w:val="24"/>
@@ -12622,17 +12954,17 @@
       </w:r>
       <w:r>
         <w:rPr>
-          <w:rStyle w:val="4"/>
-          <w:rFonts w:hint="default" w:ascii="Calibri" w:hAnsi="Calibri" w:eastAsia="IBM Plex Mono" w:cs="Calibri"/>
-          <w:color w:val="000000"/>
-          <w:sz w:val="24"/>
-          <w:szCs w:val="24"/>
-        </w:rPr>
-        <w:br w:type="textWrapping"/>
-      </w:r>
-      <w:r>
-        <w:rPr>
-          <w:rStyle w:val="4"/>
+          <w:rStyle w:val="5"/>
+          <w:rFonts w:hint="default" w:ascii="Calibri" w:hAnsi="Calibri" w:eastAsia="IBM Plex Mono" w:cs="Calibri"/>
+          <w:color w:val="000000"/>
+          <w:sz w:val="24"/>
+          <w:szCs w:val="24"/>
+        </w:rPr>
+        <w:br w:type="textWrapping"/>
+      </w:r>
+      <w:r>
+        <w:rPr>
+          <w:rStyle w:val="5"/>
           <w:rFonts w:hint="default" w:ascii="Calibri" w:hAnsi="Calibri" w:eastAsia="IBM Plex Mono" w:cs="Calibri"/>
           <w:color w:val="000000"/>
           <w:sz w:val="24"/>
@@ -12642,17 +12974,17 @@
       </w:r>
       <w:r>
         <w:rPr>
-          <w:rStyle w:val="4"/>
-          <w:rFonts w:hint="default" w:ascii="Calibri" w:hAnsi="Calibri" w:eastAsia="IBM Plex Mono" w:cs="Calibri"/>
-          <w:color w:val="000000"/>
-          <w:sz w:val="24"/>
-          <w:szCs w:val="24"/>
-        </w:rPr>
-        <w:br w:type="textWrapping"/>
-      </w:r>
-      <w:r>
-        <w:rPr>
-          <w:rStyle w:val="4"/>
+          <w:rStyle w:val="5"/>
+          <w:rFonts w:hint="default" w:ascii="Calibri" w:hAnsi="Calibri" w:eastAsia="IBM Plex Mono" w:cs="Calibri"/>
+          <w:color w:val="000000"/>
+          <w:sz w:val="24"/>
+          <w:szCs w:val="24"/>
+        </w:rPr>
+        <w:br w:type="textWrapping"/>
+      </w:r>
+      <w:r>
+        <w:rPr>
+          <w:rStyle w:val="5"/>
           <w:rFonts w:hint="default" w:ascii="Calibri" w:hAnsi="Calibri" w:eastAsia="IBM Plex Mono" w:cs="Calibri"/>
           <w:color w:val="000000"/>
           <w:sz w:val="24"/>
@@ -12662,17 +12994,17 @@
       </w:r>
       <w:r>
         <w:rPr>
-          <w:rStyle w:val="4"/>
-          <w:rFonts w:hint="default" w:ascii="Calibri" w:hAnsi="Calibri" w:eastAsia="IBM Plex Mono" w:cs="Calibri"/>
-          <w:color w:val="000000"/>
-          <w:sz w:val="24"/>
-          <w:szCs w:val="24"/>
-        </w:rPr>
-        <w:br w:type="textWrapping"/>
-      </w:r>
-      <w:r>
-        <w:rPr>
-          <w:rStyle w:val="4"/>
+          <w:rStyle w:val="5"/>
+          <w:rFonts w:hint="default" w:ascii="Calibri" w:hAnsi="Calibri" w:eastAsia="IBM Plex Mono" w:cs="Calibri"/>
+          <w:color w:val="000000"/>
+          <w:sz w:val="24"/>
+          <w:szCs w:val="24"/>
+        </w:rPr>
+        <w:br w:type="textWrapping"/>
+      </w:r>
+      <w:r>
+        <w:rPr>
+          <w:rStyle w:val="5"/>
           <w:rFonts w:hint="default" w:ascii="Calibri" w:hAnsi="Calibri" w:eastAsia="IBM Plex Mono" w:cs="Calibri"/>
           <w:color w:val="000000"/>
           <w:sz w:val="24"/>
@@ -12682,17 +13014,17 @@
       </w:r>
       <w:r>
         <w:rPr>
-          <w:rStyle w:val="4"/>
-          <w:rFonts w:hint="default" w:ascii="Calibri" w:hAnsi="Calibri" w:eastAsia="IBM Plex Mono" w:cs="Calibri"/>
-          <w:color w:val="000000"/>
-          <w:sz w:val="24"/>
-          <w:szCs w:val="24"/>
-        </w:rPr>
-        <w:br w:type="textWrapping"/>
-      </w:r>
-      <w:r>
-        <w:rPr>
-          <w:rStyle w:val="4"/>
+          <w:rStyle w:val="5"/>
+          <w:rFonts w:hint="default" w:ascii="Calibri" w:hAnsi="Calibri" w:eastAsia="IBM Plex Mono" w:cs="Calibri"/>
+          <w:color w:val="000000"/>
+          <w:sz w:val="24"/>
+          <w:szCs w:val="24"/>
+        </w:rPr>
+        <w:br w:type="textWrapping"/>
+      </w:r>
+      <w:r>
+        <w:rPr>
+          <w:rStyle w:val="5"/>
           <w:rFonts w:hint="default" w:ascii="Calibri" w:hAnsi="Calibri" w:eastAsia="IBM Plex Mono" w:cs="Calibri"/>
           <w:color w:val="000000"/>
           <w:sz w:val="24"/>
@@ -12702,17 +13034,17 @@
       </w:r>
       <w:r>
         <w:rPr>
-          <w:rStyle w:val="4"/>
-          <w:rFonts w:hint="default" w:ascii="Calibri" w:hAnsi="Calibri" w:eastAsia="IBM Plex Mono" w:cs="Calibri"/>
-          <w:color w:val="000000"/>
-          <w:sz w:val="24"/>
-          <w:szCs w:val="24"/>
-        </w:rPr>
-        <w:br w:type="textWrapping"/>
-      </w:r>
-      <w:r>
-        <w:rPr>
-          <w:rStyle w:val="4"/>
+          <w:rStyle w:val="5"/>
+          <w:rFonts w:hint="default" w:ascii="Calibri" w:hAnsi="Calibri" w:eastAsia="IBM Plex Mono" w:cs="Calibri"/>
+          <w:color w:val="000000"/>
+          <w:sz w:val="24"/>
+          <w:szCs w:val="24"/>
+        </w:rPr>
+        <w:br w:type="textWrapping"/>
+      </w:r>
+      <w:r>
+        <w:rPr>
+          <w:rStyle w:val="5"/>
           <w:rFonts w:hint="default" w:ascii="Calibri" w:hAnsi="Calibri" w:eastAsia="IBM Plex Mono" w:cs="Calibri"/>
           <w:color w:val="000000"/>
           <w:sz w:val="24"/>
@@ -12722,17 +13054,17 @@
       </w:r>
       <w:r>
         <w:rPr>
-          <w:rStyle w:val="4"/>
-          <w:rFonts w:hint="default" w:ascii="Calibri" w:hAnsi="Calibri" w:eastAsia="IBM Plex Mono" w:cs="Calibri"/>
-          <w:color w:val="000000"/>
-          <w:sz w:val="24"/>
-          <w:szCs w:val="24"/>
-        </w:rPr>
-        <w:br w:type="textWrapping"/>
-      </w:r>
-      <w:r>
-        <w:rPr>
-          <w:rStyle w:val="4"/>
+          <w:rStyle w:val="5"/>
+          <w:rFonts w:hint="default" w:ascii="Calibri" w:hAnsi="Calibri" w:eastAsia="IBM Plex Mono" w:cs="Calibri"/>
+          <w:color w:val="000000"/>
+          <w:sz w:val="24"/>
+          <w:szCs w:val="24"/>
+        </w:rPr>
+        <w:br w:type="textWrapping"/>
+      </w:r>
+      <w:r>
+        <w:rPr>
+          <w:rStyle w:val="5"/>
           <w:rFonts w:hint="default" w:ascii="Calibri" w:hAnsi="Calibri" w:eastAsia="IBM Plex Mono" w:cs="Calibri"/>
           <w:color w:val="000000"/>
           <w:sz w:val="24"/>
@@ -12742,17 +13074,17 @@
       </w:r>
       <w:r>
         <w:rPr>
-          <w:rStyle w:val="4"/>
-          <w:rFonts w:hint="default" w:ascii="Calibri" w:hAnsi="Calibri" w:eastAsia="IBM Plex Mono" w:cs="Calibri"/>
-          <w:color w:val="000000"/>
-          <w:sz w:val="24"/>
-          <w:szCs w:val="24"/>
-        </w:rPr>
-        <w:br w:type="textWrapping"/>
-      </w:r>
-      <w:r>
-        <w:rPr>
-          <w:rStyle w:val="4"/>
+          <w:rStyle w:val="5"/>
+          <w:rFonts w:hint="default" w:ascii="Calibri" w:hAnsi="Calibri" w:eastAsia="IBM Plex Mono" w:cs="Calibri"/>
+          <w:color w:val="000000"/>
+          <w:sz w:val="24"/>
+          <w:szCs w:val="24"/>
+        </w:rPr>
+        <w:br w:type="textWrapping"/>
+      </w:r>
+      <w:r>
+        <w:rPr>
+          <w:rStyle w:val="5"/>
           <w:rFonts w:hint="default" w:ascii="Calibri" w:hAnsi="Calibri" w:eastAsia="IBM Plex Mono" w:cs="Calibri"/>
           <w:color w:val="000000"/>
           <w:sz w:val="24"/>
@@ -12762,27 +13094,27 @@
       </w:r>
       <w:r>
         <w:rPr>
-          <w:rStyle w:val="4"/>
-          <w:rFonts w:hint="default" w:ascii="Calibri" w:hAnsi="Calibri" w:eastAsia="IBM Plex Mono" w:cs="Calibri"/>
-          <w:color w:val="000000"/>
-          <w:sz w:val="24"/>
-          <w:szCs w:val="24"/>
-        </w:rPr>
-        <w:br w:type="textWrapping"/>
-      </w:r>
-      <w:r>
-        <w:rPr>
-          <w:rStyle w:val="4"/>
-          <w:rFonts w:hint="default" w:ascii="Calibri" w:hAnsi="Calibri" w:eastAsia="IBM Plex Mono" w:cs="Calibri"/>
-          <w:color w:val="000000"/>
-          <w:sz w:val="24"/>
-          <w:szCs w:val="24"/>
-        </w:rPr>
-        <w:br w:type="textWrapping"/>
-      </w:r>
-      <w:r>
-        <w:rPr>
-          <w:rStyle w:val="4"/>
+          <w:rStyle w:val="5"/>
+          <w:rFonts w:hint="default" w:ascii="Calibri" w:hAnsi="Calibri" w:eastAsia="IBM Plex Mono" w:cs="Calibri"/>
+          <w:color w:val="000000"/>
+          <w:sz w:val="24"/>
+          <w:szCs w:val="24"/>
+        </w:rPr>
+        <w:br w:type="textWrapping"/>
+      </w:r>
+      <w:r>
+        <w:rPr>
+          <w:rStyle w:val="5"/>
+          <w:rFonts w:hint="default" w:ascii="Calibri" w:hAnsi="Calibri" w:eastAsia="IBM Plex Mono" w:cs="Calibri"/>
+          <w:color w:val="000000"/>
+          <w:sz w:val="24"/>
+          <w:szCs w:val="24"/>
+        </w:rPr>
+        <w:br w:type="textWrapping"/>
+      </w:r>
+      <w:r>
+        <w:rPr>
+          <w:rStyle w:val="5"/>
           <w:rFonts w:hint="default" w:ascii="Calibri" w:hAnsi="Calibri" w:eastAsia="IBM Plex Mono" w:cs="Calibri"/>
           <w:color w:val="000000"/>
           <w:sz w:val="24"/>
@@ -12792,17 +13124,17 @@
       </w:r>
       <w:r>
         <w:rPr>
-          <w:rStyle w:val="4"/>
-          <w:rFonts w:hint="default" w:ascii="Calibri" w:hAnsi="Calibri" w:eastAsia="IBM Plex Mono" w:cs="Calibri"/>
-          <w:color w:val="000000"/>
-          <w:sz w:val="24"/>
-          <w:szCs w:val="24"/>
-        </w:rPr>
-        <w:br w:type="textWrapping"/>
-      </w:r>
-      <w:r>
-        <w:rPr>
-          <w:rStyle w:val="4"/>
+          <w:rStyle w:val="5"/>
+          <w:rFonts w:hint="default" w:ascii="Calibri" w:hAnsi="Calibri" w:eastAsia="IBM Plex Mono" w:cs="Calibri"/>
+          <w:color w:val="000000"/>
+          <w:sz w:val="24"/>
+          <w:szCs w:val="24"/>
+        </w:rPr>
+        <w:br w:type="textWrapping"/>
+      </w:r>
+      <w:r>
+        <w:rPr>
+          <w:rStyle w:val="5"/>
           <w:rFonts w:hint="default" w:ascii="Calibri" w:hAnsi="Calibri" w:eastAsia="IBM Plex Mono" w:cs="Calibri"/>
           <w:color w:val="000000"/>
           <w:sz w:val="24"/>
@@ -12812,17 +13144,17 @@
       </w:r>
       <w:r>
         <w:rPr>
-          <w:rStyle w:val="4"/>
-          <w:rFonts w:hint="default" w:ascii="Calibri" w:hAnsi="Calibri" w:eastAsia="IBM Plex Mono" w:cs="Calibri"/>
-          <w:color w:val="000000"/>
-          <w:sz w:val="24"/>
-          <w:szCs w:val="24"/>
-        </w:rPr>
-        <w:br w:type="textWrapping"/>
-      </w:r>
-      <w:r>
-        <w:rPr>
-          <w:rStyle w:val="4"/>
+          <w:rStyle w:val="5"/>
+          <w:rFonts w:hint="default" w:ascii="Calibri" w:hAnsi="Calibri" w:eastAsia="IBM Plex Mono" w:cs="Calibri"/>
+          <w:color w:val="000000"/>
+          <w:sz w:val="24"/>
+          <w:szCs w:val="24"/>
+        </w:rPr>
+        <w:br w:type="textWrapping"/>
+      </w:r>
+      <w:r>
+        <w:rPr>
+          <w:rStyle w:val="5"/>
           <w:rFonts w:hint="default" w:ascii="Calibri" w:hAnsi="Calibri" w:eastAsia="IBM Plex Mono" w:cs="Calibri"/>
           <w:color w:val="000000"/>
           <w:sz w:val="24"/>
@@ -12832,27 +13164,27 @@
       </w:r>
       <w:r>
         <w:rPr>
-          <w:rStyle w:val="4"/>
-          <w:rFonts w:hint="default" w:ascii="Calibri" w:hAnsi="Calibri" w:eastAsia="IBM Plex Mono" w:cs="Calibri"/>
-          <w:color w:val="000000"/>
-          <w:sz w:val="24"/>
-          <w:szCs w:val="24"/>
-        </w:rPr>
-        <w:br w:type="textWrapping"/>
-      </w:r>
-      <w:r>
-        <w:rPr>
-          <w:rStyle w:val="4"/>
-          <w:rFonts w:hint="default" w:ascii="Calibri" w:hAnsi="Calibri" w:eastAsia="IBM Plex Mono" w:cs="Calibri"/>
-          <w:color w:val="000000"/>
-          <w:sz w:val="24"/>
-          <w:szCs w:val="24"/>
-        </w:rPr>
-        <w:br w:type="textWrapping"/>
-      </w:r>
-      <w:r>
-        <w:rPr>
-          <w:rStyle w:val="4"/>
+          <w:rStyle w:val="5"/>
+          <w:rFonts w:hint="default" w:ascii="Calibri" w:hAnsi="Calibri" w:eastAsia="IBM Plex Mono" w:cs="Calibri"/>
+          <w:color w:val="000000"/>
+          <w:sz w:val="24"/>
+          <w:szCs w:val="24"/>
+        </w:rPr>
+        <w:br w:type="textWrapping"/>
+      </w:r>
+      <w:r>
+        <w:rPr>
+          <w:rStyle w:val="5"/>
+          <w:rFonts w:hint="default" w:ascii="Calibri" w:hAnsi="Calibri" w:eastAsia="IBM Plex Mono" w:cs="Calibri"/>
+          <w:color w:val="000000"/>
+          <w:sz w:val="24"/>
+          <w:szCs w:val="24"/>
+        </w:rPr>
+        <w:br w:type="textWrapping"/>
+      </w:r>
+      <w:r>
+        <w:rPr>
+          <w:rStyle w:val="5"/>
           <w:rFonts w:hint="default" w:ascii="Calibri" w:hAnsi="Calibri" w:eastAsia="IBM Plex Mono" w:cs="Calibri"/>
           <w:color w:val="000000"/>
           <w:sz w:val="24"/>
@@ -12862,17 +13194,17 @@
       </w:r>
       <w:r>
         <w:rPr>
-          <w:rStyle w:val="4"/>
-          <w:rFonts w:hint="default" w:ascii="Calibri" w:hAnsi="Calibri" w:eastAsia="IBM Plex Mono" w:cs="Calibri"/>
-          <w:color w:val="000000"/>
-          <w:sz w:val="24"/>
-          <w:szCs w:val="24"/>
-        </w:rPr>
-        <w:br w:type="textWrapping"/>
-      </w:r>
-      <w:r>
-        <w:rPr>
-          <w:rStyle w:val="4"/>
+          <w:rStyle w:val="5"/>
+          <w:rFonts w:hint="default" w:ascii="Calibri" w:hAnsi="Calibri" w:eastAsia="IBM Plex Mono" w:cs="Calibri"/>
+          <w:color w:val="000000"/>
+          <w:sz w:val="24"/>
+          <w:szCs w:val="24"/>
+        </w:rPr>
+        <w:br w:type="textWrapping"/>
+      </w:r>
+      <w:r>
+        <w:rPr>
+          <w:rStyle w:val="5"/>
           <w:rFonts w:hint="default" w:ascii="Calibri" w:hAnsi="Calibri" w:eastAsia="IBM Plex Mono" w:cs="Calibri"/>
           <w:color w:val="000000"/>
           <w:sz w:val="24"/>
@@ -12882,17 +13214,17 @@
       </w:r>
       <w:r>
         <w:rPr>
-          <w:rStyle w:val="4"/>
-          <w:rFonts w:hint="default" w:ascii="Calibri" w:hAnsi="Calibri" w:eastAsia="IBM Plex Mono" w:cs="Calibri"/>
-          <w:color w:val="000000"/>
-          <w:sz w:val="24"/>
-          <w:szCs w:val="24"/>
-        </w:rPr>
-        <w:br w:type="textWrapping"/>
-      </w:r>
-      <w:r>
-        <w:rPr>
-          <w:rStyle w:val="4"/>
+          <w:rStyle w:val="5"/>
+          <w:rFonts w:hint="default" w:ascii="Calibri" w:hAnsi="Calibri" w:eastAsia="IBM Plex Mono" w:cs="Calibri"/>
+          <w:color w:val="000000"/>
+          <w:sz w:val="24"/>
+          <w:szCs w:val="24"/>
+        </w:rPr>
+        <w:br w:type="textWrapping"/>
+      </w:r>
+      <w:r>
+        <w:rPr>
+          <w:rStyle w:val="5"/>
           <w:rFonts w:hint="default" w:ascii="Calibri" w:hAnsi="Calibri" w:eastAsia="IBM Plex Mono" w:cs="Calibri"/>
           <w:color w:val="000000"/>
           <w:sz w:val="24"/>
@@ -12902,17 +13234,17 @@
       </w:r>
       <w:r>
         <w:rPr>
-          <w:rStyle w:val="4"/>
-          <w:rFonts w:hint="default" w:ascii="Calibri" w:hAnsi="Calibri" w:eastAsia="IBM Plex Mono" w:cs="Calibri"/>
-          <w:color w:val="000000"/>
-          <w:sz w:val="24"/>
-          <w:szCs w:val="24"/>
-        </w:rPr>
-        <w:br w:type="textWrapping"/>
-      </w:r>
-      <w:r>
-        <w:rPr>
-          <w:rStyle w:val="4"/>
+          <w:rStyle w:val="5"/>
+          <w:rFonts w:hint="default" w:ascii="Calibri" w:hAnsi="Calibri" w:eastAsia="IBM Plex Mono" w:cs="Calibri"/>
+          <w:color w:val="000000"/>
+          <w:sz w:val="24"/>
+          <w:szCs w:val="24"/>
+        </w:rPr>
+        <w:br w:type="textWrapping"/>
+      </w:r>
+      <w:r>
+        <w:rPr>
+          <w:rStyle w:val="5"/>
           <w:rFonts w:hint="default" w:ascii="Calibri" w:hAnsi="Calibri" w:eastAsia="IBM Plex Mono" w:cs="Calibri"/>
           <w:color w:val="000000"/>
           <w:sz w:val="24"/>
@@ -12922,17 +13254,17 @@
       </w:r>
       <w:r>
         <w:rPr>
-          <w:rStyle w:val="4"/>
-          <w:rFonts w:hint="default" w:ascii="Calibri" w:hAnsi="Calibri" w:eastAsia="IBM Plex Mono" w:cs="Calibri"/>
-          <w:color w:val="000000"/>
-          <w:sz w:val="24"/>
-          <w:szCs w:val="24"/>
-        </w:rPr>
-        <w:br w:type="textWrapping"/>
-      </w:r>
-      <w:r>
-        <w:rPr>
-          <w:rStyle w:val="4"/>
+          <w:rStyle w:val="5"/>
+          <w:rFonts w:hint="default" w:ascii="Calibri" w:hAnsi="Calibri" w:eastAsia="IBM Plex Mono" w:cs="Calibri"/>
+          <w:color w:val="000000"/>
+          <w:sz w:val="24"/>
+          <w:szCs w:val="24"/>
+        </w:rPr>
+        <w:br w:type="textWrapping"/>
+      </w:r>
+      <w:r>
+        <w:rPr>
+          <w:rStyle w:val="5"/>
           <w:rFonts w:hint="default" w:ascii="Calibri" w:hAnsi="Calibri" w:eastAsia="IBM Plex Mono" w:cs="Calibri"/>
           <w:color w:val="000000"/>
           <w:sz w:val="24"/>
@@ -12942,17 +13274,17 @@
       </w:r>
       <w:r>
         <w:rPr>
-          <w:rStyle w:val="4"/>
-          <w:rFonts w:hint="default" w:ascii="Calibri" w:hAnsi="Calibri" w:eastAsia="IBM Plex Mono" w:cs="Calibri"/>
-          <w:color w:val="000000"/>
-          <w:sz w:val="24"/>
-          <w:szCs w:val="24"/>
-        </w:rPr>
-        <w:br w:type="textWrapping"/>
-      </w:r>
-      <w:r>
-        <w:rPr>
-          <w:rStyle w:val="4"/>
+          <w:rStyle w:val="5"/>
+          <w:rFonts w:hint="default" w:ascii="Calibri" w:hAnsi="Calibri" w:eastAsia="IBM Plex Mono" w:cs="Calibri"/>
+          <w:color w:val="000000"/>
+          <w:sz w:val="24"/>
+          <w:szCs w:val="24"/>
+        </w:rPr>
+        <w:br w:type="textWrapping"/>
+      </w:r>
+      <w:r>
+        <w:rPr>
+          <w:rStyle w:val="5"/>
           <w:rFonts w:hint="default" w:ascii="Calibri" w:hAnsi="Calibri" w:eastAsia="IBM Plex Mono" w:cs="Calibri"/>
           <w:color w:val="000000"/>
           <w:sz w:val="24"/>
@@ -12962,7 +13294,7 @@
       </w:r>
       <w:r>
         <w:rPr>
-          <w:rStyle w:val="4"/>
+          <w:rStyle w:val="5"/>
           <w:rFonts w:hint="default" w:ascii="Calibri" w:hAnsi="Calibri" w:eastAsia="IBM Plex Mono" w:cs="Calibri"/>
           <w:color w:val="000000"/>
           <w:sz w:val="24"/>
@@ -13187,7 +13519,7 @@
       </w:r>
       <w:r>
         <w:rPr>
-          <w:rStyle w:val="4"/>
+          <w:rStyle w:val="5"/>
           <w:rFonts w:hint="default" w:ascii="Calibri" w:hAnsi="Calibri" w:eastAsia="inter" w:cs="Calibri"/>
           <w:b/>
           <w:color w:val="000000"/>
@@ -13222,7 +13554,7 @@
       </w:r>
       <w:r>
         <w:rPr>
-          <w:rStyle w:val="4"/>
+          <w:rStyle w:val="5"/>
           <w:rFonts w:hint="default" w:ascii="Calibri" w:hAnsi="Calibri" w:eastAsia="IBM Plex Mono" w:cs="Calibri"/>
           <w:color w:val="000000"/>
           <w:sz w:val="24"/>
@@ -13256,7 +13588,7 @@
       </w:r>
       <w:r>
         <w:rPr>
-          <w:rStyle w:val="4"/>
+          <w:rStyle w:val="5"/>
           <w:rFonts w:hint="default" w:ascii="Calibri" w:hAnsi="Calibri" w:eastAsia="IBM Plex Mono" w:cs="Calibri"/>
           <w:color w:val="000000"/>
           <w:sz w:val="24"/>
@@ -13290,7 +13622,7 @@
       </w:r>
       <w:r>
         <w:rPr>
-          <w:rStyle w:val="4"/>
+          <w:rStyle w:val="5"/>
           <w:rFonts w:hint="default" w:ascii="Calibri" w:hAnsi="Calibri" w:eastAsia="IBM Plex Mono" w:cs="Calibri"/>
           <w:color w:val="000000"/>
           <w:sz w:val="24"/>
@@ -13321,7 +13653,7 @@
       </w:r>
       <w:r>
         <w:rPr>
-          <w:rStyle w:val="4"/>
+          <w:rStyle w:val="5"/>
           <w:rFonts w:hint="default" w:ascii="Calibri" w:hAnsi="Calibri" w:eastAsia="inter" w:cs="Calibri"/>
           <w:b/>
           <w:color w:val="000000"/>
@@ -13445,7 +13777,7 @@
       </w:r>
       <w:r>
         <w:rPr>
-          <w:rStyle w:val="4"/>
+          <w:rStyle w:val="5"/>
           <w:rFonts w:hint="default" w:ascii="Calibri" w:hAnsi="Calibri" w:eastAsia="inter" w:cs="Calibri"/>
           <w:b/>
           <w:color w:val="000000"/>
@@ -13747,7 +14079,7 @@
       </w:r>
       <w:r>
         <w:rPr>
-          <w:rStyle w:val="4"/>
+          <w:rStyle w:val="5"/>
           <w:rFonts w:hint="default" w:ascii="Calibri" w:hAnsi="Calibri" w:eastAsia="inter" w:cs="Calibri"/>
           <w:b/>
           <w:color w:val="000000"/>
@@ -13960,7 +14292,7 @@
       </w:r>
       <w:r>
         <w:rPr>
-          <w:rStyle w:val="4"/>
+          <w:rStyle w:val="5"/>
           <w:rFonts w:hint="default" w:ascii="Calibri" w:hAnsi="Calibri" w:eastAsia="inter" w:cs="Calibri"/>
           <w:b/>
           <w:color w:val="000000"/>
@@ -14061,7 +14393,7 @@
       </w:r>
       <w:r>
         <w:rPr>
-          <w:rStyle w:val="4"/>
+          <w:rStyle w:val="5"/>
           <w:rFonts w:hint="default" w:ascii="Calibri" w:hAnsi="Calibri" w:eastAsia="inter" w:cs="Calibri"/>
           <w:b/>
           <w:color w:val="000000"/>
@@ -14269,7 +14601,7 @@
       </w:r>
       <w:r>
         <w:rPr>
-          <w:rStyle w:val="4"/>
+          <w:rStyle w:val="5"/>
           <w:rFonts w:hint="default" w:ascii="Calibri" w:hAnsi="Calibri" w:eastAsia="IBM Plex Mono" w:cs="Calibri"/>
           <w:color w:val="000000"/>
           <w:sz w:val="24"/>
@@ -17278,7 +17610,17 @@
       </w:tblCellMar>
     </w:tblPr>
   </w:style>
-  <w:style w:type="character" w:customStyle="1" w:styleId="4">
+  <w:style w:type="character" w:styleId="4">
+    <w:name w:val="Strong"/>
+    <w:basedOn w:val="2"/>
+    <w:qFormat/>
+    <w:uiPriority w:val="22"/>
+    <w:rPr>
+      <w:b/>
+      <w:bCs/>
+    </w:rPr>
+  </w:style>
+  <w:style w:type="character" w:customStyle="1" w:styleId="5">
     <w:name w:val="Verbatim Char"/>
     <w:qFormat/>
     <w:uiPriority w:val="0"/>
@@ -17287,7 +17629,7 @@
       <w:sz w:val="22"/>
     </w:rPr>
   </w:style>
-  <w:style w:type="table" w:customStyle="1" w:styleId="5">
+  <w:style w:type="table" w:customStyle="1" w:styleId="6">
     <w:name w:val="Normal Grid"/>
     <w:basedOn w:val="3"/>
     <w:qFormat/>
